--- a/Measurements/Lab equipments.docx
+++ b/Measurements/Lab equipments.docx
@@ -8,8 +8,6 @@
           <w:rFonts w:ascii="Source Sans Pro" w:hAnsi="Source Sans Pro"/>
         </w:rPr>
       </w:pPr>
-      <w:bookmarkStart w:id="0" w:name="_GoBack"/>
-      <w:bookmarkEnd w:id="0"/>
       <w:r>
         <w:rPr>
           <w:rFonts w:ascii="Source Sans Pro" w:hAnsi="Source Sans Pro"/>
@@ -29,6 +27,19 @@
           <w:rFonts w:ascii="Source Sans Pro" w:hAnsi="Source Sans Pro"/>
         </w:rPr>
         <w:t>:</w:t>
+      </w:r>
+    </w:p>
+    <w:p>
+      <w:pPr>
+        <w:rPr>
+          <w:rFonts w:ascii="Source Sans Pro" w:hAnsi="Source Sans Pro"/>
+        </w:rPr>
+      </w:pPr>
+      <w:r>
+        <w:rPr>
+          <w:rFonts w:ascii="Source Sans Pro" w:hAnsi="Source Sans Pro"/>
+        </w:rPr>
+        <w:t>DC ANALYSIS</w:t>
       </w:r>
       <w:r>
         <w:rPr>
@@ -179,19 +190,7 @@
         <w:rPr>
           <w:rFonts w:ascii="Source Sans Pro" w:hAnsi="Source Sans Pro"/>
         </w:rPr>
-        <w:t xml:space="preserve">3) </w:t>
-      </w:r>
-      <w:r>
-        <w:rPr>
-          <w:rFonts w:ascii="Source Sans Pro" w:hAnsi="Source Sans Pro"/>
-        </w:rPr>
-        <w:t>Keysight 34460A 6 1/2 Digit Multimeter:</w:t>
-      </w:r>
-      <w:r>
-        <w:rPr>
-          <w:rFonts w:ascii="Source Sans Pro" w:hAnsi="Source Sans Pro"/>
-        </w:rPr>
-        <w:t xml:space="preserve"> To measure </w:t>
+        <w:t xml:space="preserve">3) Keysight 34460A 6 1/2 Digit Multimeter: To measure </w:t>
       </w:r>
       <w:r>
         <w:rPr>
@@ -222,6 +221,1382 @@
     </w:p>
     <w:p>
       <w:pPr>
+        <w:rPr>
+          <w:rFonts w:ascii="Source Sans Pro" w:hAnsi="Source Sans Pro"/>
+        </w:rPr>
+      </w:pPr>
+      <w:r>
+        <w:rPr>
+          <w:rFonts w:ascii="Source Sans Pro" w:hAnsi="Source Sans Pro"/>
+        </w:rPr>
+        <w:t>AC ANALYSIS</w:t>
+      </w:r>
+    </w:p>
+    <w:p>
+      <w:pPr>
+        <w:pStyle w:val="ListParagraph"/>
+        <w:numPr>
+          <w:ilvl w:val="0"/>
+          <w:numId w:val="2"/>
+        </w:numPr>
+        <w:rPr>
+          <w:rFonts w:ascii="Source Sans Pro" w:hAnsi="Source Sans Pro"/>
+        </w:rPr>
+      </w:pPr>
+      <w:r>
+        <w:rPr>
+          <w:rFonts w:ascii="Source Sans Pro" w:hAnsi="Source Sans Pro"/>
+        </w:rPr>
+        <w:t>Keysight E36313A triple channel programmable dc power supply</w:t>
+      </w:r>
+      <w:r>
+        <w:rPr>
+          <w:rFonts w:ascii="Source Sans Pro" w:hAnsi="Source Sans Pro"/>
+        </w:rPr>
+        <w:br/>
+      </w:r>
+      <w:r>
+        <w:rPr>
+          <w:rFonts w:ascii="Source Sans Pro" w:hAnsi="Source Sans Pro"/>
+        </w:rPr>
+        <w:t>-&gt; 1</w:t>
+      </w:r>
+      <w:r>
+        <w:rPr>
+          <w:rFonts w:ascii="Source Sans Pro" w:hAnsi="Source Sans Pro"/>
+          <w:vertAlign w:val="superscript"/>
+        </w:rPr>
+        <w:t>st</w:t>
+      </w:r>
+      <w:r>
+        <w:rPr>
+          <w:rFonts w:ascii="Source Sans Pro" w:hAnsi="Source Sans Pro"/>
+        </w:rPr>
+        <w:t xml:space="preserve"> channel for 24 VDC voltage for non</w:t>
+      </w:r>
+      <w:r>
+        <w:rPr>
+          <w:rFonts w:ascii="Source Sans Pro" w:hAnsi="Source Sans Pro"/>
+        </w:rPr>
+        <w:t>-</w:t>
+      </w:r>
+      <w:r>
+        <w:rPr>
+          <w:rFonts w:ascii="Source Sans Pro" w:hAnsi="Source Sans Pro"/>
+        </w:rPr>
+        <w:t>isolated converter, 24 to 5V, for VCC of Current</w:t>
+      </w:r>
+    </w:p>
+    <w:p>
+      <w:pPr>
+        <w:pStyle w:val="ListParagraph"/>
+        <w:numPr>
+          <w:ilvl w:val="0"/>
+          <w:numId w:val="2"/>
+        </w:numPr>
+        <w:rPr>
+          <w:rFonts w:ascii="Source Sans Pro" w:hAnsi="Source Sans Pro"/>
+        </w:rPr>
+      </w:pPr>
+      <w:r>
+        <w:rPr>
+          <w:rFonts w:ascii="Source Sans Pro" w:hAnsi="Source Sans Pro"/>
+        </w:rPr>
+        <w:t xml:space="preserve">Spitzenberger APS 1000 – CC </w:t>
+      </w:r>
+      <w:proofErr w:type="gramStart"/>
+      <w:r>
+        <w:rPr>
+          <w:rFonts w:ascii="Source Sans Pro" w:hAnsi="Source Sans Pro"/>
+        </w:rPr>
+        <w:t>mode</w:t>
+      </w:r>
+      <w:r>
+        <w:rPr>
+          <w:rFonts w:ascii="Source Sans Pro" w:hAnsi="Source Sans Pro"/>
+        </w:rPr>
+        <w:t xml:space="preserve"> </w:t>
+      </w:r>
+      <w:r>
+        <w:rPr>
+          <w:rFonts w:ascii="Source Sans Pro" w:hAnsi="Source Sans Pro"/>
+        </w:rPr>
+        <w:t>:</w:t>
+      </w:r>
+      <w:proofErr w:type="gramEnd"/>
+      <w:r>
+        <w:rPr>
+          <w:rFonts w:ascii="Source Sans Pro" w:hAnsi="Source Sans Pro"/>
+        </w:rPr>
+        <w:t xml:space="preserve"> to a</w:t>
+      </w:r>
+      <w:r>
+        <w:rPr>
+          <w:rFonts w:ascii="Source Sans Pro" w:hAnsi="Source Sans Pro"/>
+        </w:rPr>
+        <w:t xml:space="preserve">mplify current in a </w:t>
+      </w:r>
+      <w:r>
+        <w:rPr>
+          <w:rFonts w:ascii="Source Sans Pro" w:hAnsi="Source Sans Pro"/>
+        </w:rPr>
+        <w:t>sine wave</w:t>
+      </w:r>
+      <w:r>
+        <w:rPr>
+          <w:rFonts w:ascii="Source Sans Pro" w:hAnsi="Source Sans Pro"/>
+        </w:rPr>
+        <w:t xml:space="preserve"> shape with varying amplitudes and frequencies</w:t>
+      </w:r>
+      <w:r>
+        <w:rPr>
+          <w:rFonts w:ascii="Source Sans Pro" w:hAnsi="Source Sans Pro"/>
+        </w:rPr>
+        <w:t xml:space="preserve">. </w:t>
+      </w:r>
+      <w:proofErr w:type="gramStart"/>
+      <w:r>
+        <w:rPr>
+          <w:rFonts w:ascii="Source Sans Pro" w:hAnsi="Source Sans Pro"/>
+        </w:rPr>
+        <w:t>Therefore</w:t>
+      </w:r>
+      <w:proofErr w:type="gramEnd"/>
+      <w:r>
+        <w:rPr>
+          <w:rFonts w:ascii="Source Sans Pro" w:hAnsi="Source Sans Pro"/>
+        </w:rPr>
+        <w:t xml:space="preserve"> we achieve AC ripple current with varying frequencies and amplitudes in addition to DC current.</w:t>
+      </w:r>
+    </w:p>
+    <w:p>
+      <w:pPr>
+        <w:pStyle w:val="ListParagraph"/>
+        <w:numPr>
+          <w:ilvl w:val="0"/>
+          <w:numId w:val="2"/>
+        </w:numPr>
+        <w:rPr>
+          <w:rFonts w:ascii="Source Sans Pro" w:hAnsi="Source Sans Pro"/>
+        </w:rPr>
+      </w:pPr>
+      <w:r>
+        <w:rPr>
+          <w:rFonts w:ascii="Source Sans Pro" w:hAnsi="Source Sans Pro"/>
+        </w:rPr>
+        <w:t xml:space="preserve">Wideband Injection Transformer B-WIT </w:t>
+      </w:r>
+      <w:proofErr w:type="gramStart"/>
+      <w:r>
+        <w:rPr>
+          <w:rFonts w:ascii="Source Sans Pro" w:hAnsi="Source Sans Pro"/>
+        </w:rPr>
+        <w:t>100</w:t>
+      </w:r>
+      <w:r>
+        <w:rPr>
+          <w:rFonts w:ascii="Source Sans Pro" w:hAnsi="Source Sans Pro"/>
+        </w:rPr>
+        <w:t xml:space="preserve"> :</w:t>
+      </w:r>
+      <w:proofErr w:type="gramEnd"/>
+      <w:r>
+        <w:rPr>
+          <w:rFonts w:ascii="Source Sans Pro" w:hAnsi="Source Sans Pro"/>
+        </w:rPr>
+        <w:t xml:space="preserve"> injects differential-mode noise to test the diff. </w:t>
+      </w:r>
+      <w:proofErr w:type="spellStart"/>
+      <w:r>
+        <w:rPr>
+          <w:rFonts w:ascii="Source Sans Pro" w:hAnsi="Source Sans Pro"/>
+        </w:rPr>
+        <w:t>OpAmp</w:t>
+      </w:r>
+      <w:proofErr w:type="spellEnd"/>
+      <w:r>
+        <w:rPr>
+          <w:rFonts w:ascii="Source Sans Pro" w:hAnsi="Source Sans Pro"/>
+        </w:rPr>
+        <w:t xml:space="preserve"> circuit susceptibility to noise that affects the difference between two signal lines. Isolated output is differential voltage outputs from the diff. </w:t>
+      </w:r>
+      <w:proofErr w:type="spellStart"/>
+      <w:r>
+        <w:rPr>
+          <w:rFonts w:ascii="Source Sans Pro" w:hAnsi="Source Sans Pro"/>
+        </w:rPr>
+        <w:t>OpAmp</w:t>
+      </w:r>
+      <w:proofErr w:type="spellEnd"/>
+      <w:r>
+        <w:rPr>
+          <w:rFonts w:ascii="Source Sans Pro" w:hAnsi="Source Sans Pro"/>
+        </w:rPr>
+        <w:t>.</w:t>
+      </w:r>
+      <w:r>
+        <w:rPr>
+          <w:rFonts w:ascii="Source Sans Pro" w:hAnsi="Source Sans Pro"/>
+        </w:rPr>
+        <w:t xml:space="preserve"> </w:t>
+      </w:r>
+    </w:p>
+    <w:p>
+      <w:pPr>
+        <w:pStyle w:val="ListParagraph"/>
+        <w:numPr>
+          <w:ilvl w:val="0"/>
+          <w:numId w:val="2"/>
+        </w:numPr>
+        <w:rPr>
+          <w:rFonts w:ascii="Source Sans Pro" w:hAnsi="Source Sans Pro"/>
+        </w:rPr>
+      </w:pPr>
+      <w:r>
+        <w:rPr>
+          <w:rFonts w:ascii="Source Sans Pro" w:hAnsi="Source Sans Pro"/>
+        </w:rPr>
+        <w:t xml:space="preserve">Vector Network Analyzer – Bode </w:t>
+      </w:r>
+      <w:proofErr w:type="gramStart"/>
+      <w:r>
+        <w:rPr>
+          <w:rFonts w:ascii="Source Sans Pro" w:hAnsi="Source Sans Pro"/>
+        </w:rPr>
+        <w:t>100 :</w:t>
+      </w:r>
+      <w:proofErr w:type="gramEnd"/>
+      <w:r>
+        <w:rPr>
+          <w:rFonts w:ascii="Source Sans Pro" w:hAnsi="Source Sans Pro"/>
+        </w:rPr>
+        <w:t xml:space="preserve"> </w:t>
+      </w:r>
+      <w:r>
+        <w:rPr>
+          <w:rFonts w:ascii="Source Sans Pro" w:hAnsi="Source Sans Pro"/>
+        </w:rPr>
+        <w:t>to measure impedance by connecting voltage probe to CH2</w:t>
+      </w:r>
+      <w:r>
+        <w:rPr>
+          <w:rFonts w:ascii="Source Sans Pro" w:hAnsi="Source Sans Pro"/>
+        </w:rPr>
+        <w:t xml:space="preserve"> (</w:t>
+      </w:r>
+      <w:r>
+        <w:rPr>
+          <w:rFonts w:ascii="Source Sans Pro" w:hAnsi="Source Sans Pro"/>
+        </w:rPr>
+        <w:t>with</w:t>
+      </w:r>
+      <w:r>
+        <w:rPr>
+          <w:rFonts w:ascii="Source Sans Pro" w:hAnsi="Source Sans Pro"/>
+        </w:rPr>
+        <w:t xml:space="preserve"> B-WIT 100</w:t>
+      </w:r>
+      <w:r>
+        <w:rPr>
+          <w:rFonts w:ascii="Source Sans Pro" w:hAnsi="Source Sans Pro"/>
+        </w:rPr>
+        <w:t>)</w:t>
+      </w:r>
+      <w:r>
+        <w:rPr>
+          <w:rFonts w:ascii="Source Sans Pro" w:hAnsi="Source Sans Pro"/>
+        </w:rPr>
+        <w:t xml:space="preserve"> and cur</w:t>
+      </w:r>
+      <w:r>
+        <w:rPr>
+          <w:rFonts w:ascii="Source Sans Pro" w:hAnsi="Source Sans Pro"/>
+        </w:rPr>
+        <w:t xml:space="preserve">rent </w:t>
+      </w:r>
+      <w:r>
+        <w:rPr>
+          <w:rFonts w:ascii="Source Sans Pro" w:hAnsi="Source Sans Pro"/>
+        </w:rPr>
+        <w:t>probe</w:t>
+      </w:r>
+      <w:r>
+        <w:rPr>
+          <w:rFonts w:ascii="Source Sans Pro" w:hAnsi="Source Sans Pro"/>
+        </w:rPr>
+        <w:t xml:space="preserve"> </w:t>
+      </w:r>
+      <w:proofErr w:type="spellStart"/>
+      <w:r>
+        <w:rPr>
+          <w:rFonts w:ascii="Source Sans Pro" w:hAnsi="Source Sans Pro"/>
+        </w:rPr>
+        <w:t>Micsig</w:t>
+      </w:r>
+      <w:proofErr w:type="spellEnd"/>
+      <w:r>
+        <w:rPr>
+          <w:rFonts w:ascii="Source Sans Pro" w:hAnsi="Source Sans Pro"/>
+        </w:rPr>
+        <w:t xml:space="preserve"> CP1003B</w:t>
+      </w:r>
+      <w:r>
+        <w:rPr>
+          <w:rFonts w:ascii="Source Sans Pro" w:hAnsi="Source Sans Pro"/>
+        </w:rPr>
+        <w:t xml:space="preserve"> </w:t>
+      </w:r>
+      <w:r>
+        <w:rPr>
+          <w:rFonts w:ascii="Source Sans Pro" w:hAnsi="Source Sans Pro"/>
+        </w:rPr>
+        <w:t xml:space="preserve">to CH1. </w:t>
+      </w:r>
+    </w:p>
+    <w:p>
+      <w:pPr>
+        <w:pStyle w:val="ListParagraph"/>
+        <w:rPr>
+          <w:rFonts w:ascii="Source Sans Pro" w:hAnsi="Source Sans Pro"/>
+        </w:rPr>
+      </w:pPr>
+      <w:r>
+        <w:rPr>
+          <w:rFonts w:ascii="Source Sans Pro" w:hAnsi="Source Sans Pro"/>
+        </w:rPr>
+        <w:t xml:space="preserve">Output channel to AC input modulator’s input channel. </w:t>
+      </w:r>
+    </w:p>
+    <w:p>
+      <w:pPr>
+        <w:pStyle w:val="ListParagraph"/>
+        <w:rPr>
+          <w:rFonts w:ascii="Source Sans Pro" w:hAnsi="Source Sans Pro"/>
+        </w:rPr>
+      </w:pPr>
+      <w:r>
+        <w:rPr>
+          <w:rFonts w:ascii="Source Sans Pro" w:hAnsi="Source Sans Pro"/>
+        </w:rPr>
+        <w:t xml:space="preserve">It measures Gain and transforms it directly to impedance Z using: </w:t>
+      </w:r>
+      <m:oMath>
+        <m:r>
+          <w:rPr>
+            <w:rFonts w:ascii="Cambria Math" w:hAnsi="Cambria Math"/>
+          </w:rPr>
+          <m:t>Z=</m:t>
+        </m:r>
+        <m:f>
+          <m:fPr>
+            <m:ctrlPr>
+              <w:rPr>
+                <w:rFonts w:ascii="Cambria Math" w:hAnsi="Cambria Math"/>
+                <w:i/>
+              </w:rPr>
+            </m:ctrlPr>
+          </m:fPr>
+          <m:num>
+            <m:r>
+              <w:rPr>
+                <w:rFonts w:ascii="Cambria Math" w:hAnsi="Cambria Math"/>
+              </w:rPr>
+              <m:t>V</m:t>
+            </m:r>
+          </m:num>
+          <m:den>
+            <m:r>
+              <w:rPr>
+                <w:rFonts w:ascii="Cambria Math" w:hAnsi="Cambria Math"/>
+              </w:rPr>
+              <m:t>I</m:t>
+            </m:r>
+          </m:den>
+        </m:f>
+        <m:r>
+          <w:rPr>
+            <w:rFonts w:ascii="Cambria Math" w:eastAsiaTheme="minorEastAsia" w:hAnsi="Cambria Math"/>
+          </w:rPr>
+          <m:t>=</m:t>
+        </m:r>
+        <m:f>
+          <m:fPr>
+            <m:ctrlPr>
+              <w:rPr>
+                <w:rFonts w:ascii="Cambria Math" w:hAnsi="Cambria Math"/>
+                <w:i/>
+              </w:rPr>
+            </m:ctrlPr>
+          </m:fPr>
+          <m:num>
+            <m:sSub>
+              <m:sSubPr>
+                <m:ctrlPr>
+                  <w:rPr>
+                    <w:rFonts w:ascii="Cambria Math" w:hAnsi="Cambria Math"/>
+                    <w:i/>
+                  </w:rPr>
+                </m:ctrlPr>
+              </m:sSubPr>
+              <m:e>
+                <m:r>
+                  <w:rPr>
+                    <w:rFonts w:ascii="Cambria Math" w:hAnsi="Cambria Math"/>
+                  </w:rPr>
+                  <m:t>V</m:t>
+                </m:r>
+              </m:e>
+              <m:sub>
+                <m:r>
+                  <w:rPr>
+                    <w:rFonts w:ascii="Cambria Math" w:hAnsi="Cambria Math"/>
+                  </w:rPr>
+                  <m:t>CH2</m:t>
+                </m:r>
+              </m:sub>
+            </m:sSub>
+          </m:num>
+          <m:den>
+            <m:sSub>
+              <m:sSubPr>
+                <m:ctrlPr>
+                  <w:rPr>
+                    <w:rFonts w:ascii="Cambria Math" w:hAnsi="Cambria Math"/>
+                    <w:i/>
+                  </w:rPr>
+                </m:ctrlPr>
+              </m:sSubPr>
+              <m:e>
+                <m:r>
+                  <w:rPr>
+                    <w:rFonts w:ascii="Cambria Math" w:hAnsi="Cambria Math"/>
+                  </w:rPr>
+                  <m:t>V</m:t>
+                </m:r>
+              </m:e>
+              <m:sub>
+                <m:r>
+                  <w:rPr>
+                    <w:rFonts w:ascii="Cambria Math" w:hAnsi="Cambria Math"/>
+                  </w:rPr>
+                  <m:t>CH1</m:t>
+                </m:r>
+              </m:sub>
+            </m:sSub>
+          </m:den>
+        </m:f>
+        <m:r>
+          <w:rPr>
+            <w:rFonts w:ascii="Cambria Math" w:eastAsiaTheme="minorEastAsia" w:hAnsi="Cambria Math"/>
+          </w:rPr>
+          <m:t>=</m:t>
+        </m:r>
+        <m:r>
+          <w:rPr>
+            <w:rFonts w:ascii="Cambria Math" w:eastAsiaTheme="minorEastAsia" w:hAnsi="Cambria Math"/>
+          </w:rPr>
+          <m:t>Gain</m:t>
+        </m:r>
+      </m:oMath>
+    </w:p>
+    <w:p>
+      <w:pPr>
+        <w:pStyle w:val="ListParagraph"/>
+        <w:numPr>
+          <w:ilvl w:val="0"/>
+          <w:numId w:val="2"/>
+        </w:numPr>
+        <w:rPr>
+          <w:rFonts w:ascii="Source Sans Pro" w:hAnsi="Source Sans Pro"/>
+        </w:rPr>
+      </w:pPr>
+      <w:r>
+        <w:rPr>
+          <w:rFonts w:ascii="Source Sans Pro" w:hAnsi="Source Sans Pro"/>
+        </w:rPr>
+        <w:t xml:space="preserve">Tektronix TBS 2000 Digital </w:t>
+      </w:r>
+      <w:proofErr w:type="gramStart"/>
+      <w:r>
+        <w:rPr>
+          <w:rFonts w:ascii="Source Sans Pro" w:hAnsi="Source Sans Pro"/>
+        </w:rPr>
+        <w:t>Oscilloscope :</w:t>
+      </w:r>
+      <w:proofErr w:type="gramEnd"/>
+      <w:r>
+        <w:rPr>
+          <w:rFonts w:ascii="Source Sans Pro" w:hAnsi="Source Sans Pro"/>
+        </w:rPr>
+        <w:t xml:space="preserve"> </w:t>
+      </w:r>
+    </w:p>
+    <w:p>
+      <w:pPr>
+        <w:pStyle w:val="ListParagraph"/>
+        <w:rPr>
+          <w:rFonts w:ascii="Source Sans Pro" w:hAnsi="Source Sans Pro"/>
+        </w:rPr>
+      </w:pPr>
+      <w:r>
+        <w:rPr>
+          <w:rFonts w:ascii="Source Sans Pro" w:hAnsi="Source Sans Pro"/>
+        </w:rPr>
+        <w:t>-&gt; 1</w:t>
+      </w:r>
+      <w:r>
+        <w:rPr>
+          <w:rFonts w:ascii="Source Sans Pro" w:hAnsi="Source Sans Pro"/>
+          <w:vertAlign w:val="superscript"/>
+        </w:rPr>
+        <w:t>st</w:t>
+      </w:r>
+      <w:r>
+        <w:rPr>
+          <w:rFonts w:ascii="Source Sans Pro" w:hAnsi="Source Sans Pro"/>
+        </w:rPr>
+        <w:t xml:space="preserve"> channel</w:t>
+      </w:r>
+      <w:r>
+        <w:rPr>
+          <w:rFonts w:ascii="Source Sans Pro" w:hAnsi="Source Sans Pro"/>
+        </w:rPr>
+        <w:t xml:space="preserve"> (yellow)</w:t>
+      </w:r>
+      <w:r>
+        <w:rPr>
+          <w:rFonts w:ascii="Source Sans Pro" w:hAnsi="Source Sans Pro"/>
+        </w:rPr>
+        <w:t xml:space="preserve">: differential voltage measurement of diff. </w:t>
+      </w:r>
+      <w:proofErr w:type="spellStart"/>
+      <w:r>
+        <w:rPr>
+          <w:rFonts w:ascii="Source Sans Pro" w:hAnsi="Source Sans Pro"/>
+        </w:rPr>
+        <w:t>OpAmp</w:t>
+      </w:r>
+      <w:proofErr w:type="spellEnd"/>
+      <w:r>
+        <w:rPr>
+          <w:rFonts w:ascii="Source Sans Pro" w:hAnsi="Source Sans Pro"/>
+        </w:rPr>
+        <w:t xml:space="preserve"> </w:t>
+      </w:r>
+      <w:proofErr w:type="spellStart"/>
+      <w:r>
+        <w:rPr>
+          <w:rFonts w:ascii="Source Sans Pro" w:hAnsi="Source Sans Pro"/>
+        </w:rPr>
+        <w:t>V_out</w:t>
+      </w:r>
+      <w:proofErr w:type="spellEnd"/>
+      <w:r>
+        <w:rPr>
+          <w:rFonts w:ascii="Source Sans Pro" w:hAnsi="Source Sans Pro"/>
+        </w:rPr>
+        <w:t xml:space="preserve"> (</w:t>
+      </w:r>
+      <w:proofErr w:type="spellStart"/>
+      <w:r>
+        <w:rPr>
+          <w:rFonts w:ascii="Source Sans Pro" w:hAnsi="Source Sans Pro"/>
+        </w:rPr>
+        <w:t>V_in</w:t>
+      </w:r>
+      <w:proofErr w:type="spellEnd"/>
+      <w:r>
+        <w:rPr>
+          <w:rFonts w:ascii="Source Sans Pro" w:hAnsi="Source Sans Pro"/>
+        </w:rPr>
+        <w:t xml:space="preserve"> of analog card) with B-WIT 100 </w:t>
+      </w:r>
+    </w:p>
+    <w:p>
+      <w:pPr>
+        <w:pStyle w:val="ListParagraph"/>
+        <w:rPr>
+          <w:rFonts w:ascii="Source Sans Pro" w:hAnsi="Source Sans Pro"/>
+        </w:rPr>
+      </w:pPr>
+      <w:r>
+        <w:rPr>
+          <w:rFonts w:ascii="Source Sans Pro" w:hAnsi="Source Sans Pro"/>
+        </w:rPr>
+        <w:t xml:space="preserve">-&gt; </w:t>
+      </w:r>
+      <w:r>
+        <w:rPr>
+          <w:rFonts w:ascii="Source Sans Pro" w:hAnsi="Source Sans Pro"/>
+        </w:rPr>
+        <w:t>2</w:t>
+      </w:r>
+      <w:r>
+        <w:rPr>
+          <w:rFonts w:ascii="Source Sans Pro" w:hAnsi="Source Sans Pro"/>
+          <w:vertAlign w:val="superscript"/>
+        </w:rPr>
+        <w:t>nd</w:t>
+      </w:r>
+      <w:r>
+        <w:rPr>
+          <w:rFonts w:ascii="Source Sans Pro" w:hAnsi="Source Sans Pro"/>
+        </w:rPr>
+        <w:t xml:space="preserve"> channel</w:t>
+      </w:r>
+      <w:r>
+        <w:rPr>
+          <w:rFonts w:ascii="Source Sans Pro" w:hAnsi="Source Sans Pro"/>
+        </w:rPr>
+        <w:t xml:space="preserve"> (blue)</w:t>
+      </w:r>
+      <w:r>
+        <w:rPr>
+          <w:rFonts w:ascii="Source Sans Pro" w:hAnsi="Source Sans Pro"/>
+        </w:rPr>
+        <w:t xml:space="preserve">: </w:t>
+      </w:r>
+      <w:r>
+        <w:rPr>
+          <w:rFonts w:ascii="Source Sans Pro" w:hAnsi="Source Sans Pro"/>
+        </w:rPr>
+        <w:t xml:space="preserve">input </w:t>
+      </w:r>
+      <w:r>
+        <w:rPr>
+          <w:rFonts w:ascii="Source Sans Pro" w:hAnsi="Source Sans Pro"/>
+        </w:rPr>
+        <w:t>current measurement</w:t>
+      </w:r>
+      <w:r>
+        <w:rPr>
+          <w:rFonts w:ascii="Source Sans Pro" w:hAnsi="Source Sans Pro"/>
+        </w:rPr>
+        <w:t xml:space="preserve"> (current probe: </w:t>
+      </w:r>
+      <w:proofErr w:type="spellStart"/>
+      <w:r>
+        <w:rPr>
+          <w:rFonts w:ascii="Source Sans Pro" w:hAnsi="Source Sans Pro"/>
+        </w:rPr>
+        <w:t>Micsig</w:t>
+      </w:r>
+      <w:proofErr w:type="spellEnd"/>
+      <w:r>
+        <w:rPr>
+          <w:rFonts w:ascii="Source Sans Pro" w:hAnsi="Source Sans Pro"/>
+        </w:rPr>
+        <w:t xml:space="preserve"> CP1003B)</w:t>
+      </w:r>
+    </w:p>
+    <w:p>
+      <w:pPr>
+        <w:pStyle w:val="ListParagraph"/>
+        <w:rPr>
+          <w:rFonts w:ascii="Source Sans Pro" w:hAnsi="Source Sans Pro"/>
+        </w:rPr>
+      </w:pPr>
+      <w:r>
+        <w:rPr>
+          <w:rFonts w:ascii="Source Sans Pro" w:hAnsi="Source Sans Pro"/>
+        </w:rPr>
+        <w:t xml:space="preserve">-&gt; </w:t>
+      </w:r>
+      <w:r>
+        <w:rPr>
+          <w:rFonts w:ascii="Source Sans Pro" w:hAnsi="Source Sans Pro"/>
+        </w:rPr>
+        <w:t>3</w:t>
+      </w:r>
+      <w:r>
+        <w:rPr>
+          <w:rFonts w:ascii="Source Sans Pro" w:hAnsi="Source Sans Pro"/>
+          <w:vertAlign w:val="superscript"/>
+        </w:rPr>
+        <w:t>rd</w:t>
+      </w:r>
+      <w:r>
+        <w:rPr>
+          <w:rFonts w:ascii="Source Sans Pro" w:hAnsi="Source Sans Pro"/>
+        </w:rPr>
+        <w:t xml:space="preserve"> channel</w:t>
+      </w:r>
+      <w:r>
+        <w:rPr>
+          <w:rFonts w:ascii="Source Sans Pro" w:hAnsi="Source Sans Pro"/>
+        </w:rPr>
+        <w:t xml:space="preserve"> (red)</w:t>
+      </w:r>
+      <w:r>
+        <w:rPr>
+          <w:rFonts w:ascii="Source Sans Pro" w:hAnsi="Source Sans Pro"/>
+        </w:rPr>
+        <w:t>: input current measurement</w:t>
+      </w:r>
+      <w:r>
+        <w:rPr>
+          <w:rFonts w:ascii="Source Sans Pro" w:hAnsi="Source Sans Pro"/>
+        </w:rPr>
+        <w:t xml:space="preserve"> (current probe: Tektronix TCP0020)</w:t>
+      </w:r>
+    </w:p>
+    <w:p>
+      <w:pPr>
+        <w:rPr>
+          <w:rFonts w:ascii="Source Sans Pro" w:hAnsi="Source Sans Pro"/>
+        </w:rPr>
+      </w:pPr>
+    </w:p>
+    <w:p>
+      <w:pPr>
+        <w:rPr>
+          <w:rFonts w:ascii="Source Sans Pro" w:hAnsi="Source Sans Pro"/>
+        </w:rPr>
+      </w:pPr>
+      <w:r>
+        <w:rPr>
+          <w:rFonts w:ascii="Source Sans Pro" w:hAnsi="Source Sans Pro"/>
+        </w:rPr>
+        <w:t xml:space="preserve">DC measurements for phase 1-2, with and </w:t>
+      </w:r>
+      <w:proofErr w:type="spellStart"/>
+      <w:r>
+        <w:rPr>
+          <w:rFonts w:ascii="Source Sans Pro" w:hAnsi="Source Sans Pro"/>
+        </w:rPr>
+        <w:t>withput</w:t>
+      </w:r>
+      <w:proofErr w:type="spellEnd"/>
+      <w:r>
+        <w:rPr>
+          <w:rFonts w:ascii="Source Sans Pro" w:hAnsi="Source Sans Pro"/>
+        </w:rPr>
+        <w:t xml:space="preserve"> R2 and R5 resistors. Upon comparison, decided to remove them (replaced with 0 ohm resistors</w:t>
+      </w:r>
+      <w:proofErr w:type="gramStart"/>
+      <w:r>
+        <w:rPr>
+          <w:rFonts w:ascii="Source Sans Pro" w:hAnsi="Source Sans Pro"/>
+        </w:rPr>
+        <w:t>) .</w:t>
+      </w:r>
+      <w:proofErr w:type="gramEnd"/>
+      <w:r>
+        <w:rPr>
+          <w:rFonts w:ascii="Source Sans Pro" w:hAnsi="Source Sans Pro"/>
+        </w:rPr>
+        <w:t xml:space="preserve"> </w:t>
+      </w:r>
+      <w:r>
+        <w:rPr>
+          <w:rFonts w:ascii="Source Sans Pro" w:hAnsi="Source Sans Pro"/>
+        </w:rPr>
+        <w:br/>
+        <w:t xml:space="preserve">After testing pins, </w:t>
+      </w:r>
+    </w:p>
+    <w:p>
+      <w:pPr>
+        <w:rPr>
+          <w:rFonts w:ascii="Source Sans Pro" w:hAnsi="Source Sans Pro"/>
+          <w:b/>
+          <w:bCs/>
+        </w:rPr>
+      </w:pPr>
+      <w:r>
+        <w:rPr>
+          <w:rFonts w:ascii="Source Sans Pro" w:hAnsi="Source Sans Pro"/>
+          <w:b/>
+          <w:bCs/>
+        </w:rPr>
+        <w:t>Current Sensing PCB changes</w:t>
+      </w:r>
+    </w:p>
+    <w:p>
+      <w:pPr>
+        <w:rPr>
+          <w:rFonts w:ascii="Source Sans Pro" w:hAnsi="Source Sans Pro"/>
+        </w:rPr>
+      </w:pPr>
+      <w:r>
+        <w:rPr>
+          <w:rFonts w:ascii="Source Sans Pro" w:hAnsi="Source Sans Pro"/>
+        </w:rPr>
+        <w:t>-</w:t>
+      </w:r>
+      <w:proofErr w:type="spellStart"/>
+      <w:r>
+        <w:rPr>
+          <w:rFonts w:ascii="Source Sans Pro" w:hAnsi="Source Sans Pro"/>
+        </w:rPr>
+        <w:t>Vdd</w:t>
+      </w:r>
+      <w:proofErr w:type="spellEnd"/>
+      <w:r>
+        <w:rPr>
+          <w:rFonts w:ascii="Source Sans Pro" w:hAnsi="Source Sans Pro"/>
+        </w:rPr>
+        <w:t xml:space="preserve"> 12V</w:t>
+      </w:r>
+    </w:p>
+    <w:p>
+      <w:pPr>
+        <w:rPr>
+          <w:rFonts w:ascii="Source Sans Pro" w:hAnsi="Source Sans Pro"/>
+        </w:rPr>
+      </w:pPr>
+      <w:r>
+        <w:rPr>
+          <w:rFonts w:ascii="Source Sans Pro" w:hAnsi="Source Sans Pro"/>
+        </w:rPr>
+        <w:t xml:space="preserve">- voltage rails to be -0.2V (LMM05) and +5.2V using switched regulator and </w:t>
+      </w:r>
+      <w:proofErr w:type="gramStart"/>
+      <w:r>
+        <w:rPr>
+          <w:rFonts w:ascii="Source Sans Pro" w:hAnsi="Source Sans Pro"/>
+        </w:rPr>
+        <w:t>a</w:t>
+      </w:r>
+      <w:proofErr w:type="gramEnd"/>
+      <w:r>
+        <w:rPr>
+          <w:rFonts w:ascii="Source Sans Pro" w:hAnsi="Source Sans Pro"/>
+        </w:rPr>
+        <w:t xml:space="preserve"> LDO </w:t>
+      </w:r>
+    </w:p>
+    <w:p>
+      <w:pPr>
+        <w:rPr>
+          <w:rFonts w:ascii="Source Sans Pro" w:hAnsi="Source Sans Pro"/>
+        </w:rPr>
+      </w:pPr>
+      <w:r>
+        <w:rPr>
+          <w:rFonts w:ascii="Source Sans Pro" w:hAnsi="Source Sans Pro"/>
+        </w:rPr>
+        <w:t>- drive common mode voltage of diff op amp to 2.5V (generated by LDO)</w:t>
+      </w:r>
+    </w:p>
+    <w:p>
+      <w:pPr>
+        <w:rPr>
+          <w:rFonts w:ascii="Source Sans Pro" w:hAnsi="Source Sans Pro"/>
+        </w:rPr>
+      </w:pPr>
+      <w:r>
+        <w:rPr>
+          <w:rFonts w:ascii="Source Sans Pro" w:hAnsi="Source Sans Pro"/>
+        </w:rPr>
+        <w:t xml:space="preserve">- </w:t>
+      </w:r>
+    </w:p>
+    <w:p>
+      <w:pPr>
+        <w:rPr>
+          <w:rFonts w:ascii="Source Sans Pro" w:hAnsi="Source Sans Pro"/>
+        </w:rPr>
+      </w:pPr>
+      <w:r>
+        <w:rPr>
+          <w:rFonts w:ascii="Source Sans Pro" w:hAnsi="Source Sans Pro"/>
+        </w:rPr>
+        <w:t>phase D is broken, we continue with ABC phases</w:t>
+      </w:r>
+    </w:p>
+    <w:p>
+      <w:pPr>
+        <w:rPr>
+          <w:rFonts w:ascii="Source Sans Pro" w:hAnsi="Source Sans Pro"/>
+        </w:rPr>
+      </w:pPr>
+    </w:p>
+    <w:p>
+      <w:pPr>
+        <w:rPr>
+          <w:rFonts w:ascii="Source Sans Pro" w:hAnsi="Source Sans Pro"/>
+        </w:rPr>
+      </w:pPr>
+      <w:r>
+        <w:rPr>
+          <w:rFonts w:ascii="Source Sans Pro" w:hAnsi="Source Sans Pro"/>
+        </w:rPr>
+        <w:t xml:space="preserve">AC evaluation: AC current amplifier, sine wave amp:4 </w:t>
+      </w:r>
+      <w:proofErr w:type="spellStart"/>
+      <w:r>
+        <w:rPr>
+          <w:rFonts w:ascii="Source Sans Pro" w:hAnsi="Source Sans Pro"/>
+        </w:rPr>
+        <w:t>A_p</w:t>
+      </w:r>
+      <w:proofErr w:type="spellEnd"/>
+      <w:r>
+        <w:rPr>
+          <w:rFonts w:ascii="Source Sans Pro" w:hAnsi="Source Sans Pro"/>
+        </w:rPr>
+        <w:t xml:space="preserve">, offset 0A, f = 10 </w:t>
+      </w:r>
+      <w:proofErr w:type="spellStart"/>
+      <w:r>
+        <w:rPr>
+          <w:rFonts w:ascii="Source Sans Pro" w:hAnsi="Source Sans Pro"/>
+        </w:rPr>
+        <w:t>hz</w:t>
+      </w:r>
+      <w:proofErr w:type="spellEnd"/>
+      <w:r>
+        <w:rPr>
+          <w:rFonts w:ascii="Source Sans Pro" w:hAnsi="Source Sans Pro"/>
+        </w:rPr>
+        <w:t xml:space="preserve"> -&gt; math red curve (</w:t>
+      </w:r>
+      <w:proofErr w:type="spellStart"/>
+      <w:r>
+        <w:rPr>
+          <w:rFonts w:ascii="Source Sans Pro" w:hAnsi="Source Sans Pro"/>
+        </w:rPr>
+        <w:t>Vp-</w:t>
+      </w:r>
+      <w:proofErr w:type="gramStart"/>
+      <w:r>
+        <w:rPr>
+          <w:rFonts w:ascii="Source Sans Pro" w:hAnsi="Source Sans Pro"/>
+        </w:rPr>
+        <w:t>Vn</w:t>
+      </w:r>
+      <w:proofErr w:type="spellEnd"/>
+      <w:r>
+        <w:rPr>
+          <w:rFonts w:ascii="Source Sans Pro" w:hAnsi="Source Sans Pro"/>
+        </w:rPr>
+        <w:t>)  =</w:t>
+      </w:r>
+      <w:proofErr w:type="gramEnd"/>
+      <w:r>
+        <w:rPr>
+          <w:rFonts w:ascii="Source Sans Pro" w:hAnsi="Source Sans Pro"/>
+        </w:rPr>
+        <w:t xml:space="preserve"> 100 mV</w:t>
+      </w:r>
+    </w:p>
+    <w:p>
+      <w:pPr>
+        <w:rPr>
+          <w:rFonts w:ascii="Source Sans Pro" w:hAnsi="Source Sans Pro"/>
+        </w:rPr>
+      </w:pPr>
+    </w:p>
+    <w:p>
+      <w:pPr>
+        <w:rPr>
+          <w:rFonts w:ascii="Source Sans Pro" w:hAnsi="Source Sans Pro"/>
+        </w:rPr>
+      </w:pPr>
+      <w:r>
+        <w:rPr>
+          <w:rFonts w:ascii="Source Sans Pro" w:hAnsi="Source Sans Pro"/>
+        </w:rPr>
+        <w:t xml:space="preserve">1-Connect the current output of the </w:t>
+      </w:r>
+      <w:proofErr w:type="spellStart"/>
+      <w:r>
+        <w:rPr>
+          <w:rFonts w:ascii="Source Sans Pro" w:hAnsi="Source Sans Pro"/>
+        </w:rPr>
+        <w:t>Sitzenberger</w:t>
+      </w:r>
+      <w:proofErr w:type="spellEnd"/>
+      <w:r>
+        <w:rPr>
+          <w:rFonts w:ascii="Source Sans Pro" w:hAnsi="Source Sans Pro"/>
+        </w:rPr>
+        <w:t xml:space="preserve"> to the input of the current measurement PCB</w:t>
+      </w:r>
+      <w:r>
+        <w:rPr>
+          <w:rFonts w:ascii="Source Sans Pro" w:hAnsi="Source Sans Pro"/>
+        </w:rPr>
+        <w:br/>
+        <w:t xml:space="preserve">2-Connect the output of the Bode 100 to the B-WIT transformer’s primary side (allows the Bode 100 to inject a small AC signal combined with the current signal generated by </w:t>
+      </w:r>
+      <w:proofErr w:type="spellStart"/>
+      <w:r>
+        <w:rPr>
+          <w:rFonts w:ascii="Source Sans Pro" w:hAnsi="Source Sans Pro"/>
+        </w:rPr>
+        <w:t>Sipitzenberger</w:t>
+      </w:r>
+      <w:proofErr w:type="spellEnd"/>
+      <w:r>
+        <w:rPr>
+          <w:rFonts w:ascii="Source Sans Pro" w:hAnsi="Source Sans Pro"/>
+        </w:rPr>
+        <w:t>.</w:t>
+      </w:r>
+    </w:p>
+    <w:p>
+      <w:pPr>
+        <w:rPr>
+          <w:rFonts w:ascii="Source Sans Pro" w:hAnsi="Source Sans Pro"/>
+        </w:rPr>
+      </w:pPr>
+      <w:r>
+        <w:rPr>
+          <w:rFonts w:ascii="Source Sans Pro" w:hAnsi="Source Sans Pro"/>
+        </w:rPr>
+        <w:t>3-</w:t>
+      </w:r>
+      <w:r>
+        <w:rPr>
+          <w:rFonts w:ascii="Source Sans Pro" w:hAnsi="Source Sans Pro"/>
+        </w:rPr>
+        <w:t xml:space="preserve"> </w:t>
+      </w:r>
+      <w:r>
+        <w:rPr>
+          <w:rFonts w:ascii="Source Sans Pro" w:hAnsi="Source Sans Pro"/>
+        </w:rPr>
+        <w:t xml:space="preserve">Connect the </w:t>
+      </w:r>
+      <w:r>
+        <w:rPr>
+          <w:rFonts w:ascii="Source Sans Pro" w:hAnsi="Source Sans Pro"/>
+        </w:rPr>
+        <w:t>input CH1</w:t>
+      </w:r>
+      <w:r>
+        <w:rPr>
+          <w:rFonts w:ascii="Source Sans Pro" w:hAnsi="Source Sans Pro"/>
+        </w:rPr>
+        <w:t xml:space="preserve"> of the Bode 100</w:t>
+      </w:r>
+      <w:r>
+        <w:rPr>
+          <w:rFonts w:ascii="Source Sans Pro" w:hAnsi="Source Sans Pro"/>
+        </w:rPr>
+        <w:t xml:space="preserve"> </w:t>
+      </w:r>
+      <w:r>
+        <w:rPr>
+          <w:rFonts w:ascii="Source Sans Pro" w:hAnsi="Source Sans Pro"/>
+        </w:rPr>
+        <w:t xml:space="preserve">in series with the current path, so input of the current sensor. Connect CH2 across the </w:t>
+      </w:r>
+      <w:r>
+        <w:rPr>
+          <w:rFonts w:ascii="Source Sans Pro" w:hAnsi="Source Sans Pro"/>
+        </w:rPr>
+        <w:t>differential</w:t>
+      </w:r>
+      <w:r>
+        <w:rPr>
+          <w:rFonts w:ascii="Source Sans Pro" w:hAnsi="Source Sans Pro"/>
+        </w:rPr>
+        <w:t xml:space="preserve"> outputs of the </w:t>
+      </w:r>
+      <w:proofErr w:type="spellStart"/>
+      <w:r>
+        <w:rPr>
+          <w:rFonts w:ascii="Source Sans Pro" w:hAnsi="Source Sans Pro"/>
+        </w:rPr>
+        <w:t>OpAmp</w:t>
+      </w:r>
+      <w:proofErr w:type="spellEnd"/>
+      <w:r>
+        <w:rPr>
+          <w:rFonts w:ascii="Source Sans Pro" w:hAnsi="Source Sans Pro"/>
+        </w:rPr>
+        <w:t>, to measure the voltage response.</w:t>
+      </w:r>
+    </w:p>
+    <w:p>
+      <w:pPr>
+        <w:rPr>
+          <w:rFonts w:ascii="Source Sans Pro" w:hAnsi="Source Sans Pro"/>
+        </w:rPr>
+      </w:pPr>
+      <w:r>
+        <w:rPr>
+          <w:rFonts w:ascii="Source Sans Pro" w:hAnsi="Source Sans Pro"/>
+        </w:rPr>
+        <w:t xml:space="preserve">4-Connect the secondary side of the B-WIT transformer to the diff. </w:t>
+      </w:r>
+      <w:proofErr w:type="spellStart"/>
+      <w:r>
+        <w:rPr>
+          <w:rFonts w:ascii="Source Sans Pro" w:hAnsi="Source Sans Pro"/>
+        </w:rPr>
+        <w:t>OpAmp</w:t>
+      </w:r>
+      <w:proofErr w:type="spellEnd"/>
+    </w:p>
+    <w:p>
+      <w:pPr>
+        <w:pStyle w:val="ListParagraph"/>
+        <w:numPr>
+          <w:ilvl w:val="0"/>
+          <w:numId w:val="3"/>
+        </w:numPr>
+        <w:rPr>
+          <w:rFonts w:ascii="Source Sans Pro" w:hAnsi="Source Sans Pro"/>
+        </w:rPr>
+      </w:pPr>
+      <w:r>
+        <w:rPr>
+          <w:rFonts w:ascii="Source Sans Pro" w:hAnsi="Source Sans Pro"/>
+        </w:rPr>
+        <w:t xml:space="preserve">For differential input impedance, differential inputs of the </w:t>
+      </w:r>
+      <w:proofErr w:type="spellStart"/>
+      <w:r>
+        <w:rPr>
+          <w:rFonts w:ascii="Source Sans Pro" w:hAnsi="Source Sans Pro"/>
+        </w:rPr>
+        <w:t>OpAmp</w:t>
+      </w:r>
+      <w:proofErr w:type="spellEnd"/>
+    </w:p>
+    <w:p>
+      <w:pPr>
+        <w:pStyle w:val="ListParagraph"/>
+        <w:numPr>
+          <w:ilvl w:val="0"/>
+          <w:numId w:val="3"/>
+        </w:numPr>
+        <w:rPr>
+          <w:rFonts w:ascii="Source Sans Pro" w:hAnsi="Source Sans Pro"/>
+        </w:rPr>
+      </w:pPr>
+      <w:r>
+        <w:rPr>
+          <w:rFonts w:ascii="Source Sans Pro" w:hAnsi="Source Sans Pro"/>
+        </w:rPr>
+        <w:t xml:space="preserve">For differential </w:t>
+      </w:r>
+      <w:r>
+        <w:rPr>
+          <w:rFonts w:ascii="Source Sans Pro" w:hAnsi="Source Sans Pro"/>
+        </w:rPr>
+        <w:t>output</w:t>
+      </w:r>
+      <w:r>
+        <w:rPr>
+          <w:rFonts w:ascii="Source Sans Pro" w:hAnsi="Source Sans Pro"/>
+        </w:rPr>
+        <w:t xml:space="preserve"> impedance, differential </w:t>
+      </w:r>
+      <w:r>
+        <w:rPr>
+          <w:rFonts w:ascii="Source Sans Pro" w:hAnsi="Source Sans Pro"/>
+        </w:rPr>
+        <w:t>output</w:t>
+      </w:r>
+      <w:r>
+        <w:rPr>
+          <w:rFonts w:ascii="Source Sans Pro" w:hAnsi="Source Sans Pro"/>
+        </w:rPr>
+        <w:t xml:space="preserve"> of the </w:t>
+      </w:r>
+      <w:proofErr w:type="spellStart"/>
+      <w:r>
+        <w:rPr>
+          <w:rFonts w:ascii="Source Sans Pro" w:hAnsi="Source Sans Pro"/>
+        </w:rPr>
+        <w:t>OpAmp</w:t>
+      </w:r>
+      <w:proofErr w:type="spellEnd"/>
+    </w:p>
+    <w:p>
+      <w:pPr>
+        <w:rPr>
+          <w:rFonts w:ascii="Source Sans Pro" w:hAnsi="Source Sans Pro"/>
+        </w:rPr>
+      </w:pPr>
+      <w:r>
+        <w:rPr>
+          <w:rFonts w:ascii="Source Sans Pro" w:hAnsi="Source Sans Pro"/>
+        </w:rPr>
+        <w:t xml:space="preserve">5- Use Bode 100’s oscilloscope to monitor the voltage across the differential outputs of </w:t>
+      </w:r>
+      <w:proofErr w:type="spellStart"/>
+      <w:r>
+        <w:rPr>
+          <w:rFonts w:ascii="Source Sans Pro" w:hAnsi="Source Sans Pro"/>
+        </w:rPr>
+        <w:t>OpAmp</w:t>
+      </w:r>
+      <w:proofErr w:type="spellEnd"/>
+      <w:r>
+        <w:rPr>
+          <w:rFonts w:ascii="Source Sans Pro" w:hAnsi="Source Sans Pro"/>
+        </w:rPr>
+        <w:t xml:space="preserve"> (different measurement capabilities of the Bode 100)</w:t>
+      </w:r>
+    </w:p>
+    <w:p>
+      <w:pPr>
+        <w:rPr>
+          <w:rFonts w:ascii="Source Sans Pro" w:hAnsi="Source Sans Pro"/>
+        </w:rPr>
+      </w:pPr>
+      <w:r>
+        <w:rPr>
+          <w:rFonts w:ascii="Source Sans Pro" w:hAnsi="Source Sans Pro"/>
+        </w:rPr>
+        <w:t>6</w:t>
+      </w:r>
+      <w:r>
+        <w:rPr>
+          <w:rFonts w:ascii="Source Sans Pro" w:hAnsi="Source Sans Pro"/>
+        </w:rPr>
+        <w:t xml:space="preserve">- Configure Bode 100 to perform a frequency sweep. Set the </w:t>
+      </w:r>
+      <w:proofErr w:type="spellStart"/>
+      <w:r>
+        <w:rPr>
+          <w:rFonts w:ascii="Source Sans Pro" w:hAnsi="Source Sans Pro"/>
+        </w:rPr>
+        <w:t>analzyer</w:t>
+      </w:r>
+      <w:proofErr w:type="spellEnd"/>
+      <w:r>
+        <w:rPr>
+          <w:rFonts w:ascii="Source Sans Pro" w:hAnsi="Source Sans Pro"/>
+        </w:rPr>
+        <w:t xml:space="preserve"> to measure the gain and phase response of the differential output relative to the injected signal. </w:t>
+      </w:r>
+      <w:r>
+        <w:rPr>
+          <w:rFonts w:ascii="Source Sans Pro" w:hAnsi="Source Sans Pro"/>
+        </w:rPr>
+        <w:t xml:space="preserve">It measures Gain and transforms it directly to impedance Z using: </w:t>
+      </w:r>
+      <m:oMath>
+        <m:r>
+          <w:rPr>
+            <w:rFonts w:ascii="Cambria Math" w:hAnsi="Cambria Math"/>
+          </w:rPr>
+          <m:t>Z=</m:t>
+        </m:r>
+        <m:f>
+          <m:fPr>
+            <m:ctrlPr>
+              <w:rPr>
+                <w:rFonts w:ascii="Cambria Math" w:hAnsi="Cambria Math"/>
+                <w:i/>
+              </w:rPr>
+            </m:ctrlPr>
+          </m:fPr>
+          <m:num>
+            <m:r>
+              <w:rPr>
+                <w:rFonts w:ascii="Cambria Math" w:hAnsi="Cambria Math"/>
+              </w:rPr>
+              <m:t>V</m:t>
+            </m:r>
+          </m:num>
+          <m:den>
+            <m:r>
+              <w:rPr>
+                <w:rFonts w:ascii="Cambria Math" w:hAnsi="Cambria Math"/>
+              </w:rPr>
+              <m:t>I</m:t>
+            </m:r>
+          </m:den>
+        </m:f>
+        <m:r>
+          <w:rPr>
+            <w:rFonts w:ascii="Cambria Math" w:eastAsiaTheme="minorEastAsia" w:hAnsi="Cambria Math"/>
+          </w:rPr>
+          <m:t>=</m:t>
+        </m:r>
+        <m:f>
+          <m:fPr>
+            <m:ctrlPr>
+              <w:rPr>
+                <w:rFonts w:ascii="Cambria Math" w:hAnsi="Cambria Math"/>
+                <w:i/>
+              </w:rPr>
+            </m:ctrlPr>
+          </m:fPr>
+          <m:num>
+            <m:sSub>
+              <m:sSubPr>
+                <m:ctrlPr>
+                  <w:rPr>
+                    <w:rFonts w:ascii="Cambria Math" w:hAnsi="Cambria Math"/>
+                    <w:i/>
+                  </w:rPr>
+                </m:ctrlPr>
+              </m:sSubPr>
+              <m:e>
+                <m:r>
+                  <w:rPr>
+                    <w:rFonts w:ascii="Cambria Math" w:hAnsi="Cambria Math"/>
+                  </w:rPr>
+                  <m:t>V</m:t>
+                </m:r>
+              </m:e>
+              <m:sub>
+                <m:r>
+                  <w:rPr>
+                    <w:rFonts w:ascii="Cambria Math" w:hAnsi="Cambria Math"/>
+                  </w:rPr>
+                  <m:t>CH2</m:t>
+                </m:r>
+              </m:sub>
+            </m:sSub>
+          </m:num>
+          <m:den>
+            <m:sSub>
+              <m:sSubPr>
+                <m:ctrlPr>
+                  <w:rPr>
+                    <w:rFonts w:ascii="Cambria Math" w:hAnsi="Cambria Math"/>
+                    <w:i/>
+                  </w:rPr>
+                </m:ctrlPr>
+              </m:sSubPr>
+              <m:e>
+                <m:r>
+                  <w:rPr>
+                    <w:rFonts w:ascii="Cambria Math" w:hAnsi="Cambria Math"/>
+                  </w:rPr>
+                  <m:t>V</m:t>
+                </m:r>
+              </m:e>
+              <m:sub>
+                <m:r>
+                  <w:rPr>
+                    <w:rFonts w:ascii="Cambria Math" w:hAnsi="Cambria Math"/>
+                  </w:rPr>
+                  <m:t>CH1</m:t>
+                </m:r>
+              </m:sub>
+            </m:sSub>
+          </m:den>
+        </m:f>
+        <m:r>
+          <w:rPr>
+            <w:rFonts w:ascii="Cambria Math" w:eastAsiaTheme="minorEastAsia" w:hAnsi="Cambria Math"/>
+          </w:rPr>
+          <m:t>=Gain</m:t>
+        </m:r>
+      </m:oMath>
+    </w:p>
+    <w:p>
+      <w:pPr>
+        <w:rPr>
+          <w:rFonts w:ascii="Source Sans Pro" w:hAnsi="Source Sans Pro"/>
+        </w:rPr>
+      </w:pPr>
+    </w:p>
+    <w:p>
+      <w:pPr>
+        <w:pStyle w:val="ListParagraph"/>
+        <w:ind w:left="1080"/>
         <w:rPr>
           <w:rFonts w:ascii="Source Sans Pro" w:hAnsi="Source Sans Pro"/>
         </w:rPr>
@@ -235,6 +1610,311 @@
     </w:sectPr>
   </w:body>
 </w:document>
+</file>
+
+<file path=word/numbering.xml><?xml version="1.0" encoding="utf-8"?>
+<w:numbering xmlns:wpc="http://schemas.microsoft.com/office/word/2010/wordprocessingCanvas" xmlns:cx="http://schemas.microsoft.com/office/drawing/2014/chartex" xmlns:cx1="http://schemas.microsoft.com/office/drawing/2015/9/8/chartex" xmlns:cx2="http://schemas.microsoft.com/office/drawing/2015/10/21/chartex" xmlns:cx3="http://schemas.microsoft.com/office/drawing/2016/5/9/chartex" xmlns:cx4="http://schemas.microsoft.com/office/drawing/2016/5/10/chartex" xmlns:cx5="http://schemas.microsoft.com/office/drawing/2016/5/11/chartex" xmlns:cx6="http://schemas.microsoft.com/office/drawing/2016/5/12/chartex" xmlns:cx7="http://schemas.microsoft.com/office/drawing/2016/5/13/chartex" xmlns:cx8="http://schemas.microsoft.com/office/drawing/2016/5/14/chartex" xmlns:mc="http://schemas.openxmlformats.org/markup-compatibility/2006" xmlns:aink="http://schemas.microsoft.com/office/drawing/2016/ink" xmlns:am3d="http://schemas.microsoft.com/office/drawing/2017/model3d" xmlns:o="urn:schemas-microsoft-com:office:office" xmlns:oel="http://schemas.microsoft.com/office/2019/extlst" xmlns:r="http://schemas.openxmlformats.org/officeDocument/2006/relationships" xmlns:m="http://schemas.openxmlformats.org/officeDocument/2006/math" xmlns:v="urn:schemas-microsoft-com:vml" xmlns:wp14="http://schemas.microsoft.com/office/word/2010/wordprocessingDrawing" xmlns:wp="http://schemas.openxmlformats.org/drawingml/2006/wordprocessingDrawing" xmlns:w10="urn:schemas-microsoft-com:office:word" xmlns:w="http://schemas.openxmlformats.org/wordprocessingml/2006/main" xmlns:w14="http://schemas.microsoft.com/office/word/2010/wordml" xmlns:w15="http://schemas.microsoft.com/office/word/2012/wordml" xmlns:w16cex="http://schemas.microsoft.com/office/word/2018/wordml/cex" xmlns:w16cid="http://schemas.microsoft.com/office/word/2016/wordml/cid" xmlns:w16="http://schemas.microsoft.com/office/word/2018/wordml" xmlns:w16du="http://schemas.microsoft.com/office/word/2023/wordml/word16du" xmlns:w16sdtdh="http://schemas.microsoft.com/office/word/2020/wordml/sdtdatahash" xmlns:w16se="http://schemas.microsoft.com/office/word/2015/wordml/symex" xmlns:wpg="http://schemas.microsoft.com/office/word/2010/wordprocessingGroup" xmlns:wpi="http://schemas.microsoft.com/office/word/2010/wordprocessingInk" xmlns:wne="http://schemas.microsoft.com/office/word/2006/wordml" xmlns:wps="http://schemas.microsoft.com/office/word/2010/wordprocessingShape" mc:Ignorable="w14 w15 w16se w16cid w16 w16cex w16sdtdh w16du wp14">
+  <w:abstractNum w:abstractNumId="0" w15:restartNumberingAfterBreak="0">
+    <w:nsid w:val="1C436828"/>
+    <w:multiLevelType w:val="hybridMultilevel"/>
+    <w:tmpl w:val="7114A666"/>
+    <w:lvl w:ilvl="0" w:tplc="04070011">
+      <w:start w:val="1"/>
+      <w:numFmt w:val="decimal"/>
+      <w:lvlText w:val="%1)"/>
+      <w:lvlJc w:val="left"/>
+      <w:pPr>
+        <w:ind w:left="720" w:hanging="360"/>
+      </w:pPr>
+      <w:rPr>
+        <w:rFonts w:hint="default"/>
+      </w:rPr>
+    </w:lvl>
+    <w:lvl w:ilvl="1" w:tplc="04070019" w:tentative="1">
+      <w:start w:val="1"/>
+      <w:numFmt w:val="lowerLetter"/>
+      <w:lvlText w:val="%2."/>
+      <w:lvlJc w:val="left"/>
+      <w:pPr>
+        <w:ind w:left="1440" w:hanging="360"/>
+      </w:pPr>
+    </w:lvl>
+    <w:lvl w:ilvl="2" w:tplc="0407001B" w:tentative="1">
+      <w:start w:val="1"/>
+      <w:numFmt w:val="lowerRoman"/>
+      <w:lvlText w:val="%3."/>
+      <w:lvlJc w:val="right"/>
+      <w:pPr>
+        <w:ind w:left="2160" w:hanging="180"/>
+      </w:pPr>
+    </w:lvl>
+    <w:lvl w:ilvl="3" w:tplc="0407000F" w:tentative="1">
+      <w:start w:val="1"/>
+      <w:numFmt w:val="decimal"/>
+      <w:lvlText w:val="%4."/>
+      <w:lvlJc w:val="left"/>
+      <w:pPr>
+        <w:ind w:left="2880" w:hanging="360"/>
+      </w:pPr>
+    </w:lvl>
+    <w:lvl w:ilvl="4" w:tplc="04070019" w:tentative="1">
+      <w:start w:val="1"/>
+      <w:numFmt w:val="lowerLetter"/>
+      <w:lvlText w:val="%5."/>
+      <w:lvlJc w:val="left"/>
+      <w:pPr>
+        <w:ind w:left="3600" w:hanging="360"/>
+      </w:pPr>
+    </w:lvl>
+    <w:lvl w:ilvl="5" w:tplc="0407001B" w:tentative="1">
+      <w:start w:val="1"/>
+      <w:numFmt w:val="lowerRoman"/>
+      <w:lvlText w:val="%6."/>
+      <w:lvlJc w:val="right"/>
+      <w:pPr>
+        <w:ind w:left="4320" w:hanging="180"/>
+      </w:pPr>
+    </w:lvl>
+    <w:lvl w:ilvl="6" w:tplc="0407000F" w:tentative="1">
+      <w:start w:val="1"/>
+      <w:numFmt w:val="decimal"/>
+      <w:lvlText w:val="%7."/>
+      <w:lvlJc w:val="left"/>
+      <w:pPr>
+        <w:ind w:left="5040" w:hanging="360"/>
+      </w:pPr>
+    </w:lvl>
+    <w:lvl w:ilvl="7" w:tplc="04070019" w:tentative="1">
+      <w:start w:val="1"/>
+      <w:numFmt w:val="lowerLetter"/>
+      <w:lvlText w:val="%8."/>
+      <w:lvlJc w:val="left"/>
+      <w:pPr>
+        <w:ind w:left="5760" w:hanging="360"/>
+      </w:pPr>
+    </w:lvl>
+    <w:lvl w:ilvl="8" w:tplc="0407001B" w:tentative="1">
+      <w:start w:val="1"/>
+      <w:numFmt w:val="lowerRoman"/>
+      <w:lvlText w:val="%9."/>
+      <w:lvlJc w:val="right"/>
+      <w:pPr>
+        <w:ind w:left="6480" w:hanging="180"/>
+      </w:pPr>
+    </w:lvl>
+  </w:abstractNum>
+  <w:abstractNum w:abstractNumId="1" w15:restartNumberingAfterBreak="0">
+    <w:nsid w:val="1D5D2FBC"/>
+    <w:multiLevelType w:val="hybridMultilevel"/>
+    <w:tmpl w:val="3B2EB322"/>
+    <w:lvl w:ilvl="0" w:tplc="04070011">
+      <w:start w:val="1"/>
+      <w:numFmt w:val="decimal"/>
+      <w:lvlText w:val="%1)"/>
+      <w:lvlJc w:val="left"/>
+      <w:pPr>
+        <w:ind w:left="720" w:hanging="360"/>
+      </w:pPr>
+      <w:rPr>
+        <w:rFonts w:hint="default"/>
+      </w:rPr>
+    </w:lvl>
+    <w:lvl w:ilvl="1" w:tplc="04070019" w:tentative="1">
+      <w:start w:val="1"/>
+      <w:numFmt w:val="lowerLetter"/>
+      <w:lvlText w:val="%2."/>
+      <w:lvlJc w:val="left"/>
+      <w:pPr>
+        <w:ind w:left="1440" w:hanging="360"/>
+      </w:pPr>
+    </w:lvl>
+    <w:lvl w:ilvl="2" w:tplc="0407001B" w:tentative="1">
+      <w:start w:val="1"/>
+      <w:numFmt w:val="lowerRoman"/>
+      <w:lvlText w:val="%3."/>
+      <w:lvlJc w:val="right"/>
+      <w:pPr>
+        <w:ind w:left="2160" w:hanging="180"/>
+      </w:pPr>
+    </w:lvl>
+    <w:lvl w:ilvl="3" w:tplc="0407000F" w:tentative="1">
+      <w:start w:val="1"/>
+      <w:numFmt w:val="decimal"/>
+      <w:lvlText w:val="%4."/>
+      <w:lvlJc w:val="left"/>
+      <w:pPr>
+        <w:ind w:left="2880" w:hanging="360"/>
+      </w:pPr>
+    </w:lvl>
+    <w:lvl w:ilvl="4" w:tplc="04070019" w:tentative="1">
+      <w:start w:val="1"/>
+      <w:numFmt w:val="lowerLetter"/>
+      <w:lvlText w:val="%5."/>
+      <w:lvlJc w:val="left"/>
+      <w:pPr>
+        <w:ind w:left="3600" w:hanging="360"/>
+      </w:pPr>
+    </w:lvl>
+    <w:lvl w:ilvl="5" w:tplc="0407001B" w:tentative="1">
+      <w:start w:val="1"/>
+      <w:numFmt w:val="lowerRoman"/>
+      <w:lvlText w:val="%6."/>
+      <w:lvlJc w:val="right"/>
+      <w:pPr>
+        <w:ind w:left="4320" w:hanging="180"/>
+      </w:pPr>
+    </w:lvl>
+    <w:lvl w:ilvl="6" w:tplc="0407000F" w:tentative="1">
+      <w:start w:val="1"/>
+      <w:numFmt w:val="decimal"/>
+      <w:lvlText w:val="%7."/>
+      <w:lvlJc w:val="left"/>
+      <w:pPr>
+        <w:ind w:left="5040" w:hanging="360"/>
+      </w:pPr>
+    </w:lvl>
+    <w:lvl w:ilvl="7" w:tplc="04070019" w:tentative="1">
+      <w:start w:val="1"/>
+      <w:numFmt w:val="lowerLetter"/>
+      <w:lvlText w:val="%8."/>
+      <w:lvlJc w:val="left"/>
+      <w:pPr>
+        <w:ind w:left="5760" w:hanging="360"/>
+      </w:pPr>
+    </w:lvl>
+    <w:lvl w:ilvl="8" w:tplc="0407001B" w:tentative="1">
+      <w:start w:val="1"/>
+      <w:numFmt w:val="lowerRoman"/>
+      <w:lvlText w:val="%9."/>
+      <w:lvlJc w:val="right"/>
+      <w:pPr>
+        <w:ind w:left="6480" w:hanging="180"/>
+      </w:pPr>
+    </w:lvl>
+  </w:abstractNum>
+  <w:abstractNum w:abstractNumId="2" w15:restartNumberingAfterBreak="0">
+    <w:nsid w:val="68A26582"/>
+    <w:multiLevelType w:val="hybridMultilevel"/>
+    <w:tmpl w:val="BBCAB19E"/>
+    <w:lvl w:ilvl="0" w:tplc="B7B89604">
+      <w:start w:val="1"/>
+      <w:numFmt w:val="bullet"/>
+      <w:lvlText w:val=""/>
+      <w:lvlJc w:val="left"/>
+      <w:pPr>
+        <w:ind w:left="1080" w:hanging="360"/>
+      </w:pPr>
+      <w:rPr>
+        <w:rFonts w:ascii="Wingdings" w:eastAsiaTheme="minorHAnsi" w:hAnsi="Wingdings" w:cstheme="minorBidi" w:hint="default"/>
+      </w:rPr>
+    </w:lvl>
+    <w:lvl w:ilvl="1" w:tplc="04070003" w:tentative="1">
+      <w:start w:val="1"/>
+      <w:numFmt w:val="bullet"/>
+      <w:lvlText w:val="o"/>
+      <w:lvlJc w:val="left"/>
+      <w:pPr>
+        <w:ind w:left="1800" w:hanging="360"/>
+      </w:pPr>
+      <w:rPr>
+        <w:rFonts w:ascii="Courier New" w:hAnsi="Courier New" w:cs="Courier New" w:hint="default"/>
+      </w:rPr>
+    </w:lvl>
+    <w:lvl w:ilvl="2" w:tplc="04070005" w:tentative="1">
+      <w:start w:val="1"/>
+      <w:numFmt w:val="bullet"/>
+      <w:lvlText w:val=""/>
+      <w:lvlJc w:val="left"/>
+      <w:pPr>
+        <w:ind w:left="2520" w:hanging="360"/>
+      </w:pPr>
+      <w:rPr>
+        <w:rFonts w:ascii="Wingdings" w:hAnsi="Wingdings" w:hint="default"/>
+      </w:rPr>
+    </w:lvl>
+    <w:lvl w:ilvl="3" w:tplc="04070001" w:tentative="1">
+      <w:start w:val="1"/>
+      <w:numFmt w:val="bullet"/>
+      <w:lvlText w:val=""/>
+      <w:lvlJc w:val="left"/>
+      <w:pPr>
+        <w:ind w:left="3240" w:hanging="360"/>
+      </w:pPr>
+      <w:rPr>
+        <w:rFonts w:ascii="Symbol" w:hAnsi="Symbol" w:hint="default"/>
+      </w:rPr>
+    </w:lvl>
+    <w:lvl w:ilvl="4" w:tplc="04070003" w:tentative="1">
+      <w:start w:val="1"/>
+      <w:numFmt w:val="bullet"/>
+      <w:lvlText w:val="o"/>
+      <w:lvlJc w:val="left"/>
+      <w:pPr>
+        <w:ind w:left="3960" w:hanging="360"/>
+      </w:pPr>
+      <w:rPr>
+        <w:rFonts w:ascii="Courier New" w:hAnsi="Courier New" w:cs="Courier New" w:hint="default"/>
+      </w:rPr>
+    </w:lvl>
+    <w:lvl w:ilvl="5" w:tplc="04070005" w:tentative="1">
+      <w:start w:val="1"/>
+      <w:numFmt w:val="bullet"/>
+      <w:lvlText w:val=""/>
+      <w:lvlJc w:val="left"/>
+      <w:pPr>
+        <w:ind w:left="4680" w:hanging="360"/>
+      </w:pPr>
+      <w:rPr>
+        <w:rFonts w:ascii="Wingdings" w:hAnsi="Wingdings" w:hint="default"/>
+      </w:rPr>
+    </w:lvl>
+    <w:lvl w:ilvl="6" w:tplc="04070001" w:tentative="1">
+      <w:start w:val="1"/>
+      <w:numFmt w:val="bullet"/>
+      <w:lvlText w:val=""/>
+      <w:lvlJc w:val="left"/>
+      <w:pPr>
+        <w:ind w:left="5400" w:hanging="360"/>
+      </w:pPr>
+      <w:rPr>
+        <w:rFonts w:ascii="Symbol" w:hAnsi="Symbol" w:hint="default"/>
+      </w:rPr>
+    </w:lvl>
+    <w:lvl w:ilvl="7" w:tplc="04070003" w:tentative="1">
+      <w:start w:val="1"/>
+      <w:numFmt w:val="bullet"/>
+      <w:lvlText w:val="o"/>
+      <w:lvlJc w:val="left"/>
+      <w:pPr>
+        <w:ind w:left="6120" w:hanging="360"/>
+      </w:pPr>
+      <w:rPr>
+        <w:rFonts w:ascii="Courier New" w:hAnsi="Courier New" w:cs="Courier New" w:hint="default"/>
+      </w:rPr>
+    </w:lvl>
+    <w:lvl w:ilvl="8" w:tplc="04070005" w:tentative="1">
+      <w:start w:val="1"/>
+      <w:numFmt w:val="bullet"/>
+      <w:lvlText w:val=""/>
+      <w:lvlJc w:val="left"/>
+      <w:pPr>
+        <w:ind w:left="6840" w:hanging="360"/>
+      </w:pPr>
+      <w:rPr>
+        <w:rFonts w:ascii="Wingdings" w:hAnsi="Wingdings" w:hint="default"/>
+      </w:rPr>
+    </w:lvl>
+  </w:abstractNum>
+  <w:num w:numId="1" w16cid:durableId="336661969">
+    <w:abstractNumId w:val="0"/>
+  </w:num>
+  <w:num w:numId="2" w16cid:durableId="98378494">
+    <w:abstractNumId w:val="1"/>
+  </w:num>
+  <w:num w:numId="3" w16cid:durableId="558785050">
+    <w:abstractNumId w:val="2"/>
+  </w:num>
+</w:numbering>
 </file>
 
 <file path=word/styles.xml><?xml version="1.0" encoding="utf-8"?>
@@ -1153,6 +2833,16 @@
       <w:spacing w:val="5"/>
     </w:rPr>
   </w:style>
+  <w:style w:type="character" w:styleId="PlaceholderText">
+    <w:name w:val="Placeholder Text"/>
+    <w:basedOn w:val="DefaultParagraphFont"/>
+    <w:uiPriority w:val="99"/>
+    <w:semiHidden/>
+    <w:rsid w:val="00176628"/>
+    <w:rPr>
+      <w:color w:val="666666"/>
+    </w:rPr>
+  </w:style>
 </w:styles>
 </file>
 

--- a/Measurements/Lab equipments.docx
+++ b/Measurements/Lab equipments.docx
@@ -284,7 +284,13 @@
         <w:rPr>
           <w:rFonts w:ascii="Source Sans Pro" w:hAnsi="Source Sans Pro"/>
         </w:rPr>
-        <w:t>isolated converter, 24 to 5V, for VCC of Current</w:t>
+        <w:t>isolated converter, 24 to 5V, for VCC</w:t>
+      </w:r>
+      <w:r>
+        <w:rPr>
+          <w:rFonts w:ascii="Source Sans Pro" w:hAnsi="Source Sans Pro"/>
+        </w:rPr>
+        <w:t>.</w:t>
       </w:r>
     </w:p>
     <w:p>
@@ -301,6 +307,8 @@
       <w:r>
         <w:rPr>
           <w:rFonts w:ascii="Source Sans Pro" w:hAnsi="Source Sans Pro"/>
+          <w:b/>
+          <w:bCs/>
         </w:rPr>
         <w:t xml:space="preserve">Spitzenberger APS 1000 – CC </w:t>
       </w:r>
@@ -308,6 +316,8 @@
       <w:r>
         <w:rPr>
           <w:rFonts w:ascii="Source Sans Pro" w:hAnsi="Source Sans Pro"/>
+          <w:b/>
+          <w:bCs/>
         </w:rPr>
         <w:t>mode</w:t>
       </w:r>
@@ -383,6 +393,8 @@
       <w:r>
         <w:rPr>
           <w:rFonts w:ascii="Source Sans Pro" w:hAnsi="Source Sans Pro"/>
+          <w:b/>
+          <w:bCs/>
         </w:rPr>
         <w:t xml:space="preserve">Wideband Injection Transformer B-WIT </w:t>
       </w:r>
@@ -390,6 +402,8 @@
       <w:r>
         <w:rPr>
           <w:rFonts w:ascii="Source Sans Pro" w:hAnsi="Source Sans Pro"/>
+          <w:b/>
+          <w:bCs/>
         </w:rPr>
         <w:t>100</w:t>
       </w:r>
@@ -452,20 +466,74 @@
           <w:rFonts w:ascii="Source Sans Pro" w:hAnsi="Source Sans Pro"/>
         </w:rPr>
       </w:pPr>
-      <w:r>
-        <w:rPr>
-          <w:rFonts w:ascii="Source Sans Pro" w:hAnsi="Source Sans Pro"/>
-        </w:rPr>
-        <w:t xml:space="preserve">Vector Network Analyzer – Bode </w:t>
-      </w:r>
-      <w:proofErr w:type="gramStart"/>
-      <w:r>
-        <w:rPr>
-          <w:rFonts w:ascii="Source Sans Pro" w:hAnsi="Source Sans Pro"/>
-        </w:rPr>
-        <w:t>100 :</w:t>
-      </w:r>
-      <w:proofErr w:type="gramEnd"/>
+      <w:proofErr w:type="spellStart"/>
+      <w:r>
+        <w:rPr>
+          <w:rFonts w:ascii="Source Sans Pro" w:hAnsi="Source Sans Pro"/>
+          <w:b/>
+          <w:bCs/>
+        </w:rPr>
+        <w:t>Micsig</w:t>
+      </w:r>
+      <w:proofErr w:type="spellEnd"/>
+      <w:r>
+        <w:rPr>
+          <w:rFonts w:ascii="Source Sans Pro" w:hAnsi="Source Sans Pro"/>
+          <w:b/>
+          <w:bCs/>
+        </w:rPr>
+        <w:t xml:space="preserve"> MOIP350P OP200-3 Optical-fiber Isolated Probe</w:t>
+      </w:r>
+      <w:r>
+        <w:rPr>
+          <w:rFonts w:ascii="Source Sans Pro" w:hAnsi="Source Sans Pro"/>
+        </w:rPr>
+        <w:t>:</w:t>
+      </w:r>
+      <w:r>
+        <w:rPr>
+          <w:rFonts w:ascii="Source Sans Pro" w:hAnsi="Source Sans Pro"/>
+        </w:rPr>
+        <w:t xml:space="preserve"> to </w:t>
+      </w:r>
+      <w:r>
+        <w:rPr>
+          <w:rFonts w:ascii="Source Sans Pro" w:hAnsi="Source Sans Pro"/>
+        </w:rPr>
+        <w:t xml:space="preserve">capture </w:t>
+      </w:r>
+      <w:r>
+        <w:rPr>
+          <w:rFonts w:ascii="Source Sans Pro" w:hAnsi="Source Sans Pro"/>
+        </w:rPr>
+        <w:t xml:space="preserve">output </w:t>
+      </w:r>
+      <w:r>
+        <w:rPr>
+          <w:rFonts w:ascii="Source Sans Pro" w:hAnsi="Source Sans Pro"/>
+        </w:rPr>
+        <w:t>differential signal accurately</w:t>
+      </w:r>
+      <w:r>
+        <w:rPr>
+          <w:rFonts w:ascii="Source Sans Pro" w:hAnsi="Source Sans Pro"/>
+        </w:rPr>
+        <w:t xml:space="preserve">, provides isolation from high voltage transients, ground loops. </w:t>
+      </w:r>
+      <w:proofErr w:type="spellStart"/>
+      <w:r>
+        <w:rPr>
+          <w:rFonts w:ascii="Source Sans Pro" w:hAnsi="Source Sans Pro"/>
+        </w:rPr>
+        <w:t>Maintins</w:t>
+      </w:r>
+      <w:proofErr w:type="spellEnd"/>
+      <w:r>
+        <w:rPr>
+          <w:rFonts w:ascii="Source Sans Pro" w:hAnsi="Source Sans Pro"/>
+        </w:rPr>
+        <w:t xml:space="preserve"> signal integrity by minimizing common mode noise.</w:t>
+      </w:r>
       <w:r>
         <w:rPr>
           <w:rFonts w:ascii="Source Sans Pro" w:hAnsi="Source Sans Pro"/>
@@ -475,50 +543,95 @@
       <w:r>
         <w:rPr>
           <w:rFonts w:ascii="Source Sans Pro" w:hAnsi="Source Sans Pro"/>
-        </w:rPr>
-        <w:t>to measure impedance by connecting voltage probe to CH2</w:t>
-      </w:r>
-      <w:r>
-        <w:rPr>
-          <w:rFonts w:ascii="Source Sans Pro" w:hAnsi="Source Sans Pro"/>
-        </w:rPr>
-        <w:t xml:space="preserve"> (</w:t>
-      </w:r>
-      <w:r>
-        <w:rPr>
-          <w:rFonts w:ascii="Source Sans Pro" w:hAnsi="Source Sans Pro"/>
-        </w:rPr>
-        <w:t>with</w:t>
-      </w:r>
-      <w:r>
-        <w:rPr>
-          <w:rFonts w:ascii="Source Sans Pro" w:hAnsi="Source Sans Pro"/>
-        </w:rPr>
-        <w:t xml:space="preserve"> B-WIT 100</w:t>
-      </w:r>
-      <w:r>
-        <w:rPr>
-          <w:rFonts w:ascii="Source Sans Pro" w:hAnsi="Source Sans Pro"/>
-        </w:rPr>
-        <w:t>)</w:t>
-      </w:r>
-      <w:r>
-        <w:rPr>
-          <w:rFonts w:ascii="Source Sans Pro" w:hAnsi="Source Sans Pro"/>
-        </w:rPr>
-        <w:t xml:space="preserve"> and cur</w:t>
-      </w:r>
-      <w:r>
-        <w:rPr>
-          <w:rFonts w:ascii="Source Sans Pro" w:hAnsi="Source Sans Pro"/>
-        </w:rPr>
-        <w:t xml:space="preserve">rent </w:t>
-      </w:r>
-      <w:r>
-        <w:rPr>
-          <w:rFonts w:ascii="Source Sans Pro" w:hAnsi="Source Sans Pro"/>
-        </w:rPr>
-        <w:t>probe</w:t>
+          <w:b/>
+          <w:bCs/>
+        </w:rPr>
+        <w:t>Output voltage Range: ±1.25V</w:t>
+      </w:r>
+      <w:r>
+        <w:rPr>
+          <w:rFonts w:ascii="Source Sans Pro" w:hAnsi="Source Sans Pro"/>
+        </w:rPr>
+        <w:br/>
+        <w:t xml:space="preserve">Since B-WIT injection </w:t>
+      </w:r>
+      <w:r>
+        <w:rPr>
+          <w:rFonts w:ascii="Source Sans Pro" w:hAnsi="Source Sans Pro"/>
+        </w:rPr>
+        <w:t>transformer</w:t>
+      </w:r>
+      <w:r>
+        <w:rPr>
+          <w:rFonts w:ascii="Source Sans Pro" w:hAnsi="Source Sans Pro"/>
+        </w:rPr>
+        <w:t xml:space="preserve"> is known to lose gain </w:t>
+      </w:r>
+      <w:r>
+        <w:rPr>
+          <w:rFonts w:ascii="Source Sans Pro" w:hAnsi="Source Sans Pro"/>
+        </w:rPr>
+        <w:t>magnitude for frequencies under 100 Hz</w:t>
+      </w:r>
+      <w:r>
+        <w:rPr>
+          <w:rFonts w:ascii="Source Sans Pro" w:hAnsi="Source Sans Pro"/>
+        </w:rPr>
+        <w:t xml:space="preserve"> and above 1M</w:t>
+      </w:r>
+      <w:r>
+        <w:rPr>
+          <w:rFonts w:ascii="Source Sans Pro" w:hAnsi="Source Sans Pro"/>
+        </w:rPr>
+        <w:t>, as indicated in its Bode plot</w:t>
+      </w:r>
+      <w:r>
+        <w:rPr>
+          <w:rFonts w:ascii="Source Sans Pro" w:hAnsi="Source Sans Pro"/>
+        </w:rPr>
+        <w:t xml:space="preserve">, </w:t>
+      </w:r>
+      <w:proofErr w:type="spellStart"/>
+      <w:r>
+        <w:rPr>
+          <w:rFonts w:ascii="Source Sans Pro" w:hAnsi="Source Sans Pro"/>
+        </w:rPr>
+        <w:t>its</w:t>
+      </w:r>
+      <w:proofErr w:type="spellEnd"/>
+      <w:r>
+        <w:rPr>
+          <w:rFonts w:ascii="Source Sans Pro" w:hAnsi="Source Sans Pro"/>
+        </w:rPr>
+        <w:t xml:space="preserve"> not </w:t>
+      </w:r>
+      <w:proofErr w:type="spellStart"/>
+      <w:r>
+        <w:rPr>
+          <w:rFonts w:ascii="Source Sans Pro" w:hAnsi="Source Sans Pro"/>
+        </w:rPr>
+        <w:t>suiable</w:t>
+      </w:r>
+      <w:proofErr w:type="spellEnd"/>
+      <w:r>
+        <w:rPr>
+          <w:rFonts w:ascii="Source Sans Pro" w:hAnsi="Source Sans Pro"/>
+        </w:rPr>
+        <w:t xml:space="preserve"> for low and </w:t>
+      </w:r>
+      <w:proofErr w:type="spellStart"/>
+      <w:r>
+        <w:rPr>
+          <w:rFonts w:ascii="Source Sans Pro" w:hAnsi="Source Sans Pro"/>
+        </w:rPr>
+        <w:t>ultra high</w:t>
+      </w:r>
+      <w:proofErr w:type="spellEnd"/>
+      <w:r>
+        <w:rPr>
+          <w:rFonts w:ascii="Source Sans Pro" w:hAnsi="Source Sans Pro"/>
+        </w:rPr>
+        <w:t xml:space="preserve"> frequencies.</w:t>
       </w:r>
       <w:r>
         <w:rPr>
@@ -526,178 +639,32 @@
         </w:rPr>
         <w:t xml:space="preserve"> </w:t>
       </w:r>
-      <w:proofErr w:type="spellStart"/>
-      <w:r>
-        <w:rPr>
-          <w:rFonts w:ascii="Source Sans Pro" w:hAnsi="Source Sans Pro"/>
-        </w:rPr>
-        <w:t>Micsig</w:t>
-      </w:r>
-      <w:proofErr w:type="spellEnd"/>
-      <w:r>
-        <w:rPr>
-          <w:rFonts w:ascii="Source Sans Pro" w:hAnsi="Source Sans Pro"/>
-        </w:rPr>
-        <w:t xml:space="preserve"> CP1003B</w:t>
-      </w:r>
-      <w:r>
-        <w:rPr>
-          <w:rFonts w:ascii="Source Sans Pro" w:hAnsi="Source Sans Pro"/>
-        </w:rPr>
-        <w:t xml:space="preserve"> </w:t>
-      </w:r>
-      <w:r>
-        <w:rPr>
-          <w:rFonts w:ascii="Source Sans Pro" w:hAnsi="Source Sans Pro"/>
-        </w:rPr>
-        <w:t xml:space="preserve">to CH1. </w:t>
+      <w:r>
+        <w:rPr>
+          <w:rFonts w:ascii="Source Sans Pro" w:hAnsi="Source Sans Pro"/>
+        </w:rPr>
+        <w:t>Isolated probe does not suffer from this, provides more accurate measurements across the entire frequency range.</w:t>
       </w:r>
     </w:p>
     <w:p>
       <w:pPr>
         <w:pStyle w:val="ListParagraph"/>
-        <w:rPr>
-          <w:rFonts w:ascii="Source Sans Pro" w:hAnsi="Source Sans Pro"/>
-        </w:rPr>
-      </w:pPr>
-      <w:r>
-        <w:rPr>
-          <w:rFonts w:ascii="Source Sans Pro" w:hAnsi="Source Sans Pro"/>
-        </w:rPr>
-        <w:t xml:space="preserve">Output channel to AC input modulator’s input channel. </w:t>
-      </w:r>
-    </w:p>
-    <w:p>
-      <w:pPr>
-        <w:pStyle w:val="ListParagraph"/>
-        <w:rPr>
-          <w:rFonts w:ascii="Source Sans Pro" w:hAnsi="Source Sans Pro"/>
-        </w:rPr>
-      </w:pPr>
-      <w:r>
-        <w:rPr>
-          <w:rFonts w:ascii="Source Sans Pro" w:hAnsi="Source Sans Pro"/>
-        </w:rPr>
-        <w:t xml:space="preserve">It measures Gain and transforms it directly to impedance Z using: </w:t>
-      </w:r>
-      <m:oMath>
-        <m:r>
-          <w:rPr>
-            <w:rFonts w:ascii="Cambria Math" w:hAnsi="Cambria Math"/>
-          </w:rPr>
-          <m:t>Z=</m:t>
-        </m:r>
-        <m:f>
-          <m:fPr>
-            <m:ctrlPr>
-              <w:rPr>
-                <w:rFonts w:ascii="Cambria Math" w:hAnsi="Cambria Math"/>
-                <w:i/>
-              </w:rPr>
-            </m:ctrlPr>
-          </m:fPr>
-          <m:num>
-            <m:r>
-              <w:rPr>
-                <w:rFonts w:ascii="Cambria Math" w:hAnsi="Cambria Math"/>
-              </w:rPr>
-              <m:t>V</m:t>
-            </m:r>
-          </m:num>
-          <m:den>
-            <m:r>
-              <w:rPr>
-                <w:rFonts w:ascii="Cambria Math" w:hAnsi="Cambria Math"/>
-              </w:rPr>
-              <m:t>I</m:t>
-            </m:r>
-          </m:den>
-        </m:f>
-        <m:r>
-          <w:rPr>
-            <w:rFonts w:ascii="Cambria Math" w:eastAsiaTheme="minorEastAsia" w:hAnsi="Cambria Math"/>
-          </w:rPr>
-          <m:t>=</m:t>
-        </m:r>
-        <m:f>
-          <m:fPr>
-            <m:ctrlPr>
-              <w:rPr>
-                <w:rFonts w:ascii="Cambria Math" w:hAnsi="Cambria Math"/>
-                <w:i/>
-              </w:rPr>
-            </m:ctrlPr>
-          </m:fPr>
-          <m:num>
-            <m:sSub>
-              <m:sSubPr>
-                <m:ctrlPr>
-                  <w:rPr>
-                    <w:rFonts w:ascii="Cambria Math" w:hAnsi="Cambria Math"/>
-                    <w:i/>
-                  </w:rPr>
-                </m:ctrlPr>
-              </m:sSubPr>
-              <m:e>
-                <m:r>
-                  <w:rPr>
-                    <w:rFonts w:ascii="Cambria Math" w:hAnsi="Cambria Math"/>
-                  </w:rPr>
-                  <m:t>V</m:t>
-                </m:r>
-              </m:e>
-              <m:sub>
-                <m:r>
-                  <w:rPr>
-                    <w:rFonts w:ascii="Cambria Math" w:hAnsi="Cambria Math"/>
-                  </w:rPr>
-                  <m:t>CH2</m:t>
-                </m:r>
-              </m:sub>
-            </m:sSub>
-          </m:num>
-          <m:den>
-            <m:sSub>
-              <m:sSubPr>
-                <m:ctrlPr>
-                  <w:rPr>
-                    <w:rFonts w:ascii="Cambria Math" w:hAnsi="Cambria Math"/>
-                    <w:i/>
-                  </w:rPr>
-                </m:ctrlPr>
-              </m:sSubPr>
-              <m:e>
-                <m:r>
-                  <w:rPr>
-                    <w:rFonts w:ascii="Cambria Math" w:hAnsi="Cambria Math"/>
-                  </w:rPr>
-                  <m:t>V</m:t>
-                </m:r>
-              </m:e>
-              <m:sub>
-                <m:r>
-                  <w:rPr>
-                    <w:rFonts w:ascii="Cambria Math" w:hAnsi="Cambria Math"/>
-                  </w:rPr>
-                  <m:t>CH1</m:t>
-                </m:r>
-              </m:sub>
-            </m:sSub>
-          </m:den>
-        </m:f>
-        <m:r>
-          <w:rPr>
-            <w:rFonts w:ascii="Cambria Math" w:eastAsiaTheme="minorEastAsia" w:hAnsi="Cambria Math"/>
-          </w:rPr>
-          <m:t>=</m:t>
-        </m:r>
-        <m:r>
-          <w:rPr>
-            <w:rFonts w:ascii="Cambria Math" w:eastAsiaTheme="minorEastAsia" w:hAnsi="Cambria Math"/>
-          </w:rPr>
-          <m:t>Gain</m:t>
-        </m:r>
-      </m:oMath>
+        <w:numPr>
+          <w:ilvl w:val="1"/>
+          <w:numId w:val="2"/>
+        </w:numPr>
+        <w:rPr>
+          <w:rFonts w:ascii="Source Sans Pro" w:hAnsi="Source Sans Pro"/>
+        </w:rPr>
+      </w:pPr>
+      <w:r>
+        <w:rPr>
+          <w:rFonts w:ascii="Source Sans Pro" w:hAnsi="Source Sans Pro"/>
+          <w:b/>
+          <w:bCs/>
+        </w:rPr>
+        <w:t>Isolated Probe is used instead of the B-WIT injection transformer</w:t>
+      </w:r>
     </w:p>
     <w:p>
       <w:pPr>
@@ -710,525 +677,54 @@
           <w:rFonts w:ascii="Source Sans Pro" w:hAnsi="Source Sans Pro"/>
         </w:rPr>
       </w:pPr>
-      <w:r>
-        <w:rPr>
-          <w:rFonts w:ascii="Source Sans Pro" w:hAnsi="Source Sans Pro"/>
-        </w:rPr>
-        <w:t xml:space="preserve">Tektronix TBS 2000 Digital </w:t>
-      </w:r>
-      <w:proofErr w:type="gramStart"/>
-      <w:r>
-        <w:rPr>
-          <w:rFonts w:ascii="Source Sans Pro" w:hAnsi="Source Sans Pro"/>
-        </w:rPr>
-        <w:t>Oscilloscope :</w:t>
-      </w:r>
-      <w:proofErr w:type="gramEnd"/>
-      <w:r>
-        <w:rPr>
-          <w:rFonts w:ascii="Source Sans Pro" w:hAnsi="Source Sans Pro"/>
-        </w:rPr>
-        <w:t xml:space="preserve"> </w:t>
-      </w:r>
-    </w:p>
-    <w:p>
-      <w:pPr>
-        <w:pStyle w:val="ListParagraph"/>
-        <w:rPr>
-          <w:rFonts w:ascii="Source Sans Pro" w:hAnsi="Source Sans Pro"/>
-        </w:rPr>
-      </w:pPr>
-      <w:r>
-        <w:rPr>
-          <w:rFonts w:ascii="Source Sans Pro" w:hAnsi="Source Sans Pro"/>
-        </w:rPr>
-        <w:t>-&gt; 1</w:t>
-      </w:r>
-      <w:r>
-        <w:rPr>
-          <w:rFonts w:ascii="Source Sans Pro" w:hAnsi="Source Sans Pro"/>
-          <w:vertAlign w:val="superscript"/>
-        </w:rPr>
-        <w:t>st</w:t>
-      </w:r>
-      <w:r>
-        <w:rPr>
-          <w:rFonts w:ascii="Source Sans Pro" w:hAnsi="Source Sans Pro"/>
-        </w:rPr>
-        <w:t xml:space="preserve"> channel</w:t>
-      </w:r>
-      <w:r>
-        <w:rPr>
-          <w:rFonts w:ascii="Source Sans Pro" w:hAnsi="Source Sans Pro"/>
-        </w:rPr>
-        <w:t xml:space="preserve"> (yellow)</w:t>
-      </w:r>
-      <w:r>
-        <w:rPr>
-          <w:rFonts w:ascii="Source Sans Pro" w:hAnsi="Source Sans Pro"/>
-        </w:rPr>
-        <w:t xml:space="preserve">: differential voltage measurement of diff. </w:t>
-      </w:r>
       <w:proofErr w:type="spellStart"/>
       <w:r>
-        <w:rPr>
-          <w:rFonts w:ascii="Source Sans Pro" w:hAnsi="Source Sans Pro"/>
-        </w:rPr>
-        <w:t>OpAmp</w:t>
-      </w:r>
-      <w:proofErr w:type="spellEnd"/>
-      <w:r>
-        <w:rPr>
-          <w:rFonts w:ascii="Source Sans Pro" w:hAnsi="Source Sans Pro"/>
-        </w:rPr>
-        <w:t xml:space="preserve"> </w:t>
-      </w:r>
-      <w:proofErr w:type="spellStart"/>
-      <w:r>
-        <w:rPr>
-          <w:rFonts w:ascii="Source Sans Pro" w:hAnsi="Source Sans Pro"/>
-        </w:rPr>
-        <w:t>V_out</w:t>
-      </w:r>
-      <w:proofErr w:type="spellEnd"/>
-      <w:r>
-        <w:rPr>
-          <w:rFonts w:ascii="Source Sans Pro" w:hAnsi="Source Sans Pro"/>
-        </w:rPr>
-        <w:t xml:space="preserve"> (</w:t>
-      </w:r>
-      <w:proofErr w:type="spellStart"/>
-      <w:r>
-        <w:rPr>
-          <w:rFonts w:ascii="Source Sans Pro" w:hAnsi="Source Sans Pro"/>
-        </w:rPr>
-        <w:t>V_in</w:t>
-      </w:r>
-      <w:proofErr w:type="spellEnd"/>
-      <w:r>
-        <w:rPr>
-          <w:rFonts w:ascii="Source Sans Pro" w:hAnsi="Source Sans Pro"/>
-        </w:rPr>
-        <w:t xml:space="preserve"> of analog card) with B-WIT 100 </w:t>
-      </w:r>
-    </w:p>
-    <w:p>
-      <w:pPr>
-        <w:pStyle w:val="ListParagraph"/>
-        <w:rPr>
-          <w:rFonts w:ascii="Source Sans Pro" w:hAnsi="Source Sans Pro"/>
-        </w:rPr>
-      </w:pPr>
-      <w:r>
-        <w:rPr>
-          <w:rFonts w:ascii="Source Sans Pro" w:hAnsi="Source Sans Pro"/>
-        </w:rPr>
-        <w:t xml:space="preserve">-&gt; </w:t>
-      </w:r>
-      <w:r>
-        <w:rPr>
-          <w:rFonts w:ascii="Source Sans Pro" w:hAnsi="Source Sans Pro"/>
-        </w:rPr>
-        <w:t>2</w:t>
-      </w:r>
-      <w:r>
-        <w:rPr>
-          <w:rFonts w:ascii="Source Sans Pro" w:hAnsi="Source Sans Pro"/>
-          <w:vertAlign w:val="superscript"/>
-        </w:rPr>
-        <w:t>nd</w:t>
-      </w:r>
-      <w:r>
-        <w:rPr>
-          <w:rFonts w:ascii="Source Sans Pro" w:hAnsi="Source Sans Pro"/>
-        </w:rPr>
-        <w:t xml:space="preserve"> channel</w:t>
-      </w:r>
-      <w:r>
-        <w:rPr>
-          <w:rFonts w:ascii="Source Sans Pro" w:hAnsi="Source Sans Pro"/>
-        </w:rPr>
-        <w:t xml:space="preserve"> (blue)</w:t>
-      </w:r>
-      <w:r>
-        <w:rPr>
-          <w:rFonts w:ascii="Source Sans Pro" w:hAnsi="Source Sans Pro"/>
-        </w:rPr>
-        <w:t xml:space="preserve">: </w:t>
-      </w:r>
-      <w:r>
-        <w:rPr>
-          <w:rFonts w:ascii="Source Sans Pro" w:hAnsi="Source Sans Pro"/>
-        </w:rPr>
-        <w:t xml:space="preserve">input </w:t>
-      </w:r>
-      <w:r>
-        <w:rPr>
-          <w:rFonts w:ascii="Source Sans Pro" w:hAnsi="Source Sans Pro"/>
-        </w:rPr>
-        <w:t>current measurement</w:t>
-      </w:r>
-      <w:r>
-        <w:rPr>
-          <w:rFonts w:ascii="Source Sans Pro" w:hAnsi="Source Sans Pro"/>
-        </w:rPr>
-        <w:t xml:space="preserve"> (current probe: </w:t>
-      </w:r>
-      <w:proofErr w:type="spellStart"/>
-      <w:r>
-        <w:rPr>
-          <w:rFonts w:ascii="Source Sans Pro" w:hAnsi="Source Sans Pro"/>
-        </w:rPr>
-        <w:t>Micsig</w:t>
-      </w:r>
-      <w:proofErr w:type="spellEnd"/>
-      <w:r>
-        <w:rPr>
-          <w:rFonts w:ascii="Source Sans Pro" w:hAnsi="Source Sans Pro"/>
-        </w:rPr>
-        <w:t xml:space="preserve"> CP1003B)</w:t>
-      </w:r>
-    </w:p>
-    <w:p>
-      <w:pPr>
-        <w:pStyle w:val="ListParagraph"/>
-        <w:rPr>
-          <w:rFonts w:ascii="Source Sans Pro" w:hAnsi="Source Sans Pro"/>
-        </w:rPr>
-      </w:pPr>
-      <w:r>
-        <w:rPr>
-          <w:rFonts w:ascii="Source Sans Pro" w:hAnsi="Source Sans Pro"/>
-        </w:rPr>
-        <w:t xml:space="preserve">-&gt; </w:t>
-      </w:r>
-      <w:r>
-        <w:rPr>
-          <w:rFonts w:ascii="Source Sans Pro" w:hAnsi="Source Sans Pro"/>
-        </w:rPr>
-        <w:t>3</w:t>
-      </w:r>
-      <w:r>
-        <w:rPr>
-          <w:rFonts w:ascii="Source Sans Pro" w:hAnsi="Source Sans Pro"/>
-          <w:vertAlign w:val="superscript"/>
-        </w:rPr>
-        <w:t>rd</w:t>
-      </w:r>
-      <w:r>
-        <w:rPr>
-          <w:rFonts w:ascii="Source Sans Pro" w:hAnsi="Source Sans Pro"/>
-        </w:rPr>
-        <w:t xml:space="preserve"> channel</w:t>
-      </w:r>
-      <w:r>
-        <w:rPr>
-          <w:rFonts w:ascii="Source Sans Pro" w:hAnsi="Source Sans Pro"/>
-        </w:rPr>
-        <w:t xml:space="preserve"> (red)</w:t>
-      </w:r>
-      <w:r>
-        <w:rPr>
-          <w:rFonts w:ascii="Source Sans Pro" w:hAnsi="Source Sans Pro"/>
-        </w:rPr>
-        <w:t>: input current measurement</w:t>
-      </w:r>
-      <w:r>
-        <w:rPr>
-          <w:rFonts w:ascii="Source Sans Pro" w:hAnsi="Source Sans Pro"/>
-        </w:rPr>
-        <w:t xml:space="preserve"> (current probe: Tektronix TCP0020)</w:t>
-      </w:r>
-    </w:p>
-    <w:p>
-      <w:pPr>
-        <w:rPr>
-          <w:rFonts w:ascii="Source Sans Pro" w:hAnsi="Source Sans Pro"/>
-        </w:rPr>
-      </w:pPr>
-    </w:p>
-    <w:p>
-      <w:pPr>
-        <w:rPr>
-          <w:rFonts w:ascii="Source Sans Pro" w:hAnsi="Source Sans Pro"/>
-        </w:rPr>
-      </w:pPr>
-      <w:r>
-        <w:rPr>
-          <w:rFonts w:ascii="Source Sans Pro" w:hAnsi="Source Sans Pro"/>
-        </w:rPr>
-        <w:t xml:space="preserve">DC measurements for phase 1-2, with and </w:t>
-      </w:r>
-      <w:proofErr w:type="spellStart"/>
-      <w:r>
-        <w:rPr>
-          <w:rFonts w:ascii="Source Sans Pro" w:hAnsi="Source Sans Pro"/>
-        </w:rPr>
-        <w:t>withput</w:t>
-      </w:r>
-      <w:proofErr w:type="spellEnd"/>
-      <w:r>
-        <w:rPr>
-          <w:rFonts w:ascii="Source Sans Pro" w:hAnsi="Source Sans Pro"/>
-        </w:rPr>
-        <w:t xml:space="preserve"> R2 and R5 resistors. Upon comparison, decided to remove them (replaced with 0 ohm resistors</w:t>
-      </w:r>
-      <w:proofErr w:type="gramStart"/>
-      <w:r>
-        <w:rPr>
-          <w:rFonts w:ascii="Source Sans Pro" w:hAnsi="Source Sans Pro"/>
-        </w:rPr>
-        <w:t>) .</w:t>
-      </w:r>
-      <w:proofErr w:type="gramEnd"/>
-      <w:r>
-        <w:rPr>
-          <w:rFonts w:ascii="Source Sans Pro" w:hAnsi="Source Sans Pro"/>
-        </w:rPr>
-        <w:t xml:space="preserve"> </w:t>
-      </w:r>
-      <w:r>
-        <w:rPr>
-          <w:rFonts w:ascii="Source Sans Pro" w:hAnsi="Source Sans Pro"/>
-        </w:rPr>
-        <w:br/>
-        <w:t xml:space="preserve">After testing pins, </w:t>
-      </w:r>
-    </w:p>
-    <w:p>
-      <w:pPr>
         <w:rPr>
           <w:rFonts w:ascii="Source Sans Pro" w:hAnsi="Source Sans Pro"/>
           <w:b/>
           <w:bCs/>
         </w:rPr>
-      </w:pPr>
+        <w:t>Micsig</w:t>
+      </w:r>
+      <w:proofErr w:type="spellEnd"/>
       <w:r>
         <w:rPr>
           <w:rFonts w:ascii="Source Sans Pro" w:hAnsi="Source Sans Pro"/>
           <w:b/>
           <w:bCs/>
         </w:rPr>
-        <w:t>Current Sensing PCB changes</w:t>
-      </w:r>
-    </w:p>
-    <w:p>
-      <w:pPr>
-        <w:rPr>
-          <w:rFonts w:ascii="Source Sans Pro" w:hAnsi="Source Sans Pro"/>
-        </w:rPr>
-      </w:pPr>
-      <w:r>
-        <w:rPr>
-          <w:rFonts w:ascii="Source Sans Pro" w:hAnsi="Source Sans Pro"/>
-        </w:rPr>
-        <w:t>-</w:t>
-      </w:r>
-      <w:proofErr w:type="spellStart"/>
-      <w:r>
-        <w:rPr>
-          <w:rFonts w:ascii="Source Sans Pro" w:hAnsi="Source Sans Pro"/>
-        </w:rPr>
-        <w:t>Vdd</w:t>
-      </w:r>
-      <w:proofErr w:type="spellEnd"/>
-      <w:r>
-        <w:rPr>
-          <w:rFonts w:ascii="Source Sans Pro" w:hAnsi="Source Sans Pro"/>
-        </w:rPr>
-        <w:t xml:space="preserve"> 12V</w:t>
-      </w:r>
-    </w:p>
-    <w:p>
-      <w:pPr>
-        <w:rPr>
-          <w:rFonts w:ascii="Source Sans Pro" w:hAnsi="Source Sans Pro"/>
-        </w:rPr>
-      </w:pPr>
-      <w:r>
-        <w:rPr>
-          <w:rFonts w:ascii="Source Sans Pro" w:hAnsi="Source Sans Pro"/>
-        </w:rPr>
-        <w:t xml:space="preserve">- voltage rails to be -0.2V (LMM05) and +5.2V using switched regulator and </w:t>
-      </w:r>
-      <w:proofErr w:type="gramStart"/>
-      <w:r>
-        <w:rPr>
-          <w:rFonts w:ascii="Source Sans Pro" w:hAnsi="Source Sans Pro"/>
-        </w:rPr>
-        <w:t>a</w:t>
-      </w:r>
-      <w:proofErr w:type="gramEnd"/>
-      <w:r>
-        <w:rPr>
-          <w:rFonts w:ascii="Source Sans Pro" w:hAnsi="Source Sans Pro"/>
-        </w:rPr>
-        <w:t xml:space="preserve"> LDO </w:t>
-      </w:r>
-    </w:p>
-    <w:p>
-      <w:pPr>
-        <w:rPr>
-          <w:rFonts w:ascii="Source Sans Pro" w:hAnsi="Source Sans Pro"/>
-        </w:rPr>
-      </w:pPr>
-      <w:r>
-        <w:rPr>
-          <w:rFonts w:ascii="Source Sans Pro" w:hAnsi="Source Sans Pro"/>
-        </w:rPr>
-        <w:t>- drive common mode voltage of diff op amp to 2.5V (generated by LDO)</w:t>
-      </w:r>
-    </w:p>
-    <w:p>
-      <w:pPr>
-        <w:rPr>
-          <w:rFonts w:ascii="Source Sans Pro" w:hAnsi="Source Sans Pro"/>
-        </w:rPr>
-      </w:pPr>
-      <w:r>
-        <w:rPr>
-          <w:rFonts w:ascii="Source Sans Pro" w:hAnsi="Source Sans Pro"/>
-        </w:rPr>
-        <w:t xml:space="preserve">- </w:t>
-      </w:r>
-    </w:p>
-    <w:p>
-      <w:pPr>
-        <w:rPr>
-          <w:rFonts w:ascii="Source Sans Pro" w:hAnsi="Source Sans Pro"/>
-        </w:rPr>
-      </w:pPr>
-      <w:r>
-        <w:rPr>
-          <w:rFonts w:ascii="Source Sans Pro" w:hAnsi="Source Sans Pro"/>
-        </w:rPr>
-        <w:t>phase D is broken, we continue with ABC phases</w:t>
-      </w:r>
-    </w:p>
-    <w:p>
-      <w:pPr>
-        <w:rPr>
-          <w:rFonts w:ascii="Source Sans Pro" w:hAnsi="Source Sans Pro"/>
-        </w:rPr>
-      </w:pPr>
-    </w:p>
-    <w:p>
-      <w:pPr>
-        <w:rPr>
-          <w:rFonts w:ascii="Source Sans Pro" w:hAnsi="Source Sans Pro"/>
-        </w:rPr>
-      </w:pPr>
-      <w:r>
-        <w:rPr>
-          <w:rFonts w:ascii="Source Sans Pro" w:hAnsi="Source Sans Pro"/>
-        </w:rPr>
-        <w:t xml:space="preserve">AC evaluation: AC current amplifier, sine wave amp:4 </w:t>
-      </w:r>
-      <w:proofErr w:type="spellStart"/>
-      <w:r>
-        <w:rPr>
-          <w:rFonts w:ascii="Source Sans Pro" w:hAnsi="Source Sans Pro"/>
-        </w:rPr>
-        <w:t>A_p</w:t>
-      </w:r>
-      <w:proofErr w:type="spellEnd"/>
-      <w:r>
-        <w:rPr>
-          <w:rFonts w:ascii="Source Sans Pro" w:hAnsi="Source Sans Pro"/>
-        </w:rPr>
-        <w:t xml:space="preserve">, offset 0A, f = 10 </w:t>
-      </w:r>
-      <w:proofErr w:type="spellStart"/>
-      <w:r>
-        <w:rPr>
-          <w:rFonts w:ascii="Source Sans Pro" w:hAnsi="Source Sans Pro"/>
-        </w:rPr>
-        <w:t>hz</w:t>
-      </w:r>
-      <w:proofErr w:type="spellEnd"/>
-      <w:r>
-        <w:rPr>
-          <w:rFonts w:ascii="Source Sans Pro" w:hAnsi="Source Sans Pro"/>
-        </w:rPr>
-        <w:t xml:space="preserve"> -&gt; math red curve (</w:t>
-      </w:r>
-      <w:proofErr w:type="spellStart"/>
-      <w:r>
-        <w:rPr>
-          <w:rFonts w:ascii="Source Sans Pro" w:hAnsi="Source Sans Pro"/>
-        </w:rPr>
-        <w:t>Vp-</w:t>
-      </w:r>
-      <w:proofErr w:type="gramStart"/>
-      <w:r>
-        <w:rPr>
-          <w:rFonts w:ascii="Source Sans Pro" w:hAnsi="Source Sans Pro"/>
-        </w:rPr>
-        <w:t>Vn</w:t>
-      </w:r>
-      <w:proofErr w:type="spellEnd"/>
-      <w:r>
-        <w:rPr>
-          <w:rFonts w:ascii="Source Sans Pro" w:hAnsi="Source Sans Pro"/>
-        </w:rPr>
-        <w:t>)  =</w:t>
-      </w:r>
-      <w:proofErr w:type="gramEnd"/>
-      <w:r>
-        <w:rPr>
-          <w:rFonts w:ascii="Source Sans Pro" w:hAnsi="Source Sans Pro"/>
-        </w:rPr>
-        <w:t xml:space="preserve"> 100 mV</w:t>
-      </w:r>
-    </w:p>
-    <w:p>
-      <w:pPr>
-        <w:rPr>
-          <w:rFonts w:ascii="Source Sans Pro" w:hAnsi="Source Sans Pro"/>
-        </w:rPr>
-      </w:pPr>
-    </w:p>
-    <w:p>
-      <w:pPr>
-        <w:rPr>
-          <w:rFonts w:ascii="Source Sans Pro" w:hAnsi="Source Sans Pro"/>
-        </w:rPr>
-      </w:pPr>
-      <w:r>
-        <w:rPr>
-          <w:rFonts w:ascii="Source Sans Pro" w:hAnsi="Source Sans Pro"/>
-        </w:rPr>
-        <w:t xml:space="preserve">1-Connect the current output of the </w:t>
-      </w:r>
-      <w:proofErr w:type="spellStart"/>
-      <w:r>
-        <w:rPr>
-          <w:rFonts w:ascii="Source Sans Pro" w:hAnsi="Source Sans Pro"/>
-        </w:rPr>
-        <w:t>Sitzenberger</w:t>
-      </w:r>
-      <w:proofErr w:type="spellEnd"/>
-      <w:r>
-        <w:rPr>
-          <w:rFonts w:ascii="Source Sans Pro" w:hAnsi="Source Sans Pro"/>
-        </w:rPr>
-        <w:t xml:space="preserve"> to the input of the current measurement PCB</w:t>
-      </w:r>
-      <w:r>
-        <w:rPr>
-          <w:rFonts w:ascii="Source Sans Pro" w:hAnsi="Source Sans Pro"/>
-        </w:rPr>
-        <w:br/>
-        <w:t xml:space="preserve">2-Connect the output of the Bode 100 to the B-WIT transformer’s primary side (allows the Bode 100 to inject a small AC signal combined with the current signal generated by </w:t>
-      </w:r>
-      <w:proofErr w:type="spellStart"/>
-      <w:r>
-        <w:rPr>
-          <w:rFonts w:ascii="Source Sans Pro" w:hAnsi="Source Sans Pro"/>
-        </w:rPr>
-        <w:t>Sipitzenberger</w:t>
-      </w:r>
-      <w:proofErr w:type="spellEnd"/>
+        <w:t xml:space="preserve"> CP1003B Current probe:</w:t>
+      </w:r>
+      <w:r>
+        <w:rPr>
+          <w:rFonts w:ascii="Source Sans Pro" w:hAnsi="Source Sans Pro"/>
+        </w:rPr>
+        <w:t xml:space="preserve"> to </w:t>
+      </w:r>
+      <w:r>
+        <w:rPr>
+          <w:rFonts w:ascii="Source Sans Pro" w:hAnsi="Source Sans Pro"/>
+        </w:rPr>
+        <w:t>accurately measure the current flowing</w:t>
+      </w:r>
+      <w:r>
+        <w:rPr>
+          <w:rFonts w:ascii="Source Sans Pro" w:hAnsi="Source Sans Pro"/>
+        </w:rPr>
+        <w:t xml:space="preserve">, </w:t>
+      </w:r>
+      <w:r>
+        <w:rPr>
+          <w:rFonts w:ascii="Source Sans Pro" w:hAnsi="Source Sans Pro"/>
+        </w:rPr>
+        <w:t xml:space="preserve">detects the input current that the Spitzenberger APS 1000 outputs and converts it into a proportional voltage signal that can be read by </w:t>
+      </w:r>
+      <w:r>
+        <w:rPr>
+          <w:rFonts w:ascii="Source Sans Pro" w:hAnsi="Source Sans Pro"/>
+        </w:rPr>
+        <w:t>Bode 100</w:t>
+      </w:r>
       <w:r>
         <w:rPr>
           <w:rFonts w:ascii="Source Sans Pro" w:hAnsi="Source Sans Pro"/>
@@ -1238,106 +734,124 @@
     </w:p>
     <w:p>
       <w:pPr>
-        <w:rPr>
-          <w:rFonts w:ascii="Source Sans Pro" w:hAnsi="Source Sans Pro"/>
-        </w:rPr>
-      </w:pPr>
-      <w:r>
-        <w:rPr>
-          <w:rFonts w:ascii="Source Sans Pro" w:hAnsi="Source Sans Pro"/>
-        </w:rPr>
-        <w:t>3-</w:t>
-      </w:r>
-      <w:r>
-        <w:rPr>
-          <w:rFonts w:ascii="Source Sans Pro" w:hAnsi="Source Sans Pro"/>
-        </w:rPr>
-        <w:t xml:space="preserve"> </w:t>
-      </w:r>
-      <w:r>
-        <w:rPr>
-          <w:rFonts w:ascii="Source Sans Pro" w:hAnsi="Source Sans Pro"/>
-        </w:rPr>
-        <w:t xml:space="preserve">Connect the </w:t>
-      </w:r>
-      <w:r>
-        <w:rPr>
-          <w:rFonts w:ascii="Source Sans Pro" w:hAnsi="Source Sans Pro"/>
-        </w:rPr>
-        <w:t>input CH1</w:t>
-      </w:r>
-      <w:r>
-        <w:rPr>
-          <w:rFonts w:ascii="Source Sans Pro" w:hAnsi="Source Sans Pro"/>
-        </w:rPr>
-        <w:t xml:space="preserve"> of the Bode 100</w:t>
-      </w:r>
-      <w:r>
-        <w:rPr>
-          <w:rFonts w:ascii="Source Sans Pro" w:hAnsi="Source Sans Pro"/>
-        </w:rPr>
-        <w:t xml:space="preserve"> </w:t>
-      </w:r>
-      <w:r>
-        <w:rPr>
-          <w:rFonts w:ascii="Source Sans Pro" w:hAnsi="Source Sans Pro"/>
-        </w:rPr>
-        <w:t xml:space="preserve">in series with the current path, so input of the current sensor. Connect CH2 across the </w:t>
-      </w:r>
-      <w:r>
-        <w:rPr>
-          <w:rFonts w:ascii="Source Sans Pro" w:hAnsi="Source Sans Pro"/>
-        </w:rPr>
-        <w:t>differential</w:t>
-      </w:r>
-      <w:r>
-        <w:rPr>
-          <w:rFonts w:ascii="Source Sans Pro" w:hAnsi="Source Sans Pro"/>
-        </w:rPr>
-        <w:t xml:space="preserve"> outputs of the </w:t>
-      </w:r>
-      <w:proofErr w:type="spellStart"/>
-      <w:r>
-        <w:rPr>
-          <w:rFonts w:ascii="Source Sans Pro" w:hAnsi="Source Sans Pro"/>
-        </w:rPr>
-        <w:t>OpAmp</w:t>
-      </w:r>
-      <w:proofErr w:type="spellEnd"/>
-      <w:r>
-        <w:rPr>
-          <w:rFonts w:ascii="Source Sans Pro" w:hAnsi="Source Sans Pro"/>
-        </w:rPr>
-        <w:t>, to measure the voltage response.</w:t>
-      </w:r>
-    </w:p>
-    <w:p>
-      <w:pPr>
-        <w:rPr>
-          <w:rFonts w:ascii="Source Sans Pro" w:hAnsi="Source Sans Pro"/>
-        </w:rPr>
-      </w:pPr>
-      <w:r>
-        <w:rPr>
-          <w:rFonts w:ascii="Source Sans Pro" w:hAnsi="Source Sans Pro"/>
-        </w:rPr>
-        <w:t xml:space="preserve">4-Connect the secondary side of the B-WIT transformer to the diff. </w:t>
-      </w:r>
-      <w:proofErr w:type="spellStart"/>
-      <w:r>
-        <w:rPr>
-          <w:rFonts w:ascii="Source Sans Pro" w:hAnsi="Source Sans Pro"/>
-        </w:rPr>
-        <w:t>OpAmp</w:t>
-      </w:r>
-      <w:proofErr w:type="spellEnd"/>
+        <w:numPr>
+          <w:ilvl w:val="1"/>
+          <w:numId w:val="6"/>
+        </w:numPr>
+        <w:shd w:val="clear" w:color="auto" w:fill="FFFFFF"/>
+        <w:spacing w:before="100" w:beforeAutospacing="1" w:after="100" w:afterAutospacing="1" w:line="240" w:lineRule="auto"/>
+        <w:rPr>
+          <w:rFonts w:ascii="Source Sans Pro" w:eastAsia="Times New Roman" w:hAnsi="Source Sans Pro" w:cs="Times New Roman"/>
+          <w:color w:val="272B30"/>
+          <w:sz w:val="24"/>
+          <w:szCs w:val="24"/>
+          <w:lang w:eastAsia="de-DE"/>
+        </w:rPr>
+      </w:pPr>
+      <w:r>
+        <w:rPr>
+          <w:rFonts w:ascii="Source Sans Pro" w:eastAsia="Times New Roman" w:hAnsi="Source Sans Pro" w:cs="Times New Roman"/>
+          <w:color w:val="272B30"/>
+          <w:sz w:val="24"/>
+          <w:szCs w:val="24"/>
+          <w:lang w:eastAsia="de-DE"/>
+        </w:rPr>
+        <w:t>5A mode for higher sensitivity (</w:t>
+      </w:r>
+      <w:r>
+        <w:rPr>
+          <w:rFonts w:ascii="Source Sans Pro" w:eastAsia="Times New Roman" w:hAnsi="Source Sans Pro" w:cs="Times New Roman"/>
+          <w:color w:val="272B30"/>
+          <w:sz w:val="24"/>
+          <w:szCs w:val="24"/>
+          <w:lang w:eastAsia="de-DE"/>
+        </w:rPr>
+        <w:t xml:space="preserve">for measuring lower currents, </w:t>
+      </w:r>
+      <w:r>
+        <w:rPr>
+          <w:rFonts w:ascii="Source Sans Pro" w:eastAsia="Times New Roman" w:hAnsi="Source Sans Pro" w:cs="Times New Roman"/>
+          <w:color w:val="272B30"/>
+          <w:sz w:val="24"/>
+          <w:szCs w:val="24"/>
+          <w:lang w:eastAsia="de-DE"/>
+        </w:rPr>
+        <w:t>up to 5A)</w:t>
+      </w:r>
+      <w:r>
+        <w:rPr>
+          <w:rFonts w:ascii="Source Sans Pro" w:eastAsia="Times New Roman" w:hAnsi="Source Sans Pro" w:cs="Times New Roman"/>
+          <w:color w:val="272B30"/>
+          <w:sz w:val="24"/>
+          <w:szCs w:val="24"/>
+          <w:lang w:eastAsia="de-DE"/>
+        </w:rPr>
+        <w:t>, Outputs 1V for every 1A of current. (1 V/A)</w:t>
+      </w:r>
+    </w:p>
+    <w:p>
+      <w:pPr>
+        <w:numPr>
+          <w:ilvl w:val="1"/>
+          <w:numId w:val="6"/>
+        </w:numPr>
+        <w:shd w:val="clear" w:color="auto" w:fill="FFFFFF"/>
+        <w:spacing w:before="100" w:beforeAutospacing="1" w:after="100" w:afterAutospacing="1" w:line="240" w:lineRule="auto"/>
+        <w:rPr>
+          <w:rFonts w:ascii="Source Sans Pro" w:eastAsia="Times New Roman" w:hAnsi="Source Sans Pro" w:cs="Times New Roman"/>
+          <w:color w:val="272B30"/>
+          <w:sz w:val="24"/>
+          <w:szCs w:val="24"/>
+          <w:lang w:eastAsia="de-DE"/>
+        </w:rPr>
+      </w:pPr>
+      <w:r>
+        <w:rPr>
+          <w:rFonts w:ascii="Source Sans Pro" w:eastAsia="Times New Roman" w:hAnsi="Source Sans Pro" w:cs="Times New Roman"/>
+          <w:color w:val="272B30"/>
+          <w:sz w:val="24"/>
+          <w:szCs w:val="24"/>
+          <w:lang w:eastAsia="de-DE"/>
+        </w:rPr>
+        <w:t>50A mode for lower sensitivity (</w:t>
+      </w:r>
+      <w:r>
+        <w:rPr>
+          <w:rFonts w:ascii="Source Sans Pro" w:eastAsia="Times New Roman" w:hAnsi="Source Sans Pro" w:cs="Times New Roman"/>
+          <w:color w:val="272B30"/>
+          <w:sz w:val="24"/>
+          <w:szCs w:val="24"/>
+          <w:lang w:eastAsia="de-DE"/>
+        </w:rPr>
+        <w:t xml:space="preserve">for higher currents, </w:t>
+      </w:r>
+      <w:r>
+        <w:rPr>
+          <w:rFonts w:ascii="Source Sans Pro" w:eastAsia="Times New Roman" w:hAnsi="Source Sans Pro" w:cs="Times New Roman"/>
+          <w:color w:val="272B30"/>
+          <w:sz w:val="24"/>
+          <w:szCs w:val="24"/>
+          <w:lang w:eastAsia="de-DE"/>
+        </w:rPr>
+        <w:t>up to 50A</w:t>
+      </w:r>
+      <w:r>
+        <w:rPr>
+          <w:rFonts w:ascii="Source Sans Pro" w:eastAsia="Times New Roman" w:hAnsi="Source Sans Pro" w:cs="Times New Roman"/>
+          <w:color w:val="272B30"/>
+          <w:sz w:val="24"/>
+          <w:szCs w:val="24"/>
+          <w:lang w:eastAsia="de-DE"/>
+        </w:rPr>
+        <w:t>), Outputs 0.1V for every 1A of current. (0.1 V/A)</w:t>
+      </w:r>
     </w:p>
     <w:p>
       <w:pPr>
         <w:pStyle w:val="ListParagraph"/>
         <w:numPr>
           <w:ilvl w:val="0"/>
-          <w:numId w:val="3"/>
+          <w:numId w:val="2"/>
         </w:numPr>
         <w:rPr>
           <w:rFonts w:ascii="Source Sans Pro" w:hAnsi="Source Sans Pro"/>
@@ -1347,126 +861,100 @@
         <w:rPr>
           <w:rFonts w:ascii="Source Sans Pro" w:hAnsi="Source Sans Pro"/>
         </w:rPr>
-        <w:t xml:space="preserve">For differential input impedance, differential inputs of the </w:t>
+        <w:t xml:space="preserve">Vector Network Analyzer – Bode </w:t>
+      </w:r>
+      <w:proofErr w:type="gramStart"/>
+      <w:r>
+        <w:rPr>
+          <w:rFonts w:ascii="Source Sans Pro" w:hAnsi="Source Sans Pro"/>
+        </w:rPr>
+        <w:t>100 :</w:t>
+      </w:r>
+      <w:proofErr w:type="gramEnd"/>
+      <w:r>
+        <w:rPr>
+          <w:rFonts w:ascii="Source Sans Pro" w:hAnsi="Source Sans Pro"/>
+        </w:rPr>
+        <w:t xml:space="preserve"> </w:t>
+      </w:r>
+      <w:r>
+        <w:rPr>
+          <w:rFonts w:ascii="Source Sans Pro" w:hAnsi="Source Sans Pro"/>
+        </w:rPr>
+        <w:t>to measure impedance by connecting voltage probe to CH2</w:t>
+      </w:r>
+      <w:r>
+        <w:rPr>
+          <w:rFonts w:ascii="Source Sans Pro" w:hAnsi="Source Sans Pro"/>
+        </w:rPr>
+        <w:t xml:space="preserve"> (</w:t>
+      </w:r>
+      <w:r>
+        <w:rPr>
+          <w:rFonts w:ascii="Source Sans Pro" w:hAnsi="Source Sans Pro"/>
+        </w:rPr>
+        <w:t>with</w:t>
+      </w:r>
+      <w:r>
+        <w:rPr>
+          <w:rFonts w:ascii="Source Sans Pro" w:hAnsi="Source Sans Pro"/>
+        </w:rPr>
+        <w:t xml:space="preserve"> B-WIT 100)</w:t>
+      </w:r>
+      <w:r>
+        <w:rPr>
+          <w:rFonts w:ascii="Source Sans Pro" w:hAnsi="Source Sans Pro"/>
+        </w:rPr>
+        <w:t xml:space="preserve"> and cur</w:t>
+      </w:r>
+      <w:r>
+        <w:rPr>
+          <w:rFonts w:ascii="Source Sans Pro" w:hAnsi="Source Sans Pro"/>
+        </w:rPr>
+        <w:t xml:space="preserve">rent probe </w:t>
       </w:r>
       <w:proofErr w:type="spellStart"/>
       <w:r>
         <w:rPr>
           <w:rFonts w:ascii="Source Sans Pro" w:hAnsi="Source Sans Pro"/>
         </w:rPr>
-        <w:t>OpAmp</w:t>
+        <w:t>Micsig</w:t>
       </w:r>
       <w:proofErr w:type="spellEnd"/>
+      <w:r>
+        <w:rPr>
+          <w:rFonts w:ascii="Source Sans Pro" w:hAnsi="Source Sans Pro"/>
+        </w:rPr>
+        <w:t xml:space="preserve"> CP1003B </w:t>
+      </w:r>
+      <w:r>
+        <w:rPr>
+          <w:rFonts w:ascii="Source Sans Pro" w:hAnsi="Source Sans Pro"/>
+        </w:rPr>
+        <w:t xml:space="preserve">to CH1. </w:t>
+      </w:r>
     </w:p>
     <w:p>
       <w:pPr>
         <w:pStyle w:val="ListParagraph"/>
-        <w:numPr>
-          <w:ilvl w:val="0"/>
-          <w:numId w:val="3"/>
-        </w:numPr>
-        <w:rPr>
-          <w:rFonts w:ascii="Source Sans Pro" w:hAnsi="Source Sans Pro"/>
-        </w:rPr>
-      </w:pPr>
-      <w:r>
-        <w:rPr>
-          <w:rFonts w:ascii="Source Sans Pro" w:hAnsi="Source Sans Pro"/>
-        </w:rPr>
-        <w:t xml:space="preserve">For differential </w:t>
-      </w:r>
-      <w:r>
-        <w:rPr>
-          <w:rFonts w:ascii="Source Sans Pro" w:hAnsi="Source Sans Pro"/>
-        </w:rPr>
-        <w:t>output</w:t>
-      </w:r>
-      <w:r>
-        <w:rPr>
-          <w:rFonts w:ascii="Source Sans Pro" w:hAnsi="Source Sans Pro"/>
-        </w:rPr>
-        <w:t xml:space="preserve"> impedance, differential </w:t>
-      </w:r>
-      <w:r>
-        <w:rPr>
-          <w:rFonts w:ascii="Source Sans Pro" w:hAnsi="Source Sans Pro"/>
-        </w:rPr>
-        <w:t>output</w:t>
-      </w:r>
-      <w:r>
-        <w:rPr>
-          <w:rFonts w:ascii="Source Sans Pro" w:hAnsi="Source Sans Pro"/>
-        </w:rPr>
-        <w:t xml:space="preserve"> of the </w:t>
-      </w:r>
-      <w:proofErr w:type="spellStart"/>
-      <w:r>
-        <w:rPr>
-          <w:rFonts w:ascii="Source Sans Pro" w:hAnsi="Source Sans Pro"/>
-        </w:rPr>
-        <w:t>OpAmp</w:t>
-      </w:r>
-      <w:proofErr w:type="spellEnd"/>
-    </w:p>
-    <w:p>
-      <w:pPr>
-        <w:rPr>
-          <w:rFonts w:ascii="Source Sans Pro" w:hAnsi="Source Sans Pro"/>
-        </w:rPr>
-      </w:pPr>
-      <w:r>
-        <w:rPr>
-          <w:rFonts w:ascii="Source Sans Pro" w:hAnsi="Source Sans Pro"/>
-        </w:rPr>
-        <w:t xml:space="preserve">5- Use Bode 100’s oscilloscope to monitor the voltage across the differential outputs of </w:t>
-      </w:r>
-      <w:proofErr w:type="spellStart"/>
-      <w:r>
-        <w:rPr>
-          <w:rFonts w:ascii="Source Sans Pro" w:hAnsi="Source Sans Pro"/>
-        </w:rPr>
-        <w:t>OpAmp</w:t>
-      </w:r>
-      <w:proofErr w:type="spellEnd"/>
-      <w:r>
-        <w:rPr>
-          <w:rFonts w:ascii="Source Sans Pro" w:hAnsi="Source Sans Pro"/>
-        </w:rPr>
-        <w:t xml:space="preserve"> (different measurement capabilities of the Bode 100)</w:t>
-      </w:r>
-    </w:p>
-    <w:p>
-      <w:pPr>
-        <w:rPr>
-          <w:rFonts w:ascii="Source Sans Pro" w:hAnsi="Source Sans Pro"/>
-        </w:rPr>
-      </w:pPr>
-      <w:r>
-        <w:rPr>
-          <w:rFonts w:ascii="Source Sans Pro" w:hAnsi="Source Sans Pro"/>
-        </w:rPr>
-        <w:t>6</w:t>
-      </w:r>
-      <w:r>
-        <w:rPr>
-          <w:rFonts w:ascii="Source Sans Pro" w:hAnsi="Source Sans Pro"/>
-        </w:rPr>
-        <w:t xml:space="preserve">- Configure Bode 100 to perform a frequency sweep. Set the </w:t>
-      </w:r>
-      <w:proofErr w:type="spellStart"/>
-      <w:r>
-        <w:rPr>
-          <w:rFonts w:ascii="Source Sans Pro" w:hAnsi="Source Sans Pro"/>
-        </w:rPr>
-        <w:t>analzyer</w:t>
-      </w:r>
-      <w:proofErr w:type="spellEnd"/>
-      <w:r>
-        <w:rPr>
-          <w:rFonts w:ascii="Source Sans Pro" w:hAnsi="Source Sans Pro"/>
-        </w:rPr>
-        <w:t xml:space="preserve"> to measure the gain and phase response of the differential output relative to the injected signal. </w:t>
-      </w:r>
+        <w:rPr>
+          <w:rFonts w:ascii="Source Sans Pro" w:hAnsi="Source Sans Pro"/>
+        </w:rPr>
+      </w:pPr>
+      <w:r>
+        <w:rPr>
+          <w:rFonts w:ascii="Source Sans Pro" w:hAnsi="Source Sans Pro"/>
+        </w:rPr>
+        <w:t xml:space="preserve">Output channel to AC modulator’s input channel. </w:t>
+      </w:r>
+    </w:p>
+    <w:p>
+      <w:pPr>
+        <w:pStyle w:val="ListParagraph"/>
+        <w:rPr>
+          <w:rFonts w:ascii="Source Sans Pro" w:hAnsi="Source Sans Pro"/>
+        </w:rPr>
+      </w:pPr>
       <w:r>
         <w:rPr>
           <w:rFonts w:ascii="Source Sans Pro" w:hAnsi="Source Sans Pro"/>
@@ -1588,11 +1076,1894 @@
     </w:p>
     <w:p>
       <w:pPr>
-        <w:rPr>
-          <w:rFonts w:ascii="Source Sans Pro" w:hAnsi="Source Sans Pro"/>
-        </w:rPr>
-      </w:pPr>
-    </w:p>
+        <w:pStyle w:val="ListParagraph"/>
+        <w:numPr>
+          <w:ilvl w:val="0"/>
+          <w:numId w:val="2"/>
+        </w:numPr>
+        <w:rPr>
+          <w:rFonts w:ascii="Source Sans Pro" w:hAnsi="Source Sans Pro"/>
+        </w:rPr>
+      </w:pPr>
+      <w:r>
+        <w:rPr>
+          <w:rFonts w:ascii="Source Sans Pro" w:hAnsi="Source Sans Pro"/>
+        </w:rPr>
+        <w:t xml:space="preserve">Tektronix TBS 2000 Digital </w:t>
+      </w:r>
+      <w:proofErr w:type="gramStart"/>
+      <w:r>
+        <w:rPr>
+          <w:rFonts w:ascii="Source Sans Pro" w:hAnsi="Source Sans Pro"/>
+        </w:rPr>
+        <w:t>Oscilloscope :</w:t>
+      </w:r>
+      <w:proofErr w:type="gramEnd"/>
+      <w:r>
+        <w:rPr>
+          <w:rFonts w:ascii="Source Sans Pro" w:hAnsi="Source Sans Pro"/>
+        </w:rPr>
+        <w:t xml:space="preserve"> </w:t>
+      </w:r>
+    </w:p>
+    <w:p>
+      <w:pPr>
+        <w:pStyle w:val="ListParagraph"/>
+        <w:rPr>
+          <w:rFonts w:ascii="Source Sans Pro" w:hAnsi="Source Sans Pro"/>
+        </w:rPr>
+      </w:pPr>
+      <w:r>
+        <w:rPr>
+          <w:rFonts w:ascii="Source Sans Pro" w:hAnsi="Source Sans Pro"/>
+        </w:rPr>
+        <w:t>-&gt; 1</w:t>
+      </w:r>
+      <w:r>
+        <w:rPr>
+          <w:rFonts w:ascii="Source Sans Pro" w:hAnsi="Source Sans Pro"/>
+          <w:vertAlign w:val="superscript"/>
+        </w:rPr>
+        <w:t>st</w:t>
+      </w:r>
+      <w:r>
+        <w:rPr>
+          <w:rFonts w:ascii="Source Sans Pro" w:hAnsi="Source Sans Pro"/>
+        </w:rPr>
+        <w:t xml:space="preserve"> channel</w:t>
+      </w:r>
+      <w:r>
+        <w:rPr>
+          <w:rFonts w:ascii="Source Sans Pro" w:hAnsi="Source Sans Pro"/>
+        </w:rPr>
+        <w:t xml:space="preserve"> (yellow)</w:t>
+      </w:r>
+      <w:r>
+        <w:rPr>
+          <w:rFonts w:ascii="Source Sans Pro" w:hAnsi="Source Sans Pro"/>
+        </w:rPr>
+        <w:t xml:space="preserve">: differential voltage measurement of diff. </w:t>
+      </w:r>
+      <w:proofErr w:type="spellStart"/>
+      <w:r>
+        <w:rPr>
+          <w:rFonts w:ascii="Source Sans Pro" w:hAnsi="Source Sans Pro"/>
+        </w:rPr>
+        <w:t>OpAmp</w:t>
+      </w:r>
+      <w:proofErr w:type="spellEnd"/>
+      <w:r>
+        <w:rPr>
+          <w:rFonts w:ascii="Source Sans Pro" w:hAnsi="Source Sans Pro"/>
+        </w:rPr>
+        <w:t xml:space="preserve"> </w:t>
+      </w:r>
+      <w:proofErr w:type="spellStart"/>
+      <w:r>
+        <w:rPr>
+          <w:rFonts w:ascii="Source Sans Pro" w:hAnsi="Source Sans Pro"/>
+        </w:rPr>
+        <w:t>V_out</w:t>
+      </w:r>
+      <w:proofErr w:type="spellEnd"/>
+      <w:r>
+        <w:rPr>
+          <w:rFonts w:ascii="Source Sans Pro" w:hAnsi="Source Sans Pro"/>
+        </w:rPr>
+        <w:t xml:space="preserve"> (</w:t>
+      </w:r>
+      <w:proofErr w:type="spellStart"/>
+      <w:r>
+        <w:rPr>
+          <w:rFonts w:ascii="Source Sans Pro" w:hAnsi="Source Sans Pro"/>
+        </w:rPr>
+        <w:t>V_in</w:t>
+      </w:r>
+      <w:proofErr w:type="spellEnd"/>
+      <w:r>
+        <w:rPr>
+          <w:rFonts w:ascii="Source Sans Pro" w:hAnsi="Source Sans Pro"/>
+        </w:rPr>
+        <w:t xml:space="preserve"> of analog card) with B-WIT 100 </w:t>
+      </w:r>
+    </w:p>
+    <w:p>
+      <w:pPr>
+        <w:pStyle w:val="ListParagraph"/>
+        <w:rPr>
+          <w:rFonts w:ascii="Source Sans Pro" w:hAnsi="Source Sans Pro"/>
+        </w:rPr>
+      </w:pPr>
+      <w:r>
+        <w:rPr>
+          <w:rFonts w:ascii="Source Sans Pro" w:hAnsi="Source Sans Pro"/>
+        </w:rPr>
+        <w:lastRenderedPageBreak/>
+        <w:t>-&gt; 2</w:t>
+      </w:r>
+      <w:r>
+        <w:rPr>
+          <w:rFonts w:ascii="Source Sans Pro" w:hAnsi="Source Sans Pro"/>
+          <w:vertAlign w:val="superscript"/>
+        </w:rPr>
+        <w:t>nd</w:t>
+      </w:r>
+      <w:r>
+        <w:rPr>
+          <w:rFonts w:ascii="Source Sans Pro" w:hAnsi="Source Sans Pro"/>
+        </w:rPr>
+        <w:t xml:space="preserve"> channel</w:t>
+      </w:r>
+      <w:r>
+        <w:rPr>
+          <w:rFonts w:ascii="Source Sans Pro" w:hAnsi="Source Sans Pro"/>
+        </w:rPr>
+        <w:t xml:space="preserve"> (blue)</w:t>
+      </w:r>
+      <w:r>
+        <w:rPr>
+          <w:rFonts w:ascii="Source Sans Pro" w:hAnsi="Source Sans Pro"/>
+        </w:rPr>
+        <w:t>: input current measurement</w:t>
+      </w:r>
+      <w:r>
+        <w:rPr>
+          <w:rFonts w:ascii="Source Sans Pro" w:hAnsi="Source Sans Pro"/>
+        </w:rPr>
+        <w:t xml:space="preserve"> (current probe: </w:t>
+      </w:r>
+      <w:proofErr w:type="spellStart"/>
+      <w:r>
+        <w:rPr>
+          <w:rFonts w:ascii="Source Sans Pro" w:hAnsi="Source Sans Pro"/>
+        </w:rPr>
+        <w:t>Micsig</w:t>
+      </w:r>
+      <w:proofErr w:type="spellEnd"/>
+      <w:r>
+        <w:rPr>
+          <w:rFonts w:ascii="Source Sans Pro" w:hAnsi="Source Sans Pro"/>
+        </w:rPr>
+        <w:t xml:space="preserve"> CP1003B)</w:t>
+      </w:r>
+    </w:p>
+    <w:p>
+      <w:pPr>
+        <w:pStyle w:val="ListParagraph"/>
+        <w:rPr>
+          <w:rFonts w:ascii="Source Sans Pro" w:hAnsi="Source Sans Pro"/>
+        </w:rPr>
+      </w:pPr>
+      <w:r>
+        <w:rPr>
+          <w:rFonts w:ascii="Source Sans Pro" w:hAnsi="Source Sans Pro"/>
+        </w:rPr>
+        <w:t>-&gt; 3</w:t>
+      </w:r>
+      <w:r>
+        <w:rPr>
+          <w:rFonts w:ascii="Source Sans Pro" w:hAnsi="Source Sans Pro"/>
+          <w:vertAlign w:val="superscript"/>
+        </w:rPr>
+        <w:t>rd</w:t>
+      </w:r>
+      <w:r>
+        <w:rPr>
+          <w:rFonts w:ascii="Source Sans Pro" w:hAnsi="Source Sans Pro"/>
+        </w:rPr>
+        <w:t xml:space="preserve"> channel</w:t>
+      </w:r>
+      <w:r>
+        <w:rPr>
+          <w:rFonts w:ascii="Source Sans Pro" w:hAnsi="Source Sans Pro"/>
+        </w:rPr>
+        <w:t xml:space="preserve"> (red)</w:t>
+      </w:r>
+      <w:r>
+        <w:rPr>
+          <w:rFonts w:ascii="Source Sans Pro" w:hAnsi="Source Sans Pro"/>
+        </w:rPr>
+        <w:t>: input current measurement</w:t>
+      </w:r>
+      <w:r>
+        <w:rPr>
+          <w:rFonts w:ascii="Source Sans Pro" w:hAnsi="Source Sans Pro"/>
+        </w:rPr>
+        <w:t xml:space="preserve"> (current probe: Tektronix TCP0020)</w:t>
+      </w:r>
+    </w:p>
+    <w:p>
+      <w:pPr>
+        <w:rPr>
+          <w:rFonts w:ascii="Source Sans Pro" w:hAnsi="Source Sans Pro"/>
+        </w:rPr>
+      </w:pPr>
+    </w:p>
+    <w:p>
+      <w:pPr>
+        <w:rPr>
+          <w:rFonts w:ascii="Source Sans Pro" w:hAnsi="Source Sans Pro"/>
+        </w:rPr>
+      </w:pPr>
+      <w:r>
+        <w:rPr>
+          <w:rFonts w:ascii="Source Sans Pro" w:hAnsi="Source Sans Pro"/>
+        </w:rPr>
+        <w:t xml:space="preserve">DC measurements for phase 1-2, with and </w:t>
+      </w:r>
+      <w:r>
+        <w:rPr>
+          <w:rFonts w:ascii="Source Sans Pro" w:hAnsi="Source Sans Pro"/>
+        </w:rPr>
+        <w:t>without</w:t>
+      </w:r>
+      <w:r>
+        <w:rPr>
+          <w:rFonts w:ascii="Source Sans Pro" w:hAnsi="Source Sans Pro"/>
+        </w:rPr>
+        <w:t xml:space="preserve"> R2 and R5 resistors. Upon comparison, decided to remove them (replaced with 0 ohm resistors</w:t>
+      </w:r>
+      <w:proofErr w:type="gramStart"/>
+      <w:r>
+        <w:rPr>
+          <w:rFonts w:ascii="Source Sans Pro" w:hAnsi="Source Sans Pro"/>
+        </w:rPr>
+        <w:t>) .</w:t>
+      </w:r>
+      <w:proofErr w:type="gramEnd"/>
+      <w:r>
+        <w:rPr>
+          <w:rFonts w:ascii="Source Sans Pro" w:hAnsi="Source Sans Pro"/>
+        </w:rPr>
+        <w:t xml:space="preserve"> </w:t>
+      </w:r>
+      <w:r>
+        <w:rPr>
+          <w:rFonts w:ascii="Source Sans Pro" w:hAnsi="Source Sans Pro"/>
+        </w:rPr>
+        <w:br/>
+        <w:t>After testing pins,</w:t>
+      </w:r>
+      <w:r>
+        <w:rPr>
+          <w:rFonts w:ascii="Source Sans Pro" w:hAnsi="Source Sans Pro"/>
+        </w:rPr>
+        <w:t xml:space="preserve"> phase D malfunctions, and further </w:t>
+      </w:r>
+      <w:proofErr w:type="spellStart"/>
+      <w:r>
+        <w:rPr>
+          <w:rFonts w:ascii="Source Sans Pro" w:hAnsi="Source Sans Pro"/>
+        </w:rPr>
+        <w:t>measuements</w:t>
+      </w:r>
+      <w:proofErr w:type="spellEnd"/>
+      <w:r>
+        <w:rPr>
+          <w:rFonts w:ascii="Source Sans Pro" w:hAnsi="Source Sans Pro"/>
+        </w:rPr>
+        <w:t xml:space="preserve"> are carried out with phase A B and C.</w:t>
+      </w:r>
+    </w:p>
+    <w:p>
+      <w:pPr>
+        <w:rPr>
+          <w:rFonts w:ascii="Source Sans Pro" w:hAnsi="Source Sans Pro"/>
+          <w:b/>
+          <w:bCs/>
+        </w:rPr>
+      </w:pPr>
+      <w:r>
+        <w:rPr>
+          <w:rFonts w:ascii="Source Sans Pro" w:hAnsi="Source Sans Pro"/>
+          <w:b/>
+          <w:bCs/>
+        </w:rPr>
+        <w:t>Current Sensing PCB changes</w:t>
+      </w:r>
+    </w:p>
+    <w:p>
+      <w:pPr>
+        <w:rPr>
+          <w:rFonts w:ascii="Source Sans Pro" w:hAnsi="Source Sans Pro"/>
+        </w:rPr>
+      </w:pPr>
+      <w:r>
+        <w:rPr>
+          <w:rFonts w:ascii="Source Sans Pro" w:hAnsi="Source Sans Pro"/>
+        </w:rPr>
+        <w:t xml:space="preserve">- voltage rails to be -0.2V (LMM05) and +5.2V using switched regulator and </w:t>
+      </w:r>
+      <w:proofErr w:type="gramStart"/>
+      <w:r>
+        <w:rPr>
+          <w:rFonts w:ascii="Source Sans Pro" w:hAnsi="Source Sans Pro"/>
+        </w:rPr>
+        <w:t>a</w:t>
+      </w:r>
+      <w:proofErr w:type="gramEnd"/>
+      <w:r>
+        <w:rPr>
+          <w:rFonts w:ascii="Source Sans Pro" w:hAnsi="Source Sans Pro"/>
+        </w:rPr>
+        <w:t xml:space="preserve"> LDO </w:t>
+      </w:r>
+    </w:p>
+    <w:p>
+      <w:pPr>
+        <w:rPr>
+          <w:rFonts w:ascii="Source Sans Pro" w:hAnsi="Source Sans Pro"/>
+        </w:rPr>
+      </w:pPr>
+      <w:r>
+        <w:rPr>
+          <w:rFonts w:ascii="Source Sans Pro" w:hAnsi="Source Sans Pro"/>
+        </w:rPr>
+        <w:t>- drive common mode voltage of diff op amp to 2.5V (generated by LDO)</w:t>
+      </w:r>
+    </w:p>
+    <w:p>
+      <w:pPr>
+        <w:rPr>
+          <w:rFonts w:ascii="Source Sans Pro" w:hAnsi="Source Sans Pro"/>
+        </w:rPr>
+      </w:pPr>
+      <w:r>
+        <w:rPr>
+          <w:rFonts w:ascii="Source Sans Pro" w:hAnsi="Source Sans Pro"/>
+        </w:rPr>
+        <w:t xml:space="preserve">- </w:t>
+      </w:r>
+    </w:p>
+    <w:p>
+      <w:pPr>
+        <w:numPr>
+          <w:ilvl w:val="0"/>
+          <w:numId w:val="4"/>
+        </w:numPr>
+        <w:rPr>
+          <w:rFonts w:ascii="Source Sans Pro" w:hAnsi="Source Sans Pro"/>
+        </w:rPr>
+      </w:pPr>
+      <w:r>
+        <w:rPr>
+          <w:rFonts w:ascii="Source Sans Pro" w:hAnsi="Source Sans Pro"/>
+        </w:rPr>
+        <w:t>Configure the Bode 100 to generate the desired AC signal. Connect the output channel of the Bode 100 to the input of the Spitzenberger APS 1000.</w:t>
+      </w:r>
+    </w:p>
+    <w:p>
+      <w:pPr>
+        <w:numPr>
+          <w:ilvl w:val="0"/>
+          <w:numId w:val="4"/>
+        </w:numPr>
+        <w:rPr>
+          <w:rFonts w:ascii="Source Sans Pro" w:hAnsi="Source Sans Pro"/>
+        </w:rPr>
+      </w:pPr>
+      <w:r>
+        <w:rPr>
+          <w:rFonts w:ascii="Source Sans Pro" w:hAnsi="Source Sans Pro"/>
+        </w:rPr>
+        <w:t>The APS 1000 amplifies the AC signal from the Bode 100 and feeds it into the current measurement PCB.</w:t>
+      </w:r>
+    </w:p>
+    <w:p>
+      <w:pPr>
+        <w:numPr>
+          <w:ilvl w:val="0"/>
+          <w:numId w:val="4"/>
+        </w:numPr>
+        <w:rPr>
+          <w:rFonts w:ascii="Source Sans Pro" w:hAnsi="Source Sans Pro"/>
+        </w:rPr>
+      </w:pPr>
+      <w:r>
+        <w:rPr>
+          <w:rFonts w:ascii="Source Sans Pro" w:hAnsi="Source Sans Pro"/>
+        </w:rPr>
+        <w:t xml:space="preserve">The PCB includes the </w:t>
+      </w:r>
+      <w:proofErr w:type="spellStart"/>
+      <w:r>
+        <w:rPr>
+          <w:rFonts w:ascii="Source Sans Pro" w:hAnsi="Source Sans Pro"/>
+        </w:rPr>
+        <w:t>Sensitec</w:t>
+      </w:r>
+      <w:proofErr w:type="spellEnd"/>
+      <w:r>
+        <w:rPr>
+          <w:rFonts w:ascii="Source Sans Pro" w:hAnsi="Source Sans Pro"/>
+        </w:rPr>
+        <w:t xml:space="preserve"> CAS5025SAA-LI current sensor and a differential op-amp, which outputs a differential voltage in response to the input current.</w:t>
+      </w:r>
+    </w:p>
+    <w:p>
+      <w:pPr>
+        <w:numPr>
+          <w:ilvl w:val="0"/>
+          <w:numId w:val="4"/>
+        </w:numPr>
+        <w:rPr>
+          <w:rFonts w:ascii="Source Sans Pro" w:hAnsi="Source Sans Pro"/>
+        </w:rPr>
+      </w:pPr>
+      <w:r>
+        <w:rPr>
+          <w:rFonts w:ascii="Source Sans Pro" w:hAnsi="Source Sans Pro"/>
+        </w:rPr>
+        <w:t xml:space="preserve">Connect the </w:t>
+      </w:r>
+      <w:proofErr w:type="spellStart"/>
+      <w:r>
+        <w:rPr>
+          <w:rFonts w:ascii="Source Sans Pro" w:hAnsi="Source Sans Pro"/>
+        </w:rPr>
+        <w:t>Micsig</w:t>
+      </w:r>
+      <w:proofErr w:type="spellEnd"/>
+      <w:r>
+        <w:rPr>
+          <w:rFonts w:ascii="Source Sans Pro" w:hAnsi="Source Sans Pro"/>
+        </w:rPr>
+        <w:t xml:space="preserve"> MOIP350P OP200-3 Optical-fiber Isolated Probe to the differential output of the current measurement PCB.</w:t>
+      </w:r>
+      <w:r>
+        <w:rPr>
+          <w:rFonts w:ascii="Source Sans Pro" w:hAnsi="Source Sans Pro"/>
+        </w:rPr>
+        <w:t xml:space="preserve"> </w:t>
+      </w:r>
+      <w:r>
+        <w:rPr>
+          <w:rFonts w:ascii="Source Sans Pro" w:hAnsi="Source Sans Pro"/>
+        </w:rPr>
+        <w:t>Th</w:t>
+      </w:r>
+      <w:r>
+        <w:rPr>
+          <w:rFonts w:ascii="Source Sans Pro" w:hAnsi="Source Sans Pro"/>
+        </w:rPr>
+        <w:t>is</w:t>
+      </w:r>
+      <w:r>
+        <w:rPr>
+          <w:rFonts w:ascii="Source Sans Pro" w:hAnsi="Source Sans Pro"/>
+        </w:rPr>
+        <w:t xml:space="preserve"> probe converts the differential voltage to an optical signal</w:t>
+      </w:r>
+      <w:r>
+        <w:rPr>
+          <w:rFonts w:ascii="Source Sans Pro" w:hAnsi="Source Sans Pro"/>
+        </w:rPr>
+        <w:t xml:space="preserve">, for </w:t>
+      </w:r>
+      <w:r>
+        <w:rPr>
+          <w:rFonts w:ascii="Source Sans Pro" w:hAnsi="Source Sans Pro"/>
+        </w:rPr>
+        <w:t>electrical isolation.</w:t>
+      </w:r>
+    </w:p>
+    <w:p>
+      <w:pPr>
+        <w:numPr>
+          <w:ilvl w:val="0"/>
+          <w:numId w:val="4"/>
+        </w:numPr>
+        <w:rPr>
+          <w:rFonts w:ascii="Source Sans Pro" w:hAnsi="Source Sans Pro"/>
+        </w:rPr>
+      </w:pPr>
+      <w:r>
+        <w:rPr>
+          <w:rFonts w:ascii="Source Sans Pro" w:hAnsi="Source Sans Pro"/>
+        </w:rPr>
+        <w:t>The optical signal is then transmitted to the Bode 100 CH1 input, where it is converted back to an electrical signal for measurement.</w:t>
+      </w:r>
+    </w:p>
+    <w:p>
+      <w:pPr>
+        <w:pStyle w:val="ListParagraph"/>
+        <w:numPr>
+          <w:ilvl w:val="0"/>
+          <w:numId w:val="4"/>
+        </w:numPr>
+        <w:rPr>
+          <w:rFonts w:ascii="Source Sans Pro" w:hAnsi="Source Sans Pro"/>
+        </w:rPr>
+      </w:pPr>
+      <w:r>
+        <w:rPr>
+          <w:rFonts w:ascii="Source Sans Pro" w:hAnsi="Source Sans Pro"/>
+        </w:rPr>
+        <w:t xml:space="preserve">Configure Bode 100 to perform a frequency sweep. Set the analyzer to measure the gain and phase response of the differential output relative to the injected signal. It measures Gain and transforms it directly to impedance Z using: </w:t>
+      </w:r>
+      <m:oMath>
+        <m:r>
+          <w:rPr>
+            <w:rFonts w:ascii="Cambria Math" w:hAnsi="Cambria Math"/>
+          </w:rPr>
+          <m:t>Z=</m:t>
+        </m:r>
+        <m:f>
+          <m:fPr>
+            <m:ctrlPr>
+              <w:rPr>
+                <w:rFonts w:ascii="Cambria Math" w:hAnsi="Cambria Math"/>
+                <w:i/>
+              </w:rPr>
+            </m:ctrlPr>
+          </m:fPr>
+          <m:num>
+            <m:r>
+              <w:rPr>
+                <w:rFonts w:ascii="Cambria Math" w:hAnsi="Cambria Math"/>
+              </w:rPr>
+              <m:t>V</m:t>
+            </m:r>
+          </m:num>
+          <m:den>
+            <m:r>
+              <w:rPr>
+                <w:rFonts w:ascii="Cambria Math" w:hAnsi="Cambria Math"/>
+              </w:rPr>
+              <m:t>I</m:t>
+            </m:r>
+          </m:den>
+        </m:f>
+        <m:r>
+          <w:rPr>
+            <w:rFonts w:ascii="Cambria Math" w:eastAsiaTheme="minorEastAsia" w:hAnsi="Cambria Math"/>
+          </w:rPr>
+          <m:t>=</m:t>
+        </m:r>
+        <m:f>
+          <m:fPr>
+            <m:ctrlPr>
+              <w:rPr>
+                <w:rFonts w:ascii="Cambria Math" w:hAnsi="Cambria Math"/>
+                <w:i/>
+              </w:rPr>
+            </m:ctrlPr>
+          </m:fPr>
+          <m:num>
+            <m:sSub>
+              <m:sSubPr>
+                <m:ctrlPr>
+                  <w:rPr>
+                    <w:rFonts w:ascii="Cambria Math" w:hAnsi="Cambria Math"/>
+                    <w:i/>
+                  </w:rPr>
+                </m:ctrlPr>
+              </m:sSubPr>
+              <m:e>
+                <m:r>
+                  <w:rPr>
+                    <w:rFonts w:ascii="Cambria Math" w:hAnsi="Cambria Math"/>
+                  </w:rPr>
+                  <m:t>V</m:t>
+                </m:r>
+              </m:e>
+              <m:sub>
+                <m:r>
+                  <w:rPr>
+                    <w:rFonts w:ascii="Cambria Math" w:hAnsi="Cambria Math"/>
+                  </w:rPr>
+                  <m:t>CH2</m:t>
+                </m:r>
+              </m:sub>
+            </m:sSub>
+          </m:num>
+          <m:den>
+            <m:sSub>
+              <m:sSubPr>
+                <m:ctrlPr>
+                  <w:rPr>
+                    <w:rFonts w:ascii="Cambria Math" w:hAnsi="Cambria Math"/>
+                    <w:i/>
+                  </w:rPr>
+                </m:ctrlPr>
+              </m:sSubPr>
+              <m:e>
+                <m:r>
+                  <w:rPr>
+                    <w:rFonts w:ascii="Cambria Math" w:hAnsi="Cambria Math"/>
+                  </w:rPr>
+                  <m:t>V</m:t>
+                </m:r>
+              </m:e>
+              <m:sub>
+                <m:r>
+                  <w:rPr>
+                    <w:rFonts w:ascii="Cambria Math" w:hAnsi="Cambria Math"/>
+                  </w:rPr>
+                  <m:t>CH1</m:t>
+                </m:r>
+              </m:sub>
+            </m:sSub>
+          </m:den>
+        </m:f>
+        <m:r>
+          <w:rPr>
+            <w:rFonts w:ascii="Cambria Math" w:eastAsiaTheme="minorEastAsia" w:hAnsi="Cambria Math"/>
+          </w:rPr>
+          <m:t>=Gain</m:t>
+        </m:r>
+      </m:oMath>
+    </w:p>
+    <w:p>
+      <w:pPr>
+        <w:rPr>
+          <w:rFonts w:ascii="Source Sans Pro" w:hAnsi="Source Sans Pro"/>
+        </w:rPr>
+      </w:pPr>
+      <w:r>
+        <w:rPr>
+          <w:rFonts w:ascii="Source Sans Pro" w:hAnsi="Source Sans Pro"/>
+        </w:rPr>
+        <w:t>Bode 100 should interpret the voltage output from the current probe and voltage probe correctly:</w:t>
+      </w:r>
+    </w:p>
+    <w:p>
+      <w:pPr>
+        <w:pStyle w:val="ListParagraph"/>
+        <w:numPr>
+          <w:ilvl w:val="0"/>
+          <w:numId w:val="7"/>
+        </w:numPr>
+        <w:rPr>
+          <w:rFonts w:ascii="Source Sans Pro" w:hAnsi="Source Sans Pro"/>
+        </w:rPr>
+      </w:pPr>
+      <w:r>
+        <w:rPr>
+          <w:rFonts w:ascii="Source Sans Pro" w:hAnsi="Source Sans Pro"/>
+        </w:rPr>
+        <w:t xml:space="preserve">1:1 Ratio: no scaling of input voltage </w:t>
+      </w:r>
+    </w:p>
+    <w:p>
+      <w:pPr>
+        <w:pStyle w:val="ListParagraph"/>
+        <w:numPr>
+          <w:ilvl w:val="0"/>
+          <w:numId w:val="7"/>
+        </w:numPr>
+        <w:rPr>
+          <w:rFonts w:ascii="Source Sans Pro" w:hAnsi="Source Sans Pro"/>
+        </w:rPr>
+      </w:pPr>
+      <w:r>
+        <w:rPr>
+          <w:rFonts w:ascii="Source Sans Pro" w:hAnsi="Source Sans Pro"/>
+        </w:rPr>
+        <w:t>X:1 Ratio: Bode 100 scales the input voltage by a factor of X, used with probes that attenuate the signal by a factor of X</w:t>
+      </w:r>
+    </w:p>
+    <w:p>
+      <w:pPr>
+        <w:rPr>
+          <w:rFonts w:ascii="Source Sans Pro" w:hAnsi="Source Sans Pro"/>
+        </w:rPr>
+      </w:pPr>
+    </w:p>
+    <w:p>
+      <w:pPr>
+        <w:rPr>
+          <w:rFonts w:ascii="Source Sans Pro" w:hAnsi="Source Sans Pro"/>
+        </w:rPr>
+      </w:pPr>
+      <w:r>
+        <w:rPr>
+          <w:rFonts w:ascii="Source Sans Pro" w:hAnsi="Source Sans Pro"/>
+        </w:rPr>
+        <w:t>Con</w:t>
+      </w:r>
+      <w:r>
+        <w:rPr>
+          <w:rFonts w:ascii="Source Sans Pro" w:hAnsi="Source Sans Pro"/>
+          <w:lang w:val="de-DE"/>
+        </w:rPr>
+        <w:t>ﬁ</w:t>
+      </w:r>
+      <w:proofErr w:type="spellStart"/>
+      <w:r>
+        <w:rPr>
+          <w:rFonts w:ascii="Source Sans Pro" w:hAnsi="Source Sans Pro"/>
+        </w:rPr>
+        <w:t>guration</w:t>
+      </w:r>
+      <w:proofErr w:type="spellEnd"/>
+      <w:r>
+        <w:rPr>
+          <w:rFonts w:ascii="Source Sans Pro" w:hAnsi="Source Sans Pro"/>
+        </w:rPr>
+        <w:t xml:space="preserve"> Details:</w:t>
+      </w:r>
+    </w:p>
+    <w:p>
+      <w:pPr>
+        <w:rPr>
+          <w:rFonts w:ascii="Source Sans Pro" w:hAnsi="Source Sans Pro"/>
+        </w:rPr>
+      </w:pPr>
+      <w:r>
+        <w:rPr>
+          <w:rFonts w:ascii="Source Sans Pro" w:hAnsi="Source Sans Pro"/>
+        </w:rPr>
+        <w:t xml:space="preserve">1. </w:t>
+      </w:r>
+      <w:proofErr w:type="spellStart"/>
+      <w:r>
+        <w:rPr>
+          <w:rFonts w:ascii="Source Sans Pro" w:hAnsi="Source Sans Pro"/>
+        </w:rPr>
+        <w:t>Micsig</w:t>
+      </w:r>
+      <w:proofErr w:type="spellEnd"/>
+      <w:r>
+        <w:rPr>
+          <w:rFonts w:ascii="Source Sans Pro" w:hAnsi="Source Sans Pro"/>
+        </w:rPr>
+        <w:t xml:space="preserve"> CP1003B Current Probe (Set to 5A Mode): </w:t>
+      </w:r>
+      <w:r>
+        <w:rPr>
+          <w:rFonts w:ascii="Cambria Math" w:hAnsi="Cambria Math" w:cs="Cambria Math"/>
+        </w:rPr>
+        <w:t>‐</w:t>
+      </w:r>
+      <w:r>
+        <w:rPr>
+          <w:rFonts w:ascii="Source Sans Pro" w:hAnsi="Source Sans Pro"/>
+        </w:rPr>
+        <w:t xml:space="preserve"> Sensitivity: 1V/A </w:t>
+      </w:r>
+      <w:r>
+        <w:rPr>
+          <w:rFonts w:ascii="Cambria Math" w:hAnsi="Cambria Math" w:cs="Cambria Math"/>
+        </w:rPr>
+        <w:t>‐</w:t>
+      </w:r>
+      <w:r>
+        <w:rPr>
+          <w:rFonts w:ascii="Source Sans Pro" w:hAnsi="Source Sans Pro"/>
+        </w:rPr>
+        <w:t xml:space="preserve"> Current Measurement Range: Up to 5A </w:t>
+      </w:r>
+      <w:r>
+        <w:rPr>
+          <w:rFonts w:ascii="Cambria Math" w:hAnsi="Cambria Math" w:cs="Cambria Math"/>
+        </w:rPr>
+        <w:t>‐</w:t>
+      </w:r>
+      <w:r>
+        <w:rPr>
+          <w:rFonts w:ascii="Source Sans Pro" w:hAnsi="Source Sans Pro"/>
+        </w:rPr>
+        <w:t xml:space="preserve"> outputs 1V for every 1A of current.</w:t>
+      </w:r>
+    </w:p>
+    <w:p>
+      <w:pPr>
+        <w:rPr>
+          <w:rFonts w:ascii="Source Sans Pro" w:hAnsi="Source Sans Pro"/>
+        </w:rPr>
+      </w:pPr>
+      <w:r>
+        <w:rPr>
+          <w:rFonts w:ascii="Source Sans Pro" w:hAnsi="Source Sans Pro"/>
+        </w:rPr>
+        <w:t xml:space="preserve">2. Bode 100 Current </w:t>
+      </w:r>
+      <w:proofErr w:type="spellStart"/>
+      <w:r>
+        <w:rPr>
+          <w:rFonts w:ascii="Source Sans Pro" w:hAnsi="Source Sans Pro"/>
+        </w:rPr>
+        <w:t>Ampli</w:t>
+      </w:r>
+      <w:proofErr w:type="spellEnd"/>
+      <w:r>
+        <w:rPr>
+          <w:rFonts w:ascii="Source Sans Pro" w:hAnsi="Source Sans Pro"/>
+          <w:lang w:val="de-DE"/>
+        </w:rPr>
+        <w:t>ﬁ</w:t>
+      </w:r>
+      <w:r>
+        <w:rPr>
+          <w:rFonts w:ascii="Source Sans Pro" w:hAnsi="Source Sans Pro"/>
+        </w:rPr>
+        <w:t>er Con</w:t>
+      </w:r>
+      <w:r>
+        <w:rPr>
+          <w:rFonts w:ascii="Source Sans Pro" w:hAnsi="Source Sans Pro"/>
+          <w:lang w:val="de-DE"/>
+        </w:rPr>
+        <w:t>ﬁ</w:t>
+      </w:r>
+      <w:proofErr w:type="spellStart"/>
+      <w:r>
+        <w:rPr>
+          <w:rFonts w:ascii="Source Sans Pro" w:hAnsi="Source Sans Pro"/>
+        </w:rPr>
+        <w:t>guration</w:t>
+      </w:r>
+      <w:proofErr w:type="spellEnd"/>
+      <w:r>
+        <w:rPr>
+          <w:rFonts w:ascii="Source Sans Pro" w:hAnsi="Source Sans Pro"/>
+        </w:rPr>
+        <w:t xml:space="preserve">: </w:t>
+      </w:r>
+      <w:r>
+        <w:rPr>
+          <w:rFonts w:ascii="Cambria Math" w:hAnsi="Cambria Math" w:cs="Cambria Math"/>
+        </w:rPr>
+        <w:t>‐</w:t>
+      </w:r>
+      <w:r>
+        <w:rPr>
+          <w:rFonts w:ascii="Source Sans Pro" w:hAnsi="Source Sans Pro"/>
+        </w:rPr>
+        <w:t xml:space="preserve"> Output Setting: 5 dBm </w:t>
+      </w:r>
+      <w:r>
+        <w:rPr>
+          <w:rFonts w:ascii="Cambria Math" w:hAnsi="Cambria Math" w:cs="Cambria Math"/>
+        </w:rPr>
+        <w:t>‐</w:t>
+      </w:r>
+      <w:r>
+        <w:rPr>
+          <w:rFonts w:ascii="Source Sans Pro" w:hAnsi="Source Sans Pro"/>
+        </w:rPr>
+        <w:t xml:space="preserve"> Resulting Current Output: Approximately 3A amplitude sinusoidal current with the Spitzenberger APS 1000.</w:t>
+      </w:r>
+    </w:p>
+    <w:p>
+      <w:pPr>
+        <w:rPr>
+          <w:rFonts w:ascii="Source Sans Pro" w:hAnsi="Source Sans Pro"/>
+        </w:rPr>
+      </w:pPr>
+      <w:r>
+        <w:rPr>
+          <w:rFonts w:ascii="Source Sans Pro" w:hAnsi="Source Sans Pro"/>
+        </w:rPr>
+        <w:lastRenderedPageBreak/>
+        <w:t xml:space="preserve">3. Current Measurement PCB: </w:t>
+      </w:r>
+      <w:r>
+        <w:rPr>
+          <w:rFonts w:ascii="Cambria Math" w:hAnsi="Cambria Math" w:cs="Cambria Math"/>
+        </w:rPr>
+        <w:t>‐</w:t>
+      </w:r>
+      <w:r>
+        <w:rPr>
+          <w:rFonts w:ascii="Source Sans Pro" w:hAnsi="Source Sans Pro"/>
+        </w:rPr>
+        <w:t xml:space="preserve"> Impedance: 50 milliohms (50m</w:t>
+      </w:r>
+      <w:r>
+        <w:rPr>
+          <w:rFonts w:ascii="Source Sans Pro" w:hAnsi="Source Sans Pro" w:cs="Source Sans Pro"/>
+          <w:lang w:val="de-DE"/>
+        </w:rPr>
+        <w:t>Ω</w:t>
+      </w:r>
+      <w:r>
+        <w:rPr>
+          <w:rFonts w:ascii="Source Sans Pro" w:hAnsi="Source Sans Pro"/>
+        </w:rPr>
+        <w:t xml:space="preserve">) </w:t>
+      </w:r>
+      <w:r>
+        <w:rPr>
+          <w:rFonts w:ascii="Cambria Math" w:hAnsi="Cambria Math" w:cs="Cambria Math"/>
+        </w:rPr>
+        <w:t>‐</w:t>
+      </w:r>
+      <w:r>
+        <w:rPr>
+          <w:rFonts w:ascii="Source Sans Pro" w:hAnsi="Source Sans Pro"/>
+        </w:rPr>
+        <w:t xml:space="preserve"> Output Di</w:t>
+      </w:r>
+      <w:r>
+        <w:rPr>
+          <w:rFonts w:ascii="Source Sans Pro" w:hAnsi="Source Sans Pro" w:cs="Source Sans Pro"/>
+          <w:lang w:val="de-DE"/>
+        </w:rPr>
+        <w:t>ﬀ</w:t>
+      </w:r>
+      <w:proofErr w:type="spellStart"/>
+      <w:r>
+        <w:rPr>
+          <w:rFonts w:ascii="Source Sans Pro" w:hAnsi="Source Sans Pro"/>
+        </w:rPr>
+        <w:t>erential</w:t>
+      </w:r>
+      <w:proofErr w:type="spellEnd"/>
+      <w:r>
+        <w:rPr>
+          <w:rFonts w:ascii="Source Sans Pro" w:hAnsi="Source Sans Pro"/>
+        </w:rPr>
+        <w:t xml:space="preserve"> Voltage: 50mV increase per 1A of input current. </w:t>
+      </w:r>
+      <w:r>
+        <w:rPr>
+          <w:rFonts w:ascii="Cambria Math" w:hAnsi="Cambria Math" w:cs="Cambria Math"/>
+        </w:rPr>
+        <w:t>‐</w:t>
+      </w:r>
+      <w:r>
+        <w:rPr>
+          <w:rFonts w:ascii="Source Sans Pro" w:hAnsi="Source Sans Pro"/>
+        </w:rPr>
+        <w:t xml:space="preserve"> For a 3A current, the di</w:t>
+      </w:r>
+      <w:r>
+        <w:rPr>
+          <w:rFonts w:ascii="Source Sans Pro" w:hAnsi="Source Sans Pro" w:cs="Source Sans Pro"/>
+          <w:lang w:val="de-DE"/>
+        </w:rPr>
+        <w:t>ﬀ</w:t>
+      </w:r>
+      <w:proofErr w:type="spellStart"/>
+      <w:r>
+        <w:rPr>
+          <w:rFonts w:ascii="Source Sans Pro" w:hAnsi="Source Sans Pro"/>
+        </w:rPr>
+        <w:t>erential</w:t>
+      </w:r>
+      <w:proofErr w:type="spellEnd"/>
+      <w:r>
+        <w:rPr>
+          <w:rFonts w:ascii="Source Sans Pro" w:hAnsi="Source Sans Pro"/>
+        </w:rPr>
+        <w:t xml:space="preserve"> output voltage would be 3A×50mV/A=</w:t>
+      </w:r>
+      <w:r>
+        <w:rPr>
+          <w:rFonts w:ascii="Source Sans Pro" w:hAnsi="Source Sans Pro"/>
+        </w:rPr>
+        <w:t xml:space="preserve"> </w:t>
+      </w:r>
+      <w:r>
+        <w:rPr>
+          <w:rFonts w:ascii="Source Sans Pro" w:hAnsi="Source Sans Pro"/>
+        </w:rPr>
+        <w:t>150mV.</w:t>
+      </w:r>
+    </w:p>
+    <w:p>
+      <w:pPr>
+        <w:rPr>
+          <w:rFonts w:ascii="Source Sans Pro" w:hAnsi="Source Sans Pro"/>
+        </w:rPr>
+      </w:pPr>
+      <w:r>
+        <w:rPr>
+          <w:rFonts w:ascii="Source Sans Pro" w:hAnsi="Source Sans Pro"/>
+        </w:rPr>
+        <w:t>Choosing the Ratios for Current and Voltage Probes:</w:t>
+      </w:r>
+    </w:p>
+    <w:p>
+      <w:pPr>
+        <w:rPr>
+          <w:rFonts w:ascii="Source Sans Pro" w:hAnsi="Source Sans Pro"/>
+        </w:rPr>
+      </w:pPr>
+      <w:r>
+        <w:rPr>
+          <w:rFonts w:ascii="Source Sans Pro" w:hAnsi="Source Sans Pro"/>
+        </w:rPr>
+        <w:t xml:space="preserve">1. Current Measurement with CH1: </w:t>
+      </w:r>
+      <w:r>
+        <w:rPr>
+          <w:rFonts w:ascii="Cambria Math" w:hAnsi="Cambria Math" w:cs="Cambria Math"/>
+        </w:rPr>
+        <w:t>‐</w:t>
+      </w:r>
+      <w:r>
+        <w:rPr>
+          <w:rFonts w:ascii="Source Sans Pro" w:hAnsi="Source Sans Pro"/>
+        </w:rPr>
+        <w:t xml:space="preserve"> Current Probe Mode: 5A (1V/A sensitivity) </w:t>
+      </w:r>
+      <w:r>
+        <w:rPr>
+          <w:rFonts w:ascii="Cambria Math" w:hAnsi="Cambria Math" w:cs="Cambria Math"/>
+        </w:rPr>
+        <w:t>‐</w:t>
+      </w:r>
+      <w:r>
+        <w:rPr>
+          <w:rFonts w:ascii="Source Sans Pro" w:hAnsi="Source Sans Pro"/>
+        </w:rPr>
+        <w:t xml:space="preserve"> Bode 100 CH1 Probe Ratio: 1:1 </w:t>
+      </w:r>
+      <w:r>
+        <w:rPr>
+          <w:rFonts w:ascii="Cambria Math" w:hAnsi="Cambria Math" w:cs="Cambria Math"/>
+        </w:rPr>
+        <w:t>‐</w:t>
+      </w:r>
+      <w:r>
+        <w:rPr>
+          <w:rFonts w:ascii="Source Sans Pro" w:hAnsi="Source Sans Pro"/>
+        </w:rPr>
+        <w:t xml:space="preserve"> Since the current probe outputs 1V for every 1A, a 1:1 ratio is appropriate. </w:t>
+      </w:r>
+      <w:proofErr w:type="gramStart"/>
+      <w:r>
+        <w:rPr>
+          <w:rFonts w:ascii="Source Sans Pro" w:hAnsi="Source Sans Pro"/>
+        </w:rPr>
+        <w:t>So</w:t>
+      </w:r>
+      <w:proofErr w:type="gramEnd"/>
+      <w:r>
+        <w:rPr>
+          <w:rFonts w:ascii="Source Sans Pro" w:hAnsi="Source Sans Pro"/>
+        </w:rPr>
+        <w:t xml:space="preserve"> </w:t>
+      </w:r>
+      <w:r>
+        <w:rPr>
+          <w:rFonts w:ascii="Source Sans Pro" w:hAnsi="Source Sans Pro"/>
+        </w:rPr>
+        <w:t>Bode 100 correctly interprets the voltage from the current probe as the corresponding current.</w:t>
+      </w:r>
+    </w:p>
+    <w:p>
+      <w:pPr>
+        <w:rPr>
+          <w:rFonts w:ascii="Source Sans Pro" w:hAnsi="Source Sans Pro"/>
+        </w:rPr>
+      </w:pPr>
+      <w:r>
+        <w:rPr>
+          <w:rFonts w:ascii="Source Sans Pro" w:hAnsi="Source Sans Pro"/>
+        </w:rPr>
+        <w:t xml:space="preserve">2. Voltage Measurement with CH2: </w:t>
+      </w:r>
+      <w:r>
+        <w:rPr>
+          <w:rFonts w:ascii="Cambria Math" w:hAnsi="Cambria Math" w:cs="Cambria Math"/>
+        </w:rPr>
+        <w:t>‐</w:t>
+      </w:r>
+      <w:r>
+        <w:rPr>
+          <w:rFonts w:ascii="Source Sans Pro" w:hAnsi="Source Sans Pro"/>
+        </w:rPr>
+        <w:t xml:space="preserve"> Voltage Measurement: </w:t>
+      </w:r>
+      <w:r>
+        <w:rPr>
+          <w:rFonts w:ascii="Cambria Math" w:hAnsi="Cambria Math" w:cs="Cambria Math"/>
+        </w:rPr>
+        <w:t>‐</w:t>
+      </w:r>
+      <w:r>
+        <w:rPr>
+          <w:rFonts w:ascii="Source Sans Pro" w:hAnsi="Source Sans Pro"/>
+        </w:rPr>
+        <w:t xml:space="preserve"> The current measurement PCB outputs a di</w:t>
+      </w:r>
+      <w:r>
+        <w:rPr>
+          <w:rFonts w:ascii="Source Sans Pro" w:hAnsi="Source Sans Pro" w:cs="Source Sans Pro"/>
+          <w:lang w:val="de-DE"/>
+        </w:rPr>
+        <w:t>ﬀ</w:t>
+      </w:r>
+      <w:proofErr w:type="spellStart"/>
+      <w:r>
+        <w:rPr>
+          <w:rFonts w:ascii="Source Sans Pro" w:hAnsi="Source Sans Pro"/>
+        </w:rPr>
+        <w:t>erential</w:t>
+      </w:r>
+      <w:proofErr w:type="spellEnd"/>
+      <w:r>
+        <w:rPr>
+          <w:rFonts w:ascii="Source Sans Pro" w:hAnsi="Source Sans Pro"/>
+        </w:rPr>
+        <w:t xml:space="preserve"> voltage proportional to the input current. For every 1A of current, the PCB outputs 50mV (due to 50m</w:t>
+      </w:r>
+      <w:r>
+        <w:rPr>
+          <w:rFonts w:ascii="Source Sans Pro" w:hAnsi="Source Sans Pro" w:cs="Source Sans Pro"/>
+          <w:lang w:val="de-DE"/>
+        </w:rPr>
+        <w:t>Ω</w:t>
+      </w:r>
+      <w:r>
+        <w:rPr>
+          <w:rFonts w:ascii="Source Sans Pro" w:hAnsi="Source Sans Pro"/>
+        </w:rPr>
+        <w:t xml:space="preserve"> impedance). </w:t>
+      </w:r>
+      <w:r>
+        <w:rPr>
+          <w:rFonts w:ascii="Cambria Math" w:hAnsi="Cambria Math" w:cs="Cambria Math"/>
+        </w:rPr>
+        <w:t>‐</w:t>
+      </w:r>
+      <w:r>
+        <w:rPr>
+          <w:rFonts w:ascii="Source Sans Pro" w:hAnsi="Source Sans Pro"/>
+        </w:rPr>
+        <w:t xml:space="preserve"> Voltage Probe Con</w:t>
+      </w:r>
+      <w:r>
+        <w:rPr>
+          <w:rFonts w:ascii="Source Sans Pro" w:hAnsi="Source Sans Pro" w:cs="Source Sans Pro"/>
+          <w:lang w:val="de-DE"/>
+        </w:rPr>
+        <w:t>ﬁ</w:t>
+      </w:r>
+      <w:proofErr w:type="spellStart"/>
+      <w:r>
+        <w:rPr>
+          <w:rFonts w:ascii="Source Sans Pro" w:hAnsi="Source Sans Pro"/>
+        </w:rPr>
+        <w:t>guration</w:t>
+      </w:r>
+      <w:proofErr w:type="spellEnd"/>
+      <w:r>
+        <w:rPr>
+          <w:rFonts w:ascii="Source Sans Pro" w:hAnsi="Source Sans Pro"/>
+        </w:rPr>
+        <w:t xml:space="preserve">: </w:t>
+      </w:r>
+      <w:r>
+        <w:rPr>
+          <w:rFonts w:ascii="Cambria Math" w:hAnsi="Cambria Math" w:cs="Cambria Math"/>
+        </w:rPr>
+        <w:t>‐</w:t>
+      </w:r>
+      <w:r>
+        <w:rPr>
+          <w:rFonts w:ascii="Source Sans Pro" w:hAnsi="Source Sans Pro"/>
+        </w:rPr>
+        <w:t xml:space="preserve"> If you are using standard voltage probes with a 1:1 ratio, the Bode 100 will directly read the voltage as it is. </w:t>
+      </w:r>
+      <w:r>
+        <w:rPr>
+          <w:rFonts w:ascii="Cambria Math" w:hAnsi="Cambria Math" w:cs="Cambria Math"/>
+        </w:rPr>
+        <w:t>‐</w:t>
+      </w:r>
+      <w:r>
+        <w:rPr>
+          <w:rFonts w:ascii="Source Sans Pro" w:hAnsi="Source Sans Pro"/>
+        </w:rPr>
+        <w:t xml:space="preserve"> Probe Ratio for CH2: 1:1 </w:t>
+      </w:r>
+      <w:r>
+        <w:rPr>
+          <w:rFonts w:ascii="Cambria Math" w:hAnsi="Cambria Math" w:cs="Cambria Math"/>
+        </w:rPr>
+        <w:t>‐</w:t>
+      </w:r>
+      <w:r>
+        <w:rPr>
+          <w:rFonts w:ascii="Source Sans Pro" w:hAnsi="Source Sans Pro"/>
+        </w:rPr>
+        <w:t xml:space="preserve"> This </w:t>
+      </w:r>
+      <w:proofErr w:type="spellStart"/>
+      <w:r>
+        <w:rPr>
+          <w:rFonts w:ascii="Source Sans Pro" w:hAnsi="Source Sans Pro"/>
+        </w:rPr>
+        <w:t>simpli</w:t>
+      </w:r>
+      <w:proofErr w:type="spellEnd"/>
+      <w:r>
+        <w:rPr>
+          <w:rFonts w:ascii="Source Sans Pro" w:hAnsi="Source Sans Pro" w:cs="Source Sans Pro"/>
+          <w:lang w:val="de-DE"/>
+        </w:rPr>
+        <w:t>ﬁ</w:t>
+      </w:r>
+      <w:r>
+        <w:rPr>
+          <w:rFonts w:ascii="Source Sans Pro" w:hAnsi="Source Sans Pro"/>
+        </w:rPr>
+        <w:t>es the measurement process as the Bode 100 will directly interpret the voltage without any scaling.</w:t>
+      </w:r>
+    </w:p>
+    <w:p>
+      <w:pPr>
+        <w:rPr>
+          <w:rFonts w:ascii="Source Sans Pro" w:hAnsi="Source Sans Pro"/>
+        </w:rPr>
+      </w:pPr>
+    </w:p>
+    <w:p>
+      <w:pPr>
+        <w:rPr>
+          <w:rFonts w:ascii="Source Sans Pro" w:hAnsi="Source Sans Pro"/>
+        </w:rPr>
+      </w:pPr>
+      <w:r>
+        <w:rPr>
+          <w:rFonts w:ascii="Source Sans Pro" w:hAnsi="Source Sans Pro"/>
+          <w:noProof/>
+        </w:rPr>
+        <w:drawing>
+          <wp:inline distT="0" distB="0" distL="0" distR="0" wp14:anchorId="3EDCC8A4" wp14:editId="788EF0F0">
+            <wp:extent cx="5812325" cy="3861790"/>
+            <wp:effectExtent l="38100" t="38100" r="36195" b="43815"/>
+            <wp:docPr id="2076604934" name="Picture 1" descr="A diagram of a computer component&#10;&#10;Description automatically generated"/>
+            <wp:cNvGraphicFramePr>
+              <a:graphicFrameLocks xmlns:a="http://schemas.openxmlformats.org/drawingml/2006/main" noChangeAspect="1"/>
+            </wp:cNvGraphicFramePr>
+            <a:graphic xmlns:a="http://schemas.openxmlformats.org/drawingml/2006/main">
+              <a:graphicData uri="http://schemas.openxmlformats.org/drawingml/2006/picture">
+                <pic:pic xmlns:pic="http://schemas.openxmlformats.org/drawingml/2006/picture">
+                  <pic:nvPicPr>
+                    <pic:cNvPr id="2076604934" name="Picture 1" descr="A diagram of a computer component&#10;&#10;Description automatically generated"/>
+                    <pic:cNvPicPr/>
+                  </pic:nvPicPr>
+                  <pic:blipFill>
+                    <a:blip r:embed="rId6"/>
+                    <a:stretch>
+                      <a:fillRect/>
+                    </a:stretch>
+                  </pic:blipFill>
+                  <pic:spPr>
+                    <a:xfrm>
+                      <a:off x="0" y="0"/>
+                      <a:ext cx="5858907" cy="3892740"/>
+                    </a:xfrm>
+                    <a:prstGeom prst="rect">
+                      <a:avLst/>
+                    </a:prstGeom>
+                    <a:ln w="38100">
+                      <a:solidFill>
+                        <a:schemeClr val="tx1"/>
+                      </a:solidFill>
+                    </a:ln>
+                  </pic:spPr>
+                </pic:pic>
+              </a:graphicData>
+            </a:graphic>
+          </wp:inline>
+        </w:drawing>
+      </w:r>
+    </w:p>
+    <w:p>
+      <w:pPr>
+        <w:rPr>
+          <w:rFonts w:ascii="Source Sans Pro" w:hAnsi="Source Sans Pro"/>
+        </w:rPr>
+      </w:pPr>
+    </w:p>
+    <w:p>
+      <w:pPr>
+        <w:rPr>
+          <w:rFonts w:ascii="Source Sans Pro" w:hAnsi="Source Sans Pro"/>
+        </w:rPr>
+      </w:pPr>
+    </w:p>
+    <w:p>
+      <w:pPr>
+        <w:jc w:val="center"/>
+        <w:rPr>
+          <w:rFonts w:ascii="Source Sans Pro" w:hAnsi="Source Sans Pro"/>
+        </w:rPr>
+      </w:pPr>
+      <w:r>
+        <w:rPr>
+          <w:rFonts w:ascii="Source Sans Pro" w:hAnsi="Source Sans Pro"/>
+          <w:noProof/>
+        </w:rPr>
+        <w:drawing>
+          <wp:inline distT="0" distB="0" distL="0" distR="0" wp14:anchorId="24409B51" wp14:editId="7A3D8DA1">
+            <wp:extent cx="5731510" cy="284480"/>
+            <wp:effectExtent l="0" t="0" r="2540" b="1270"/>
+            <wp:docPr id="1868478295" name="Picture 1"/>
+            <wp:cNvGraphicFramePr>
+              <a:graphicFrameLocks xmlns:a="http://schemas.openxmlformats.org/drawingml/2006/main" noChangeAspect="1"/>
+            </wp:cNvGraphicFramePr>
+            <a:graphic xmlns:a="http://schemas.openxmlformats.org/drawingml/2006/main">
+              <a:graphicData uri="http://schemas.openxmlformats.org/drawingml/2006/picture">
+                <pic:pic xmlns:pic="http://schemas.openxmlformats.org/drawingml/2006/picture">
+                  <pic:nvPicPr>
+                    <pic:cNvPr id="1868478295" name=""/>
+                    <pic:cNvPicPr/>
+                  </pic:nvPicPr>
+                  <pic:blipFill>
+                    <a:blip r:embed="rId7"/>
+                    <a:stretch>
+                      <a:fillRect/>
+                    </a:stretch>
+                  </pic:blipFill>
+                  <pic:spPr>
+                    <a:xfrm>
+                      <a:off x="0" y="0"/>
+                      <a:ext cx="5731510" cy="284480"/>
+                    </a:xfrm>
+                    <a:prstGeom prst="rect">
+                      <a:avLst/>
+                    </a:prstGeom>
+                  </pic:spPr>
+                </pic:pic>
+              </a:graphicData>
+            </a:graphic>
+          </wp:inline>
+        </w:drawing>
+      </w:r>
+    </w:p>
+    <w:p>
+      <w:pPr>
+        <w:jc w:val="center"/>
+        <w:rPr>
+          <w:rFonts w:ascii="Source Sans Pro" w:hAnsi="Source Sans Pro"/>
+        </w:rPr>
+      </w:pPr>
+      <w:r>
+        <w:rPr>
+          <w:rFonts w:ascii="Source Sans Pro" w:hAnsi="Source Sans Pro"/>
+          <w:noProof/>
+        </w:rPr>
+        <w:drawing>
+          <wp:inline distT="0" distB="0" distL="0" distR="0" wp14:anchorId="4B508815" wp14:editId="3D654CA2">
+            <wp:extent cx="5731510" cy="248285"/>
+            <wp:effectExtent l="0" t="0" r="2540" b="0"/>
+            <wp:docPr id="779991313" name="Picture 1"/>
+            <wp:cNvGraphicFramePr>
+              <a:graphicFrameLocks xmlns:a="http://schemas.openxmlformats.org/drawingml/2006/main" noChangeAspect="1"/>
+            </wp:cNvGraphicFramePr>
+            <a:graphic xmlns:a="http://schemas.openxmlformats.org/drawingml/2006/main">
+              <a:graphicData uri="http://schemas.openxmlformats.org/drawingml/2006/picture">
+                <pic:pic xmlns:pic="http://schemas.openxmlformats.org/drawingml/2006/picture">
+                  <pic:nvPicPr>
+                    <pic:cNvPr id="779991313" name=""/>
+                    <pic:cNvPicPr/>
+                  </pic:nvPicPr>
+                  <pic:blipFill>
+                    <a:blip r:embed="rId8"/>
+                    <a:stretch>
+                      <a:fillRect/>
+                    </a:stretch>
+                  </pic:blipFill>
+                  <pic:spPr>
+                    <a:xfrm>
+                      <a:off x="0" y="0"/>
+                      <a:ext cx="5731510" cy="248285"/>
+                    </a:xfrm>
+                    <a:prstGeom prst="rect">
+                      <a:avLst/>
+                    </a:prstGeom>
+                  </pic:spPr>
+                </pic:pic>
+              </a:graphicData>
+            </a:graphic>
+          </wp:inline>
+        </w:drawing>
+      </w:r>
+    </w:p>
+    <w:p>
+      <w:pPr>
+        <w:jc w:val="center"/>
+        <w:rPr>
+          <w:rFonts w:ascii="Source Sans Pro" w:hAnsi="Source Sans Pro"/>
+        </w:rPr>
+      </w:pPr>
+    </w:p>
+    <w:p>
+      <w:pPr>
+        <w:rPr>
+          <w:rFonts w:ascii="Source Sans Pro" w:hAnsi="Source Sans Pro"/>
+        </w:rPr>
+      </w:pPr>
+      <w:r>
+        <w:rPr>
+          <w:rFonts w:ascii="Source Sans Pro" w:hAnsi="Source Sans Pro"/>
+        </w:rPr>
+        <w:lastRenderedPageBreak/>
+        <w:t>Manual AC measurements:</w:t>
+      </w:r>
+    </w:p>
+    <w:tbl>
+      <w:tblPr>
+        <w:tblStyle w:val="TableGrid"/>
+        <w:tblpPr w:leftFromText="141" w:rightFromText="141" w:vertAnchor="text" w:horzAnchor="margin" w:tblpY="181"/>
+        <w:tblW w:w="0" w:type="auto"/>
+        <w:tblLook w:val="04A0" w:firstRow="1" w:lastRow="0" w:firstColumn="1" w:lastColumn="0" w:noHBand="0" w:noVBand="1"/>
+      </w:tblPr>
+      <w:tblGrid>
+        <w:gridCol w:w="1997"/>
+        <w:gridCol w:w="1956"/>
+        <w:gridCol w:w="2001"/>
+        <w:gridCol w:w="1982"/>
+      </w:tblGrid>
+      <w:tr>
+        <w:tc>
+          <w:tcPr>
+            <w:tcW w:w="1997" w:type="dxa"/>
+          </w:tcPr>
+          <w:p>
+            <w:pPr>
+              <w:pStyle w:val="ListParagraph"/>
+              <w:ind w:left="0"/>
+              <w:rPr>
+                <w:rFonts w:ascii="Source Sans Pro" w:hAnsi="Source Sans Pro"/>
+              </w:rPr>
+            </w:pPr>
+            <w:r>
+              <w:rPr>
+                <w:rFonts w:ascii="Source Sans Pro" w:hAnsi="Source Sans Pro"/>
+              </w:rPr>
+              <w:t xml:space="preserve">1 </w:t>
+            </w:r>
+            <w:proofErr w:type="spellStart"/>
+            <w:r>
+              <w:rPr>
+                <w:rFonts w:ascii="Source Sans Pro" w:hAnsi="Source Sans Pro"/>
+              </w:rPr>
+              <w:t>A_rms</w:t>
+            </w:r>
+            <w:proofErr w:type="spellEnd"/>
+          </w:p>
+        </w:tc>
+        <w:tc>
+          <w:tcPr>
+            <w:tcW w:w="1956" w:type="dxa"/>
+          </w:tcPr>
+          <w:p>
+            <w:pPr>
+              <w:pStyle w:val="ListParagraph"/>
+              <w:ind w:left="0"/>
+              <w:rPr>
+                <w:rFonts w:ascii="Source Sans Pro" w:hAnsi="Source Sans Pro"/>
+              </w:rPr>
+            </w:pPr>
+            <w:r>
+              <w:rPr>
+                <w:rFonts w:ascii="Source Sans Pro" w:hAnsi="Source Sans Pro"/>
+              </w:rPr>
+              <w:t>1 kHz</w:t>
+            </w:r>
+          </w:p>
+        </w:tc>
+        <w:tc>
+          <w:tcPr>
+            <w:tcW w:w="2001" w:type="dxa"/>
+          </w:tcPr>
+          <w:p>
+            <w:pPr>
+              <w:pStyle w:val="ListParagraph"/>
+              <w:ind w:left="0"/>
+              <w:rPr>
+                <w:rFonts w:ascii="Source Sans Pro" w:hAnsi="Source Sans Pro"/>
+              </w:rPr>
+            </w:pPr>
+            <w:r>
+              <w:rPr>
+                <w:rFonts w:ascii="Source Sans Pro" w:hAnsi="Source Sans Pro"/>
+              </w:rPr>
+              <w:t>50,508 mΩ</w:t>
+            </w:r>
+          </w:p>
+        </w:tc>
+        <w:tc>
+          <w:tcPr>
+            <w:tcW w:w="1982" w:type="dxa"/>
+          </w:tcPr>
+          <w:p>
+            <w:pPr>
+              <w:pStyle w:val="ListParagraph"/>
+              <w:ind w:left="0"/>
+              <w:rPr>
+                <w:rFonts w:ascii="Source Sans Pro" w:hAnsi="Source Sans Pro"/>
+              </w:rPr>
+            </w:pPr>
+            <w:r>
+              <w:rPr>
+                <w:rFonts w:ascii="Source Sans Pro" w:hAnsi="Source Sans Pro"/>
+              </w:rPr>
+              <w:t>-1,384 ˚</w:t>
+            </w:r>
+          </w:p>
+        </w:tc>
+      </w:tr>
+      <w:tr>
+        <w:tc>
+          <w:tcPr>
+            <w:tcW w:w="1997" w:type="dxa"/>
+          </w:tcPr>
+          <w:p>
+            <w:pPr>
+              <w:pStyle w:val="ListParagraph"/>
+              <w:ind w:left="0"/>
+              <w:rPr>
+                <w:rFonts w:ascii="Source Sans Pro" w:hAnsi="Source Sans Pro"/>
+              </w:rPr>
+            </w:pPr>
+            <w:r>
+              <w:rPr>
+                <w:rFonts w:ascii="Source Sans Pro" w:hAnsi="Source Sans Pro"/>
+              </w:rPr>
+              <w:t xml:space="preserve">1 </w:t>
+            </w:r>
+            <w:proofErr w:type="spellStart"/>
+            <w:r>
+              <w:rPr>
+                <w:rFonts w:ascii="Source Sans Pro" w:hAnsi="Source Sans Pro"/>
+              </w:rPr>
+              <w:t>A_rms</w:t>
+            </w:r>
+            <w:proofErr w:type="spellEnd"/>
+          </w:p>
+        </w:tc>
+        <w:tc>
+          <w:tcPr>
+            <w:tcW w:w="1956" w:type="dxa"/>
+          </w:tcPr>
+          <w:p>
+            <w:pPr>
+              <w:pStyle w:val="ListParagraph"/>
+              <w:ind w:left="0"/>
+              <w:rPr>
+                <w:rFonts w:ascii="Source Sans Pro" w:hAnsi="Source Sans Pro"/>
+              </w:rPr>
+            </w:pPr>
+            <w:r>
+              <w:rPr>
+                <w:rFonts w:ascii="Source Sans Pro" w:hAnsi="Source Sans Pro"/>
+              </w:rPr>
+              <w:t>5 kHz</w:t>
+            </w:r>
+          </w:p>
+        </w:tc>
+        <w:tc>
+          <w:tcPr>
+            <w:tcW w:w="2001" w:type="dxa"/>
+          </w:tcPr>
+          <w:p>
+            <w:pPr>
+              <w:pStyle w:val="ListParagraph"/>
+              <w:ind w:left="0"/>
+              <w:rPr>
+                <w:rFonts w:ascii="Source Sans Pro" w:hAnsi="Source Sans Pro"/>
+              </w:rPr>
+            </w:pPr>
+            <w:r>
+              <w:rPr>
+                <w:rFonts w:ascii="Source Sans Pro" w:hAnsi="Source Sans Pro"/>
+              </w:rPr>
+              <w:t>47,519 mΩ</w:t>
+            </w:r>
+          </w:p>
+        </w:tc>
+        <w:tc>
+          <w:tcPr>
+            <w:tcW w:w="1982" w:type="dxa"/>
+          </w:tcPr>
+          <w:p>
+            <w:pPr>
+              <w:pStyle w:val="ListParagraph"/>
+              <w:ind w:left="0"/>
+              <w:rPr>
+                <w:rFonts w:ascii="Source Sans Pro" w:hAnsi="Source Sans Pro"/>
+              </w:rPr>
+            </w:pPr>
+            <w:r>
+              <w:rPr>
+                <w:rFonts w:ascii="Source Sans Pro" w:hAnsi="Source Sans Pro"/>
+              </w:rPr>
+              <w:t>-3,699 ˚</w:t>
+            </w:r>
+          </w:p>
+        </w:tc>
+      </w:tr>
+      <w:tr>
+        <w:tc>
+          <w:tcPr>
+            <w:tcW w:w="1997" w:type="dxa"/>
+          </w:tcPr>
+          <w:p>
+            <w:pPr>
+              <w:pStyle w:val="ListParagraph"/>
+              <w:ind w:left="0"/>
+              <w:rPr>
+                <w:rFonts w:ascii="Source Sans Pro" w:hAnsi="Source Sans Pro"/>
+              </w:rPr>
+            </w:pPr>
+            <w:r>
+              <w:rPr>
+                <w:rFonts w:ascii="Source Sans Pro" w:hAnsi="Source Sans Pro"/>
+              </w:rPr>
+              <w:t xml:space="preserve">1 </w:t>
+            </w:r>
+            <w:proofErr w:type="spellStart"/>
+            <w:r>
+              <w:rPr>
+                <w:rFonts w:ascii="Source Sans Pro" w:hAnsi="Source Sans Pro"/>
+              </w:rPr>
+              <w:t>A_rms</w:t>
+            </w:r>
+            <w:proofErr w:type="spellEnd"/>
+          </w:p>
+        </w:tc>
+        <w:tc>
+          <w:tcPr>
+            <w:tcW w:w="1956" w:type="dxa"/>
+          </w:tcPr>
+          <w:p>
+            <w:pPr>
+              <w:pStyle w:val="ListParagraph"/>
+              <w:ind w:left="0"/>
+              <w:rPr>
+                <w:rFonts w:ascii="Source Sans Pro" w:hAnsi="Source Sans Pro"/>
+              </w:rPr>
+            </w:pPr>
+            <w:r>
+              <w:rPr>
+                <w:rFonts w:ascii="Source Sans Pro" w:hAnsi="Source Sans Pro"/>
+              </w:rPr>
+              <w:t>10 kHz</w:t>
+            </w:r>
+          </w:p>
+        </w:tc>
+        <w:tc>
+          <w:tcPr>
+            <w:tcW w:w="2001" w:type="dxa"/>
+          </w:tcPr>
+          <w:p>
+            <w:pPr>
+              <w:pStyle w:val="ListParagraph"/>
+              <w:ind w:left="0"/>
+              <w:rPr>
+                <w:rFonts w:ascii="Source Sans Pro" w:hAnsi="Source Sans Pro"/>
+              </w:rPr>
+            </w:pPr>
+            <w:r>
+              <w:rPr>
+                <w:rFonts w:ascii="Source Sans Pro" w:hAnsi="Source Sans Pro"/>
+              </w:rPr>
+              <w:t>46,167 mΩ</w:t>
+            </w:r>
+          </w:p>
+        </w:tc>
+        <w:tc>
+          <w:tcPr>
+            <w:tcW w:w="1982" w:type="dxa"/>
+          </w:tcPr>
+          <w:p>
+            <w:pPr>
+              <w:pStyle w:val="ListParagraph"/>
+              <w:ind w:left="0"/>
+              <w:rPr>
+                <w:rFonts w:ascii="Source Sans Pro" w:hAnsi="Source Sans Pro"/>
+              </w:rPr>
+            </w:pPr>
+            <w:r>
+              <w:rPr>
+                <w:rFonts w:ascii="Source Sans Pro" w:hAnsi="Source Sans Pro"/>
+              </w:rPr>
+              <w:t>-2,702 ˚</w:t>
+            </w:r>
+          </w:p>
+        </w:tc>
+      </w:tr>
+      <w:tr>
+        <w:tc>
+          <w:tcPr>
+            <w:tcW w:w="1997" w:type="dxa"/>
+          </w:tcPr>
+          <w:p>
+            <w:pPr>
+              <w:pStyle w:val="ListParagraph"/>
+              <w:ind w:left="0"/>
+              <w:rPr>
+                <w:rFonts w:ascii="Source Sans Pro" w:hAnsi="Source Sans Pro"/>
+              </w:rPr>
+            </w:pPr>
+            <w:r>
+              <w:rPr>
+                <w:rFonts w:ascii="Source Sans Pro" w:hAnsi="Source Sans Pro"/>
+              </w:rPr>
+              <w:t xml:space="preserve">1 </w:t>
+            </w:r>
+            <w:proofErr w:type="spellStart"/>
+            <w:r>
+              <w:rPr>
+                <w:rFonts w:ascii="Source Sans Pro" w:hAnsi="Source Sans Pro"/>
+              </w:rPr>
+              <w:t>A_rms</w:t>
+            </w:r>
+            <w:proofErr w:type="spellEnd"/>
+          </w:p>
+        </w:tc>
+        <w:tc>
+          <w:tcPr>
+            <w:tcW w:w="1956" w:type="dxa"/>
+          </w:tcPr>
+          <w:p>
+            <w:pPr>
+              <w:pStyle w:val="ListParagraph"/>
+              <w:ind w:left="0"/>
+              <w:rPr>
+                <w:rFonts w:ascii="Source Sans Pro" w:hAnsi="Source Sans Pro"/>
+              </w:rPr>
+            </w:pPr>
+            <w:r>
+              <w:rPr>
+                <w:rFonts w:ascii="Source Sans Pro" w:hAnsi="Source Sans Pro"/>
+              </w:rPr>
+              <w:t>25 kHz</w:t>
+            </w:r>
+          </w:p>
+        </w:tc>
+        <w:tc>
+          <w:tcPr>
+            <w:tcW w:w="2001" w:type="dxa"/>
+          </w:tcPr>
+          <w:p>
+            <w:pPr>
+              <w:pStyle w:val="ListParagraph"/>
+              <w:ind w:left="0"/>
+              <w:rPr>
+                <w:rFonts w:ascii="Source Sans Pro" w:hAnsi="Source Sans Pro"/>
+              </w:rPr>
+            </w:pPr>
+            <w:r>
+              <w:rPr>
+                <w:rFonts w:ascii="Source Sans Pro" w:hAnsi="Source Sans Pro"/>
+              </w:rPr>
+              <w:t>46,669 mΩ</w:t>
+            </w:r>
+          </w:p>
+        </w:tc>
+        <w:tc>
+          <w:tcPr>
+            <w:tcW w:w="1982" w:type="dxa"/>
+          </w:tcPr>
+          <w:p>
+            <w:pPr>
+              <w:pStyle w:val="ListParagraph"/>
+              <w:ind w:left="0"/>
+              <w:rPr>
+                <w:rFonts w:ascii="Source Sans Pro" w:hAnsi="Source Sans Pro"/>
+              </w:rPr>
+            </w:pPr>
+            <w:r>
+              <w:rPr>
+                <w:rFonts w:ascii="Source Sans Pro" w:hAnsi="Source Sans Pro"/>
+              </w:rPr>
+              <w:t>-2,915 ˚</w:t>
+            </w:r>
+          </w:p>
+        </w:tc>
+      </w:tr>
+      <w:tr>
+        <w:tc>
+          <w:tcPr>
+            <w:tcW w:w="1997" w:type="dxa"/>
+          </w:tcPr>
+          <w:p>
+            <w:pPr>
+              <w:pStyle w:val="ListParagraph"/>
+              <w:ind w:left="0"/>
+              <w:rPr>
+                <w:rFonts w:ascii="Source Sans Pro" w:hAnsi="Source Sans Pro"/>
+              </w:rPr>
+            </w:pPr>
+            <w:r>
+              <w:rPr>
+                <w:rFonts w:ascii="Source Sans Pro" w:hAnsi="Source Sans Pro"/>
+              </w:rPr>
+              <w:t xml:space="preserve">1 </w:t>
+            </w:r>
+            <w:proofErr w:type="spellStart"/>
+            <w:r>
+              <w:rPr>
+                <w:rFonts w:ascii="Source Sans Pro" w:hAnsi="Source Sans Pro"/>
+              </w:rPr>
+              <w:t>A_rms</w:t>
+            </w:r>
+            <w:proofErr w:type="spellEnd"/>
+          </w:p>
+        </w:tc>
+        <w:tc>
+          <w:tcPr>
+            <w:tcW w:w="1956" w:type="dxa"/>
+          </w:tcPr>
+          <w:p>
+            <w:pPr>
+              <w:pStyle w:val="ListParagraph"/>
+              <w:ind w:left="0"/>
+              <w:rPr>
+                <w:rFonts w:ascii="Source Sans Pro" w:hAnsi="Source Sans Pro"/>
+              </w:rPr>
+            </w:pPr>
+            <w:r>
+              <w:rPr>
+                <w:rFonts w:ascii="Source Sans Pro" w:hAnsi="Source Sans Pro"/>
+              </w:rPr>
+              <w:t>50 kHz</w:t>
+            </w:r>
+          </w:p>
+        </w:tc>
+        <w:tc>
+          <w:tcPr>
+            <w:tcW w:w="2001" w:type="dxa"/>
+          </w:tcPr>
+          <w:p>
+            <w:pPr>
+              <w:pStyle w:val="ListParagraph"/>
+              <w:ind w:left="0"/>
+              <w:rPr>
+                <w:rFonts w:ascii="Source Sans Pro" w:hAnsi="Source Sans Pro"/>
+              </w:rPr>
+            </w:pPr>
+            <w:r>
+              <w:rPr>
+                <w:rFonts w:ascii="Source Sans Pro" w:hAnsi="Source Sans Pro"/>
+              </w:rPr>
+              <w:t>51,291 mΩ</w:t>
+            </w:r>
+          </w:p>
+        </w:tc>
+        <w:tc>
+          <w:tcPr>
+            <w:tcW w:w="1982" w:type="dxa"/>
+          </w:tcPr>
+          <w:p>
+            <w:pPr>
+              <w:pStyle w:val="ListParagraph"/>
+              <w:ind w:left="0"/>
+              <w:rPr>
+                <w:rFonts w:ascii="Source Sans Pro" w:hAnsi="Source Sans Pro"/>
+              </w:rPr>
+            </w:pPr>
+            <w:r>
+              <w:rPr>
+                <w:rFonts w:ascii="Source Sans Pro" w:hAnsi="Source Sans Pro"/>
+              </w:rPr>
+              <w:t>-3,134 ˚</w:t>
+            </w:r>
+          </w:p>
+        </w:tc>
+      </w:tr>
+    </w:tbl>
     <w:p>
       <w:pPr>
         <w:pStyle w:val="ListParagraph"/>
@@ -1601,6 +2972,171 @@
           <w:rFonts w:ascii="Source Sans Pro" w:hAnsi="Source Sans Pro"/>
         </w:rPr>
       </w:pPr>
+    </w:p>
+    <w:p>
+      <w:pPr>
+        <w:pStyle w:val="ListParagraph"/>
+        <w:ind w:left="1080"/>
+        <w:jc w:val="both"/>
+        <w:rPr>
+          <w:rFonts w:ascii="Source Sans Pro" w:hAnsi="Source Sans Pro"/>
+        </w:rPr>
+      </w:pPr>
+    </w:p>
+    <w:p>
+      <w:pPr>
+        <w:jc w:val="both"/>
+        <w:rPr>
+          <w:rFonts w:ascii="Source Sans Pro" w:hAnsi="Source Sans Pro"/>
+        </w:rPr>
+      </w:pPr>
+    </w:p>
+    <w:p>
+      <w:pPr>
+        <w:jc w:val="both"/>
+        <w:rPr>
+          <w:rFonts w:ascii="Source Sans Pro" w:hAnsi="Source Sans Pro"/>
+        </w:rPr>
+      </w:pPr>
+    </w:p>
+    <w:p>
+      <w:pPr>
+        <w:jc w:val="both"/>
+        <w:rPr>
+          <w:rFonts w:ascii="Source Sans Pro" w:hAnsi="Source Sans Pro"/>
+        </w:rPr>
+      </w:pPr>
+      <w:r>
+        <w:rPr>
+          <w:rFonts w:ascii="Source Sans Pro" w:hAnsi="Source Sans Pro"/>
+        </w:rPr>
+        <w:t xml:space="preserve"> </w:t>
+      </w:r>
+    </w:p>
+    <w:p>
+      <w:pPr>
+        <w:jc w:val="both"/>
+        <w:rPr>
+          <w:rFonts w:ascii="Source Sans Pro" w:hAnsi="Source Sans Pro"/>
+        </w:rPr>
+      </w:pPr>
+      <w:r>
+        <w:rPr>
+          <w:rFonts w:ascii="Source Sans Pro" w:hAnsi="Source Sans Pro"/>
+        </w:rPr>
+        <w:t>Changes 21.01:</w:t>
+      </w:r>
+    </w:p>
+    <w:p>
+      <w:pPr>
+        <w:jc w:val="both"/>
+        <w:rPr>
+          <w:rFonts w:ascii="Source Sans Pro" w:hAnsi="Source Sans Pro"/>
+        </w:rPr>
+      </w:pPr>
+      <w:r>
+        <w:rPr>
+          <w:rFonts w:ascii="Source Sans Pro" w:hAnsi="Source Sans Pro"/>
+        </w:rPr>
+        <w:t>LDO is removed, therefore directly supplied by 5V.</w:t>
+      </w:r>
+    </w:p>
+    <w:p>
+      <w:pPr>
+        <w:jc w:val="both"/>
+        <w:rPr>
+          <w:rFonts w:ascii="Source Sans Pro" w:hAnsi="Source Sans Pro"/>
+        </w:rPr>
+      </w:pPr>
+      <w:r>
+        <w:rPr>
+          <w:rFonts w:ascii="Source Sans Pro" w:hAnsi="Source Sans Pro"/>
+        </w:rPr>
+        <w:t xml:space="preserve">Phase A: R3 and R6 unpopulated -&gt; Current sensor is separated by </w:t>
+      </w:r>
+      <w:proofErr w:type="spellStart"/>
+      <w:r>
+        <w:rPr>
+          <w:rFonts w:ascii="Source Sans Pro" w:hAnsi="Source Sans Pro"/>
+        </w:rPr>
+        <w:t>OpAmp</w:t>
+      </w:r>
+      <w:proofErr w:type="spellEnd"/>
+      <w:r>
+        <w:rPr>
+          <w:rFonts w:ascii="Source Sans Pro" w:hAnsi="Source Sans Pro"/>
+        </w:rPr>
+        <w:t xml:space="preserve"> circuit</w:t>
+      </w:r>
+    </w:p>
+    <w:p>
+      <w:pPr>
+        <w:pStyle w:val="ListParagraph"/>
+        <w:numPr>
+          <w:ilvl w:val="0"/>
+          <w:numId w:val="7"/>
+        </w:numPr>
+        <w:jc w:val="both"/>
+        <w:rPr>
+          <w:rFonts w:ascii="Source Sans Pro" w:hAnsi="Source Sans Pro"/>
+        </w:rPr>
+      </w:pPr>
+      <w:proofErr w:type="gramStart"/>
+      <w:r>
+        <w:rPr>
+          <w:rFonts w:ascii="Source Sans Pro" w:hAnsi="Source Sans Pro"/>
+        </w:rPr>
+        <w:t>Therefore</w:t>
+      </w:r>
+      <w:proofErr w:type="gramEnd"/>
+      <w:r>
+        <w:rPr>
+          <w:rFonts w:ascii="Source Sans Pro" w:hAnsi="Source Sans Pro"/>
+        </w:rPr>
+        <w:t xml:space="preserve"> we can obtain the impedance of the current sensor alone</w:t>
+      </w:r>
+    </w:p>
+    <w:p>
+      <w:pPr>
+        <w:jc w:val="both"/>
+        <w:rPr>
+          <w:rFonts w:ascii="Source Sans Pro" w:hAnsi="Source Sans Pro"/>
+        </w:rPr>
+      </w:pPr>
+      <w:r>
+        <w:rPr>
+          <w:rFonts w:ascii="Source Sans Pro" w:hAnsi="Source Sans Pro"/>
+        </w:rPr>
+        <w:t xml:space="preserve">Phase B: </w:t>
+      </w:r>
+      <w:proofErr w:type="spellStart"/>
+      <w:r>
+        <w:rPr>
+          <w:rFonts w:ascii="Source Sans Pro" w:hAnsi="Source Sans Pro"/>
+        </w:rPr>
+        <w:t>OpAmp</w:t>
+      </w:r>
+      <w:proofErr w:type="spellEnd"/>
+      <w:r>
+        <w:rPr>
+          <w:rFonts w:ascii="Source Sans Pro" w:hAnsi="Source Sans Pro"/>
+        </w:rPr>
+        <w:t xml:space="preserve"> replaced by THS4521 -&gt; has lower BW, around 100 MHz</w:t>
+      </w:r>
+    </w:p>
+    <w:p>
+      <w:pPr>
+        <w:jc w:val="both"/>
+        <w:rPr>
+          <w:rFonts w:ascii="Source Sans Pro" w:hAnsi="Source Sans Pro"/>
+        </w:rPr>
+      </w:pPr>
+      <w:r>
+        <w:rPr>
+          <w:rFonts w:ascii="Source Sans Pro" w:hAnsi="Source Sans Pro"/>
+        </w:rPr>
+        <w:t>Phase C: untouched</w:t>
+      </w:r>
     </w:p>
     <w:sectPr>
       <w:pgSz w:w="11906" w:h="16838" w:code="9"/>
@@ -1615,6 +3151,155 @@
 <file path=word/numbering.xml><?xml version="1.0" encoding="utf-8"?>
 <w:numbering xmlns:wpc="http://schemas.microsoft.com/office/word/2010/wordprocessingCanvas" xmlns:cx="http://schemas.microsoft.com/office/drawing/2014/chartex" xmlns:cx1="http://schemas.microsoft.com/office/drawing/2015/9/8/chartex" xmlns:cx2="http://schemas.microsoft.com/office/drawing/2015/10/21/chartex" xmlns:cx3="http://schemas.microsoft.com/office/drawing/2016/5/9/chartex" xmlns:cx4="http://schemas.microsoft.com/office/drawing/2016/5/10/chartex" xmlns:cx5="http://schemas.microsoft.com/office/drawing/2016/5/11/chartex" xmlns:cx6="http://schemas.microsoft.com/office/drawing/2016/5/12/chartex" xmlns:cx7="http://schemas.microsoft.com/office/drawing/2016/5/13/chartex" xmlns:cx8="http://schemas.microsoft.com/office/drawing/2016/5/14/chartex" xmlns:mc="http://schemas.openxmlformats.org/markup-compatibility/2006" xmlns:aink="http://schemas.microsoft.com/office/drawing/2016/ink" xmlns:am3d="http://schemas.microsoft.com/office/drawing/2017/model3d" xmlns:o="urn:schemas-microsoft-com:office:office" xmlns:oel="http://schemas.microsoft.com/office/2019/extlst" xmlns:r="http://schemas.openxmlformats.org/officeDocument/2006/relationships" xmlns:m="http://schemas.openxmlformats.org/officeDocument/2006/math" xmlns:v="urn:schemas-microsoft-com:vml" xmlns:wp14="http://schemas.microsoft.com/office/word/2010/wordprocessingDrawing" xmlns:wp="http://schemas.openxmlformats.org/drawingml/2006/wordprocessingDrawing" xmlns:w10="urn:schemas-microsoft-com:office:word" xmlns:w="http://schemas.openxmlformats.org/wordprocessingml/2006/main" xmlns:w14="http://schemas.microsoft.com/office/word/2010/wordml" xmlns:w15="http://schemas.microsoft.com/office/word/2012/wordml" xmlns:w16cex="http://schemas.microsoft.com/office/word/2018/wordml/cex" xmlns:w16cid="http://schemas.microsoft.com/office/word/2016/wordml/cid" xmlns:w16="http://schemas.microsoft.com/office/word/2018/wordml" xmlns:w16du="http://schemas.microsoft.com/office/word/2023/wordml/word16du" xmlns:w16sdtdh="http://schemas.microsoft.com/office/word/2020/wordml/sdtdatahash" xmlns:w16se="http://schemas.microsoft.com/office/word/2015/wordml/symex" xmlns:wpg="http://schemas.microsoft.com/office/word/2010/wordprocessingGroup" xmlns:wpi="http://schemas.microsoft.com/office/word/2010/wordprocessingInk" xmlns:wne="http://schemas.microsoft.com/office/word/2006/wordml" xmlns:wps="http://schemas.microsoft.com/office/word/2010/wordprocessingShape" mc:Ignorable="w14 w15 w16se w16cid w16 w16cex w16sdtdh w16du wp14">
   <w:abstractNum w:abstractNumId="0" w15:restartNumberingAfterBreak="0">
+    <w:nsid w:val="12241A38"/>
+    <w:multiLevelType w:val="multilevel"/>
+    <w:tmpl w:val="FB34C4BA"/>
+    <w:lvl w:ilvl="0">
+      <w:start w:val="1"/>
+      <w:numFmt w:val="bullet"/>
+      <w:lvlText w:val=""/>
+      <w:lvlJc w:val="left"/>
+      <w:pPr>
+        <w:tabs>
+          <w:tab w:val="num" w:pos="720"/>
+        </w:tabs>
+        <w:ind w:left="720" w:hanging="360"/>
+      </w:pPr>
+      <w:rPr>
+        <w:rFonts w:ascii="Symbol" w:hAnsi="Symbol" w:hint="default"/>
+        <w:sz w:val="20"/>
+      </w:rPr>
+    </w:lvl>
+    <w:lvl w:ilvl="1" w:tentative="1">
+      <w:start w:val="1"/>
+      <w:numFmt w:val="bullet"/>
+      <w:lvlText w:val="o"/>
+      <w:lvlJc w:val="left"/>
+      <w:pPr>
+        <w:tabs>
+          <w:tab w:val="num" w:pos="1440"/>
+        </w:tabs>
+        <w:ind w:left="1440" w:hanging="360"/>
+      </w:pPr>
+      <w:rPr>
+        <w:rFonts w:ascii="Courier New" w:hAnsi="Courier New" w:hint="default"/>
+        <w:sz w:val="20"/>
+      </w:rPr>
+    </w:lvl>
+    <w:lvl w:ilvl="2" w:tentative="1">
+      <w:start w:val="1"/>
+      <w:numFmt w:val="bullet"/>
+      <w:lvlText w:val=""/>
+      <w:lvlJc w:val="left"/>
+      <w:pPr>
+        <w:tabs>
+          <w:tab w:val="num" w:pos="2160"/>
+        </w:tabs>
+        <w:ind w:left="2160" w:hanging="360"/>
+      </w:pPr>
+      <w:rPr>
+        <w:rFonts w:ascii="Wingdings" w:hAnsi="Wingdings" w:hint="default"/>
+        <w:sz w:val="20"/>
+      </w:rPr>
+    </w:lvl>
+    <w:lvl w:ilvl="3" w:tentative="1">
+      <w:start w:val="1"/>
+      <w:numFmt w:val="bullet"/>
+      <w:lvlText w:val=""/>
+      <w:lvlJc w:val="left"/>
+      <w:pPr>
+        <w:tabs>
+          <w:tab w:val="num" w:pos="2880"/>
+        </w:tabs>
+        <w:ind w:left="2880" w:hanging="360"/>
+      </w:pPr>
+      <w:rPr>
+        <w:rFonts w:ascii="Wingdings" w:hAnsi="Wingdings" w:hint="default"/>
+        <w:sz w:val="20"/>
+      </w:rPr>
+    </w:lvl>
+    <w:lvl w:ilvl="4" w:tentative="1">
+      <w:start w:val="1"/>
+      <w:numFmt w:val="bullet"/>
+      <w:lvlText w:val=""/>
+      <w:lvlJc w:val="left"/>
+      <w:pPr>
+        <w:tabs>
+          <w:tab w:val="num" w:pos="3600"/>
+        </w:tabs>
+        <w:ind w:left="3600" w:hanging="360"/>
+      </w:pPr>
+      <w:rPr>
+        <w:rFonts w:ascii="Wingdings" w:hAnsi="Wingdings" w:hint="default"/>
+        <w:sz w:val="20"/>
+      </w:rPr>
+    </w:lvl>
+    <w:lvl w:ilvl="5" w:tentative="1">
+      <w:start w:val="1"/>
+      <w:numFmt w:val="bullet"/>
+      <w:lvlText w:val=""/>
+      <w:lvlJc w:val="left"/>
+      <w:pPr>
+        <w:tabs>
+          <w:tab w:val="num" w:pos="4320"/>
+        </w:tabs>
+        <w:ind w:left="4320" w:hanging="360"/>
+      </w:pPr>
+      <w:rPr>
+        <w:rFonts w:ascii="Wingdings" w:hAnsi="Wingdings" w:hint="default"/>
+        <w:sz w:val="20"/>
+      </w:rPr>
+    </w:lvl>
+    <w:lvl w:ilvl="6" w:tentative="1">
+      <w:start w:val="1"/>
+      <w:numFmt w:val="bullet"/>
+      <w:lvlText w:val=""/>
+      <w:lvlJc w:val="left"/>
+      <w:pPr>
+        <w:tabs>
+          <w:tab w:val="num" w:pos="5040"/>
+        </w:tabs>
+        <w:ind w:left="5040" w:hanging="360"/>
+      </w:pPr>
+      <w:rPr>
+        <w:rFonts w:ascii="Wingdings" w:hAnsi="Wingdings" w:hint="default"/>
+        <w:sz w:val="20"/>
+      </w:rPr>
+    </w:lvl>
+    <w:lvl w:ilvl="7" w:tentative="1">
+      <w:start w:val="1"/>
+      <w:numFmt w:val="bullet"/>
+      <w:lvlText w:val=""/>
+      <w:lvlJc w:val="left"/>
+      <w:pPr>
+        <w:tabs>
+          <w:tab w:val="num" w:pos="5760"/>
+        </w:tabs>
+        <w:ind w:left="5760" w:hanging="360"/>
+      </w:pPr>
+      <w:rPr>
+        <w:rFonts w:ascii="Wingdings" w:hAnsi="Wingdings" w:hint="default"/>
+        <w:sz w:val="20"/>
+      </w:rPr>
+    </w:lvl>
+    <w:lvl w:ilvl="8" w:tentative="1">
+      <w:start w:val="1"/>
+      <w:numFmt w:val="bullet"/>
+      <w:lvlText w:val=""/>
+      <w:lvlJc w:val="left"/>
+      <w:pPr>
+        <w:tabs>
+          <w:tab w:val="num" w:pos="6480"/>
+        </w:tabs>
+        <w:ind w:left="6480" w:hanging="360"/>
+      </w:pPr>
+      <w:rPr>
+        <w:rFonts w:ascii="Wingdings" w:hAnsi="Wingdings" w:hint="default"/>
+        <w:sz w:val="20"/>
+      </w:rPr>
+    </w:lvl>
+  </w:abstractNum>
+  <w:abstractNum w:abstractNumId="1" w15:restartNumberingAfterBreak="0">
     <w:nsid w:val="1C436828"/>
     <w:multiLevelType w:val="hybridMultilevel"/>
     <w:tmpl w:val="7114A666"/>
@@ -1703,10 +3388,10 @@
       </w:pPr>
     </w:lvl>
   </w:abstractNum>
-  <w:abstractNum w:abstractNumId="1" w15:restartNumberingAfterBreak="0">
+  <w:abstractNum w:abstractNumId="2" w15:restartNumberingAfterBreak="0">
     <w:nsid w:val="1D5D2FBC"/>
     <w:multiLevelType w:val="hybridMultilevel"/>
-    <w:tmpl w:val="3B2EB322"/>
+    <w:tmpl w:val="201419BC"/>
     <w:lvl w:ilvl="0" w:tplc="04070011">
       <w:start w:val="1"/>
       <w:numFmt w:val="decimal"/>
@@ -1719,14 +3404,17 @@
         <w:rFonts w:hint="default"/>
       </w:rPr>
     </w:lvl>
-    <w:lvl w:ilvl="1" w:tplc="04070019" w:tentative="1">
-      <w:start w:val="1"/>
-      <w:numFmt w:val="lowerLetter"/>
-      <w:lvlText w:val="%2."/>
+    <w:lvl w:ilvl="1" w:tplc="B7B89604">
+      <w:start w:val="1"/>
+      <w:numFmt w:val="bullet"/>
+      <w:lvlText w:val=""/>
       <w:lvlJc w:val="left"/>
       <w:pPr>
         <w:ind w:left="1440" w:hanging="360"/>
       </w:pPr>
+      <w:rPr>
+        <w:rFonts w:ascii="Wingdings" w:eastAsiaTheme="minorHAnsi" w:hAnsi="Wingdings" w:cstheme="minorBidi" w:hint="default"/>
+      </w:rPr>
     </w:lvl>
     <w:lvl w:ilvl="2" w:tplc="0407001B" w:tentative="1">
       <w:start w:val="1"/>
@@ -1792,7 +3480,331 @@
       </w:pPr>
     </w:lvl>
   </w:abstractNum>
-  <w:abstractNum w:abstractNumId="2" w15:restartNumberingAfterBreak="0">
+  <w:abstractNum w:abstractNumId="3" w15:restartNumberingAfterBreak="0">
+    <w:nsid w:val="21D052C1"/>
+    <w:multiLevelType w:val="hybridMultilevel"/>
+    <w:tmpl w:val="1BF2692C"/>
+    <w:lvl w:ilvl="0" w:tplc="B7B89604">
+      <w:start w:val="1"/>
+      <w:numFmt w:val="bullet"/>
+      <w:lvlText w:val=""/>
+      <w:lvlJc w:val="left"/>
+      <w:pPr>
+        <w:ind w:left="1440" w:hanging="360"/>
+      </w:pPr>
+      <w:rPr>
+        <w:rFonts w:ascii="Wingdings" w:eastAsiaTheme="minorHAnsi" w:hAnsi="Wingdings" w:cstheme="minorBidi" w:hint="default"/>
+      </w:rPr>
+    </w:lvl>
+    <w:lvl w:ilvl="1" w:tplc="04070003" w:tentative="1">
+      <w:start w:val="1"/>
+      <w:numFmt w:val="bullet"/>
+      <w:lvlText w:val="o"/>
+      <w:lvlJc w:val="left"/>
+      <w:pPr>
+        <w:ind w:left="2160" w:hanging="360"/>
+      </w:pPr>
+      <w:rPr>
+        <w:rFonts w:ascii="Courier New" w:hAnsi="Courier New" w:cs="Courier New" w:hint="default"/>
+      </w:rPr>
+    </w:lvl>
+    <w:lvl w:ilvl="2" w:tplc="04070005" w:tentative="1">
+      <w:start w:val="1"/>
+      <w:numFmt w:val="bullet"/>
+      <w:lvlText w:val=""/>
+      <w:lvlJc w:val="left"/>
+      <w:pPr>
+        <w:ind w:left="2880" w:hanging="360"/>
+      </w:pPr>
+      <w:rPr>
+        <w:rFonts w:ascii="Wingdings" w:hAnsi="Wingdings" w:hint="default"/>
+      </w:rPr>
+    </w:lvl>
+    <w:lvl w:ilvl="3" w:tplc="04070001" w:tentative="1">
+      <w:start w:val="1"/>
+      <w:numFmt w:val="bullet"/>
+      <w:lvlText w:val=""/>
+      <w:lvlJc w:val="left"/>
+      <w:pPr>
+        <w:ind w:left="3600" w:hanging="360"/>
+      </w:pPr>
+      <w:rPr>
+        <w:rFonts w:ascii="Symbol" w:hAnsi="Symbol" w:hint="default"/>
+      </w:rPr>
+    </w:lvl>
+    <w:lvl w:ilvl="4" w:tplc="04070003" w:tentative="1">
+      <w:start w:val="1"/>
+      <w:numFmt w:val="bullet"/>
+      <w:lvlText w:val="o"/>
+      <w:lvlJc w:val="left"/>
+      <w:pPr>
+        <w:ind w:left="4320" w:hanging="360"/>
+      </w:pPr>
+      <w:rPr>
+        <w:rFonts w:ascii="Courier New" w:hAnsi="Courier New" w:cs="Courier New" w:hint="default"/>
+      </w:rPr>
+    </w:lvl>
+    <w:lvl w:ilvl="5" w:tplc="04070005" w:tentative="1">
+      <w:start w:val="1"/>
+      <w:numFmt w:val="bullet"/>
+      <w:lvlText w:val=""/>
+      <w:lvlJc w:val="left"/>
+      <w:pPr>
+        <w:ind w:left="5040" w:hanging="360"/>
+      </w:pPr>
+      <w:rPr>
+        <w:rFonts w:ascii="Wingdings" w:hAnsi="Wingdings" w:hint="default"/>
+      </w:rPr>
+    </w:lvl>
+    <w:lvl w:ilvl="6" w:tplc="04070001" w:tentative="1">
+      <w:start w:val="1"/>
+      <w:numFmt w:val="bullet"/>
+      <w:lvlText w:val=""/>
+      <w:lvlJc w:val="left"/>
+      <w:pPr>
+        <w:ind w:left="5760" w:hanging="360"/>
+      </w:pPr>
+      <w:rPr>
+        <w:rFonts w:ascii="Symbol" w:hAnsi="Symbol" w:hint="default"/>
+      </w:rPr>
+    </w:lvl>
+    <w:lvl w:ilvl="7" w:tplc="04070003" w:tentative="1">
+      <w:start w:val="1"/>
+      <w:numFmt w:val="bullet"/>
+      <w:lvlText w:val="o"/>
+      <w:lvlJc w:val="left"/>
+      <w:pPr>
+        <w:ind w:left="6480" w:hanging="360"/>
+      </w:pPr>
+      <w:rPr>
+        <w:rFonts w:ascii="Courier New" w:hAnsi="Courier New" w:cs="Courier New" w:hint="default"/>
+      </w:rPr>
+    </w:lvl>
+    <w:lvl w:ilvl="8" w:tplc="04070005" w:tentative="1">
+      <w:start w:val="1"/>
+      <w:numFmt w:val="bullet"/>
+      <w:lvlText w:val=""/>
+      <w:lvlJc w:val="left"/>
+      <w:pPr>
+        <w:ind w:left="7200" w:hanging="360"/>
+      </w:pPr>
+      <w:rPr>
+        <w:rFonts w:ascii="Wingdings" w:hAnsi="Wingdings" w:hint="default"/>
+      </w:rPr>
+    </w:lvl>
+  </w:abstractNum>
+  <w:abstractNum w:abstractNumId="4" w15:restartNumberingAfterBreak="0">
+    <w:nsid w:val="337D1338"/>
+    <w:multiLevelType w:val="multilevel"/>
+    <w:tmpl w:val="A99C528C"/>
+    <w:lvl w:ilvl="0">
+      <w:start w:val="1"/>
+      <w:numFmt w:val="decimal"/>
+      <w:lvlText w:val="%1."/>
+      <w:lvlJc w:val="left"/>
+      <w:pPr>
+        <w:tabs>
+          <w:tab w:val="num" w:pos="720"/>
+        </w:tabs>
+        <w:ind w:left="720" w:hanging="360"/>
+      </w:pPr>
+    </w:lvl>
+    <w:lvl w:ilvl="1">
+      <w:start w:val="1"/>
+      <w:numFmt w:val="bullet"/>
+      <w:lvlText w:val="o"/>
+      <w:lvlJc w:val="left"/>
+      <w:pPr>
+        <w:tabs>
+          <w:tab w:val="num" w:pos="1440"/>
+        </w:tabs>
+        <w:ind w:left="1440" w:hanging="360"/>
+      </w:pPr>
+      <w:rPr>
+        <w:rFonts w:ascii="Courier New" w:hAnsi="Courier New" w:hint="default"/>
+        <w:sz w:val="20"/>
+      </w:rPr>
+    </w:lvl>
+    <w:lvl w:ilvl="2">
+      <w:numFmt w:val="bullet"/>
+      <w:lvlText w:val="&gt;"/>
+      <w:lvlJc w:val="left"/>
+      <w:pPr>
+        <w:ind w:left="2160" w:hanging="360"/>
+      </w:pPr>
+      <w:rPr>
+        <w:rFonts w:ascii="Source Sans Pro" w:eastAsiaTheme="minorHAnsi" w:hAnsi="Source Sans Pro" w:cstheme="minorBidi" w:hint="default"/>
+      </w:rPr>
+    </w:lvl>
+    <w:lvl w:ilvl="3" w:tentative="1">
+      <w:start w:val="1"/>
+      <w:numFmt w:val="decimal"/>
+      <w:lvlText w:val="%4."/>
+      <w:lvlJc w:val="left"/>
+      <w:pPr>
+        <w:tabs>
+          <w:tab w:val="num" w:pos="2880"/>
+        </w:tabs>
+        <w:ind w:left="2880" w:hanging="360"/>
+      </w:pPr>
+    </w:lvl>
+    <w:lvl w:ilvl="4" w:tentative="1">
+      <w:start w:val="1"/>
+      <w:numFmt w:val="decimal"/>
+      <w:lvlText w:val="%5."/>
+      <w:lvlJc w:val="left"/>
+      <w:pPr>
+        <w:tabs>
+          <w:tab w:val="num" w:pos="3600"/>
+        </w:tabs>
+        <w:ind w:left="3600" w:hanging="360"/>
+      </w:pPr>
+    </w:lvl>
+    <w:lvl w:ilvl="5" w:tentative="1">
+      <w:start w:val="1"/>
+      <w:numFmt w:val="decimal"/>
+      <w:lvlText w:val="%6."/>
+      <w:lvlJc w:val="left"/>
+      <w:pPr>
+        <w:tabs>
+          <w:tab w:val="num" w:pos="4320"/>
+        </w:tabs>
+        <w:ind w:left="4320" w:hanging="360"/>
+      </w:pPr>
+    </w:lvl>
+    <w:lvl w:ilvl="6" w:tentative="1">
+      <w:start w:val="1"/>
+      <w:numFmt w:val="decimal"/>
+      <w:lvlText w:val="%7."/>
+      <w:lvlJc w:val="left"/>
+      <w:pPr>
+        <w:tabs>
+          <w:tab w:val="num" w:pos="5040"/>
+        </w:tabs>
+        <w:ind w:left="5040" w:hanging="360"/>
+      </w:pPr>
+    </w:lvl>
+    <w:lvl w:ilvl="7" w:tentative="1">
+      <w:start w:val="1"/>
+      <w:numFmt w:val="decimal"/>
+      <w:lvlText w:val="%8."/>
+      <w:lvlJc w:val="left"/>
+      <w:pPr>
+        <w:tabs>
+          <w:tab w:val="num" w:pos="5760"/>
+        </w:tabs>
+        <w:ind w:left="5760" w:hanging="360"/>
+      </w:pPr>
+    </w:lvl>
+    <w:lvl w:ilvl="8" w:tentative="1">
+      <w:start w:val="1"/>
+      <w:numFmt w:val="decimal"/>
+      <w:lvlText w:val="%9."/>
+      <w:lvlJc w:val="left"/>
+      <w:pPr>
+        <w:tabs>
+          <w:tab w:val="num" w:pos="6480"/>
+        </w:tabs>
+        <w:ind w:left="6480" w:hanging="360"/>
+      </w:pPr>
+    </w:lvl>
+  </w:abstractNum>
+  <w:abstractNum w:abstractNumId="5" w15:restartNumberingAfterBreak="0">
+    <w:nsid w:val="50191653"/>
+    <w:multiLevelType w:val="hybridMultilevel"/>
+    <w:tmpl w:val="99B0A558"/>
+    <w:lvl w:ilvl="0" w:tplc="FFFFFFFF">
+      <w:start w:val="1"/>
+      <w:numFmt w:val="decimal"/>
+      <w:lvlText w:val="%1)"/>
+      <w:lvlJc w:val="left"/>
+      <w:pPr>
+        <w:ind w:left="720" w:hanging="360"/>
+      </w:pPr>
+      <w:rPr>
+        <w:rFonts w:hint="default"/>
+      </w:rPr>
+    </w:lvl>
+    <w:lvl w:ilvl="1" w:tplc="04070001">
+      <w:start w:val="1"/>
+      <w:numFmt w:val="bullet"/>
+      <w:lvlText w:val=""/>
+      <w:lvlJc w:val="left"/>
+      <w:pPr>
+        <w:ind w:left="1440" w:hanging="360"/>
+      </w:pPr>
+      <w:rPr>
+        <w:rFonts w:ascii="Symbol" w:hAnsi="Symbol" w:hint="default"/>
+      </w:rPr>
+    </w:lvl>
+    <w:lvl w:ilvl="2" w:tplc="C7AA6436">
+      <w:start w:val="5"/>
+      <w:numFmt w:val="bullet"/>
+      <w:lvlText w:val=""/>
+      <w:lvlJc w:val="left"/>
+      <w:pPr>
+        <w:ind w:left="2340" w:hanging="360"/>
+      </w:pPr>
+      <w:rPr>
+        <w:rFonts w:ascii="Wingdings" w:eastAsiaTheme="minorHAnsi" w:hAnsi="Wingdings" w:cstheme="minorBidi" w:hint="default"/>
+      </w:rPr>
+    </w:lvl>
+    <w:lvl w:ilvl="3" w:tplc="FFFFFFFF" w:tentative="1">
+      <w:start w:val="1"/>
+      <w:numFmt w:val="decimal"/>
+      <w:lvlText w:val="%4."/>
+      <w:lvlJc w:val="left"/>
+      <w:pPr>
+        <w:ind w:left="2880" w:hanging="360"/>
+      </w:pPr>
+    </w:lvl>
+    <w:lvl w:ilvl="4" w:tplc="FFFFFFFF" w:tentative="1">
+      <w:start w:val="1"/>
+      <w:numFmt w:val="lowerLetter"/>
+      <w:lvlText w:val="%5."/>
+      <w:lvlJc w:val="left"/>
+      <w:pPr>
+        <w:ind w:left="3600" w:hanging="360"/>
+      </w:pPr>
+    </w:lvl>
+    <w:lvl w:ilvl="5" w:tplc="FFFFFFFF" w:tentative="1">
+      <w:start w:val="1"/>
+      <w:numFmt w:val="lowerRoman"/>
+      <w:lvlText w:val="%6."/>
+      <w:lvlJc w:val="right"/>
+      <w:pPr>
+        <w:ind w:left="4320" w:hanging="180"/>
+      </w:pPr>
+    </w:lvl>
+    <w:lvl w:ilvl="6" w:tplc="FFFFFFFF" w:tentative="1">
+      <w:start w:val="1"/>
+      <w:numFmt w:val="decimal"/>
+      <w:lvlText w:val="%7."/>
+      <w:lvlJc w:val="left"/>
+      <w:pPr>
+        <w:ind w:left="5040" w:hanging="360"/>
+      </w:pPr>
+    </w:lvl>
+    <w:lvl w:ilvl="7" w:tplc="FFFFFFFF" w:tentative="1">
+      <w:start w:val="1"/>
+      <w:numFmt w:val="lowerLetter"/>
+      <w:lvlText w:val="%8."/>
+      <w:lvlJc w:val="left"/>
+      <w:pPr>
+        <w:ind w:left="5760" w:hanging="360"/>
+      </w:pPr>
+    </w:lvl>
+    <w:lvl w:ilvl="8" w:tplc="FFFFFFFF" w:tentative="1">
+      <w:start w:val="1"/>
+      <w:numFmt w:val="lowerRoman"/>
+      <w:lvlText w:val="%9."/>
+      <w:lvlJc w:val="right"/>
+      <w:pPr>
+        <w:ind w:left="6480" w:hanging="180"/>
+      </w:pPr>
+    </w:lvl>
+  </w:abstractNum>
+  <w:abstractNum w:abstractNumId="6" w15:restartNumberingAfterBreak="0">
     <w:nsid w:val="68A26582"/>
     <w:multiLevelType w:val="hybridMultilevel"/>
     <w:tmpl w:val="BBCAB19E"/>
@@ -1906,13 +3918,25 @@
     </w:lvl>
   </w:abstractNum>
   <w:num w:numId="1" w16cid:durableId="336661969">
+    <w:abstractNumId w:val="1"/>
+  </w:num>
+  <w:num w:numId="2" w16cid:durableId="98378494">
+    <w:abstractNumId w:val="2"/>
+  </w:num>
+  <w:num w:numId="3" w16cid:durableId="558785050">
+    <w:abstractNumId w:val="6"/>
+  </w:num>
+  <w:num w:numId="4" w16cid:durableId="1888836547">
+    <w:abstractNumId w:val="4"/>
+  </w:num>
+  <w:num w:numId="5" w16cid:durableId="1523133640">
     <w:abstractNumId w:val="0"/>
   </w:num>
-  <w:num w:numId="2" w16cid:durableId="98378494">
-    <w:abstractNumId w:val="1"/>
+  <w:num w:numId="6" w16cid:durableId="673150175">
+    <w:abstractNumId w:val="5"/>
   </w:num>
-  <w:num w:numId="3" w16cid:durableId="558785050">
-    <w:abstractNumId w:val="2"/>
+  <w:num w:numId="7" w16cid:durableId="395400798">
+    <w:abstractNumId w:val="3"/>
   </w:num>
 </w:numbering>
 </file>
@@ -2843,6 +4867,25 @@
       <w:color w:val="666666"/>
     </w:rPr>
   </w:style>
+  <w:style w:type="table" w:styleId="TableGrid">
+    <w:name w:val="Table Grid"/>
+    <w:basedOn w:val="TableNormal"/>
+    <w:uiPriority w:val="39"/>
+    <w:rsid w:val="001B672E"/>
+    <w:pPr>
+      <w:spacing w:after="0" w:line="240" w:lineRule="auto"/>
+    </w:pPr>
+    <w:tblPr>
+      <w:tblBorders>
+        <w:top w:val="single" w:sz="4" w:space="0" w:color="auto"/>
+        <w:left w:val="single" w:sz="4" w:space="0" w:color="auto"/>
+        <w:bottom w:val="single" w:sz="4" w:space="0" w:color="auto"/>
+        <w:right w:val="single" w:sz="4" w:space="0" w:color="auto"/>
+        <w:insideH w:val="single" w:sz="4" w:space="0" w:color="auto"/>
+        <w:insideV w:val="single" w:sz="4" w:space="0" w:color="auto"/>
+      </w:tblBorders>
+    </w:tblPr>
+  </w:style>
 </w:styles>
 </file>
 

--- a/Measurements/Lab equipments.docx
+++ b/Measurements/Lab equipments.docx
@@ -1,6 +1,6 @@
 
 <file path=word/document.xml><?xml version="1.0" encoding="utf-8"?>
-<w:document xmlns:wpc="http://schemas.microsoft.com/office/word/2010/wordprocessingCanvas" xmlns:cx="http://schemas.microsoft.com/office/drawing/2014/chartex" xmlns:cx1="http://schemas.microsoft.com/office/drawing/2015/9/8/chartex" xmlns:cx2="http://schemas.microsoft.com/office/drawing/2015/10/21/chartex" xmlns:cx3="http://schemas.microsoft.com/office/drawing/2016/5/9/chartex" xmlns:cx4="http://schemas.microsoft.com/office/drawing/2016/5/10/chartex" xmlns:cx5="http://schemas.microsoft.com/office/drawing/2016/5/11/chartex" xmlns:cx6="http://schemas.microsoft.com/office/drawing/2016/5/12/chartex" xmlns:cx7="http://schemas.microsoft.com/office/drawing/2016/5/13/chartex" xmlns:cx8="http://schemas.microsoft.com/office/drawing/2016/5/14/chartex" xmlns:mc="http://schemas.openxmlformats.org/markup-compatibility/2006" xmlns:aink="http://schemas.microsoft.com/office/drawing/2016/ink" xmlns:am3d="http://schemas.microsoft.com/office/drawing/2017/model3d" xmlns:o="urn:schemas-microsoft-com:office:office" xmlns:oel="http://schemas.microsoft.com/office/2019/extlst" xmlns:r="http://schemas.openxmlformats.org/officeDocument/2006/relationships" xmlns:m="http://schemas.openxmlformats.org/officeDocument/2006/math" xmlns:v="urn:schemas-microsoft-com:vml" xmlns:wp14="http://schemas.microsoft.com/office/word/2010/wordprocessingDrawing" xmlns:wp="http://schemas.openxmlformats.org/drawingml/2006/wordprocessingDrawing" xmlns:w10="urn:schemas-microsoft-com:office:word" xmlns:w="http://schemas.openxmlformats.org/wordprocessingml/2006/main" xmlns:w14="http://schemas.microsoft.com/office/word/2010/wordml" xmlns:w15="http://schemas.microsoft.com/office/word/2012/wordml" xmlns:w16cex="http://schemas.microsoft.com/office/word/2018/wordml/cex" xmlns:w16cid="http://schemas.microsoft.com/office/word/2016/wordml/cid" xmlns:w16="http://schemas.microsoft.com/office/word/2018/wordml" xmlns:w16du="http://schemas.microsoft.com/office/word/2023/wordml/word16du" xmlns:w16sdtdh="http://schemas.microsoft.com/office/word/2020/wordml/sdtdatahash" xmlns:w16se="http://schemas.microsoft.com/office/word/2015/wordml/symex" xmlns:wpg="http://schemas.microsoft.com/office/word/2010/wordprocessingGroup" xmlns:wpi="http://schemas.microsoft.com/office/word/2010/wordprocessingInk" xmlns:wne="http://schemas.microsoft.com/office/word/2006/wordml" xmlns:wps="http://schemas.microsoft.com/office/word/2010/wordprocessingShape" mc:Ignorable="w14 w15 w16se w16cid w16 w16cex w16sdtdh w16du wp14">
+<w:document xmlns:wpc="http://schemas.microsoft.com/office/word/2010/wordprocessingCanvas" xmlns:cx="http://schemas.microsoft.com/office/drawing/2014/chartex" xmlns:cx1="http://schemas.microsoft.com/office/drawing/2015/9/8/chartex" xmlns:cx2="http://schemas.microsoft.com/office/drawing/2015/10/21/chartex" xmlns:cx3="http://schemas.microsoft.com/office/drawing/2016/5/9/chartex" xmlns:cx4="http://schemas.microsoft.com/office/drawing/2016/5/10/chartex" xmlns:cx5="http://schemas.microsoft.com/office/drawing/2016/5/11/chartex" xmlns:cx6="http://schemas.microsoft.com/office/drawing/2016/5/12/chartex" xmlns:cx7="http://schemas.microsoft.com/office/drawing/2016/5/13/chartex" xmlns:cx8="http://schemas.microsoft.com/office/drawing/2016/5/14/chartex" xmlns:mc="http://schemas.openxmlformats.org/markup-compatibility/2006" xmlns:aink="http://schemas.microsoft.com/office/drawing/2016/ink" xmlns:am3d="http://schemas.microsoft.com/office/drawing/2017/model3d" xmlns:o="urn:schemas-microsoft-com:office:office" xmlns:oel="http://schemas.microsoft.com/office/2019/extlst" xmlns:r="http://schemas.openxmlformats.org/officeDocument/2006/relationships" xmlns:m="http://schemas.openxmlformats.org/officeDocument/2006/math" xmlns:v="urn:schemas-microsoft-com:vml" xmlns:wp14="http://schemas.microsoft.com/office/word/2010/wordprocessingDrawing" xmlns:wp="http://schemas.openxmlformats.org/drawingml/2006/wordprocessingDrawing" xmlns:w10="urn:schemas-microsoft-com:office:word" xmlns:w="http://schemas.openxmlformats.org/wordprocessingml/2006/main" xmlns:w14="http://schemas.microsoft.com/office/word/2010/wordml" xmlns:w15="http://schemas.microsoft.com/office/word/2012/wordml" xmlns:w16cex="http://schemas.microsoft.com/office/word/2018/wordml/cex" xmlns:w16cid="http://schemas.microsoft.com/office/word/2016/wordml/cid" xmlns:w16="http://schemas.microsoft.com/office/word/2018/wordml" xmlns:w16du="http://schemas.microsoft.com/office/word/2023/wordml/word16du" xmlns:w16sdtdh="http://schemas.microsoft.com/office/word/2020/wordml/sdtdatahash" xmlns:w16sdtfl="http://schemas.microsoft.com/office/word/2024/wordml/sdtformatlock" xmlns:w16se="http://schemas.microsoft.com/office/word/2015/wordml/symex" xmlns:wpg="http://schemas.microsoft.com/office/word/2010/wordprocessingGroup" xmlns:wpi="http://schemas.microsoft.com/office/word/2010/wordprocessingInk" xmlns:wne="http://schemas.microsoft.com/office/word/2006/wordml" xmlns:wps="http://schemas.microsoft.com/office/word/2010/wordprocessingShape" mc:Ignorable="w14 w15 w16se w16cid w16 w16cex w16sdtdh w16sdtfl w16du wp14">
   <w:body>
     <w:p>
       <w:pPr>
@@ -418,7 +418,21 @@
         <w:rPr>
           <w:rFonts w:ascii="Source Sans Pro" w:hAnsi="Source Sans Pro"/>
         </w:rPr>
-        <w:t xml:space="preserve"> injects differential-mode noise to test the diff. </w:t>
+        <w:t xml:space="preserve"> injects differential-mode noise to test the </w:t>
+      </w:r>
+      <w:proofErr w:type="gramStart"/>
+      <w:r>
+        <w:rPr>
+          <w:rFonts w:ascii="Source Sans Pro" w:hAnsi="Source Sans Pro"/>
+        </w:rPr>
+        <w:t>diff</w:t>
+      </w:r>
+      <w:proofErr w:type="gramEnd"/>
+      <w:r>
+        <w:rPr>
+          <w:rFonts w:ascii="Source Sans Pro" w:hAnsi="Source Sans Pro"/>
+        </w:rPr>
+        <w:t xml:space="preserve">. </w:t>
       </w:r>
       <w:proofErr w:type="spellStart"/>
       <w:r>
@@ -518,21 +532,7 @@
         <w:rPr>
           <w:rFonts w:ascii="Source Sans Pro" w:hAnsi="Source Sans Pro"/>
         </w:rPr>
-        <w:t xml:space="preserve">, provides isolation from high voltage transients, ground loops. </w:t>
-      </w:r>
-      <w:proofErr w:type="spellStart"/>
-      <w:r>
-        <w:rPr>
-          <w:rFonts w:ascii="Source Sans Pro" w:hAnsi="Source Sans Pro"/>
-        </w:rPr>
-        <w:t>Maintins</w:t>
-      </w:r>
-      <w:proofErr w:type="spellEnd"/>
-      <w:r>
-        <w:rPr>
-          <w:rFonts w:ascii="Source Sans Pro" w:hAnsi="Source Sans Pro"/>
-        </w:rPr>
-        <w:t xml:space="preserve"> signal integrity by minimizing common mode noise.</w:t>
+        <w:t>, provides isolation from high voltage transients, ground loops. Maintins signal integrity by minimizing common mode noise.</w:t>
       </w:r>
       <w:r>
         <w:rPr>
@@ -1321,7 +1321,21 @@
         <w:rPr>
           <w:rFonts w:ascii="Source Sans Pro" w:hAnsi="Source Sans Pro"/>
         </w:rPr>
-        <w:t xml:space="preserve"> R2 and R5 resistors. Upon comparison, decided to remove them (replaced with 0 ohm resistors</w:t>
+        <w:t xml:space="preserve"> R2 and R5 resistors. Upon comparison, </w:t>
+      </w:r>
+      <w:proofErr w:type="gramStart"/>
+      <w:r>
+        <w:rPr>
+          <w:rFonts w:ascii="Source Sans Pro" w:hAnsi="Source Sans Pro"/>
+        </w:rPr>
+        <w:t>decided</w:t>
+      </w:r>
+      <w:proofErr w:type="gramEnd"/>
+      <w:r>
+        <w:rPr>
+          <w:rFonts w:ascii="Source Sans Pro" w:hAnsi="Source Sans Pro"/>
+        </w:rPr>
+        <w:t xml:space="preserve"> to remove them (replaced with 0 ohm resistors</w:t>
       </w:r>
       <w:proofErr w:type="gramStart"/>
       <w:r>
@@ -3123,6 +3137,36 @@
         </w:rPr>
         <w:t xml:space="preserve"> replaced by THS4521 -&gt; has lower BW, around 100 MHz</w:t>
       </w:r>
+      <w:r>
+        <w:rPr>
+          <w:rFonts w:ascii="Source Sans Pro" w:hAnsi="Source Sans Pro"/>
+        </w:rPr>
+        <w:t xml:space="preserve"> -&gt; no difference with gain impedance compared to other phases. </w:t>
+      </w:r>
+      <w:r>
+        <w:rPr>
+          <w:rFonts w:ascii="Source Sans Pro" w:hAnsi="Source Sans Pro"/>
+        </w:rPr>
+        <w:t xml:space="preserve">Internal </w:t>
+      </w:r>
+      <w:r>
+        <w:rPr>
+          <w:rFonts w:ascii="Source Sans Pro" w:hAnsi="Source Sans Pro"/>
+        </w:rPr>
+        <w:t>V</w:t>
+      </w:r>
+      <w:r>
+        <w:rPr>
+          <w:rFonts w:ascii="Source Sans Pro" w:hAnsi="Source Sans Pro"/>
+        </w:rPr>
+        <w:t>_</w:t>
+      </w:r>
+      <w:r>
+        <w:rPr>
+          <w:rFonts w:ascii="Source Sans Pro" w:hAnsi="Source Sans Pro"/>
+        </w:rPr>
+        <w:t>OCM was still measured to be 2.46V, not 2.5V.</w:t>
+      </w:r>
     </w:p>
     <w:p>
       <w:pPr>
@@ -3136,6 +3180,213 @@
           <w:rFonts w:ascii="Source Sans Pro" w:hAnsi="Source Sans Pro"/>
         </w:rPr>
         <w:t>Phase C: untouched</w:t>
+      </w:r>
+    </w:p>
+    <w:p>
+      <w:pPr>
+        <w:jc w:val="both"/>
+        <w:rPr>
+          <w:rFonts w:ascii="Source Sans Pro" w:hAnsi="Source Sans Pro"/>
+        </w:rPr>
+      </w:pPr>
+    </w:p>
+    <w:p>
+      <w:pPr>
+        <w:jc w:val="both"/>
+        <w:rPr>
+          <w:rFonts w:ascii="Source Sans Pro" w:hAnsi="Source Sans Pro"/>
+        </w:rPr>
+      </w:pPr>
+      <w:r>
+        <w:rPr>
+          <w:rFonts w:ascii="Source Sans Pro" w:hAnsi="Source Sans Pro"/>
+        </w:rPr>
+        <w:t xml:space="preserve">After measuring the impedance of the current sensor alone, an unexpected behavior is observed. The input current </w:t>
+      </w:r>
+      <w:proofErr w:type="spellStart"/>
+      <w:r>
+        <w:rPr>
+          <w:rFonts w:ascii="Source Sans Pro" w:hAnsi="Source Sans Pro"/>
+        </w:rPr>
+        <w:t>I_rms</w:t>
+      </w:r>
+      <w:proofErr w:type="spellEnd"/>
+      <w:r>
+        <w:rPr>
+          <w:rFonts w:ascii="Source Sans Pro" w:hAnsi="Source Sans Pro"/>
+        </w:rPr>
+        <w:t xml:space="preserve"> is around 7A, which is sufficient. Until 500 Hz, the impedance is quite stable around 25 </w:t>
+      </w:r>
+      <w:proofErr w:type="spellStart"/>
+      <w:r>
+        <w:rPr>
+          <w:rFonts w:ascii="Source Sans Pro" w:hAnsi="Source Sans Pro"/>
+        </w:rPr>
+        <w:t>mOhm</w:t>
+      </w:r>
+      <w:proofErr w:type="spellEnd"/>
+      <w:r>
+        <w:rPr>
+          <w:rFonts w:ascii="Source Sans Pro" w:hAnsi="Source Sans Pro"/>
+        </w:rPr>
+        <w:t>, which is expected. Beyond this, the impedance drops significantly. The reason is not clear and therefore the manufacturer (</w:t>
+      </w:r>
+      <w:proofErr w:type="spellStart"/>
+      <w:r>
+        <w:rPr>
+          <w:rFonts w:ascii="Source Sans Pro" w:hAnsi="Source Sans Pro"/>
+        </w:rPr>
+        <w:t>Sensitec</w:t>
+      </w:r>
+      <w:proofErr w:type="spellEnd"/>
+      <w:r>
+        <w:rPr>
+          <w:rFonts w:ascii="Source Sans Pro" w:hAnsi="Source Sans Pro"/>
+        </w:rPr>
+        <w:t xml:space="preserve">) is contacted. Since maximum of 30 Amperes is targeted, we might go with </w:t>
+      </w:r>
+      <w:proofErr w:type="gramStart"/>
+      <w:r>
+        <w:rPr>
+          <w:rFonts w:ascii="Source Sans Pro" w:hAnsi="Source Sans Pro"/>
+        </w:rPr>
+        <w:t>lower</w:t>
+      </w:r>
+      <w:proofErr w:type="gramEnd"/>
+      <w:r>
+        <w:rPr>
+          <w:rFonts w:ascii="Source Sans Pro" w:hAnsi="Source Sans Pro"/>
+        </w:rPr>
+        <w:t xml:space="preserve"> rated current sensor, LEM.</w:t>
+      </w:r>
+    </w:p>
+    <w:p>
+      <w:pPr>
+        <w:jc w:val="both"/>
+        <w:rPr>
+          <w:rFonts w:ascii="Source Sans Pro" w:hAnsi="Source Sans Pro"/>
+        </w:rPr>
+      </w:pPr>
+      <w:r>
+        <w:rPr>
+          <w:rFonts w:ascii="Source Sans Pro" w:hAnsi="Source Sans Pro"/>
+        </w:rPr>
+        <w:t xml:space="preserve">As a result, new </w:t>
+      </w:r>
+      <w:proofErr w:type="spellStart"/>
+      <w:r>
+        <w:rPr>
+          <w:rFonts w:ascii="Source Sans Pro" w:hAnsi="Source Sans Pro"/>
+        </w:rPr>
+        <w:t>pcb</w:t>
+      </w:r>
+      <w:proofErr w:type="spellEnd"/>
+      <w:r>
+        <w:rPr>
+          <w:rFonts w:ascii="Source Sans Pro" w:hAnsi="Source Sans Pro"/>
+        </w:rPr>
+        <w:t xml:space="preserve"> is designed to improve things. </w:t>
+      </w:r>
+    </w:p>
+    <w:p>
+      <w:pPr>
+        <w:pStyle w:val="ListParagraph"/>
+        <w:numPr>
+          <w:ilvl w:val="0"/>
+          <w:numId w:val="8"/>
+        </w:numPr>
+        <w:jc w:val="both"/>
+        <w:rPr>
+          <w:rFonts w:ascii="Source Sans Pro" w:hAnsi="Source Sans Pro"/>
+        </w:rPr>
+      </w:pPr>
+      <w:r>
+        <w:rPr>
+          <w:rFonts w:ascii="Source Sans Pro" w:hAnsi="Source Sans Pro"/>
+        </w:rPr>
+        <w:t xml:space="preserve">LDO 24V-&gt;5V is removed. The voltage is step down from 24V to 6.5V, then to 5.2V. As a result, VCC of 5.2V is used for current </w:t>
+      </w:r>
+      <w:proofErr w:type="gramStart"/>
+      <w:r>
+        <w:rPr>
+          <w:rFonts w:ascii="Source Sans Pro" w:hAnsi="Source Sans Pro"/>
+        </w:rPr>
+        <w:t>sensor</w:t>
+      </w:r>
+      <w:proofErr w:type="gramEnd"/>
+      <w:r>
+        <w:rPr>
+          <w:rFonts w:ascii="Source Sans Pro" w:hAnsi="Source Sans Pro"/>
+        </w:rPr>
+        <w:t xml:space="preserve"> and diff. </w:t>
+      </w:r>
+      <w:proofErr w:type="spellStart"/>
+      <w:r>
+        <w:rPr>
+          <w:rFonts w:ascii="Source Sans Pro" w:hAnsi="Source Sans Pro"/>
+        </w:rPr>
+        <w:t>OpAmp</w:t>
+      </w:r>
+      <w:proofErr w:type="spellEnd"/>
+      <w:r>
+        <w:rPr>
+          <w:rFonts w:ascii="Source Sans Pro" w:hAnsi="Source Sans Pro"/>
+        </w:rPr>
+        <w:t xml:space="preserve"> supply voltage. </w:t>
+      </w:r>
+      <w:proofErr w:type="gramStart"/>
+      <w:r>
+        <w:rPr>
+          <w:rFonts w:ascii="Source Sans Pro" w:hAnsi="Source Sans Pro"/>
+        </w:rPr>
+        <w:t>Reason</w:t>
+      </w:r>
+      <w:proofErr w:type="gramEnd"/>
+      <w:r>
+        <w:rPr>
+          <w:rFonts w:ascii="Source Sans Pro" w:hAnsi="Source Sans Pro"/>
+        </w:rPr>
+        <w:t xml:space="preserve"> is that we have fully rail-to-rail signal</w:t>
+      </w:r>
+      <w:r>
+        <w:rPr>
+          <w:rFonts w:ascii="Source Sans Pro" w:hAnsi="Source Sans Pro"/>
+        </w:rPr>
+        <w:t>, to achieve fully the -+ 5V range at the output.</w:t>
+      </w:r>
+      <w:r>
+        <w:rPr>
+          <w:rFonts w:ascii="Source Sans Pro" w:hAnsi="Source Sans Pro"/>
+        </w:rPr>
+        <w:t xml:space="preserve"> Additionally, 2.5V voltage reference is implemented. </w:t>
+      </w:r>
+      <w:proofErr w:type="spellStart"/>
+      <w:r>
+        <w:rPr>
+          <w:rFonts w:ascii="Source Sans Pro" w:hAnsi="Source Sans Pro"/>
+        </w:rPr>
+        <w:t>Ultra high</w:t>
+      </w:r>
+      <w:proofErr w:type="spellEnd"/>
+      <w:r>
+        <w:rPr>
+          <w:rFonts w:ascii="Source Sans Pro" w:hAnsi="Source Sans Pro"/>
+        </w:rPr>
+        <w:t xml:space="preserve"> precision fixed 2.5V is used for Common mode voltage of the </w:t>
+      </w:r>
+      <w:proofErr w:type="spellStart"/>
+      <w:r>
+        <w:rPr>
+          <w:rFonts w:ascii="Source Sans Pro" w:hAnsi="Source Sans Pro"/>
+        </w:rPr>
+        <w:t>opamp</w:t>
+      </w:r>
+      <w:proofErr w:type="spellEnd"/>
+      <w:r>
+        <w:rPr>
+          <w:rFonts w:ascii="Source Sans Pro" w:hAnsi="Source Sans Pro"/>
+        </w:rPr>
+        <w:t xml:space="preserve">.  </w:t>
       </w:r>
     </w:p>
     <w:sectPr>
@@ -3149,7 +3400,7 @@
 </file>
 
 <file path=word/numbering.xml><?xml version="1.0" encoding="utf-8"?>
-<w:numbering xmlns:wpc="http://schemas.microsoft.com/office/word/2010/wordprocessingCanvas" xmlns:cx="http://schemas.microsoft.com/office/drawing/2014/chartex" xmlns:cx1="http://schemas.microsoft.com/office/drawing/2015/9/8/chartex" xmlns:cx2="http://schemas.microsoft.com/office/drawing/2015/10/21/chartex" xmlns:cx3="http://schemas.microsoft.com/office/drawing/2016/5/9/chartex" xmlns:cx4="http://schemas.microsoft.com/office/drawing/2016/5/10/chartex" xmlns:cx5="http://schemas.microsoft.com/office/drawing/2016/5/11/chartex" xmlns:cx6="http://schemas.microsoft.com/office/drawing/2016/5/12/chartex" xmlns:cx7="http://schemas.microsoft.com/office/drawing/2016/5/13/chartex" xmlns:cx8="http://schemas.microsoft.com/office/drawing/2016/5/14/chartex" xmlns:mc="http://schemas.openxmlformats.org/markup-compatibility/2006" xmlns:aink="http://schemas.microsoft.com/office/drawing/2016/ink" xmlns:am3d="http://schemas.microsoft.com/office/drawing/2017/model3d" xmlns:o="urn:schemas-microsoft-com:office:office" xmlns:oel="http://schemas.microsoft.com/office/2019/extlst" xmlns:r="http://schemas.openxmlformats.org/officeDocument/2006/relationships" xmlns:m="http://schemas.openxmlformats.org/officeDocument/2006/math" xmlns:v="urn:schemas-microsoft-com:vml" xmlns:wp14="http://schemas.microsoft.com/office/word/2010/wordprocessingDrawing" xmlns:wp="http://schemas.openxmlformats.org/drawingml/2006/wordprocessingDrawing" xmlns:w10="urn:schemas-microsoft-com:office:word" xmlns:w="http://schemas.openxmlformats.org/wordprocessingml/2006/main" xmlns:w14="http://schemas.microsoft.com/office/word/2010/wordml" xmlns:w15="http://schemas.microsoft.com/office/word/2012/wordml" xmlns:w16cex="http://schemas.microsoft.com/office/word/2018/wordml/cex" xmlns:w16cid="http://schemas.microsoft.com/office/word/2016/wordml/cid" xmlns:w16="http://schemas.microsoft.com/office/word/2018/wordml" xmlns:w16du="http://schemas.microsoft.com/office/word/2023/wordml/word16du" xmlns:w16sdtdh="http://schemas.microsoft.com/office/word/2020/wordml/sdtdatahash" xmlns:w16se="http://schemas.microsoft.com/office/word/2015/wordml/symex" xmlns:wpg="http://schemas.microsoft.com/office/word/2010/wordprocessingGroup" xmlns:wpi="http://schemas.microsoft.com/office/word/2010/wordprocessingInk" xmlns:wne="http://schemas.microsoft.com/office/word/2006/wordml" xmlns:wps="http://schemas.microsoft.com/office/word/2010/wordprocessingShape" mc:Ignorable="w14 w15 w16se w16cid w16 w16cex w16sdtdh w16du wp14">
+<w:numbering xmlns:wpc="http://schemas.microsoft.com/office/word/2010/wordprocessingCanvas" xmlns:cx="http://schemas.microsoft.com/office/drawing/2014/chartex" xmlns:cx1="http://schemas.microsoft.com/office/drawing/2015/9/8/chartex" xmlns:cx2="http://schemas.microsoft.com/office/drawing/2015/10/21/chartex" xmlns:cx3="http://schemas.microsoft.com/office/drawing/2016/5/9/chartex" xmlns:cx4="http://schemas.microsoft.com/office/drawing/2016/5/10/chartex" xmlns:cx5="http://schemas.microsoft.com/office/drawing/2016/5/11/chartex" xmlns:cx6="http://schemas.microsoft.com/office/drawing/2016/5/12/chartex" xmlns:cx7="http://schemas.microsoft.com/office/drawing/2016/5/13/chartex" xmlns:cx8="http://schemas.microsoft.com/office/drawing/2016/5/14/chartex" xmlns:mc="http://schemas.openxmlformats.org/markup-compatibility/2006" xmlns:aink="http://schemas.microsoft.com/office/drawing/2016/ink" xmlns:am3d="http://schemas.microsoft.com/office/drawing/2017/model3d" xmlns:o="urn:schemas-microsoft-com:office:office" xmlns:oel="http://schemas.microsoft.com/office/2019/extlst" xmlns:r="http://schemas.openxmlformats.org/officeDocument/2006/relationships" xmlns:m="http://schemas.openxmlformats.org/officeDocument/2006/math" xmlns:v="urn:schemas-microsoft-com:vml" xmlns:wp14="http://schemas.microsoft.com/office/word/2010/wordprocessingDrawing" xmlns:wp="http://schemas.openxmlformats.org/drawingml/2006/wordprocessingDrawing" xmlns:w10="urn:schemas-microsoft-com:office:word" xmlns:w="http://schemas.openxmlformats.org/wordprocessingml/2006/main" xmlns:w14="http://schemas.microsoft.com/office/word/2010/wordml" xmlns:w15="http://schemas.microsoft.com/office/word/2012/wordml" xmlns:w16cex="http://schemas.microsoft.com/office/word/2018/wordml/cex" xmlns:w16cid="http://schemas.microsoft.com/office/word/2016/wordml/cid" xmlns:w16="http://schemas.microsoft.com/office/word/2018/wordml" xmlns:w16du="http://schemas.microsoft.com/office/word/2023/wordml/word16du" xmlns:w16sdtdh="http://schemas.microsoft.com/office/word/2020/wordml/sdtdatahash" xmlns:w16sdtfl="http://schemas.microsoft.com/office/word/2024/wordml/sdtformatlock" xmlns:w16se="http://schemas.microsoft.com/office/word/2015/wordml/symex" xmlns:wpg="http://schemas.microsoft.com/office/word/2010/wordprocessingGroup" xmlns:wpi="http://schemas.microsoft.com/office/word/2010/wordprocessingInk" xmlns:wne="http://schemas.microsoft.com/office/word/2006/wordml" xmlns:wps="http://schemas.microsoft.com/office/word/2010/wordprocessingShape" mc:Ignorable="w14 w15 w16se w16cid w16 w16cex w16sdtdh w16sdtfl w16du wp14">
   <w:abstractNum w:abstractNumId="0" w15:restartNumberingAfterBreak="0">
     <w:nsid w:val="12241A38"/>
     <w:multiLevelType w:val="multilevel"/>
@@ -3710,6 +3961,95 @@
     </w:lvl>
   </w:abstractNum>
   <w:abstractNum w:abstractNumId="5" w15:restartNumberingAfterBreak="0">
+    <w:nsid w:val="3B0D12F0"/>
+    <w:multiLevelType w:val="hybridMultilevel"/>
+    <w:tmpl w:val="03E83238"/>
+    <w:lvl w:ilvl="0" w:tplc="20000011">
+      <w:start w:val="1"/>
+      <w:numFmt w:val="decimal"/>
+      <w:lvlText w:val="%1)"/>
+      <w:lvlJc w:val="left"/>
+      <w:pPr>
+        <w:ind w:left="720" w:hanging="360"/>
+      </w:pPr>
+      <w:rPr>
+        <w:rFonts w:hint="default"/>
+      </w:rPr>
+    </w:lvl>
+    <w:lvl w:ilvl="1" w:tplc="20000019" w:tentative="1">
+      <w:start w:val="1"/>
+      <w:numFmt w:val="lowerLetter"/>
+      <w:lvlText w:val="%2."/>
+      <w:lvlJc w:val="left"/>
+      <w:pPr>
+        <w:ind w:left="1440" w:hanging="360"/>
+      </w:pPr>
+    </w:lvl>
+    <w:lvl w:ilvl="2" w:tplc="2000001B" w:tentative="1">
+      <w:start w:val="1"/>
+      <w:numFmt w:val="lowerRoman"/>
+      <w:lvlText w:val="%3."/>
+      <w:lvlJc w:val="right"/>
+      <w:pPr>
+        <w:ind w:left="2160" w:hanging="180"/>
+      </w:pPr>
+    </w:lvl>
+    <w:lvl w:ilvl="3" w:tplc="2000000F" w:tentative="1">
+      <w:start w:val="1"/>
+      <w:numFmt w:val="decimal"/>
+      <w:lvlText w:val="%4."/>
+      <w:lvlJc w:val="left"/>
+      <w:pPr>
+        <w:ind w:left="2880" w:hanging="360"/>
+      </w:pPr>
+    </w:lvl>
+    <w:lvl w:ilvl="4" w:tplc="20000019" w:tentative="1">
+      <w:start w:val="1"/>
+      <w:numFmt w:val="lowerLetter"/>
+      <w:lvlText w:val="%5."/>
+      <w:lvlJc w:val="left"/>
+      <w:pPr>
+        <w:ind w:left="3600" w:hanging="360"/>
+      </w:pPr>
+    </w:lvl>
+    <w:lvl w:ilvl="5" w:tplc="2000001B" w:tentative="1">
+      <w:start w:val="1"/>
+      <w:numFmt w:val="lowerRoman"/>
+      <w:lvlText w:val="%6."/>
+      <w:lvlJc w:val="right"/>
+      <w:pPr>
+        <w:ind w:left="4320" w:hanging="180"/>
+      </w:pPr>
+    </w:lvl>
+    <w:lvl w:ilvl="6" w:tplc="2000000F" w:tentative="1">
+      <w:start w:val="1"/>
+      <w:numFmt w:val="decimal"/>
+      <w:lvlText w:val="%7."/>
+      <w:lvlJc w:val="left"/>
+      <w:pPr>
+        <w:ind w:left="5040" w:hanging="360"/>
+      </w:pPr>
+    </w:lvl>
+    <w:lvl w:ilvl="7" w:tplc="20000019" w:tentative="1">
+      <w:start w:val="1"/>
+      <w:numFmt w:val="lowerLetter"/>
+      <w:lvlText w:val="%8."/>
+      <w:lvlJc w:val="left"/>
+      <w:pPr>
+        <w:ind w:left="5760" w:hanging="360"/>
+      </w:pPr>
+    </w:lvl>
+    <w:lvl w:ilvl="8" w:tplc="2000001B" w:tentative="1">
+      <w:start w:val="1"/>
+      <w:numFmt w:val="lowerRoman"/>
+      <w:lvlText w:val="%9."/>
+      <w:lvlJc w:val="right"/>
+      <w:pPr>
+        <w:ind w:left="6480" w:hanging="180"/>
+      </w:pPr>
+    </w:lvl>
+  </w:abstractNum>
+  <w:abstractNum w:abstractNumId="6" w15:restartNumberingAfterBreak="0">
     <w:nsid w:val="50191653"/>
     <w:multiLevelType w:val="hybridMultilevel"/>
     <w:tmpl w:val="99B0A558"/>
@@ -3804,7 +4144,7 @@
       </w:pPr>
     </w:lvl>
   </w:abstractNum>
-  <w:abstractNum w:abstractNumId="6" w15:restartNumberingAfterBreak="0">
+  <w:abstractNum w:abstractNumId="7" w15:restartNumberingAfterBreak="0">
     <w:nsid w:val="68A26582"/>
     <w:multiLevelType w:val="hybridMultilevel"/>
     <w:tmpl w:val="BBCAB19E"/>
@@ -3924,7 +4264,7 @@
     <w:abstractNumId w:val="2"/>
   </w:num>
   <w:num w:numId="3" w16cid:durableId="558785050">
-    <w:abstractNumId w:val="6"/>
+    <w:abstractNumId w:val="7"/>
   </w:num>
   <w:num w:numId="4" w16cid:durableId="1888836547">
     <w:abstractNumId w:val="4"/>
@@ -3933,16 +4273,19 @@
     <w:abstractNumId w:val="0"/>
   </w:num>
   <w:num w:numId="6" w16cid:durableId="673150175">
-    <w:abstractNumId w:val="5"/>
+    <w:abstractNumId w:val="6"/>
   </w:num>
   <w:num w:numId="7" w16cid:durableId="395400798">
     <w:abstractNumId w:val="3"/>
+  </w:num>
+  <w:num w:numId="8" w16cid:durableId="2016761621">
+    <w:abstractNumId w:val="5"/>
   </w:num>
 </w:numbering>
 </file>
 
 <file path=word/styles.xml><?xml version="1.0" encoding="utf-8"?>
-<w:styles xmlns:mc="http://schemas.openxmlformats.org/markup-compatibility/2006" xmlns:r="http://schemas.openxmlformats.org/officeDocument/2006/relationships" xmlns:w="http://schemas.openxmlformats.org/wordprocessingml/2006/main" xmlns:w14="http://schemas.microsoft.com/office/word/2010/wordml" xmlns:w15="http://schemas.microsoft.com/office/word/2012/wordml" xmlns:w16cex="http://schemas.microsoft.com/office/word/2018/wordml/cex" xmlns:w16cid="http://schemas.microsoft.com/office/word/2016/wordml/cid" xmlns:w16="http://schemas.microsoft.com/office/word/2018/wordml" xmlns:w16du="http://schemas.microsoft.com/office/word/2023/wordml/word16du" xmlns:w16sdtdh="http://schemas.microsoft.com/office/word/2020/wordml/sdtdatahash" xmlns:w16se="http://schemas.microsoft.com/office/word/2015/wordml/symex" mc:Ignorable="w14 w15 w16se w16cid w16 w16cex w16sdtdh w16du">
+<w:styles xmlns:mc="http://schemas.openxmlformats.org/markup-compatibility/2006" xmlns:r="http://schemas.openxmlformats.org/officeDocument/2006/relationships" xmlns:w="http://schemas.openxmlformats.org/wordprocessingml/2006/main" xmlns:w14="http://schemas.microsoft.com/office/word/2010/wordml" xmlns:w15="http://schemas.microsoft.com/office/word/2012/wordml" xmlns:w16cex="http://schemas.microsoft.com/office/word/2018/wordml/cex" xmlns:w16cid="http://schemas.microsoft.com/office/word/2016/wordml/cid" xmlns:w16="http://schemas.microsoft.com/office/word/2018/wordml" xmlns:w16du="http://schemas.microsoft.com/office/word/2023/wordml/word16du" xmlns:w16sdtdh="http://schemas.microsoft.com/office/word/2020/wordml/sdtdatahash" xmlns:w16sdtfl="http://schemas.microsoft.com/office/word/2024/wordml/sdtformatlock" xmlns:w16se="http://schemas.microsoft.com/office/word/2015/wordml/symex" mc:Ignorable="w14 w15 w16se w16cid w16 w16cex w16sdtdh w16sdtfl w16du">
   <w:docDefaults>
     <w:rPrDefault>
       <w:rPr>

--- a/Measurements/Lab equipments.docx
+++ b/Measurements/Lab equipments.docx
@@ -3386,8 +3386,208 @@
         <w:rPr>
           <w:rFonts w:ascii="Source Sans Pro" w:hAnsi="Source Sans Pro"/>
         </w:rPr>
-        <w:t xml:space="preserve">.  </w:t>
-      </w:r>
+        <w:t xml:space="preserve">. </w:t>
+      </w:r>
+    </w:p>
+    <w:p>
+      <w:pPr>
+        <w:pStyle w:val="ListParagraph"/>
+        <w:numPr>
+          <w:ilvl w:val="0"/>
+          <w:numId w:val="8"/>
+        </w:numPr>
+        <w:jc w:val="both"/>
+        <w:rPr>
+          <w:rFonts w:ascii="Source Sans Pro" w:hAnsi="Source Sans Pro"/>
+        </w:rPr>
+      </w:pPr>
+      <w:r>
+        <w:rPr>
+          <w:rFonts w:ascii="Source Sans Pro" w:hAnsi="Source Sans Pro"/>
+        </w:rPr>
+        <w:t xml:space="preserve">With 2 oz copper weight, minimum track width is 0.16 mm, according to JLCPCB capabilities. -&gt; Differential route width </w:t>
+      </w:r>
+      <w:proofErr w:type="gramStart"/>
+      <w:r>
+        <w:rPr>
+          <w:rFonts w:ascii="Source Sans Pro" w:hAnsi="Source Sans Pro"/>
+        </w:rPr>
+        <w:t>are</w:t>
+      </w:r>
+      <w:proofErr w:type="gramEnd"/>
+      <w:r>
+        <w:rPr>
+          <w:rFonts w:ascii="Source Sans Pro" w:hAnsi="Source Sans Pro"/>
+        </w:rPr>
+        <w:t xml:space="preserve"> adjusted.</w:t>
+      </w:r>
+    </w:p>
+    <w:p>
+      <w:pPr>
+        <w:pStyle w:val="ListParagraph"/>
+        <w:numPr>
+          <w:ilvl w:val="0"/>
+          <w:numId w:val="8"/>
+        </w:numPr>
+        <w:jc w:val="both"/>
+        <w:rPr>
+          <w:rFonts w:ascii="Source Sans Pro" w:hAnsi="Source Sans Pro"/>
+        </w:rPr>
+      </w:pPr>
+      <w:r>
+        <w:rPr>
+          <w:rFonts w:ascii="Source Sans Pro" w:hAnsi="Source Sans Pro"/>
+        </w:rPr>
+        <w:t xml:space="preserve">Increased layer number to 4 layers -&gt; more copper area for better current carrying </w:t>
+      </w:r>
+      <w:proofErr w:type="spellStart"/>
+      <w:r>
+        <w:rPr>
+          <w:rFonts w:ascii="Source Sans Pro" w:hAnsi="Source Sans Pro"/>
+        </w:rPr>
+        <w:t>capabillty</w:t>
+      </w:r>
+      <w:proofErr w:type="spellEnd"/>
+      <w:r>
+        <w:rPr>
+          <w:rFonts w:ascii="Source Sans Pro" w:hAnsi="Source Sans Pro"/>
+        </w:rPr>
+        <w:t xml:space="preserve"> with more </w:t>
+      </w:r>
+      <w:proofErr w:type="gramStart"/>
+      <w:r>
+        <w:rPr>
+          <w:rFonts w:ascii="Source Sans Pro" w:hAnsi="Source Sans Pro"/>
+        </w:rPr>
+        <w:t>cross section</w:t>
+      </w:r>
+      <w:proofErr w:type="gramEnd"/>
+      <w:r>
+        <w:rPr>
+          <w:rFonts w:ascii="Source Sans Pro" w:hAnsi="Source Sans Pro"/>
+        </w:rPr>
+        <w:t xml:space="preserve"> area, better cooling, lower thermal resistance and better thermal performance</w:t>
+      </w:r>
+    </w:p>
+    <w:p>
+      <w:pPr>
+        <w:pStyle w:val="ListParagraph"/>
+        <w:numPr>
+          <w:ilvl w:val="0"/>
+          <w:numId w:val="8"/>
+        </w:numPr>
+        <w:jc w:val="both"/>
+        <w:rPr>
+          <w:rFonts w:ascii="Source Sans Pro" w:hAnsi="Source Sans Pro"/>
+        </w:rPr>
+      </w:pPr>
+      <w:r>
+        <w:rPr>
+          <w:rFonts w:ascii="Source Sans Pro" w:hAnsi="Source Sans Pro"/>
+        </w:rPr>
+        <w:t xml:space="preserve">For input current carrying polygons between screw terminals and current transducer, the width is increased by also making the </w:t>
+      </w:r>
+      <w:proofErr w:type="spellStart"/>
+      <w:r>
+        <w:rPr>
+          <w:rFonts w:ascii="Source Sans Pro" w:hAnsi="Source Sans Pro"/>
+        </w:rPr>
+        <w:t>pcb</w:t>
+      </w:r>
+      <w:proofErr w:type="spellEnd"/>
+      <w:r>
+        <w:rPr>
+          <w:rFonts w:ascii="Source Sans Pro" w:hAnsi="Source Sans Pro"/>
+        </w:rPr>
+        <w:t xml:space="preserve"> wider to 11mm. Channels are spread evenly for symmetry and maximum trace width is achieved to be around 12mm for each trace here. For worst case, Input current can be up to 75A. </w:t>
+      </w:r>
+      <w:proofErr w:type="gramStart"/>
+      <w:r>
+        <w:rPr>
+          <w:rFonts w:ascii="Source Sans Pro" w:hAnsi="Source Sans Pro"/>
+        </w:rPr>
+        <w:t>there</w:t>
+      </w:r>
+      <w:proofErr w:type="gramEnd"/>
+      <w:r>
+        <w:rPr>
+          <w:rFonts w:ascii="Source Sans Pro" w:hAnsi="Source Sans Pro"/>
+        </w:rPr>
+        <w:t xml:space="preserve"> are 4 layers stacked on top of each other, with each copper thickness being 2, this result in a thickness of 8 oz/ft^2 for each trace. This </w:t>
+      </w:r>
+      <w:proofErr w:type="gramStart"/>
+      <w:r>
+        <w:rPr>
+          <w:rFonts w:ascii="Source Sans Pro" w:hAnsi="Source Sans Pro"/>
+        </w:rPr>
+        <w:t>result</w:t>
+      </w:r>
+      <w:proofErr w:type="gramEnd"/>
+      <w:r>
+        <w:rPr>
+          <w:rFonts w:ascii="Source Sans Pro" w:hAnsi="Source Sans Pro"/>
+        </w:rPr>
+        <w:t xml:space="preserve"> in an expected temperature rise of 35 °C when 75A passes through, using IPC-2221 curve fitting</w:t>
+      </w:r>
+    </w:p>
+    <w:p>
+      <w:pPr>
+        <w:pStyle w:val="ListParagraph"/>
+        <w:jc w:val="both"/>
+        <w:rPr>
+          <w:rFonts w:ascii="Source Sans Pro" w:hAnsi="Source Sans Pro"/>
+        </w:rPr>
+      </w:pPr>
+      <w:r>
+        <w:rPr>
+          <w:rFonts w:ascii="Source Sans Pro" w:hAnsi="Source Sans Pro"/>
+        </w:rPr>
+        <w:lastRenderedPageBreak/>
+        <w:drawing>
+          <wp:inline distT="0" distB="0" distL="0" distR="0" wp14:anchorId="560288A9" wp14:editId="3A418CC4">
+            <wp:extent cx="3150563" cy="3391411"/>
+            <wp:effectExtent l="0" t="0" r="0" b="0"/>
+            <wp:docPr id="1013336346" name="Picture 1" descr="A screenshot of a computer&#10;&#10;AI-generated content may be incorrect."/>
+            <wp:cNvGraphicFramePr>
+              <a:graphicFrameLocks xmlns:a="http://schemas.openxmlformats.org/drawingml/2006/main" noChangeAspect="1"/>
+            </wp:cNvGraphicFramePr>
+            <a:graphic xmlns:a="http://schemas.openxmlformats.org/drawingml/2006/main">
+              <a:graphicData uri="http://schemas.openxmlformats.org/drawingml/2006/picture">
+                <pic:pic xmlns:pic="http://schemas.openxmlformats.org/drawingml/2006/picture">
+                  <pic:nvPicPr>
+                    <pic:cNvPr id="1013336346" name="Picture 1" descr="A screenshot of a computer&#10;&#10;AI-generated content may be incorrect."/>
+                    <pic:cNvPicPr/>
+                  </pic:nvPicPr>
+                  <pic:blipFill>
+                    <a:blip r:embed="rId9"/>
+                    <a:stretch>
+                      <a:fillRect/>
+                    </a:stretch>
+                  </pic:blipFill>
+                  <pic:spPr>
+                    <a:xfrm>
+                      <a:off x="0" y="0"/>
+                      <a:ext cx="3158045" cy="3399465"/>
+                    </a:xfrm>
+                    <a:prstGeom prst="rect">
+                      <a:avLst/>
+                    </a:prstGeom>
+                  </pic:spPr>
+                </pic:pic>
+              </a:graphicData>
+            </a:graphic>
+          </wp:inline>
+        </w:drawing>
+      </w:r>
+    </w:p>
+    <w:p>
+      <w:pPr>
+        <w:ind w:left="360"/>
+        <w:jc w:val="both"/>
+        <w:rPr>
+          <w:rFonts w:ascii="Source Sans Pro" w:hAnsi="Source Sans Pro"/>
+        </w:rPr>
+      </w:pPr>
     </w:p>
     <w:sectPr>
       <w:pgSz w:w="11906" w:h="16838" w:code="9"/>
@@ -5229,6 +5429,20 @@
       </w:tblBorders>
     </w:tblPr>
   </w:style>
+  <w:style w:type="character" w:styleId="BookTitle">
+    <w:name w:val="Book Title"/>
+    <w:basedOn w:val="DefaultParagraphFont"/>
+    <w:uiPriority w:val="33"/>
+    <w:qFormat/>
+    <w:rsid w:val="00A82388"/>
+    <w:rPr>
+      <w:b/>
+      <w:bCs/>
+      <w:i/>
+      <w:iCs/>
+      <w:spacing w:val="5"/>
+    </w:rPr>
+  </w:style>
 </w:styles>
 </file>
 

--- a/Measurements/Lab equipments.docx
+++ b/Measurements/Lab equipments.docx
@@ -202,21 +202,7 @@
         <w:rPr>
           <w:rFonts w:ascii="Source Sans Pro" w:hAnsi="Source Sans Pro"/>
         </w:rPr>
-        <w:t xml:space="preserve"> voltages on the PCB by hand </w:t>
-      </w:r>
-      <w:proofErr w:type="gramStart"/>
-      <w:r>
-        <w:rPr>
-          <w:rFonts w:ascii="Source Sans Pro" w:hAnsi="Source Sans Pro"/>
-        </w:rPr>
-        <w:t>( yellow</w:t>
-      </w:r>
-      <w:proofErr w:type="gramEnd"/>
-      <w:r>
-        <w:rPr>
-          <w:rFonts w:ascii="Source Sans Pro" w:hAnsi="Source Sans Pro"/>
-        </w:rPr>
-        <w:t xml:space="preserve"> points)</w:t>
+        <w:t xml:space="preserve"> voltages on the PCB by hand ( yellow points)</w:t>
       </w:r>
     </w:p>
     <w:p>
@@ -310,16 +296,7 @@
           <w:b/>
           <w:bCs/>
         </w:rPr>
-        <w:t xml:space="preserve">Spitzenberger APS 1000 – CC </w:t>
-      </w:r>
-      <w:proofErr w:type="gramStart"/>
-      <w:r>
-        <w:rPr>
-          <w:rFonts w:ascii="Source Sans Pro" w:hAnsi="Source Sans Pro"/>
-          <w:b/>
-          <w:bCs/>
-        </w:rPr>
-        <w:t>mode</w:t>
+        <w:t>Spitzenberger APS 1000 – CC mode</w:t>
       </w:r>
       <w:r>
         <w:rPr>
@@ -331,14 +308,7 @@
         <w:rPr>
           <w:rFonts w:ascii="Source Sans Pro" w:hAnsi="Source Sans Pro"/>
         </w:rPr>
-        <w:t>:</w:t>
-      </w:r>
-      <w:proofErr w:type="gramEnd"/>
-      <w:r>
-        <w:rPr>
-          <w:rFonts w:ascii="Source Sans Pro" w:hAnsi="Source Sans Pro"/>
-        </w:rPr>
-        <w:t xml:space="preserve"> to a</w:t>
+        <w:t>: to a</w:t>
       </w:r>
       <w:r>
         <w:rPr>
@@ -362,21 +332,7 @@
         <w:rPr>
           <w:rFonts w:ascii="Source Sans Pro" w:hAnsi="Source Sans Pro"/>
         </w:rPr>
-        <w:t xml:space="preserve">. </w:t>
-      </w:r>
-      <w:proofErr w:type="gramStart"/>
-      <w:r>
-        <w:rPr>
-          <w:rFonts w:ascii="Source Sans Pro" w:hAnsi="Source Sans Pro"/>
-        </w:rPr>
-        <w:t>Therefore</w:t>
-      </w:r>
-      <w:proofErr w:type="gramEnd"/>
-      <w:r>
-        <w:rPr>
-          <w:rFonts w:ascii="Source Sans Pro" w:hAnsi="Source Sans Pro"/>
-        </w:rPr>
-        <w:t xml:space="preserve"> we achieve AC ripple current with varying frequencies and amplitudes in addition to DC current.</w:t>
+        <w:t>. Therefore we achieve AC ripple current with varying frequencies and amplitudes in addition to DC current.</w:t>
       </w:r>
     </w:p>
     <w:p>
@@ -396,43 +352,13 @@
           <w:b/>
           <w:bCs/>
         </w:rPr>
-        <w:t xml:space="preserve">Wideband Injection Transformer B-WIT </w:t>
-      </w:r>
-      <w:proofErr w:type="gramStart"/>
-      <w:r>
-        <w:rPr>
-          <w:rFonts w:ascii="Source Sans Pro" w:hAnsi="Source Sans Pro"/>
-          <w:b/>
-          <w:bCs/>
-        </w:rPr>
-        <w:t>100</w:t>
-      </w:r>
-      <w:r>
-        <w:rPr>
-          <w:rFonts w:ascii="Source Sans Pro" w:hAnsi="Source Sans Pro"/>
-        </w:rPr>
-        <w:t xml:space="preserve"> :</w:t>
-      </w:r>
-      <w:proofErr w:type="gramEnd"/>
-      <w:r>
-        <w:rPr>
-          <w:rFonts w:ascii="Source Sans Pro" w:hAnsi="Source Sans Pro"/>
-        </w:rPr>
-        <w:t xml:space="preserve"> injects differential-mode noise to test the </w:t>
-      </w:r>
-      <w:proofErr w:type="gramStart"/>
-      <w:r>
-        <w:rPr>
-          <w:rFonts w:ascii="Source Sans Pro" w:hAnsi="Source Sans Pro"/>
-        </w:rPr>
-        <w:t>diff</w:t>
-      </w:r>
-      <w:proofErr w:type="gramEnd"/>
-      <w:r>
-        <w:rPr>
-          <w:rFonts w:ascii="Source Sans Pro" w:hAnsi="Source Sans Pro"/>
-        </w:rPr>
-        <w:t xml:space="preserve">. </w:t>
+        <w:t>Wideband Injection Transformer B-WIT 100</w:t>
+      </w:r>
+      <w:r>
+        <w:rPr>
+          <w:rFonts w:ascii="Source Sans Pro" w:hAnsi="Source Sans Pro"/>
+        </w:rPr>
+        <w:t xml:space="preserve"> : injects differential-mode noise to test the diff. </w:t>
       </w:r>
       <w:proofErr w:type="spellStart"/>
       <w:r>
@@ -861,21 +787,7 @@
         <w:rPr>
           <w:rFonts w:ascii="Source Sans Pro" w:hAnsi="Source Sans Pro"/>
         </w:rPr>
-        <w:t xml:space="preserve">Vector Network Analyzer – Bode </w:t>
-      </w:r>
-      <w:proofErr w:type="gramStart"/>
-      <w:r>
-        <w:rPr>
-          <w:rFonts w:ascii="Source Sans Pro" w:hAnsi="Source Sans Pro"/>
-        </w:rPr>
-        <w:t>100 :</w:t>
-      </w:r>
-      <w:proofErr w:type="gramEnd"/>
-      <w:r>
-        <w:rPr>
-          <w:rFonts w:ascii="Source Sans Pro" w:hAnsi="Source Sans Pro"/>
-        </w:rPr>
-        <w:t xml:space="preserve"> </w:t>
+        <w:t xml:space="preserve">Vector Network Analyzer – Bode 100 : </w:t>
       </w:r>
       <w:r>
         <w:rPr>
@@ -1089,21 +1001,7 @@
         <w:rPr>
           <w:rFonts w:ascii="Source Sans Pro" w:hAnsi="Source Sans Pro"/>
         </w:rPr>
-        <w:t xml:space="preserve">Tektronix TBS 2000 Digital </w:t>
-      </w:r>
-      <w:proofErr w:type="gramStart"/>
-      <w:r>
-        <w:rPr>
-          <w:rFonts w:ascii="Source Sans Pro" w:hAnsi="Source Sans Pro"/>
-        </w:rPr>
-        <w:t>Oscilloscope :</w:t>
-      </w:r>
-      <w:proofErr w:type="gramEnd"/>
-      <w:r>
-        <w:rPr>
-          <w:rFonts w:ascii="Source Sans Pro" w:hAnsi="Source Sans Pro"/>
-        </w:rPr>
-        <w:t xml:space="preserve"> </w:t>
+        <w:t xml:space="preserve">Tektronix TBS 2000 Digital Oscilloscope : </w:t>
       </w:r>
     </w:p>
     <w:p>
@@ -1321,35 +1219,7 @@
         <w:rPr>
           <w:rFonts w:ascii="Source Sans Pro" w:hAnsi="Source Sans Pro"/>
         </w:rPr>
-        <w:t xml:space="preserve"> R2 and R5 resistors. Upon comparison, </w:t>
-      </w:r>
-      <w:proofErr w:type="gramStart"/>
-      <w:r>
-        <w:rPr>
-          <w:rFonts w:ascii="Source Sans Pro" w:hAnsi="Source Sans Pro"/>
-        </w:rPr>
-        <w:t>decided</w:t>
-      </w:r>
-      <w:proofErr w:type="gramEnd"/>
-      <w:r>
-        <w:rPr>
-          <w:rFonts w:ascii="Source Sans Pro" w:hAnsi="Source Sans Pro"/>
-        </w:rPr>
-        <w:t xml:space="preserve"> to remove them (replaced with 0 ohm resistors</w:t>
-      </w:r>
-      <w:proofErr w:type="gramStart"/>
-      <w:r>
-        <w:rPr>
-          <w:rFonts w:ascii="Source Sans Pro" w:hAnsi="Source Sans Pro"/>
-        </w:rPr>
-        <w:t>) .</w:t>
-      </w:r>
-      <w:proofErr w:type="gramEnd"/>
-      <w:r>
-        <w:rPr>
-          <w:rFonts w:ascii="Source Sans Pro" w:hAnsi="Source Sans Pro"/>
-        </w:rPr>
-        <w:t xml:space="preserve"> </w:t>
+        <w:t xml:space="preserve"> R2 and R5 resistors. Upon comparison, decided to remove them (replaced with 0 ohm resistors) . </w:t>
       </w:r>
       <w:r>
         <w:rPr>
@@ -1406,21 +1276,7 @@
         <w:rPr>
           <w:rFonts w:ascii="Source Sans Pro" w:hAnsi="Source Sans Pro"/>
         </w:rPr>
-        <w:t xml:space="preserve">- voltage rails to be -0.2V (LMM05) and +5.2V using switched regulator and </w:t>
-      </w:r>
-      <w:proofErr w:type="gramStart"/>
-      <w:r>
-        <w:rPr>
-          <w:rFonts w:ascii="Source Sans Pro" w:hAnsi="Source Sans Pro"/>
-        </w:rPr>
-        <w:t>a</w:t>
-      </w:r>
-      <w:proofErr w:type="gramEnd"/>
-      <w:r>
-        <w:rPr>
-          <w:rFonts w:ascii="Source Sans Pro" w:hAnsi="Source Sans Pro"/>
-        </w:rPr>
-        <w:t xml:space="preserve"> LDO </w:t>
+        <w:t xml:space="preserve">- voltage rails to be -0.2V (LMM05) and +5.2V using switched regulator and a LDO </w:t>
       </w:r>
     </w:p>
     <w:p>
@@ -2138,19 +1994,11 @@
         </w:rPr>
         <w:t xml:space="preserve"> Since the current probe outputs 1V for every 1A, a 1:1 ratio is appropriate. </w:t>
       </w:r>
-      <w:proofErr w:type="gramStart"/>
-      <w:r>
-        <w:rPr>
-          <w:rFonts w:ascii="Source Sans Pro" w:hAnsi="Source Sans Pro"/>
-        </w:rPr>
-        <w:t>So</w:t>
-      </w:r>
-      <w:proofErr w:type="gramEnd"/>
-      <w:r>
-        <w:rPr>
-          <w:rFonts w:ascii="Source Sans Pro" w:hAnsi="Source Sans Pro"/>
-        </w:rPr>
-        <w:t xml:space="preserve"> </w:t>
+      <w:r>
+        <w:rPr>
+          <w:rFonts w:ascii="Source Sans Pro" w:hAnsi="Source Sans Pro"/>
+        </w:rPr>
+        <w:t xml:space="preserve">So </w:t>
       </w:r>
       <w:r>
         <w:rPr>
@@ -3095,19 +2943,11 @@
           <w:rFonts w:ascii="Source Sans Pro" w:hAnsi="Source Sans Pro"/>
         </w:rPr>
       </w:pPr>
-      <w:proofErr w:type="gramStart"/>
-      <w:r>
-        <w:rPr>
-          <w:rFonts w:ascii="Source Sans Pro" w:hAnsi="Source Sans Pro"/>
-        </w:rPr>
-        <w:t>Therefore</w:t>
-      </w:r>
-      <w:proofErr w:type="gramEnd"/>
-      <w:r>
-        <w:rPr>
-          <w:rFonts w:ascii="Source Sans Pro" w:hAnsi="Source Sans Pro"/>
-        </w:rPr>
-        <w:t xml:space="preserve"> we can obtain the impedance of the current sensor alone</w:t>
+      <w:r>
+        <w:rPr>
+          <w:rFonts w:ascii="Source Sans Pro" w:hAnsi="Source Sans Pro"/>
+        </w:rPr>
+        <w:t>Therefore we can obtain the impedance of the current sensor alone</w:t>
       </w:r>
     </w:p>
     <w:p>
@@ -3243,21 +3083,7 @@
         <w:rPr>
           <w:rFonts w:ascii="Source Sans Pro" w:hAnsi="Source Sans Pro"/>
         </w:rPr>
-        <w:t xml:space="preserve">) is contacted. Since maximum of 30 Amperes is targeted, we might go with </w:t>
-      </w:r>
-      <w:proofErr w:type="gramStart"/>
-      <w:r>
-        <w:rPr>
-          <w:rFonts w:ascii="Source Sans Pro" w:hAnsi="Source Sans Pro"/>
-        </w:rPr>
-        <w:t>lower</w:t>
-      </w:r>
-      <w:proofErr w:type="gramEnd"/>
-      <w:r>
-        <w:rPr>
-          <w:rFonts w:ascii="Source Sans Pro" w:hAnsi="Source Sans Pro"/>
-        </w:rPr>
-        <w:t xml:space="preserve"> rated current sensor, LEM.</w:t>
+        <w:t>) is contacted. Since maximum of 30 Amperes is targeted, we might go with lower rated current sensor, LEM.</w:t>
       </w:r>
     </w:p>
     <w:p>
@@ -3304,21 +3130,7 @@
         <w:rPr>
           <w:rFonts w:ascii="Source Sans Pro" w:hAnsi="Source Sans Pro"/>
         </w:rPr>
-        <w:t xml:space="preserve">LDO 24V-&gt;5V is removed. The voltage is step down from 24V to 6.5V, then to 5.2V. As a result, VCC of 5.2V is used for current </w:t>
-      </w:r>
-      <w:proofErr w:type="gramStart"/>
-      <w:r>
-        <w:rPr>
-          <w:rFonts w:ascii="Source Sans Pro" w:hAnsi="Source Sans Pro"/>
-        </w:rPr>
-        <w:t>sensor</w:t>
-      </w:r>
-      <w:proofErr w:type="gramEnd"/>
-      <w:r>
-        <w:rPr>
-          <w:rFonts w:ascii="Source Sans Pro" w:hAnsi="Source Sans Pro"/>
-        </w:rPr>
-        <w:t xml:space="preserve"> and diff. </w:t>
+        <w:t xml:space="preserve">LDO 24V-&gt;5V is removed. The voltage is step down from 24V to 6.5V, then to 5.2V. As a result, VCC of 5.2V is used for current sensor and diff. </w:t>
       </w:r>
       <w:proofErr w:type="spellStart"/>
       <w:r>
@@ -3334,19 +3146,11 @@
         </w:rPr>
         <w:t xml:space="preserve"> supply voltage. </w:t>
       </w:r>
-      <w:proofErr w:type="gramStart"/>
-      <w:r>
-        <w:rPr>
-          <w:rFonts w:ascii="Source Sans Pro" w:hAnsi="Source Sans Pro"/>
-        </w:rPr>
-        <w:t>Reason</w:t>
-      </w:r>
-      <w:proofErr w:type="gramEnd"/>
-      <w:r>
-        <w:rPr>
-          <w:rFonts w:ascii="Source Sans Pro" w:hAnsi="Source Sans Pro"/>
-        </w:rPr>
-        <w:t xml:space="preserve"> is that we have fully rail-to-rail signal</w:t>
+      <w:r>
+        <w:rPr>
+          <w:rFonts w:ascii="Source Sans Pro" w:hAnsi="Source Sans Pro"/>
+        </w:rPr>
+        <w:t>Reason is that we have fully rail-to-rail signal</w:t>
       </w:r>
       <w:r>
         <w:rPr>
@@ -3405,21 +3209,7 @@
         <w:rPr>
           <w:rFonts w:ascii="Source Sans Pro" w:hAnsi="Source Sans Pro"/>
         </w:rPr>
-        <w:t xml:space="preserve">With 2 oz copper weight, minimum track width is 0.16 mm, according to JLCPCB capabilities. -&gt; Differential route width </w:t>
-      </w:r>
-      <w:proofErr w:type="gramStart"/>
-      <w:r>
-        <w:rPr>
-          <w:rFonts w:ascii="Source Sans Pro" w:hAnsi="Source Sans Pro"/>
-        </w:rPr>
-        <w:t>are</w:t>
-      </w:r>
-      <w:proofErr w:type="gramEnd"/>
-      <w:r>
-        <w:rPr>
-          <w:rFonts w:ascii="Source Sans Pro" w:hAnsi="Source Sans Pro"/>
-        </w:rPr>
-        <w:t xml:space="preserve"> adjusted.</w:t>
+        <w:t>With 2 oz copper weight, minimum track width is 0.16 mm, according to JLCPCB capabilities. -&gt; Differential route width are adjusted.</w:t>
       </w:r>
     </w:p>
     <w:p>
@@ -3452,21 +3242,7 @@
         <w:rPr>
           <w:rFonts w:ascii="Source Sans Pro" w:hAnsi="Source Sans Pro"/>
         </w:rPr>
-        <w:t xml:space="preserve"> with more </w:t>
-      </w:r>
-      <w:proofErr w:type="gramStart"/>
-      <w:r>
-        <w:rPr>
-          <w:rFonts w:ascii="Source Sans Pro" w:hAnsi="Source Sans Pro"/>
-        </w:rPr>
-        <w:t>cross section</w:t>
-      </w:r>
-      <w:proofErr w:type="gramEnd"/>
-      <w:r>
-        <w:rPr>
-          <w:rFonts w:ascii="Source Sans Pro" w:hAnsi="Source Sans Pro"/>
-        </w:rPr>
-        <w:t xml:space="preserve"> area, better cooling, lower thermal resistance and better thermal performance</w:t>
+        <w:t xml:space="preserve"> with more cross section area, better cooling, lower thermal resistance and better thermal performance</w:t>
       </w:r>
     </w:p>
     <w:p>
@@ -3499,35 +3275,7 @@
         <w:rPr>
           <w:rFonts w:ascii="Source Sans Pro" w:hAnsi="Source Sans Pro"/>
         </w:rPr>
-        <w:t xml:space="preserve"> wider to 11mm. Channels are spread evenly for symmetry and maximum trace width is achieved to be around 12mm for each trace here. For worst case, Input current can be up to 75A. </w:t>
-      </w:r>
-      <w:proofErr w:type="gramStart"/>
-      <w:r>
-        <w:rPr>
-          <w:rFonts w:ascii="Source Sans Pro" w:hAnsi="Source Sans Pro"/>
-        </w:rPr>
-        <w:t>there</w:t>
-      </w:r>
-      <w:proofErr w:type="gramEnd"/>
-      <w:r>
-        <w:rPr>
-          <w:rFonts w:ascii="Source Sans Pro" w:hAnsi="Source Sans Pro"/>
-        </w:rPr>
-        <w:t xml:space="preserve"> are 4 layers stacked on top of each other, with each copper thickness being 2, this result in a thickness of 8 oz/ft^2 for each trace. This </w:t>
-      </w:r>
-      <w:proofErr w:type="gramStart"/>
-      <w:r>
-        <w:rPr>
-          <w:rFonts w:ascii="Source Sans Pro" w:hAnsi="Source Sans Pro"/>
-        </w:rPr>
-        <w:t>result</w:t>
-      </w:r>
-      <w:proofErr w:type="gramEnd"/>
-      <w:r>
-        <w:rPr>
-          <w:rFonts w:ascii="Source Sans Pro" w:hAnsi="Source Sans Pro"/>
-        </w:rPr>
-        <w:t xml:space="preserve"> in an expected temperature rise of 35 °C when 75A passes through, using IPC-2221 curve fitting</w:t>
+        <w:t xml:space="preserve"> wider to 11mm. Channels are spread evenly for symmetry and maximum trace width is achieved to be around 12mm for each trace here. For worst case, Input current can be up to 75A. there are 4 layers stacked on top of each other, with each copper thickness being 2, this result in a thickness of 8 oz/ft^2 for each trace. This result in an expected temperature rise of 35 °C when 75A passes through, using IPC-2221 curve fitting</w:t>
       </w:r>
     </w:p>
     <w:p>
@@ -3541,6 +3289,7 @@
       <w:r>
         <w:rPr>
           <w:rFonts w:ascii="Source Sans Pro" w:hAnsi="Source Sans Pro"/>
+          <w:noProof/>
         </w:rPr>
         <w:lastRenderedPageBreak/>
         <w:drawing>
@@ -3588,6 +3337,296 @@
           <w:rFonts w:ascii="Source Sans Pro" w:hAnsi="Source Sans Pro"/>
         </w:rPr>
       </w:pPr>
+    </w:p>
+    <w:p>
+      <w:pPr>
+        <w:ind w:left="360"/>
+        <w:jc w:val="both"/>
+        <w:rPr>
+          <w:rFonts w:ascii="Source Sans Pro" w:hAnsi="Source Sans Pro"/>
+        </w:rPr>
+      </w:pPr>
+      <w:r>
+        <w:rPr>
+          <w:rFonts w:ascii="Source Sans Pro" w:hAnsi="Source Sans Pro"/>
+        </w:rPr>
+        <w:t xml:space="preserve">First inspections on the </w:t>
+      </w:r>
+      <w:proofErr w:type="spellStart"/>
+      <w:r>
+        <w:rPr>
+          <w:rFonts w:ascii="Source Sans Pro" w:hAnsi="Source Sans Pro"/>
+        </w:rPr>
+        <w:t>pcbs</w:t>
+      </w:r>
+      <w:proofErr w:type="spellEnd"/>
+      <w:r>
+        <w:rPr>
+          <w:rFonts w:ascii="Source Sans Pro" w:hAnsi="Source Sans Pro"/>
+        </w:rPr>
+        <w:t>:</w:t>
+      </w:r>
+    </w:p>
+    <w:p>
+      <w:pPr>
+        <w:ind w:left="360"/>
+        <w:jc w:val="both"/>
+        <w:rPr>
+          <w:rFonts w:ascii="Source Sans Pro" w:hAnsi="Source Sans Pro"/>
+        </w:rPr>
+      </w:pPr>
+      <w:proofErr w:type="spellStart"/>
+      <w:r>
+        <w:rPr>
+          <w:rFonts w:ascii="Source Sans Pro" w:hAnsi="Source Sans Pro"/>
+        </w:rPr>
+        <w:t>Vref</w:t>
+      </w:r>
+      <w:proofErr w:type="spellEnd"/>
+      <w:r>
+        <w:rPr>
+          <w:rFonts w:ascii="Source Sans Pro" w:hAnsi="Source Sans Pro"/>
+        </w:rPr>
+        <w:t xml:space="preserve"> -&gt; 2.50 V</w:t>
+      </w:r>
+    </w:p>
+    <w:p>
+      <w:pPr>
+        <w:ind w:left="360"/>
+        <w:jc w:val="both"/>
+        <w:rPr>
+          <w:rFonts w:ascii="Source Sans Pro" w:hAnsi="Source Sans Pro"/>
+        </w:rPr>
+      </w:pPr>
+      <w:r>
+        <w:rPr>
+          <w:rFonts w:ascii="Source Sans Pro" w:hAnsi="Source Sans Pro"/>
+        </w:rPr>
+        <w:t xml:space="preserve">VCC+ -&gt; 5.46 V (instead of 5.2 V) </w:t>
+      </w:r>
+    </w:p>
+    <w:p>
+      <w:pPr>
+        <w:pStyle w:val="ListParagraph"/>
+        <w:numPr>
+          <w:ilvl w:val="0"/>
+          <w:numId w:val="7"/>
+        </w:numPr>
+        <w:jc w:val="both"/>
+        <w:rPr>
+          <w:rFonts w:ascii="Source Sans Pro" w:hAnsi="Source Sans Pro"/>
+        </w:rPr>
+      </w:pPr>
+      <w:r>
+        <w:rPr>
+          <w:rFonts w:ascii="Source Sans Pro" w:hAnsi="Source Sans Pro"/>
+        </w:rPr>
+        <w:t>That’s higher than allowable supply voltage range for the current sensors, which is 5.25V</w:t>
+      </w:r>
+    </w:p>
+    <w:p>
+      <w:pPr>
+        <w:ind w:firstLine="720"/>
+        <w:jc w:val="both"/>
+        <w:rPr>
+          <w:rFonts w:ascii="Source Sans Pro" w:hAnsi="Source Sans Pro"/>
+        </w:rPr>
+      </w:pPr>
+      <w:r>
+        <w:rPr>
+          <w:rFonts w:ascii="Source Sans Pro" w:hAnsi="Source Sans Pro"/>
+        </w:rPr>
+        <w:t xml:space="preserve">Reason: </w:t>
+      </w:r>
+      <w:r>
+        <w:rPr>
+          <w:rFonts w:ascii="Source Sans Pro" w:hAnsi="Source Sans Pro"/>
+        </w:rPr>
+        <w:t>With VCC+ being 5.2 V and V_FB = 1.187 V a</w:t>
+      </w:r>
+      <w:r>
+        <w:rPr>
+          <w:rFonts w:ascii="Source Sans Pro" w:hAnsi="Source Sans Pro"/>
+        </w:rPr>
+        <w:t>ccording to the datasheet, 9.1.1, R21/R24 should be 3.3</w:t>
+      </w:r>
+      <w:r>
+        <w:rPr>
+          <w:rFonts w:ascii="Source Sans Pro" w:hAnsi="Source Sans Pro"/>
+        </w:rPr>
+        <w:t xml:space="preserve">88. </w:t>
+      </w:r>
+    </w:p>
+    <w:p>
+      <w:pPr>
+        <w:ind w:firstLine="720"/>
+        <w:jc w:val="both"/>
+        <w:rPr>
+          <w:rFonts w:ascii="Source Sans Pro" w:hAnsi="Source Sans Pro"/>
+        </w:rPr>
+      </w:pPr>
+    </w:p>
+    <w:p>
+      <w:pPr>
+        <w:ind w:firstLine="720"/>
+        <w:jc w:val="both"/>
+        <w:rPr>
+          <w:rFonts w:ascii="Source Sans Pro" w:hAnsi="Source Sans Pro"/>
+        </w:rPr>
+      </w:pPr>
+      <w:r>
+        <w:rPr>
+          <w:rFonts w:ascii="Source Sans Pro" w:hAnsi="Source Sans Pro"/>
+        </w:rPr>
+        <w:drawing>
+          <wp:anchor distT="0" distB="0" distL="114300" distR="114300" simplePos="0" relativeHeight="251658240" behindDoc="1" locked="0" layoutInCell="1" allowOverlap="1" wp14:anchorId="6C54D63E" wp14:editId="78C90704">
+            <wp:simplePos x="0" y="0"/>
+            <wp:positionH relativeFrom="margin">
+              <wp:align>right</wp:align>
+            </wp:positionH>
+            <wp:positionV relativeFrom="paragraph">
+              <wp:posOffset>125095</wp:posOffset>
+            </wp:positionV>
+            <wp:extent cx="1882775" cy="562610"/>
+            <wp:effectExtent l="0" t="0" r="3175" b="8890"/>
+            <wp:wrapTight wrapText="bothSides">
+              <wp:wrapPolygon edited="0">
+                <wp:start x="0" y="0"/>
+                <wp:lineTo x="0" y="21210"/>
+                <wp:lineTo x="21418" y="21210"/>
+                <wp:lineTo x="21418" y="0"/>
+                <wp:lineTo x="0" y="0"/>
+              </wp:wrapPolygon>
+            </wp:wrapTight>
+            <wp:docPr id="929591958" name="Picture 1"/>
+            <wp:cNvGraphicFramePr>
+              <a:graphicFrameLocks xmlns:a="http://schemas.openxmlformats.org/drawingml/2006/main" noChangeAspect="1"/>
+            </wp:cNvGraphicFramePr>
+            <a:graphic xmlns:a="http://schemas.openxmlformats.org/drawingml/2006/main">
+              <a:graphicData uri="http://schemas.openxmlformats.org/drawingml/2006/picture">
+                <pic:pic xmlns:pic="http://schemas.openxmlformats.org/drawingml/2006/picture">
+                  <pic:nvPicPr>
+                    <pic:cNvPr id="929591958" name=""/>
+                    <pic:cNvPicPr/>
+                  </pic:nvPicPr>
+                  <pic:blipFill>
+                    <a:blip r:embed="rId10">
+                      <a:extLst>
+                        <a:ext uri="{28A0092B-C50C-407E-A947-70E740481C1C}">
+                          <a14:useLocalDpi xmlns:a14="http://schemas.microsoft.com/office/drawing/2010/main" val="0"/>
+                        </a:ext>
+                      </a:extLst>
+                    </a:blip>
+                    <a:stretch>
+                      <a:fillRect/>
+                    </a:stretch>
+                  </pic:blipFill>
+                  <pic:spPr>
+                    <a:xfrm>
+                      <a:off x="0" y="0"/>
+                      <a:ext cx="1882775" cy="562610"/>
+                    </a:xfrm>
+                    <a:prstGeom prst="rect">
+                      <a:avLst/>
+                    </a:prstGeom>
+                  </pic:spPr>
+                </pic:pic>
+              </a:graphicData>
+            </a:graphic>
+          </wp:anchor>
+        </w:drawing>
+      </w:r>
+      <w:r>
+        <w:rPr>
+          <w:rFonts w:ascii="Source Sans Pro" w:hAnsi="Source Sans Pro"/>
+          <w:noProof/>
+        </w:rPr>
+        <w:drawing>
+          <wp:inline distT="0" distB="0" distL="0" distR="0" wp14:anchorId="0EBDB7DC" wp14:editId="2DDC39BE">
+            <wp:extent cx="3094225" cy="820350"/>
+            <wp:effectExtent l="0" t="0" r="0" b="0"/>
+            <wp:docPr id="2020204575" name="Picture 1" descr="A screenshot of a computer error&#10;&#10;AI-generated content may be incorrect."/>
+            <wp:cNvGraphicFramePr>
+              <a:graphicFrameLocks xmlns:a="http://schemas.openxmlformats.org/drawingml/2006/main" noChangeAspect="1"/>
+            </wp:cNvGraphicFramePr>
+            <a:graphic xmlns:a="http://schemas.openxmlformats.org/drawingml/2006/main">
+              <a:graphicData uri="http://schemas.openxmlformats.org/drawingml/2006/picture">
+                <pic:pic xmlns:pic="http://schemas.openxmlformats.org/drawingml/2006/picture">
+                  <pic:nvPicPr>
+                    <pic:cNvPr id="2020204575" name="Picture 1" descr="A screenshot of a computer error&#10;&#10;AI-generated content may be incorrect."/>
+                    <pic:cNvPicPr/>
+                  </pic:nvPicPr>
+                  <pic:blipFill>
+                    <a:blip r:embed="rId11"/>
+                    <a:stretch>
+                      <a:fillRect/>
+                    </a:stretch>
+                  </pic:blipFill>
+                  <pic:spPr>
+                    <a:xfrm>
+                      <a:off x="0" y="0"/>
+                      <a:ext cx="3139458" cy="832342"/>
+                    </a:xfrm>
+                    <a:prstGeom prst="rect">
+                      <a:avLst/>
+                    </a:prstGeom>
+                  </pic:spPr>
+                </pic:pic>
+              </a:graphicData>
+            </a:graphic>
+          </wp:inline>
+        </w:drawing>
+      </w:r>
+    </w:p>
+    <w:p>
+      <w:pPr>
+        <w:ind w:firstLine="720"/>
+        <w:jc w:val="both"/>
+        <w:rPr>
+          <w:rFonts w:ascii="Source Sans Pro" w:hAnsi="Source Sans Pro"/>
+        </w:rPr>
+      </w:pPr>
+      <w:r>
+        <w:rPr>
+          <w:rFonts w:ascii="Source Sans Pro" w:hAnsi="Source Sans Pro"/>
+          <w:noProof/>
+        </w:rPr>
+        <w:drawing>
+          <wp:inline distT="0" distB="0" distL="0" distR="0" wp14:anchorId="15C662F6" wp14:editId="596B147A">
+            <wp:extent cx="3743075" cy="1688655"/>
+            <wp:effectExtent l="0" t="0" r="0" b="6985"/>
+            <wp:docPr id="109983400" name="Picture 1" descr="A diagram of a circuit&#10;&#10;AI-generated content may be incorrect."/>
+            <wp:cNvGraphicFramePr>
+              <a:graphicFrameLocks xmlns:a="http://schemas.openxmlformats.org/drawingml/2006/main" noChangeAspect="1"/>
+            </wp:cNvGraphicFramePr>
+            <a:graphic xmlns:a="http://schemas.openxmlformats.org/drawingml/2006/main">
+              <a:graphicData uri="http://schemas.openxmlformats.org/drawingml/2006/picture">
+                <pic:pic xmlns:pic="http://schemas.openxmlformats.org/drawingml/2006/picture">
+                  <pic:nvPicPr>
+                    <pic:cNvPr id="109983400" name="Picture 1" descr="A diagram of a circuit&#10;&#10;AI-generated content may be incorrect."/>
+                    <pic:cNvPicPr/>
+                  </pic:nvPicPr>
+                  <pic:blipFill>
+                    <a:blip r:embed="rId12"/>
+                    <a:stretch>
+                      <a:fillRect/>
+                    </a:stretch>
+                  </pic:blipFill>
+                  <pic:spPr>
+                    <a:xfrm>
+                      <a:off x="0" y="0"/>
+                      <a:ext cx="3751510" cy="1692460"/>
+                    </a:xfrm>
+                    <a:prstGeom prst="rect">
+                      <a:avLst/>
+                    </a:prstGeom>
+                  </pic:spPr>
+                </pic:pic>
+              </a:graphicData>
+            </a:graphic>
+          </wp:inline>
+        </w:drawing>
+      </w:r>
     </w:p>
     <w:sectPr>
       <w:pgSz w:w="11906" w:h="16838" w:code="9"/>

--- a/Measurements/Lab equipments.docx
+++ b/Measurements/Lab equipments.docx
@@ -202,7 +202,21 @@
         <w:rPr>
           <w:rFonts w:ascii="Source Sans Pro" w:hAnsi="Source Sans Pro"/>
         </w:rPr>
-        <w:t xml:space="preserve"> voltages on the PCB by hand ( yellow points)</w:t>
+        <w:t xml:space="preserve"> voltages on the PCB by hand </w:t>
+      </w:r>
+      <w:proofErr w:type="gramStart"/>
+      <w:r>
+        <w:rPr>
+          <w:rFonts w:ascii="Source Sans Pro" w:hAnsi="Source Sans Pro"/>
+        </w:rPr>
+        <w:t>( yellow</w:t>
+      </w:r>
+      <w:proofErr w:type="gramEnd"/>
+      <w:r>
+        <w:rPr>
+          <w:rFonts w:ascii="Source Sans Pro" w:hAnsi="Source Sans Pro"/>
+        </w:rPr>
+        <w:t xml:space="preserve"> points)</w:t>
       </w:r>
     </w:p>
     <w:p>
@@ -296,7 +310,16 @@
           <w:b/>
           <w:bCs/>
         </w:rPr>
-        <w:t>Spitzenberger APS 1000 – CC mode</w:t>
+        <w:t xml:space="preserve">Spitzenberger APS 1000 – CC </w:t>
+      </w:r>
+      <w:proofErr w:type="gramStart"/>
+      <w:r>
+        <w:rPr>
+          <w:rFonts w:ascii="Source Sans Pro" w:hAnsi="Source Sans Pro"/>
+          <w:b/>
+          <w:bCs/>
+        </w:rPr>
+        <w:t>mode</w:t>
       </w:r>
       <w:r>
         <w:rPr>
@@ -308,7 +331,14 @@
         <w:rPr>
           <w:rFonts w:ascii="Source Sans Pro" w:hAnsi="Source Sans Pro"/>
         </w:rPr>
-        <w:t>: to a</w:t>
+        <w:t>:</w:t>
+      </w:r>
+      <w:proofErr w:type="gramEnd"/>
+      <w:r>
+        <w:rPr>
+          <w:rFonts w:ascii="Source Sans Pro" w:hAnsi="Source Sans Pro"/>
+        </w:rPr>
+        <w:t xml:space="preserve"> to a</w:t>
       </w:r>
       <w:r>
         <w:rPr>
@@ -332,7 +362,21 @@
         <w:rPr>
           <w:rFonts w:ascii="Source Sans Pro" w:hAnsi="Source Sans Pro"/>
         </w:rPr>
-        <w:t>. Therefore we achieve AC ripple current with varying frequencies and amplitudes in addition to DC current.</w:t>
+        <w:t xml:space="preserve">. </w:t>
+      </w:r>
+      <w:proofErr w:type="gramStart"/>
+      <w:r>
+        <w:rPr>
+          <w:rFonts w:ascii="Source Sans Pro" w:hAnsi="Source Sans Pro"/>
+        </w:rPr>
+        <w:t>Therefore</w:t>
+      </w:r>
+      <w:proofErr w:type="gramEnd"/>
+      <w:r>
+        <w:rPr>
+          <w:rFonts w:ascii="Source Sans Pro" w:hAnsi="Source Sans Pro"/>
+        </w:rPr>
+        <w:t xml:space="preserve"> we achieve AC ripple current with varying frequencies and amplitudes in addition to DC current.</w:t>
       </w:r>
     </w:p>
     <w:p>
@@ -352,13 +396,43 @@
           <w:b/>
           <w:bCs/>
         </w:rPr>
-        <w:t>Wideband Injection Transformer B-WIT 100</w:t>
-      </w:r>
-      <w:r>
-        <w:rPr>
-          <w:rFonts w:ascii="Source Sans Pro" w:hAnsi="Source Sans Pro"/>
-        </w:rPr>
-        <w:t xml:space="preserve"> : injects differential-mode noise to test the diff. </w:t>
+        <w:t xml:space="preserve">Wideband Injection Transformer B-WIT </w:t>
+      </w:r>
+      <w:proofErr w:type="gramStart"/>
+      <w:r>
+        <w:rPr>
+          <w:rFonts w:ascii="Source Sans Pro" w:hAnsi="Source Sans Pro"/>
+          <w:b/>
+          <w:bCs/>
+        </w:rPr>
+        <w:t>100</w:t>
+      </w:r>
+      <w:r>
+        <w:rPr>
+          <w:rFonts w:ascii="Source Sans Pro" w:hAnsi="Source Sans Pro"/>
+        </w:rPr>
+        <w:t xml:space="preserve"> :</w:t>
+      </w:r>
+      <w:proofErr w:type="gramEnd"/>
+      <w:r>
+        <w:rPr>
+          <w:rFonts w:ascii="Source Sans Pro" w:hAnsi="Source Sans Pro"/>
+        </w:rPr>
+        <w:t xml:space="preserve"> injects differential-mode noise to test the </w:t>
+      </w:r>
+      <w:proofErr w:type="gramStart"/>
+      <w:r>
+        <w:rPr>
+          <w:rFonts w:ascii="Source Sans Pro" w:hAnsi="Source Sans Pro"/>
+        </w:rPr>
+        <w:t>diff</w:t>
+      </w:r>
+      <w:proofErr w:type="gramEnd"/>
+      <w:r>
+        <w:rPr>
+          <w:rFonts w:ascii="Source Sans Pro" w:hAnsi="Source Sans Pro"/>
+        </w:rPr>
+        <w:t xml:space="preserve">. </w:t>
       </w:r>
       <w:proofErr w:type="spellStart"/>
       <w:r>
@@ -787,7 +861,21 @@
         <w:rPr>
           <w:rFonts w:ascii="Source Sans Pro" w:hAnsi="Source Sans Pro"/>
         </w:rPr>
-        <w:t xml:space="preserve">Vector Network Analyzer – Bode 100 : </w:t>
+        <w:t xml:space="preserve">Vector Network Analyzer – Bode </w:t>
+      </w:r>
+      <w:proofErr w:type="gramStart"/>
+      <w:r>
+        <w:rPr>
+          <w:rFonts w:ascii="Source Sans Pro" w:hAnsi="Source Sans Pro"/>
+        </w:rPr>
+        <w:t>100 :</w:t>
+      </w:r>
+      <w:proofErr w:type="gramEnd"/>
+      <w:r>
+        <w:rPr>
+          <w:rFonts w:ascii="Source Sans Pro" w:hAnsi="Source Sans Pro"/>
+        </w:rPr>
+        <w:t xml:space="preserve"> </w:t>
       </w:r>
       <w:r>
         <w:rPr>
@@ -1001,7 +1089,21 @@
         <w:rPr>
           <w:rFonts w:ascii="Source Sans Pro" w:hAnsi="Source Sans Pro"/>
         </w:rPr>
-        <w:t xml:space="preserve">Tektronix TBS 2000 Digital Oscilloscope : </w:t>
+        <w:t xml:space="preserve">Tektronix TBS 2000 Digital </w:t>
+      </w:r>
+      <w:proofErr w:type="gramStart"/>
+      <w:r>
+        <w:rPr>
+          <w:rFonts w:ascii="Source Sans Pro" w:hAnsi="Source Sans Pro"/>
+        </w:rPr>
+        <w:t>Oscilloscope :</w:t>
+      </w:r>
+      <w:proofErr w:type="gramEnd"/>
+      <w:r>
+        <w:rPr>
+          <w:rFonts w:ascii="Source Sans Pro" w:hAnsi="Source Sans Pro"/>
+        </w:rPr>
+        <w:t xml:space="preserve"> </w:t>
       </w:r>
     </w:p>
     <w:p>
@@ -1219,7 +1321,35 @@
         <w:rPr>
           <w:rFonts w:ascii="Source Sans Pro" w:hAnsi="Source Sans Pro"/>
         </w:rPr>
-        <w:t xml:space="preserve"> R2 and R5 resistors. Upon comparison, decided to remove them (replaced with 0 ohm resistors) . </w:t>
+        <w:t xml:space="preserve"> R2 and R5 resistors. Upon comparison, </w:t>
+      </w:r>
+      <w:proofErr w:type="gramStart"/>
+      <w:r>
+        <w:rPr>
+          <w:rFonts w:ascii="Source Sans Pro" w:hAnsi="Source Sans Pro"/>
+        </w:rPr>
+        <w:t>decided</w:t>
+      </w:r>
+      <w:proofErr w:type="gramEnd"/>
+      <w:r>
+        <w:rPr>
+          <w:rFonts w:ascii="Source Sans Pro" w:hAnsi="Source Sans Pro"/>
+        </w:rPr>
+        <w:t xml:space="preserve"> to remove them (replaced with 0 ohm resistors</w:t>
+      </w:r>
+      <w:proofErr w:type="gramStart"/>
+      <w:r>
+        <w:rPr>
+          <w:rFonts w:ascii="Source Sans Pro" w:hAnsi="Source Sans Pro"/>
+        </w:rPr>
+        <w:t>) .</w:t>
+      </w:r>
+      <w:proofErr w:type="gramEnd"/>
+      <w:r>
+        <w:rPr>
+          <w:rFonts w:ascii="Source Sans Pro" w:hAnsi="Source Sans Pro"/>
+        </w:rPr>
+        <w:t xml:space="preserve"> </w:t>
       </w:r>
       <w:r>
         <w:rPr>
@@ -1276,7 +1406,21 @@
         <w:rPr>
           <w:rFonts w:ascii="Source Sans Pro" w:hAnsi="Source Sans Pro"/>
         </w:rPr>
-        <w:t xml:space="preserve">- voltage rails to be -0.2V (LMM05) and +5.2V using switched regulator and a LDO </w:t>
+        <w:t xml:space="preserve">- voltage rails to be -0.2V (LMM05) and +5.2V using switched regulator and </w:t>
+      </w:r>
+      <w:proofErr w:type="gramStart"/>
+      <w:r>
+        <w:rPr>
+          <w:rFonts w:ascii="Source Sans Pro" w:hAnsi="Source Sans Pro"/>
+        </w:rPr>
+        <w:t>a</w:t>
+      </w:r>
+      <w:proofErr w:type="gramEnd"/>
+      <w:r>
+        <w:rPr>
+          <w:rFonts w:ascii="Source Sans Pro" w:hAnsi="Source Sans Pro"/>
+        </w:rPr>
+        <w:t xml:space="preserve"> LDO </w:t>
       </w:r>
     </w:p>
     <w:p>
@@ -1624,13 +1768,33 @@
         </w:numPr>
         <w:rPr>
           <w:rFonts w:ascii="Source Sans Pro" w:hAnsi="Source Sans Pro"/>
-        </w:rPr>
-      </w:pPr>
-      <w:r>
-        <w:rPr>
-          <w:rFonts w:ascii="Source Sans Pro" w:hAnsi="Source Sans Pro"/>
-        </w:rPr>
-        <w:t>X:1 Ratio: Bode 100 scales the input voltage by a factor of X, used with probes that attenuate the signal by a factor of X</w:t>
+          <w:b/>
+          <w:bCs/>
+        </w:rPr>
+      </w:pPr>
+      <w:r>
+        <w:rPr>
+          <w:rFonts w:ascii="Source Sans Pro" w:hAnsi="Source Sans Pro"/>
+          <w:b/>
+          <w:bCs/>
+        </w:rPr>
+        <w:t>X:1 Ratio: Bode 100 scales the input voltage by a factor of X</w:t>
+      </w:r>
+      <w:r>
+        <w:rPr>
+          <w:rFonts w:ascii="Source Sans Pro" w:hAnsi="Source Sans Pro"/>
+          <w:b/>
+          <w:bCs/>
+        </w:rPr>
+        <w:t>. U</w:t>
+      </w:r>
+      <w:r>
+        <w:rPr>
+          <w:rFonts w:ascii="Source Sans Pro" w:hAnsi="Source Sans Pro"/>
+          <w:b/>
+          <w:bCs/>
+        </w:rPr>
+        <w:t>se with probes that attenuate the signal by a factor of X</w:t>
       </w:r>
     </w:p>
     <w:p>
@@ -1698,7 +1862,14 @@
         <w:rPr>
           <w:rFonts w:ascii="Source Sans Pro" w:hAnsi="Source Sans Pro"/>
         </w:rPr>
-        <w:t xml:space="preserve"> CP1003B Current Probe (Set to 5A Mode): </w:t>
+        <w:t xml:space="preserve"> CP1003B Current Probe (Set to 5A Mode</w:t>
+      </w:r>
+      <w:proofErr w:type="gramStart"/>
+      <w:r>
+        <w:rPr>
+          <w:rFonts w:ascii="Source Sans Pro" w:hAnsi="Source Sans Pro"/>
+        </w:rPr>
+        <w:t xml:space="preserve">): </w:t>
       </w:r>
       <w:r>
         <w:rPr>
@@ -1706,6 +1877,7 @@
         </w:rPr>
         <w:t>‐</w:t>
       </w:r>
+      <w:proofErr w:type="gramEnd"/>
       <w:r>
         <w:rPr>
           <w:rFonts w:ascii="Source Sans Pro" w:hAnsi="Source Sans Pro"/>
@@ -1956,7 +2128,14 @@
         <w:rPr>
           <w:rFonts w:ascii="Source Sans Pro" w:hAnsi="Source Sans Pro"/>
         </w:rPr>
-        <w:t xml:space="preserve">1. Current Measurement with CH1: </w:t>
+        <w:t xml:space="preserve">1. Current Measurement with </w:t>
+      </w:r>
+      <w:proofErr w:type="gramStart"/>
+      <w:r>
+        <w:rPr>
+          <w:rFonts w:ascii="Source Sans Pro" w:hAnsi="Source Sans Pro"/>
+        </w:rPr>
+        <w:t xml:space="preserve">CH1: </w:t>
       </w:r>
       <w:r>
         <w:rPr>
@@ -1964,6 +2143,7 @@
         </w:rPr>
         <w:t>‐</w:t>
       </w:r>
+      <w:proofErr w:type="gramEnd"/>
       <w:r>
         <w:rPr>
           <w:rFonts w:ascii="Source Sans Pro" w:hAnsi="Source Sans Pro"/>
@@ -1994,11 +2174,19 @@
         </w:rPr>
         <w:t xml:space="preserve"> Since the current probe outputs 1V for every 1A, a 1:1 ratio is appropriate. </w:t>
       </w:r>
-      <w:r>
-        <w:rPr>
-          <w:rFonts w:ascii="Source Sans Pro" w:hAnsi="Source Sans Pro"/>
-        </w:rPr>
-        <w:t xml:space="preserve">So </w:t>
+      <w:proofErr w:type="gramStart"/>
+      <w:r>
+        <w:rPr>
+          <w:rFonts w:ascii="Source Sans Pro" w:hAnsi="Source Sans Pro"/>
+        </w:rPr>
+        <w:t>So</w:t>
+      </w:r>
+      <w:proofErr w:type="gramEnd"/>
+      <w:r>
+        <w:rPr>
+          <w:rFonts w:ascii="Source Sans Pro" w:hAnsi="Source Sans Pro"/>
+        </w:rPr>
+        <w:t xml:space="preserve"> </w:t>
       </w:r>
       <w:r>
         <w:rPr>
@@ -2017,7 +2205,14 @@
         <w:rPr>
           <w:rFonts w:ascii="Source Sans Pro" w:hAnsi="Source Sans Pro"/>
         </w:rPr>
-        <w:t xml:space="preserve">2. Voltage Measurement with CH2: </w:t>
+        <w:t xml:space="preserve">2. Voltage Measurement with </w:t>
+      </w:r>
+      <w:proofErr w:type="gramStart"/>
+      <w:r>
+        <w:rPr>
+          <w:rFonts w:ascii="Source Sans Pro" w:hAnsi="Source Sans Pro"/>
+        </w:rPr>
+        <w:t xml:space="preserve">CH2: </w:t>
       </w:r>
       <w:r>
         <w:rPr>
@@ -2025,6 +2220,7 @@
         </w:rPr>
         <w:t>‐</w:t>
       </w:r>
+      <w:proofErr w:type="gramEnd"/>
       <w:r>
         <w:rPr>
           <w:rFonts w:ascii="Source Sans Pro" w:hAnsi="Source Sans Pro"/>
@@ -2234,6 +2430,145 @@
           <w:rFonts w:ascii="Source Sans Pro" w:hAnsi="Source Sans Pro"/>
         </w:rPr>
       </w:pPr>
+      <w:r>
+        <w:rPr>
+          <w:rFonts w:ascii="Source Sans Pro" w:hAnsi="Source Sans Pro"/>
+          <w:noProof/>
+        </w:rPr>
+        <mc:AlternateContent>
+          <mc:Choice Requires="wpg">
+            <w:drawing>
+              <wp:anchor distT="0" distB="0" distL="114300" distR="114300" simplePos="0" relativeHeight="251661312" behindDoc="0" locked="0" layoutInCell="1" allowOverlap="1" wp14:anchorId="168369E4" wp14:editId="0E99E98D">
+                <wp:simplePos x="0" y="0"/>
+                <wp:positionH relativeFrom="column">
+                  <wp:posOffset>99391</wp:posOffset>
+                </wp:positionH>
+                <wp:positionV relativeFrom="paragraph">
+                  <wp:posOffset>186690</wp:posOffset>
+                </wp:positionV>
+                <wp:extent cx="5743437" cy="538508"/>
+                <wp:effectExtent l="0" t="0" r="0" b="0"/>
+                <wp:wrapTight wrapText="bothSides">
+                  <wp:wrapPolygon edited="0">
+                    <wp:start x="0" y="0"/>
+                    <wp:lineTo x="0" y="20632"/>
+                    <wp:lineTo x="21495" y="20632"/>
+                    <wp:lineTo x="21495" y="0"/>
+                    <wp:lineTo x="0" y="0"/>
+                  </wp:wrapPolygon>
+                </wp:wrapTight>
+                <wp:docPr id="1034902351" name="Group 1"/>
+                <wp:cNvGraphicFramePr/>
+                <a:graphic xmlns:a="http://schemas.openxmlformats.org/drawingml/2006/main">
+                  <a:graphicData uri="http://schemas.microsoft.com/office/word/2010/wordprocessingGroup">
+                    <wpg:wgp>
+                      <wpg:cNvGrpSpPr/>
+                      <wpg:grpSpPr>
+                        <a:xfrm>
+                          <a:off x="0" y="0"/>
+                          <a:ext cx="5743437" cy="538508"/>
+                          <a:chOff x="0" y="0"/>
+                          <a:chExt cx="5743437" cy="538508"/>
+                        </a:xfrm>
+                      </wpg:grpSpPr>
+                      <pic:pic xmlns:pic="http://schemas.openxmlformats.org/drawingml/2006/picture">
+                        <pic:nvPicPr>
+                          <pic:cNvPr id="522436293" name="Picture 1"/>
+                          <pic:cNvPicPr>
+                            <a:picLocks noChangeAspect="1"/>
+                          </pic:cNvPicPr>
+                        </pic:nvPicPr>
+                        <pic:blipFill>
+                          <a:blip r:embed="rId7">
+                            <a:extLst>
+                              <a:ext uri="{28A0092B-C50C-407E-A947-70E740481C1C}">
+                                <a14:useLocalDpi xmlns:a14="http://schemas.microsoft.com/office/drawing/2010/main" val="0"/>
+                              </a:ext>
+                            </a:extLst>
+                          </a:blip>
+                          <a:stretch>
+                            <a:fillRect/>
+                          </a:stretch>
+                        </pic:blipFill>
+                        <pic:spPr>
+                          <a:xfrm>
+                            <a:off x="0" y="0"/>
+                            <a:ext cx="5731510" cy="284480"/>
+                          </a:xfrm>
+                          <a:prstGeom prst="rect">
+                            <a:avLst/>
+                          </a:prstGeom>
+                        </pic:spPr>
+                      </pic:pic>
+                      <pic:pic xmlns:pic="http://schemas.openxmlformats.org/drawingml/2006/picture">
+                        <pic:nvPicPr>
+                          <pic:cNvPr id="1373376462" name="Picture 1"/>
+                          <pic:cNvPicPr>
+                            <a:picLocks noChangeAspect="1"/>
+                          </pic:cNvPicPr>
+                        </pic:nvPicPr>
+                        <pic:blipFill>
+                          <a:blip r:embed="rId8">
+                            <a:extLst>
+                              <a:ext uri="{28A0092B-C50C-407E-A947-70E740481C1C}">
+                                <a14:useLocalDpi xmlns:a14="http://schemas.microsoft.com/office/drawing/2010/main" val="0"/>
+                              </a:ext>
+                            </a:extLst>
+                          </a:blip>
+                          <a:stretch>
+                            <a:fillRect/>
+                          </a:stretch>
+                        </pic:blipFill>
+                        <pic:spPr>
+                          <a:xfrm>
+                            <a:off x="11927" y="290223"/>
+                            <a:ext cx="5731510" cy="248285"/>
+                          </a:xfrm>
+                          <a:prstGeom prst="rect">
+                            <a:avLst/>
+                          </a:prstGeom>
+                        </pic:spPr>
+                      </pic:pic>
+                    </wpg:wgp>
+                  </a:graphicData>
+                </a:graphic>
+              </wp:anchor>
+            </w:drawing>
+          </mc:Choice>
+          <mc:Fallback>
+            <w:pict>
+              <v:group w14:anchorId="26558042" id="Group 1" o:spid="_x0000_s1026" style="position:absolute;margin-left:7.85pt;margin-top:14.7pt;width:452.25pt;height:42.4pt;z-index:251661312" coordsize="57434,5385" o:gfxdata="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">
+                <v:shapetype id="_x0000_t75" coordsize="21600,21600" o:spt="75" o:preferrelative="t" path="m@4@5l@4@11@9@11@9@5xe" filled="f" stroked="f">
+                  <v:stroke joinstyle="miter"/>
+                  <v:formulas>
+                    <v:f eqn="if lineDrawn pixelLineWidth 0"/>
+                    <v:f eqn="sum @0 1 0"/>
+                    <v:f eqn="sum 0 0 @1"/>
+                    <v:f eqn="prod @2 1 2"/>
+                    <v:f eqn="prod @3 21600 pixelWidth"/>
+                    <v:f eqn="prod @3 21600 pixelHeight"/>
+                    <v:f eqn="sum @0 0 1"/>
+                    <v:f eqn="prod @6 1 2"/>
+                    <v:f eqn="prod @7 21600 pixelWidth"/>
+                    <v:f eqn="sum @8 21600 0"/>
+                    <v:f eqn="prod @7 21600 pixelHeight"/>
+                    <v:f eqn="sum @10 21600 0"/>
+                  </v:formulas>
+                  <v:path o:extrusionok="f" gradientshapeok="t" o:connecttype="rect"/>
+                  <o:lock v:ext="edit" aspectratio="t"/>
+                </v:shapetype>
+                <v:shape id="Picture 1" o:spid="_x0000_s1027" type="#_x0000_t75" style="position:absolute;width:57315;height:2844;visibility:visible;mso-wrap-style:square" o:gfxdata="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">
+                  <v:imagedata r:id="rId9" o:title=""/>
+                </v:shape>
+                <v:shape id="Picture 1" o:spid="_x0000_s1028" type="#_x0000_t75" style="position:absolute;left:119;top:2902;width:57315;height:2483;visibility:visible;mso-wrap-style:square" o:gfxdata="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">
+                  <v:imagedata r:id="rId10" o:title=""/>
+                </v:shape>
+                <w10:wrap type="tight"/>
+              </v:group>
+            </w:pict>
+          </mc:Fallback>
+        </mc:AlternateContent>
+      </w:r>
     </w:p>
     <w:p>
       <w:pPr>
@@ -2249,47 +2584,6 @@
           <w:rFonts w:ascii="Source Sans Pro" w:hAnsi="Source Sans Pro"/>
         </w:rPr>
       </w:pPr>
-      <w:r>
-        <w:rPr>
-          <w:rFonts w:ascii="Source Sans Pro" w:hAnsi="Source Sans Pro"/>
-          <w:noProof/>
-        </w:rPr>
-        <w:drawing>
-          <wp:inline distT="0" distB="0" distL="0" distR="0" wp14:anchorId="24409B51" wp14:editId="7A3D8DA1">
-            <wp:extent cx="5731510" cy="284480"/>
-            <wp:effectExtent l="0" t="0" r="2540" b="1270"/>
-            <wp:docPr id="1868478295" name="Picture 1"/>
-            <wp:cNvGraphicFramePr>
-              <a:graphicFrameLocks xmlns:a="http://schemas.openxmlformats.org/drawingml/2006/main" noChangeAspect="1"/>
-            </wp:cNvGraphicFramePr>
-            <a:graphic xmlns:a="http://schemas.openxmlformats.org/drawingml/2006/main">
-              <a:graphicData uri="http://schemas.openxmlformats.org/drawingml/2006/picture">
-                <pic:pic xmlns:pic="http://schemas.openxmlformats.org/drawingml/2006/picture">
-                  <pic:nvPicPr>
-                    <pic:cNvPr id="1868478295" name=""/>
-                    <pic:cNvPicPr/>
-                  </pic:nvPicPr>
-                  <pic:blipFill>
-                    <a:blip r:embed="rId7"/>
-                    <a:stretch>
-                      <a:fillRect/>
-                    </a:stretch>
-                  </pic:blipFill>
-                  <pic:spPr>
-                    <a:xfrm>
-                      <a:off x="0" y="0"/>
-                      <a:ext cx="5731510" cy="284480"/>
-                    </a:xfrm>
-                    <a:prstGeom prst="rect">
-                      <a:avLst/>
-                    </a:prstGeom>
-                  </pic:spPr>
-                </pic:pic>
-              </a:graphicData>
-            </a:graphic>
-          </wp:inline>
-        </w:drawing>
-      </w:r>
     </w:p>
     <w:p>
       <w:pPr>
@@ -2298,47 +2592,6 @@
           <w:rFonts w:ascii="Source Sans Pro" w:hAnsi="Source Sans Pro"/>
         </w:rPr>
       </w:pPr>
-      <w:r>
-        <w:rPr>
-          <w:rFonts w:ascii="Source Sans Pro" w:hAnsi="Source Sans Pro"/>
-          <w:noProof/>
-        </w:rPr>
-        <w:drawing>
-          <wp:inline distT="0" distB="0" distL="0" distR="0" wp14:anchorId="4B508815" wp14:editId="3D654CA2">
-            <wp:extent cx="5731510" cy="248285"/>
-            <wp:effectExtent l="0" t="0" r="2540" b="0"/>
-            <wp:docPr id="779991313" name="Picture 1"/>
-            <wp:cNvGraphicFramePr>
-              <a:graphicFrameLocks xmlns:a="http://schemas.openxmlformats.org/drawingml/2006/main" noChangeAspect="1"/>
-            </wp:cNvGraphicFramePr>
-            <a:graphic xmlns:a="http://schemas.openxmlformats.org/drawingml/2006/main">
-              <a:graphicData uri="http://schemas.openxmlformats.org/drawingml/2006/picture">
-                <pic:pic xmlns:pic="http://schemas.openxmlformats.org/drawingml/2006/picture">
-                  <pic:nvPicPr>
-                    <pic:cNvPr id="779991313" name=""/>
-                    <pic:cNvPicPr/>
-                  </pic:nvPicPr>
-                  <pic:blipFill>
-                    <a:blip r:embed="rId8"/>
-                    <a:stretch>
-                      <a:fillRect/>
-                    </a:stretch>
-                  </pic:blipFill>
-                  <pic:spPr>
-                    <a:xfrm>
-                      <a:off x="0" y="0"/>
-                      <a:ext cx="5731510" cy="248285"/>
-                    </a:xfrm>
-                    <a:prstGeom prst="rect">
-                      <a:avLst/>
-                    </a:prstGeom>
-                  </pic:spPr>
-                </pic:pic>
-              </a:graphicData>
-            </a:graphic>
-          </wp:inline>
-        </w:drawing>
-      </w:r>
     </w:p>
     <w:p>
       <w:pPr>
@@ -2358,7 +2611,6 @@
         <w:rPr>
           <w:rFonts w:ascii="Source Sans Pro" w:hAnsi="Source Sans Pro"/>
         </w:rPr>
-        <w:lastRenderedPageBreak/>
         <w:t>Manual AC measurements:</w:t>
       </w:r>
     </w:p>
@@ -2943,11 +3195,19 @@
           <w:rFonts w:ascii="Source Sans Pro" w:hAnsi="Source Sans Pro"/>
         </w:rPr>
       </w:pPr>
-      <w:r>
-        <w:rPr>
-          <w:rFonts w:ascii="Source Sans Pro" w:hAnsi="Source Sans Pro"/>
-        </w:rPr>
-        <w:t>Therefore we can obtain the impedance of the current sensor alone</w:t>
+      <w:proofErr w:type="gramStart"/>
+      <w:r>
+        <w:rPr>
+          <w:rFonts w:ascii="Source Sans Pro" w:hAnsi="Source Sans Pro"/>
+        </w:rPr>
+        <w:t>Therefore</w:t>
+      </w:r>
+      <w:proofErr w:type="gramEnd"/>
+      <w:r>
+        <w:rPr>
+          <w:rFonts w:ascii="Source Sans Pro" w:hAnsi="Source Sans Pro"/>
+        </w:rPr>
+        <w:t xml:space="preserve"> we can obtain the impedance of the current sensor alone</w:t>
       </w:r>
     </w:p>
     <w:p>
@@ -3083,7 +3343,21 @@
         <w:rPr>
           <w:rFonts w:ascii="Source Sans Pro" w:hAnsi="Source Sans Pro"/>
         </w:rPr>
-        <w:t>) is contacted. Since maximum of 30 Amperes is targeted, we might go with lower rated current sensor, LEM.</w:t>
+        <w:t xml:space="preserve">) is contacted. Since maximum of 30 Amperes is targeted, we might go with </w:t>
+      </w:r>
+      <w:proofErr w:type="gramStart"/>
+      <w:r>
+        <w:rPr>
+          <w:rFonts w:ascii="Source Sans Pro" w:hAnsi="Source Sans Pro"/>
+        </w:rPr>
+        <w:t>lower</w:t>
+      </w:r>
+      <w:proofErr w:type="gramEnd"/>
+      <w:r>
+        <w:rPr>
+          <w:rFonts w:ascii="Source Sans Pro" w:hAnsi="Source Sans Pro"/>
+        </w:rPr>
+        <w:t xml:space="preserve"> rated current sensor, LEM.</w:t>
       </w:r>
     </w:p>
     <w:p>
@@ -3130,7 +3404,21 @@
         <w:rPr>
           <w:rFonts w:ascii="Source Sans Pro" w:hAnsi="Source Sans Pro"/>
         </w:rPr>
-        <w:t xml:space="preserve">LDO 24V-&gt;5V is removed. The voltage is step down from 24V to 6.5V, then to 5.2V. As a result, VCC of 5.2V is used for current sensor and diff. </w:t>
+        <w:t xml:space="preserve">LDO 24V-&gt;5V is removed. The voltage is step down from 24V to 6.5V, then to 5.2V. As a result, VCC of 5.2V is used for current </w:t>
+      </w:r>
+      <w:proofErr w:type="gramStart"/>
+      <w:r>
+        <w:rPr>
+          <w:rFonts w:ascii="Source Sans Pro" w:hAnsi="Source Sans Pro"/>
+        </w:rPr>
+        <w:t>sensor</w:t>
+      </w:r>
+      <w:proofErr w:type="gramEnd"/>
+      <w:r>
+        <w:rPr>
+          <w:rFonts w:ascii="Source Sans Pro" w:hAnsi="Source Sans Pro"/>
+        </w:rPr>
+        <w:t xml:space="preserve"> and diff. </w:t>
       </w:r>
       <w:proofErr w:type="spellStart"/>
       <w:r>
@@ -3146,11 +3434,19 @@
         </w:rPr>
         <w:t xml:space="preserve"> supply voltage. </w:t>
       </w:r>
-      <w:r>
-        <w:rPr>
-          <w:rFonts w:ascii="Source Sans Pro" w:hAnsi="Source Sans Pro"/>
-        </w:rPr>
-        <w:t>Reason is that we have fully rail-to-rail signal</w:t>
+      <w:proofErr w:type="gramStart"/>
+      <w:r>
+        <w:rPr>
+          <w:rFonts w:ascii="Source Sans Pro" w:hAnsi="Source Sans Pro"/>
+        </w:rPr>
+        <w:t>Reason</w:t>
+      </w:r>
+      <w:proofErr w:type="gramEnd"/>
+      <w:r>
+        <w:rPr>
+          <w:rFonts w:ascii="Source Sans Pro" w:hAnsi="Source Sans Pro"/>
+        </w:rPr>
+        <w:t xml:space="preserve"> is that we have fully rail-to-rail signal</w:t>
       </w:r>
       <w:r>
         <w:rPr>
@@ -3209,7 +3505,21 @@
         <w:rPr>
           <w:rFonts w:ascii="Source Sans Pro" w:hAnsi="Source Sans Pro"/>
         </w:rPr>
-        <w:t>With 2 oz copper weight, minimum track width is 0.16 mm, according to JLCPCB capabilities. -&gt; Differential route width are adjusted.</w:t>
+        <w:t xml:space="preserve">With 2 oz copper weight, minimum track width is 0.16 mm, according to JLCPCB capabilities. -&gt; Differential route width </w:t>
+      </w:r>
+      <w:proofErr w:type="gramStart"/>
+      <w:r>
+        <w:rPr>
+          <w:rFonts w:ascii="Source Sans Pro" w:hAnsi="Source Sans Pro"/>
+        </w:rPr>
+        <w:t>are</w:t>
+      </w:r>
+      <w:proofErr w:type="gramEnd"/>
+      <w:r>
+        <w:rPr>
+          <w:rFonts w:ascii="Source Sans Pro" w:hAnsi="Source Sans Pro"/>
+        </w:rPr>
+        <w:t xml:space="preserve"> adjusted.</w:t>
       </w:r>
     </w:p>
     <w:p>
@@ -3242,7 +3552,21 @@
         <w:rPr>
           <w:rFonts w:ascii="Source Sans Pro" w:hAnsi="Source Sans Pro"/>
         </w:rPr>
-        <w:t xml:space="preserve"> with more cross section area, better cooling, lower thermal resistance and better thermal performance</w:t>
+        <w:t xml:space="preserve"> with more </w:t>
+      </w:r>
+      <w:proofErr w:type="gramStart"/>
+      <w:r>
+        <w:rPr>
+          <w:rFonts w:ascii="Source Sans Pro" w:hAnsi="Source Sans Pro"/>
+        </w:rPr>
+        <w:t>cross section</w:t>
+      </w:r>
+      <w:proofErr w:type="gramEnd"/>
+      <w:r>
+        <w:rPr>
+          <w:rFonts w:ascii="Source Sans Pro" w:hAnsi="Source Sans Pro"/>
+        </w:rPr>
+        <w:t xml:space="preserve"> area, better cooling, lower thermal resistance and better thermal performance</w:t>
       </w:r>
     </w:p>
     <w:p>
@@ -3275,7 +3599,35 @@
         <w:rPr>
           <w:rFonts w:ascii="Source Sans Pro" w:hAnsi="Source Sans Pro"/>
         </w:rPr>
-        <w:t xml:space="preserve"> wider to 11mm. Channels are spread evenly for symmetry and maximum trace width is achieved to be around 12mm for each trace here. For worst case, Input current can be up to 75A. there are 4 layers stacked on top of each other, with each copper thickness being 2, this result in a thickness of 8 oz/ft^2 for each trace. This result in an expected temperature rise of 35 °C when 75A passes through, using IPC-2221 curve fitting</w:t>
+        <w:t xml:space="preserve"> wider to 11mm. Channels are spread evenly for symmetry and maximum trace width is achieved to be around 12mm for each trace here. For worst case, Input current can be up to 75A. </w:t>
+      </w:r>
+      <w:proofErr w:type="gramStart"/>
+      <w:r>
+        <w:rPr>
+          <w:rFonts w:ascii="Source Sans Pro" w:hAnsi="Source Sans Pro"/>
+        </w:rPr>
+        <w:t>there</w:t>
+      </w:r>
+      <w:proofErr w:type="gramEnd"/>
+      <w:r>
+        <w:rPr>
+          <w:rFonts w:ascii="Source Sans Pro" w:hAnsi="Source Sans Pro"/>
+        </w:rPr>
+        <w:t xml:space="preserve"> are 4 layers stacked on top of each other, with each copper thickness being 2, this result in a thickness of 8 oz/ft^2 for each trace. This </w:t>
+      </w:r>
+      <w:proofErr w:type="gramStart"/>
+      <w:r>
+        <w:rPr>
+          <w:rFonts w:ascii="Source Sans Pro" w:hAnsi="Source Sans Pro"/>
+        </w:rPr>
+        <w:t>result</w:t>
+      </w:r>
+      <w:proofErr w:type="gramEnd"/>
+      <w:r>
+        <w:rPr>
+          <w:rFonts w:ascii="Source Sans Pro" w:hAnsi="Source Sans Pro"/>
+        </w:rPr>
+        <w:t xml:space="preserve"> in an expected temperature rise of 35 °C when 75A passes through, using IPC-2221 curve fitting</w:t>
       </w:r>
     </w:p>
     <w:p>
@@ -3308,7 +3660,7 @@
                     <pic:cNvPicPr/>
                   </pic:nvPicPr>
                   <pic:blipFill>
-                    <a:blip r:embed="rId9"/>
+                    <a:blip r:embed="rId11"/>
                     <a:stretch>
                       <a:fillRect/>
                     </a:stretch>
@@ -3387,7 +3739,19 @@
         <w:rPr>
           <w:rFonts w:ascii="Source Sans Pro" w:hAnsi="Source Sans Pro"/>
         </w:rPr>
-        <w:t xml:space="preserve"> -&gt; 2.50 V</w:t>
+        <w:t xml:space="preserve"> -&gt; 2.50</w:t>
+      </w:r>
+      <w:r>
+        <w:rPr>
+          <w:rFonts w:ascii="Source Sans Pro" w:hAnsi="Source Sans Pro"/>
+        </w:rPr>
+        <w:t>1</w:t>
+      </w:r>
+      <w:r>
+        <w:rPr>
+          <w:rFonts w:ascii="Source Sans Pro" w:hAnsi="Source Sans Pro"/>
+        </w:rPr>
+        <w:t xml:space="preserve"> V</w:t>
       </w:r>
     </w:p>
     <w:p>
@@ -3421,7 +3785,19 @@
         <w:rPr>
           <w:rFonts w:ascii="Source Sans Pro" w:hAnsi="Source Sans Pro"/>
         </w:rPr>
-        <w:t>That’s higher than allowable supply voltage range for the current sensors, which is 5.25V</w:t>
+        <w:t xml:space="preserve">That’s higher </w:t>
+      </w:r>
+      <w:r>
+        <w:rPr>
+          <w:rFonts w:ascii="Source Sans Pro" w:hAnsi="Source Sans Pro"/>
+        </w:rPr>
+        <w:t>according to specifications supply range of the current sensor</w:t>
+      </w:r>
+      <w:r>
+        <w:rPr>
+          <w:rFonts w:ascii="Source Sans Pro" w:hAnsi="Source Sans Pro"/>
+        </w:rPr>
+        <w:t>, which is 5.25V</w:t>
       </w:r>
     </w:p>
     <w:p>
@@ -3479,7 +3855,70 @@
           <w:rFonts w:ascii="Source Sans Pro" w:hAnsi="Source Sans Pro"/>
         </w:rPr>
         <w:drawing>
-          <wp:anchor distT="0" distB="0" distL="114300" distR="114300" simplePos="0" relativeHeight="251658240" behindDoc="1" locked="0" layoutInCell="1" allowOverlap="1" wp14:anchorId="6C54D63E" wp14:editId="78C90704">
+          <wp:anchor distT="0" distB="0" distL="114300" distR="114300" simplePos="0" relativeHeight="251658240" behindDoc="1" locked="0" layoutInCell="1" allowOverlap="1" wp14:anchorId="47F7B7D6" wp14:editId="38E2FA30">
+            <wp:simplePos x="0" y="0"/>
+            <wp:positionH relativeFrom="column">
+              <wp:posOffset>3401653</wp:posOffset>
+            </wp:positionH>
+            <wp:positionV relativeFrom="paragraph">
+              <wp:posOffset>1023559</wp:posOffset>
+            </wp:positionV>
+            <wp:extent cx="2312261" cy="1011390"/>
+            <wp:effectExtent l="0" t="0" r="0" b="0"/>
+            <wp:wrapTight wrapText="bothSides">
+              <wp:wrapPolygon edited="0">
+                <wp:start x="0" y="0"/>
+                <wp:lineTo x="0" y="21166"/>
+                <wp:lineTo x="21357" y="21166"/>
+                <wp:lineTo x="21357" y="0"/>
+                <wp:lineTo x="0" y="0"/>
+              </wp:wrapPolygon>
+            </wp:wrapTight>
+            <wp:docPr id="2105032129" name="Picture 1" descr="A math equations and symbols&#10;&#10;AI-generated content may be incorrect."/>
+            <wp:cNvGraphicFramePr>
+              <a:graphicFrameLocks xmlns:a="http://schemas.openxmlformats.org/drawingml/2006/main" noChangeAspect="1"/>
+            </wp:cNvGraphicFramePr>
+            <a:graphic xmlns:a="http://schemas.openxmlformats.org/drawingml/2006/main">
+              <a:graphicData uri="http://schemas.openxmlformats.org/drawingml/2006/picture">
+                <pic:pic xmlns:pic="http://schemas.openxmlformats.org/drawingml/2006/picture">
+                  <pic:nvPicPr>
+                    <pic:cNvPr id="2105032129" name="Picture 1" descr="A math equations and symbols&#10;&#10;AI-generated content may be incorrect."/>
+                    <pic:cNvPicPr/>
+                  </pic:nvPicPr>
+                  <pic:blipFill>
+                    <a:blip r:embed="rId12" cstate="print">
+                      <a:extLst>
+                        <a:ext uri="{28A0092B-C50C-407E-A947-70E740481C1C}">
+                          <a14:useLocalDpi xmlns:a14="http://schemas.microsoft.com/office/drawing/2010/main" val="0"/>
+                        </a:ext>
+                      </a:extLst>
+                    </a:blip>
+                    <a:stretch>
+                      <a:fillRect/>
+                    </a:stretch>
+                  </pic:blipFill>
+                  <pic:spPr>
+                    <a:xfrm>
+                      <a:off x="0" y="0"/>
+                      <a:ext cx="2312261" cy="1011390"/>
+                    </a:xfrm>
+                    <a:prstGeom prst="rect">
+                      <a:avLst/>
+                    </a:prstGeom>
+                  </pic:spPr>
+                </pic:pic>
+              </a:graphicData>
+            </a:graphic>
+          </wp:anchor>
+        </w:drawing>
+      </w:r>
+      <w:r>
+        <w:rPr>
+          <w:rFonts w:ascii="Source Sans Pro" w:hAnsi="Source Sans Pro"/>
+          <w:noProof/>
+        </w:rPr>
+        <w:drawing>
+          <wp:anchor distT="0" distB="0" distL="114300" distR="114300" simplePos="0" relativeHeight="251657216" behindDoc="1" locked="0" layoutInCell="1" allowOverlap="1" wp14:anchorId="6C54D63E" wp14:editId="03DFB9AE">
             <wp:simplePos x="0" y="0"/>
             <wp:positionH relativeFrom="margin">
               <wp:align>right</wp:align>
@@ -3510,7 +3949,7 @@
                     <pic:cNvPicPr/>
                   </pic:nvPicPr>
                   <pic:blipFill>
-                    <a:blip r:embed="rId10">
+                    <a:blip r:embed="rId13">
                       <a:extLst>
                         <a:ext uri="{28A0092B-C50C-407E-A947-70E740481C1C}">
                           <a14:useLocalDpi xmlns:a14="http://schemas.microsoft.com/office/drawing/2010/main" val="0"/>
@@ -3557,7 +3996,7 @@
                     <pic:cNvPicPr/>
                   </pic:nvPicPr>
                   <pic:blipFill>
-                    <a:blip r:embed="rId11"/>
+                    <a:blip r:embed="rId14"/>
                     <a:stretch>
                       <a:fillRect/>
                     </a:stretch>
@@ -3592,9 +4031,9 @@
           <w:noProof/>
         </w:rPr>
         <w:drawing>
-          <wp:inline distT="0" distB="0" distL="0" distR="0" wp14:anchorId="15C662F6" wp14:editId="596B147A">
-            <wp:extent cx="3743075" cy="1688655"/>
-            <wp:effectExtent l="0" t="0" r="0" b="6985"/>
+          <wp:inline distT="0" distB="0" distL="0" distR="0" wp14:anchorId="15C662F6" wp14:editId="3EDA6E34">
+            <wp:extent cx="2530851" cy="1141771"/>
+            <wp:effectExtent l="0" t="0" r="3175" b="1270"/>
             <wp:docPr id="109983400" name="Picture 1" descr="A diagram of a circuit&#10;&#10;AI-generated content may be incorrect."/>
             <wp:cNvGraphicFramePr>
               <a:graphicFrameLocks xmlns:a="http://schemas.openxmlformats.org/drawingml/2006/main" noChangeAspect="1"/>
@@ -3607,7 +4046,7 @@
                     <pic:cNvPicPr/>
                   </pic:nvPicPr>
                   <pic:blipFill>
-                    <a:blip r:embed="rId12"/>
+                    <a:blip r:embed="rId15"/>
                     <a:stretch>
                       <a:fillRect/>
                     </a:stretch>
@@ -3615,7 +4054,7 @@
                   <pic:spPr>
                     <a:xfrm>
                       <a:off x="0" y="0"/>
-                      <a:ext cx="3751510" cy="1692460"/>
+                      <a:ext cx="2569640" cy="1159270"/>
                     </a:xfrm>
                     <a:prstGeom prst="rect">
                       <a:avLst/>
@@ -3627,6 +4066,1226 @@
           </wp:inline>
         </w:drawing>
       </w:r>
+    </w:p>
+    <w:p>
+      <w:pPr>
+        <w:ind w:firstLine="720"/>
+        <w:jc w:val="both"/>
+        <w:rPr>
+          <w:rFonts w:ascii="Source Sans Pro" w:hAnsi="Source Sans Pro"/>
+        </w:rPr>
+      </w:pPr>
+    </w:p>
+    <w:p>
+      <w:pPr>
+        <w:ind w:firstLine="720"/>
+        <w:jc w:val="both"/>
+        <w:rPr>
+          <w:rFonts w:ascii="Source Sans Pro" w:hAnsi="Source Sans Pro"/>
+        </w:rPr>
+      </w:pPr>
+      <w:r>
+        <w:rPr>
+          <w:rFonts w:ascii="Source Sans Pro" w:hAnsi="Source Sans Pro"/>
+        </w:rPr>
+        <w:t>Measured VCC+ = 5.</w:t>
+      </w:r>
+      <w:r>
+        <w:rPr>
+          <w:rFonts w:ascii="Source Sans Pro" w:hAnsi="Source Sans Pro"/>
+        </w:rPr>
+        <w:t>1 V</w:t>
+      </w:r>
+    </w:p>
+    <w:p>
+      <w:pPr>
+        <w:ind w:firstLine="720"/>
+        <w:jc w:val="both"/>
+        <w:rPr>
+          <w:rFonts w:ascii="Source Sans Pro" w:hAnsi="Source Sans Pro"/>
+        </w:rPr>
+      </w:pPr>
+    </w:p>
+    <w:p>
+      <w:pPr>
+        <w:ind w:firstLine="720"/>
+        <w:jc w:val="both"/>
+        <w:rPr>
+          <w:rFonts w:ascii="Source Sans Pro" w:hAnsi="Source Sans Pro"/>
+        </w:rPr>
+      </w:pPr>
+      <w:r>
+        <w:rPr>
+          <w:rFonts w:ascii="Source Sans Pro" w:hAnsi="Source Sans Pro"/>
+          <w:noProof/>
+        </w:rPr>
+        <mc:AlternateContent>
+          <mc:Choice Requires="wps">
+            <w:drawing>
+              <wp:anchor distT="0" distB="0" distL="114300" distR="114300" simplePos="0" relativeHeight="251663360" behindDoc="0" locked="0" layoutInCell="1" allowOverlap="1" wp14:anchorId="0B2760E1" wp14:editId="79435616">
+                <wp:simplePos x="0" y="0"/>
+                <wp:positionH relativeFrom="column">
+                  <wp:posOffset>561974</wp:posOffset>
+                </wp:positionH>
+                <wp:positionV relativeFrom="paragraph">
+                  <wp:posOffset>1311910</wp:posOffset>
+                </wp:positionV>
+                <wp:extent cx="237808" cy="3014663"/>
+                <wp:effectExtent l="95250" t="19050" r="29210" b="52705"/>
+                <wp:wrapNone/>
+                <wp:docPr id="1190909065" name="Straight Arrow Connector 3"/>
+                <wp:cNvGraphicFramePr/>
+                <a:graphic xmlns:a="http://schemas.openxmlformats.org/drawingml/2006/main">
+                  <a:graphicData uri="http://schemas.microsoft.com/office/word/2010/wordprocessingShape">
+                    <wps:wsp>
+                      <wps:cNvCnPr/>
+                      <wps:spPr>
+                        <a:xfrm flipH="1">
+                          <a:off x="0" y="0"/>
+                          <a:ext cx="237808" cy="3014663"/>
+                        </a:xfrm>
+                        <a:prstGeom prst="straightConnector1">
+                          <a:avLst/>
+                        </a:prstGeom>
+                        <a:ln w="38100">
+                          <a:solidFill>
+                            <a:srgbClr val="FF0000"/>
+                          </a:solidFill>
+                          <a:tailEnd type="triangle"/>
+                        </a:ln>
+                      </wps:spPr>
+                      <wps:style>
+                        <a:lnRef idx="1">
+                          <a:schemeClr val="accent1"/>
+                        </a:lnRef>
+                        <a:fillRef idx="0">
+                          <a:schemeClr val="accent1"/>
+                        </a:fillRef>
+                        <a:effectRef idx="0">
+                          <a:schemeClr val="accent1"/>
+                        </a:effectRef>
+                        <a:fontRef idx="minor">
+                          <a:schemeClr val="tx1"/>
+                        </a:fontRef>
+                      </wps:style>
+                      <wps:bodyPr/>
+                    </wps:wsp>
+                  </a:graphicData>
+                </a:graphic>
+                <wp14:sizeRelH relativeFrom="margin">
+                  <wp14:pctWidth>0</wp14:pctWidth>
+                </wp14:sizeRelH>
+                <wp14:sizeRelV relativeFrom="margin">
+                  <wp14:pctHeight>0</wp14:pctHeight>
+                </wp14:sizeRelV>
+              </wp:anchor>
+            </w:drawing>
+          </mc:Choice>
+          <mc:Fallback>
+            <w:pict>
+              <v:shapetype w14:anchorId="6E77BF43" id="_x0000_t32" coordsize="21600,21600" o:spt="32" o:oned="t" path="m,l21600,21600e" filled="f">
+                <v:path arrowok="t" fillok="f" o:connecttype="none"/>
+                <o:lock v:ext="edit" shapetype="t"/>
+              </v:shapetype>
+              <v:shape id="Straight Arrow Connector 3" o:spid="_x0000_s1026" type="#_x0000_t32" style="position:absolute;margin-left:44.25pt;margin-top:103.3pt;width:18.75pt;height:237.4pt;flip:x;z-index:251663360;visibility:visible;mso-wrap-style:square;mso-width-percent:0;mso-height-percent:0;mso-wrap-distance-left:9pt;mso-wrap-distance-top:0;mso-wrap-distance-right:9pt;mso-wrap-distance-bottom:0;mso-position-horizontal:absolute;mso-position-horizontal-relative:text;mso-position-vertical:absolute;mso-position-vertical-relative:text;mso-width-percent:0;mso-height-percent:0;mso-width-relative:margin;mso-height-relative:margin" o:gfxdata="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" strokecolor="red" strokeweight="3pt">
+                <v:stroke endarrow="block" joinstyle="miter"/>
+              </v:shape>
+            </w:pict>
+          </mc:Fallback>
+        </mc:AlternateContent>
+      </w:r>
+      <w:r>
+        <w:rPr>
+          <w:rFonts w:ascii="Source Sans Pro" w:hAnsi="Source Sans Pro"/>
+          <w:noProof/>
+        </w:rPr>
+        <mc:AlternateContent>
+          <mc:Choice Requires="wps">
+            <w:drawing>
+              <wp:anchor distT="0" distB="0" distL="114300" distR="114300" simplePos="0" relativeHeight="251662336" behindDoc="0" locked="0" layoutInCell="1" allowOverlap="1" wp14:anchorId="78F22094" wp14:editId="3CC59BCD">
+                <wp:simplePos x="0" y="0"/>
+                <wp:positionH relativeFrom="column">
+                  <wp:posOffset>665797</wp:posOffset>
+                </wp:positionH>
+                <wp:positionV relativeFrom="paragraph">
+                  <wp:posOffset>859155</wp:posOffset>
+                </wp:positionV>
+                <wp:extent cx="285750" cy="352425"/>
+                <wp:effectExtent l="19050" t="19050" r="19050" b="28575"/>
+                <wp:wrapNone/>
+                <wp:docPr id="1043115128" name="Rectangle 2"/>
+                <wp:cNvGraphicFramePr/>
+                <a:graphic xmlns:a="http://schemas.openxmlformats.org/drawingml/2006/main">
+                  <a:graphicData uri="http://schemas.microsoft.com/office/word/2010/wordprocessingShape">
+                    <wps:wsp>
+                      <wps:cNvSpPr/>
+                      <wps:spPr>
+                        <a:xfrm>
+                          <a:off x="0" y="0"/>
+                          <a:ext cx="285750" cy="352425"/>
+                        </a:xfrm>
+                        <a:prstGeom prst="rect">
+                          <a:avLst/>
+                        </a:prstGeom>
+                        <a:noFill/>
+                        <a:ln w="38100">
+                          <a:solidFill>
+                            <a:srgbClr val="FF0000"/>
+                          </a:solidFill>
+                        </a:ln>
+                      </wps:spPr>
+                      <wps:style>
+                        <a:lnRef idx="2">
+                          <a:schemeClr val="accent1">
+                            <a:shade val="15000"/>
+                          </a:schemeClr>
+                        </a:lnRef>
+                        <a:fillRef idx="1">
+                          <a:schemeClr val="accent1"/>
+                        </a:fillRef>
+                        <a:effectRef idx="0">
+                          <a:schemeClr val="accent1"/>
+                        </a:effectRef>
+                        <a:fontRef idx="minor">
+                          <a:schemeClr val="lt1"/>
+                        </a:fontRef>
+                      </wps:style>
+                      <wps:bodyPr rot="0" spcFirstLastPara="0" vertOverflow="overflow" horzOverflow="overflow" vert="horz" wrap="square" lIns="91440" tIns="45720" rIns="91440" bIns="45720" numCol="1" spcCol="0" rtlCol="0" fromWordArt="0" anchor="ctr" anchorCtr="0" forceAA="0" compatLnSpc="1">
+                        <a:prstTxWarp prst="textNoShape">
+                          <a:avLst/>
+                        </a:prstTxWarp>
+                        <a:noAutofit/>
+                      </wps:bodyPr>
+                    </wps:wsp>
+                  </a:graphicData>
+                </a:graphic>
+              </wp:anchor>
+            </w:drawing>
+          </mc:Choice>
+          <mc:Fallback>
+            <w:pict>
+              <v:rect w14:anchorId="371456F5" id="Rectangle 2" o:spid="_x0000_s1026" style="position:absolute;margin-left:52.4pt;margin-top:67.65pt;width:22.5pt;height:27.75pt;z-index:251662336;visibility:visible;mso-wrap-style:square;mso-wrap-distance-left:9pt;mso-wrap-distance-top:0;mso-wrap-distance-right:9pt;mso-wrap-distance-bottom:0;mso-position-horizontal:absolute;mso-position-horizontal-relative:text;mso-position-vertical:absolute;mso-position-vertical-relative:text;v-text-anchor:middle" o:gfxdata="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" filled="f" strokecolor="red" strokeweight="3pt"/>
+            </w:pict>
+          </mc:Fallback>
+        </mc:AlternateContent>
+      </w:r>
+      <w:r>
+        <w:rPr>
+          <w:rFonts w:ascii="Source Sans Pro" w:hAnsi="Source Sans Pro"/>
+        </w:rPr>
+        <w:drawing>
+          <wp:inline distT="0" distB="0" distL="0" distR="0" wp14:anchorId="14732555" wp14:editId="2499982A">
+            <wp:extent cx="3344937" cy="2843530"/>
+            <wp:effectExtent l="0" t="0" r="8255" b="0"/>
+            <wp:docPr id="1206836676" name="Picture 1" descr="A screenshot of a computer program&#10;&#10;AI-generated content may be incorrect."/>
+            <wp:cNvGraphicFramePr>
+              <a:graphicFrameLocks xmlns:a="http://schemas.openxmlformats.org/drawingml/2006/main" noChangeAspect="1"/>
+            </wp:cNvGraphicFramePr>
+            <a:graphic xmlns:a="http://schemas.openxmlformats.org/drawingml/2006/main">
+              <a:graphicData uri="http://schemas.openxmlformats.org/drawingml/2006/picture">
+                <pic:pic xmlns:pic="http://schemas.openxmlformats.org/drawingml/2006/picture">
+                  <pic:nvPicPr>
+                    <pic:cNvPr id="1206836676" name="Picture 1" descr="A screenshot of a computer program&#10;&#10;AI-generated content may be incorrect."/>
+                    <pic:cNvPicPr/>
+                  </pic:nvPicPr>
+                  <pic:blipFill>
+                    <a:blip r:embed="rId16"/>
+                    <a:stretch>
+                      <a:fillRect/>
+                    </a:stretch>
+                  </pic:blipFill>
+                  <pic:spPr>
+                    <a:xfrm>
+                      <a:off x="0" y="0"/>
+                      <a:ext cx="3349102" cy="2847071"/>
+                    </a:xfrm>
+                    <a:prstGeom prst="rect">
+                      <a:avLst/>
+                    </a:prstGeom>
+                  </pic:spPr>
+                </pic:pic>
+              </a:graphicData>
+            </a:graphic>
+          </wp:inline>
+        </w:drawing>
+      </w:r>
+    </w:p>
+    <w:p>
+      <w:pPr>
+        <w:ind w:firstLine="720"/>
+        <w:jc w:val="both"/>
+        <w:rPr>
+          <w:rFonts w:ascii="Source Sans Pro" w:hAnsi="Source Sans Pro"/>
+        </w:rPr>
+      </w:pPr>
+    </w:p>
+    <w:p>
+      <w:pPr>
+        <w:jc w:val="both"/>
+        <w:rPr>
+          <w:rFonts w:ascii="Source Sans Pro" w:hAnsi="Source Sans Pro"/>
+          <w:lang w:val="en-DE"/>
+        </w:rPr>
+      </w:pPr>
+      <w:r>
+        <w:rPr>
+          <w:rFonts w:ascii="Source Sans Pro" w:hAnsi="Source Sans Pro"/>
+          <w:lang w:val="en-DE"/>
+        </w:rPr>
+        <w:t>dBm (decibels relative to 1mW) is a power unit, and it can be converted to voltage using the formula:</w:t>
+      </w:r>
+    </w:p>
+    <w:p>
+      <w:pPr>
+        <w:ind w:firstLine="720"/>
+        <w:jc w:val="both"/>
+        <w:rPr>
+          <w:rFonts w:ascii="Source Sans Pro" w:hAnsi="Source Sans Pro"/>
+          <w:lang w:val="en-DE"/>
+        </w:rPr>
+      </w:pPr>
+      <m:oMathPara>
+        <m:oMath>
+          <m:sSub>
+            <m:sSubPr>
+              <m:ctrlPr>
+                <w:rPr>
+                  <w:rFonts w:ascii="Cambria Math" w:hAnsi="Cambria Math"/>
+                  <w:i/>
+                  <w:sz w:val="28"/>
+                  <w:szCs w:val="28"/>
+                  <w:lang w:val="en-DE"/>
+                </w:rPr>
+              </m:ctrlPr>
+            </m:sSubPr>
+            <m:e>
+              <m:r>
+                <w:rPr>
+                  <w:rFonts w:ascii="Cambria Math" w:hAnsi="Cambria Math"/>
+                  <w:sz w:val="28"/>
+                  <w:szCs w:val="28"/>
+                  <w:lang w:val="en-DE"/>
+                </w:rPr>
+                <m:t>V</m:t>
+              </m:r>
+            </m:e>
+            <m:sub>
+              <m:r>
+                <w:rPr>
+                  <w:rFonts w:ascii="Cambria Math" w:hAnsi="Cambria Math"/>
+                  <w:sz w:val="28"/>
+                  <w:szCs w:val="28"/>
+                  <w:lang w:val="en-DE"/>
+                </w:rPr>
+                <m:t>rms</m:t>
+              </m:r>
+            </m:sub>
+          </m:sSub>
+          <m:r>
+            <w:rPr>
+              <w:rFonts w:ascii="Cambria Math" w:hAnsi="Cambria Math"/>
+              <w:sz w:val="28"/>
+              <w:szCs w:val="28"/>
+              <w:lang w:val="en-DE"/>
+            </w:rPr>
+            <m:t>=</m:t>
+          </m:r>
+          <m:rad>
+            <m:radPr>
+              <m:degHide m:val="1"/>
+              <m:ctrlPr>
+                <w:rPr>
+                  <w:rFonts w:ascii="Cambria Math" w:hAnsi="Cambria Math"/>
+                  <w:i/>
+                  <w:sz w:val="28"/>
+                  <w:szCs w:val="28"/>
+                  <w:lang w:val="en-DE"/>
+                </w:rPr>
+              </m:ctrlPr>
+            </m:radPr>
+            <m:deg/>
+            <m:e>
+              <m:f>
+                <m:fPr>
+                  <m:ctrlPr>
+                    <w:rPr>
+                      <w:rFonts w:ascii="Cambria Math" w:hAnsi="Cambria Math"/>
+                      <w:i/>
+                      <w:sz w:val="28"/>
+                      <w:szCs w:val="28"/>
+                      <w:lang w:val="en-DE"/>
+                    </w:rPr>
+                  </m:ctrlPr>
+                </m:fPr>
+                <m:num>
+                  <m:sSup>
+                    <m:sSupPr>
+                      <m:ctrlPr>
+                        <w:rPr>
+                          <w:rFonts w:ascii="Cambria Math" w:hAnsi="Cambria Math"/>
+                          <w:i/>
+                          <w:sz w:val="28"/>
+                          <w:szCs w:val="28"/>
+                          <w:lang w:val="en-DE"/>
+                        </w:rPr>
+                      </m:ctrlPr>
+                    </m:sSupPr>
+                    <m:e>
+                      <m:r>
+                        <w:rPr>
+                          <w:rFonts w:ascii="Cambria Math" w:hAnsi="Cambria Math"/>
+                          <w:sz w:val="28"/>
+                          <w:szCs w:val="28"/>
+                          <w:lang w:val="en-DE"/>
+                        </w:rPr>
+                        <m:t>10</m:t>
+                      </m:r>
+                    </m:e>
+                    <m:sup>
+                      <m:r>
+                        <w:rPr>
+                          <w:rFonts w:ascii="Cambria Math" w:hAnsi="Cambria Math"/>
+                          <w:sz w:val="28"/>
+                          <w:szCs w:val="28"/>
+                          <w:lang w:val="en-DE"/>
+                        </w:rPr>
+                        <m:t>(dBm/10)</m:t>
+                      </m:r>
+                    </m:sup>
+                  </m:sSup>
+                  <m:r>
+                    <w:rPr>
+                      <w:rFonts w:ascii="Cambria Math" w:hAnsi="Cambria Math"/>
+                      <w:sz w:val="28"/>
+                      <w:szCs w:val="28"/>
+                      <w:lang w:val="en-DE"/>
+                    </w:rPr>
+                    <m:t>×R</m:t>
+                  </m:r>
+                </m:num>
+                <m:den>
+                  <m:r>
+                    <w:rPr>
+                      <w:rFonts w:ascii="Cambria Math" w:hAnsi="Cambria Math"/>
+                      <w:sz w:val="28"/>
+                      <w:szCs w:val="28"/>
+                      <w:lang w:val="en-DE"/>
+                    </w:rPr>
+                    <m:t>1000</m:t>
+                  </m:r>
+                </m:den>
+              </m:f>
+            </m:e>
+          </m:rad>
+          <m:r>
+            <w:rPr>
+              <w:rFonts w:ascii="Cambria Math" w:hAnsi="Cambria Math"/>
+              <w:lang w:val="en-DE"/>
+            </w:rPr>
+            <m:t xml:space="preserve"> </m:t>
+          </m:r>
+          <m:r>
+            <w:rPr>
+              <w:rFonts w:ascii="Source Sans Pro" w:eastAsiaTheme="minorEastAsia" w:hAnsi="Source Sans Pro"/>
+              <w:lang w:val="en-DE"/>
+            </w:rPr>
+            <w:br/>
+          </m:r>
+        </m:oMath>
+      </m:oMathPara>
+      <w:r>
+        <w:rPr>
+          <w:rFonts w:ascii="Source Sans Pro" w:eastAsiaTheme="minorEastAsia" w:hAnsi="Source Sans Pro"/>
+          <w:lang w:val="en-DE"/>
+        </w:rPr>
+        <w:t xml:space="preserve">Where: </w:t>
+      </w:r>
+    </w:p>
+    <w:p>
+      <w:pPr>
+        <w:numPr>
+          <w:ilvl w:val="0"/>
+          <w:numId w:val="9"/>
+        </w:numPr>
+        <w:jc w:val="both"/>
+        <w:rPr>
+          <w:rFonts w:ascii="Source Sans Pro" w:hAnsi="Source Sans Pro"/>
+          <w:lang w:val="en-DE"/>
+        </w:rPr>
+      </w:pPr>
+      <w:r>
+        <w:rPr>
+          <w:rFonts w:ascii="Source Sans Pro" w:hAnsi="Source Sans Pro"/>
+          <w:lang w:val="en-DE"/>
+        </w:rPr>
+        <w:t>R</w:t>
+      </w:r>
+      <w:r>
+        <w:rPr>
+          <w:rFonts w:ascii="Source Sans Pro" w:hAnsi="Source Sans Pro"/>
+          <w:lang w:val="en-DE"/>
+        </w:rPr>
+        <w:t xml:space="preserve"> is the load impedance</w:t>
+      </w:r>
+      <w:r>
+        <w:rPr>
+          <w:rFonts w:ascii="Source Sans Pro" w:hAnsi="Source Sans Pro"/>
+          <w:lang w:val="en-DE"/>
+        </w:rPr>
+        <w:t xml:space="preserve">, </w:t>
+      </w:r>
+      <w:r>
+        <w:rPr>
+          <w:rFonts w:ascii="Source Sans Pro" w:hAnsi="Source Sans Pro"/>
+          <w:lang w:val="en-DE"/>
+        </w:rPr>
+        <w:t>50Ω</w:t>
+      </w:r>
+      <w:r>
+        <w:rPr>
+          <w:rFonts w:ascii="Source Sans Pro" w:hAnsi="Source Sans Pro"/>
+          <w:lang w:val="en-DE"/>
+        </w:rPr>
+        <w:t xml:space="preserve"> for </w:t>
+      </w:r>
+      <w:r>
+        <w:rPr>
+          <w:rFonts w:ascii="Source Sans Pro" w:hAnsi="Source Sans Pro"/>
+          <w:lang w:val="en-DE"/>
+        </w:rPr>
+        <w:t>Bode 500</w:t>
+      </w:r>
+    </w:p>
+    <w:p>
+      <w:pPr>
+        <w:ind w:firstLine="720"/>
+        <w:jc w:val="both"/>
+        <w:rPr>
+          <w:rFonts w:ascii="Source Sans Pro" w:hAnsi="Source Sans Pro"/>
+          <w:lang w:val="en-DE"/>
+        </w:rPr>
+      </w:pPr>
+      <w:r>
+        <w:rPr>
+          <w:rFonts w:ascii="Source Sans Pro" w:hAnsi="Source Sans Pro"/>
+          <w:lang w:val="en-DE"/>
+        </w:rPr>
+        <w:t>For a 50Ω impedance</w:t>
+      </w:r>
+      <w:r>
+        <w:rPr>
+          <w:rFonts w:ascii="Source Sans Pro" w:hAnsi="Source Sans Pro"/>
+          <w:lang w:val="en-DE"/>
+        </w:rPr>
+        <w:t xml:space="preserve">, </w:t>
+      </w:r>
+      <m:oMath>
+        <m:sSub>
+          <m:sSubPr>
+            <m:ctrlPr>
+              <w:rPr>
+                <w:rFonts w:ascii="Cambria Math" w:hAnsi="Cambria Math"/>
+                <w:i/>
+                <w:lang w:val="en-DE"/>
+              </w:rPr>
+            </m:ctrlPr>
+          </m:sSubPr>
+          <m:e>
+            <m:r>
+              <w:rPr>
+                <w:rFonts w:ascii="Cambria Math" w:hAnsi="Cambria Math"/>
+                <w:lang w:val="en-DE"/>
+              </w:rPr>
+              <m:t>V</m:t>
+            </m:r>
+          </m:e>
+          <m:sub>
+            <m:r>
+              <w:rPr>
+                <w:rFonts w:ascii="Cambria Math" w:hAnsi="Cambria Math"/>
+                <w:lang w:val="en-DE"/>
+              </w:rPr>
+              <m:t>rms</m:t>
+            </m:r>
+          </m:sub>
+        </m:sSub>
+        <m:r>
+          <w:rPr>
+            <w:rFonts w:ascii="Cambria Math" w:hAnsi="Cambria Math"/>
+            <w:lang w:val="en-DE"/>
+          </w:rPr>
+          <m:t xml:space="preserve"> </m:t>
+        </m:r>
+      </m:oMath>
+      <w:r>
+        <w:rPr>
+          <w:rFonts w:ascii="Source Sans Pro" w:hAnsi="Source Sans Pro"/>
+          <w:lang w:val="en-DE"/>
+        </w:rPr>
+        <w:t>is simplified to:</w:t>
+      </w:r>
+    </w:p>
+    <w:p>
+      <w:pPr>
+        <w:ind w:firstLine="720"/>
+        <w:jc w:val="both"/>
+        <w:rPr>
+          <w:rFonts w:ascii="Source Sans Pro" w:eastAsiaTheme="minorEastAsia" w:hAnsi="Source Sans Pro"/>
+          <w:sz w:val="28"/>
+          <w:szCs w:val="28"/>
+          <w:lang w:val="en-DE"/>
+        </w:rPr>
+      </w:pPr>
+      <m:oMathPara>
+        <m:oMath>
+          <m:sSub>
+            <m:sSubPr>
+              <m:ctrlPr>
+                <w:rPr>
+                  <w:rFonts w:ascii="Cambria Math" w:hAnsi="Cambria Math"/>
+                  <w:i/>
+                  <w:sz w:val="28"/>
+                  <w:szCs w:val="28"/>
+                  <w:lang w:val="en-DE"/>
+                </w:rPr>
+              </m:ctrlPr>
+            </m:sSubPr>
+            <m:e>
+              <m:r>
+                <w:rPr>
+                  <w:rFonts w:ascii="Cambria Math" w:hAnsi="Cambria Math"/>
+                  <w:sz w:val="28"/>
+                  <w:szCs w:val="28"/>
+                  <w:lang w:val="en-DE"/>
+                </w:rPr>
+                <m:t>V</m:t>
+              </m:r>
+            </m:e>
+            <m:sub>
+              <m:r>
+                <w:rPr>
+                  <w:rFonts w:ascii="Cambria Math" w:hAnsi="Cambria Math"/>
+                  <w:sz w:val="28"/>
+                  <w:szCs w:val="28"/>
+                  <w:lang w:val="en-DE"/>
+                </w:rPr>
+                <m:t>rms</m:t>
+              </m:r>
+            </m:sub>
+          </m:sSub>
+          <m:r>
+            <w:rPr>
+              <w:rFonts w:ascii="Cambria Math" w:hAnsi="Cambria Math"/>
+              <w:sz w:val="28"/>
+              <w:szCs w:val="28"/>
+              <w:lang w:val="en-DE"/>
+            </w:rPr>
+            <m:t xml:space="preserve">=0.2236* </m:t>
+          </m:r>
+          <m:sSup>
+            <m:sSupPr>
+              <m:ctrlPr>
+                <w:rPr>
+                  <w:rFonts w:ascii="Cambria Math" w:hAnsi="Cambria Math"/>
+                  <w:i/>
+                  <w:sz w:val="28"/>
+                  <w:szCs w:val="28"/>
+                  <w:lang w:val="en-DE"/>
+                </w:rPr>
+              </m:ctrlPr>
+            </m:sSupPr>
+            <m:e>
+              <m:r>
+                <w:rPr>
+                  <w:rFonts w:ascii="Cambria Math" w:hAnsi="Cambria Math"/>
+                  <w:sz w:val="28"/>
+                  <w:szCs w:val="28"/>
+                  <w:lang w:val="en-DE"/>
+                </w:rPr>
+                <m:t>10</m:t>
+              </m:r>
+            </m:e>
+            <m:sup>
+              <m:r>
+                <w:rPr>
+                  <w:rFonts w:ascii="Cambria Math" w:hAnsi="Cambria Math"/>
+                  <w:sz w:val="28"/>
+                  <w:szCs w:val="28"/>
+                  <w:lang w:val="en-DE"/>
+                </w:rPr>
+                <m:t>(dBm/</m:t>
+              </m:r>
+              <m:r>
+                <w:rPr>
+                  <w:rFonts w:ascii="Cambria Math" w:hAnsi="Cambria Math"/>
+                  <w:sz w:val="28"/>
+                  <w:szCs w:val="28"/>
+                  <w:lang w:val="en-DE"/>
+                </w:rPr>
+                <m:t>2</m:t>
+              </m:r>
+              <m:r>
+                <w:rPr>
+                  <w:rFonts w:ascii="Cambria Math" w:hAnsi="Cambria Math"/>
+                  <w:sz w:val="28"/>
+                  <w:szCs w:val="28"/>
+                  <w:lang w:val="en-DE"/>
+                </w:rPr>
+                <m:t>0)</m:t>
+              </m:r>
+            </m:sup>
+          </m:sSup>
+        </m:oMath>
+      </m:oMathPara>
+    </w:p>
+    <w:p>
+      <w:pPr>
+        <w:ind w:firstLine="720"/>
+        <w:jc w:val="both"/>
+        <w:rPr>
+          <w:rFonts w:ascii="Source Sans Pro" w:eastAsiaTheme="minorEastAsia" w:hAnsi="Source Sans Pro"/>
+          <w:sz w:val="28"/>
+          <w:szCs w:val="28"/>
+          <w:lang w:val="en-DE"/>
+        </w:rPr>
+      </w:pPr>
+      <w:r>
+        <w:rPr>
+          <w:rFonts w:ascii="Source Sans Pro" w:eastAsiaTheme="minorEastAsia" w:hAnsi="Source Sans Pro"/>
+          <w:sz w:val="28"/>
+          <w:szCs w:val="28"/>
+          <w:lang w:val="en-DE"/>
+        </w:rPr>
+        <w:t>Therefore:</w:t>
+      </w:r>
+      <w:r>
+        <w:rPr>
+          <w:rFonts w:ascii="Source Sans Pro" w:eastAsiaTheme="minorEastAsia" w:hAnsi="Source Sans Pro"/>
+          <w:sz w:val="28"/>
+          <w:szCs w:val="28"/>
+          <w:lang w:val="en-DE"/>
+        </w:rPr>
+        <w:br/>
+      </w:r>
+      <w:r>
+        <w:rPr>
+          <w:rFonts w:ascii="Source Sans Pro" w:eastAsiaTheme="minorEastAsia" w:hAnsi="Source Sans Pro"/>
+          <w:sz w:val="28"/>
+          <w:szCs w:val="28"/>
+          <w:lang w:val="en-DE"/>
+        </w:rPr>
+        <w:tab/>
+        <w:t>0 dBm = 0.2236 V</w:t>
+      </w:r>
+    </w:p>
+    <w:p>
+      <w:pPr>
+        <w:ind w:firstLine="720"/>
+        <w:jc w:val="both"/>
+        <w:rPr>
+          <w:rFonts w:ascii="Source Sans Pro" w:eastAsiaTheme="minorEastAsia" w:hAnsi="Source Sans Pro"/>
+          <w:sz w:val="28"/>
+          <w:szCs w:val="28"/>
+          <w:lang w:val="en-DE"/>
+        </w:rPr>
+      </w:pPr>
+      <w:r>
+        <w:rPr>
+          <w:rFonts w:ascii="Source Sans Pro" w:eastAsiaTheme="minorEastAsia" w:hAnsi="Source Sans Pro"/>
+          <w:sz w:val="28"/>
+          <w:szCs w:val="28"/>
+          <w:lang w:val="en-DE"/>
+        </w:rPr>
+        <w:t>13</w:t>
+      </w:r>
+      <w:r>
+        <w:rPr>
+          <w:rFonts w:ascii="Source Sans Pro" w:eastAsiaTheme="minorEastAsia" w:hAnsi="Source Sans Pro"/>
+          <w:sz w:val="28"/>
+          <w:szCs w:val="28"/>
+          <w:lang w:val="en-DE"/>
+        </w:rPr>
+        <w:t xml:space="preserve"> dBm = </w:t>
+      </w:r>
+      <w:r>
+        <w:rPr>
+          <w:rFonts w:ascii="Source Sans Pro" w:eastAsiaTheme="minorEastAsia" w:hAnsi="Source Sans Pro"/>
+          <w:sz w:val="28"/>
+          <w:szCs w:val="28"/>
+          <w:lang w:val="en-DE"/>
+        </w:rPr>
+        <w:t xml:space="preserve">1 </w:t>
+      </w:r>
+      <w:r>
+        <w:rPr>
+          <w:rFonts w:ascii="Source Sans Pro" w:eastAsiaTheme="minorEastAsia" w:hAnsi="Source Sans Pro"/>
+          <w:sz w:val="28"/>
+          <w:szCs w:val="28"/>
+          <w:lang w:val="en-DE"/>
+        </w:rPr>
+        <w:t>V</w:t>
+      </w:r>
+    </w:p>
+    <w:p>
+      <w:pPr>
+        <w:ind w:firstLine="720"/>
+        <w:jc w:val="both"/>
+        <w:rPr>
+          <w:rFonts w:ascii="Source Sans Pro" w:eastAsiaTheme="minorEastAsia" w:hAnsi="Source Sans Pro"/>
+          <w:sz w:val="28"/>
+          <w:szCs w:val="28"/>
+          <w:lang w:val="en-DE"/>
+        </w:rPr>
+      </w:pPr>
+      <w:r>
+        <w:rPr>
+          <w:rFonts w:ascii="Source Sans Pro" w:eastAsiaTheme="minorEastAsia" w:hAnsi="Source Sans Pro"/>
+          <w:sz w:val="28"/>
+          <w:szCs w:val="28"/>
+          <w:lang w:val="en-DE"/>
+        </w:rPr>
+        <w:t>15</w:t>
+      </w:r>
+      <w:r>
+        <w:rPr>
+          <w:rFonts w:ascii="Source Sans Pro" w:eastAsiaTheme="minorEastAsia" w:hAnsi="Source Sans Pro"/>
+          <w:sz w:val="28"/>
+          <w:szCs w:val="28"/>
+          <w:lang w:val="en-DE"/>
+        </w:rPr>
+        <w:t xml:space="preserve"> dBm = </w:t>
+      </w:r>
+      <w:r>
+        <w:rPr>
+          <w:rFonts w:ascii="Source Sans Pro" w:eastAsiaTheme="minorEastAsia" w:hAnsi="Source Sans Pro"/>
+          <w:sz w:val="28"/>
+          <w:szCs w:val="28"/>
+          <w:lang w:val="en-DE"/>
+        </w:rPr>
+        <w:t>1.26</w:t>
+      </w:r>
+      <w:r>
+        <w:rPr>
+          <w:rFonts w:ascii="Source Sans Pro" w:eastAsiaTheme="minorEastAsia" w:hAnsi="Source Sans Pro"/>
+          <w:sz w:val="28"/>
+          <w:szCs w:val="28"/>
+          <w:lang w:val="en-DE"/>
+        </w:rPr>
+        <w:t xml:space="preserve"> V</w:t>
+      </w:r>
+    </w:p>
+    <w:p>
+      <w:pPr>
+        <w:jc w:val="both"/>
+        <w:rPr>
+          <w:rFonts w:ascii="Source Sans Pro" w:eastAsiaTheme="minorEastAsia" w:hAnsi="Source Sans Pro"/>
+          <w:b/>
+          <w:bCs/>
+          <w:sz w:val="28"/>
+          <w:szCs w:val="28"/>
+          <w:lang w:val="en-DE"/>
+        </w:rPr>
+      </w:pPr>
+      <w:r>
+        <w:rPr>
+          <w:rFonts w:ascii="Source Sans Pro" w:eastAsiaTheme="minorEastAsia" w:hAnsi="Source Sans Pro"/>
+          <w:b/>
+          <w:bCs/>
+          <w:sz w:val="28"/>
+          <w:szCs w:val="28"/>
+          <w:lang w:val="en-DE"/>
+        </w:rPr>
+        <w:t>Spitzenberger APS 1000 Voltage to Current Conversion:</w:t>
+      </w:r>
+    </w:p>
+    <w:p>
+      <w:pPr>
+        <w:jc w:val="both"/>
+        <w:rPr>
+          <w:rFonts w:ascii="Source Sans Pro" w:eastAsiaTheme="minorEastAsia" w:hAnsi="Source Sans Pro"/>
+          <w:b/>
+          <w:bCs/>
+          <w:sz w:val="28"/>
+          <w:szCs w:val="28"/>
+          <w:lang w:val="en-DE"/>
+        </w:rPr>
+      </w:pPr>
+      <w:r>
+        <w:rPr>
+          <w:rFonts w:ascii="Source Sans Pro" w:eastAsiaTheme="minorEastAsia" w:hAnsi="Source Sans Pro"/>
+          <w:b/>
+          <w:bCs/>
+          <w:sz w:val="28"/>
+          <w:szCs w:val="28"/>
+          <w:lang w:val="en-DE"/>
+        </w:rPr>
+        <w:t xml:space="preserve">Observed </w:t>
+      </w:r>
+      <w:r>
+        <w:rPr>
+          <w:rFonts w:ascii="Source Sans Pro" w:eastAsiaTheme="minorEastAsia" w:hAnsi="Source Sans Pro"/>
+          <w:b/>
+          <w:bCs/>
+          <w:sz w:val="28"/>
+          <w:szCs w:val="28"/>
+          <w:lang w:val="en-DE"/>
+        </w:rPr>
+        <w:t>Spitzenberger Output Current</w:t>
+      </w:r>
+      <w:r>
+        <w:rPr>
+          <w:rFonts w:ascii="Source Sans Pro" w:eastAsiaTheme="minorEastAsia" w:hAnsi="Source Sans Pro"/>
+          <w:b/>
+          <w:bCs/>
+          <w:sz w:val="28"/>
+          <w:szCs w:val="28"/>
+          <w:lang w:val="en-DE"/>
+        </w:rPr>
+        <w:t>:</w:t>
+      </w:r>
+    </w:p>
+    <w:p>
+      <w:pPr>
+        <w:ind w:firstLine="720"/>
+        <w:jc w:val="both"/>
+        <w:rPr>
+          <w:rFonts w:ascii="Source Sans Pro" w:hAnsi="Source Sans Pro"/>
+        </w:rPr>
+      </w:pPr>
+      <w:r>
+        <w:rPr>
+          <w:rFonts w:ascii="Source Sans Pro" w:eastAsiaTheme="minorEastAsia" w:hAnsi="Source Sans Pro"/>
+          <w:b/>
+          <w:bCs/>
+          <w:sz w:val="28"/>
+          <w:szCs w:val="28"/>
+          <w:lang w:val="en-DE"/>
+        </w:rPr>
+        <w:t xml:space="preserve"> </w:t>
+      </w:r>
+      <w:r>
+        <w:rPr>
+          <w:rFonts w:ascii="Source Sans Pro" w:hAnsi="Source Sans Pro"/>
+        </w:rPr>
+        <w:t xml:space="preserve">0 </w:t>
+      </w:r>
+      <w:proofErr w:type="spellStart"/>
+      <w:r>
+        <w:rPr>
+          <w:rFonts w:ascii="Source Sans Pro" w:hAnsi="Source Sans Pro"/>
+        </w:rPr>
+        <w:t>dbm</w:t>
+      </w:r>
+      <w:proofErr w:type="spellEnd"/>
+      <w:r>
+        <w:rPr>
+          <w:rFonts w:ascii="Source Sans Pro" w:hAnsi="Source Sans Pro"/>
+        </w:rPr>
+        <w:t xml:space="preserve"> -&gt; 1.178A</w:t>
+      </w:r>
+    </w:p>
+    <w:p>
+      <w:pPr>
+        <w:ind w:firstLine="720"/>
+        <w:jc w:val="both"/>
+        <w:rPr>
+          <w:rFonts w:ascii="Source Sans Pro" w:hAnsi="Source Sans Pro"/>
+        </w:rPr>
+      </w:pPr>
+      <w:r>
+        <w:rPr>
+          <w:rFonts w:ascii="Source Sans Pro" w:hAnsi="Source Sans Pro"/>
+        </w:rPr>
+        <w:t xml:space="preserve">13 </w:t>
+      </w:r>
+      <w:proofErr w:type="spellStart"/>
+      <w:r>
+        <w:rPr>
+          <w:rFonts w:ascii="Source Sans Pro" w:hAnsi="Source Sans Pro"/>
+        </w:rPr>
+        <w:t>dbm</w:t>
+      </w:r>
+      <w:proofErr w:type="spellEnd"/>
+      <w:r>
+        <w:rPr>
+          <w:rFonts w:ascii="Source Sans Pro" w:hAnsi="Source Sans Pro"/>
+        </w:rPr>
+        <w:t xml:space="preserve"> -&gt; 5.278 A</w:t>
+      </w:r>
+    </w:p>
+    <w:p>
+      <w:pPr>
+        <w:ind w:firstLine="720"/>
+        <w:jc w:val="both"/>
+        <w:rPr>
+          <w:rFonts w:ascii="Source Sans Pro" w:hAnsi="Source Sans Pro"/>
+        </w:rPr>
+      </w:pPr>
+      <w:r>
+        <w:rPr>
+          <w:rFonts w:ascii="Source Sans Pro" w:hAnsi="Source Sans Pro"/>
+        </w:rPr>
+        <w:t xml:space="preserve">15 </w:t>
+      </w:r>
+      <w:proofErr w:type="spellStart"/>
+      <w:r>
+        <w:rPr>
+          <w:rFonts w:ascii="Source Sans Pro" w:hAnsi="Source Sans Pro"/>
+        </w:rPr>
+        <w:t>dbm</w:t>
+      </w:r>
+      <w:proofErr w:type="spellEnd"/>
+      <w:r>
+        <w:rPr>
+          <w:rFonts w:ascii="Source Sans Pro" w:hAnsi="Source Sans Pro"/>
+        </w:rPr>
+        <w:t xml:space="preserve"> -&gt; 6.65 A</w:t>
+      </w:r>
+    </w:p>
+    <w:p>
+      <w:pPr>
+        <w:jc w:val="both"/>
+        <w:rPr>
+          <w:rFonts w:ascii="Source Sans Pro" w:eastAsiaTheme="minorEastAsia" w:hAnsi="Source Sans Pro"/>
+          <w:b/>
+          <w:bCs/>
+          <w:sz w:val="28"/>
+          <w:szCs w:val="28"/>
+        </w:rPr>
+      </w:pPr>
+      <m:oMathPara>
+        <m:oMath>
+          <m:r>
+            <m:rPr>
+              <m:sty m:val="bi"/>
+            </m:rPr>
+            <w:rPr>
+              <w:rFonts w:ascii="Cambria Math" w:eastAsiaTheme="minorEastAsia" w:hAnsi="Cambria Math"/>
+              <w:sz w:val="28"/>
+              <w:szCs w:val="28"/>
+            </w:rPr>
+            <w:lastRenderedPageBreak/>
+            <m:t>Gain=</m:t>
+          </m:r>
+          <m:f>
+            <m:fPr>
+              <m:ctrlPr>
+                <w:rPr>
+                  <w:rFonts w:ascii="Cambria Math" w:eastAsiaTheme="minorEastAsia" w:hAnsi="Cambria Math"/>
+                  <w:b/>
+                  <w:bCs/>
+                  <w:i/>
+                  <w:sz w:val="28"/>
+                  <w:szCs w:val="28"/>
+                </w:rPr>
+              </m:ctrlPr>
+            </m:fPr>
+            <m:num>
+              <m:sSub>
+                <m:sSubPr>
+                  <m:ctrlPr>
+                    <w:rPr>
+                      <w:rFonts w:ascii="Cambria Math" w:eastAsiaTheme="minorEastAsia" w:hAnsi="Cambria Math"/>
+                      <w:b/>
+                      <w:bCs/>
+                      <w:i/>
+                      <w:sz w:val="28"/>
+                      <w:szCs w:val="28"/>
+                    </w:rPr>
+                  </m:ctrlPr>
+                </m:sSubPr>
+                <m:e>
+                  <m:r>
+                    <m:rPr>
+                      <m:sty m:val="bi"/>
+                    </m:rPr>
+                    <w:rPr>
+                      <w:rFonts w:ascii="Cambria Math" w:eastAsiaTheme="minorEastAsia" w:hAnsi="Cambria Math"/>
+                      <w:sz w:val="28"/>
+                      <w:szCs w:val="28"/>
+                    </w:rPr>
+                    <m:t>I</m:t>
+                  </m:r>
+                </m:e>
+                <m:sub>
+                  <m:r>
+                    <m:rPr>
+                      <m:sty m:val="bi"/>
+                    </m:rPr>
+                    <w:rPr>
+                      <w:rFonts w:ascii="Cambria Math" w:eastAsiaTheme="minorEastAsia" w:hAnsi="Cambria Math"/>
+                      <w:sz w:val="28"/>
+                      <w:szCs w:val="28"/>
+                    </w:rPr>
+                    <m:t>out</m:t>
+                  </m:r>
+                </m:sub>
+              </m:sSub>
+            </m:num>
+            <m:den>
+              <m:sSub>
+                <m:sSubPr>
+                  <m:ctrlPr>
+                    <w:rPr>
+                      <w:rFonts w:ascii="Cambria Math" w:eastAsiaTheme="minorEastAsia" w:hAnsi="Cambria Math"/>
+                      <w:b/>
+                      <w:bCs/>
+                      <w:i/>
+                      <w:sz w:val="28"/>
+                      <w:szCs w:val="28"/>
+                    </w:rPr>
+                  </m:ctrlPr>
+                </m:sSubPr>
+                <m:e>
+                  <m:r>
+                    <m:rPr>
+                      <m:sty m:val="bi"/>
+                    </m:rPr>
+                    <w:rPr>
+                      <w:rFonts w:ascii="Cambria Math" w:eastAsiaTheme="minorEastAsia" w:hAnsi="Cambria Math"/>
+                      <w:sz w:val="28"/>
+                      <w:szCs w:val="28"/>
+                    </w:rPr>
+                    <m:t>V</m:t>
+                  </m:r>
+                </m:e>
+                <m:sub>
+                  <m:r>
+                    <m:rPr>
+                      <m:sty m:val="bi"/>
+                    </m:rPr>
+                    <w:rPr>
+                      <w:rFonts w:ascii="Cambria Math" w:eastAsiaTheme="minorEastAsia" w:hAnsi="Cambria Math"/>
+                      <w:sz w:val="28"/>
+                      <w:szCs w:val="28"/>
+                    </w:rPr>
+                    <m:t>in</m:t>
+                  </m:r>
+                </m:sub>
+              </m:sSub>
+            </m:den>
+          </m:f>
+        </m:oMath>
+      </m:oMathPara>
+    </w:p>
+    <w:p>
+      <w:pPr>
+        <w:pStyle w:val="ListParagraph"/>
+        <w:numPr>
+          <w:ilvl w:val="0"/>
+          <w:numId w:val="7"/>
+        </w:numPr>
+        <w:jc w:val="both"/>
+        <w:rPr>
+          <w:rFonts w:ascii="Source Sans Pro" w:hAnsi="Source Sans Pro"/>
+          <w:sz w:val="28"/>
+          <w:szCs w:val="28"/>
+          <w:lang w:val="en-DE"/>
+        </w:rPr>
+      </w:pPr>
+      <w:r>
+        <w:rPr>
+          <w:rFonts w:ascii="Source Sans Pro" w:hAnsi="Source Sans Pro"/>
+          <w:sz w:val="28"/>
+          <w:szCs w:val="28"/>
+          <w:lang w:val="en-DE"/>
+        </w:rPr>
+        <w:t xml:space="preserve">Spitzenberger has amplification of 5.28 A/V </w:t>
+      </w:r>
+    </w:p>
+    <w:p>
+      <w:pPr>
+        <w:jc w:val="both"/>
+        <w:rPr>
+          <w:rFonts w:ascii="Source Sans Pro" w:hAnsi="Source Sans Pro"/>
+          <w:sz w:val="28"/>
+          <w:szCs w:val="28"/>
+          <w:lang w:val="en-DE"/>
+        </w:rPr>
+      </w:pPr>
+      <m:oMathPara>
+        <m:oMath>
+          <m:sSub>
+            <m:sSubPr>
+              <m:ctrlPr>
+                <w:rPr>
+                  <w:rFonts w:ascii="Cambria Math" w:hAnsi="Cambria Math"/>
+                  <w:i/>
+                  <w:sz w:val="28"/>
+                  <w:szCs w:val="28"/>
+                  <w:lang w:val="en-DE"/>
+                </w:rPr>
+              </m:ctrlPr>
+            </m:sSubPr>
+            <m:e>
+              <m:r>
+                <w:rPr>
+                  <w:rFonts w:ascii="Cambria Math" w:hAnsi="Cambria Math"/>
+                  <w:sz w:val="28"/>
+                  <w:szCs w:val="28"/>
+                  <w:lang w:val="en-DE"/>
+                </w:rPr>
+                <m:t>I</m:t>
+              </m:r>
+            </m:e>
+            <m:sub>
+              <m:r>
+                <w:rPr>
+                  <w:rFonts w:ascii="Cambria Math" w:hAnsi="Cambria Math"/>
+                  <w:sz w:val="28"/>
+                  <w:szCs w:val="28"/>
+                  <w:lang w:val="en-DE"/>
+                </w:rPr>
+                <m:t>rms</m:t>
+              </m:r>
+            </m:sub>
+          </m:sSub>
+          <m:r>
+            <w:rPr>
+              <w:rFonts w:ascii="Cambria Math" w:hAnsi="Cambria Math"/>
+              <w:sz w:val="28"/>
+              <w:szCs w:val="28"/>
+              <w:lang w:val="en-DE"/>
+            </w:rPr>
+            <m:t>=5.28*</m:t>
+          </m:r>
+          <m:sSub>
+            <m:sSubPr>
+              <m:ctrlPr>
+                <w:rPr>
+                  <w:rFonts w:ascii="Cambria Math" w:hAnsi="Cambria Math"/>
+                  <w:i/>
+                  <w:sz w:val="28"/>
+                  <w:szCs w:val="28"/>
+                  <w:lang w:val="en-DE"/>
+                </w:rPr>
+              </m:ctrlPr>
+            </m:sSubPr>
+            <m:e>
+              <m:r>
+                <w:rPr>
+                  <w:rFonts w:ascii="Cambria Math" w:hAnsi="Cambria Math"/>
+                  <w:sz w:val="28"/>
+                  <w:szCs w:val="28"/>
+                  <w:lang w:val="en-DE"/>
+                </w:rPr>
+                <m:t>V</m:t>
+              </m:r>
+            </m:e>
+            <m:sub>
+              <m:r>
+                <w:rPr>
+                  <w:rFonts w:ascii="Cambria Math" w:hAnsi="Cambria Math"/>
+                  <w:sz w:val="28"/>
+                  <w:szCs w:val="28"/>
+                  <w:lang w:val="en-DE"/>
+                </w:rPr>
+                <m:t>rms</m:t>
+              </m:r>
+            </m:sub>
+          </m:sSub>
+        </m:oMath>
+      </m:oMathPara>
     </w:p>
     <w:sectPr>
       <w:pgSz w:w="11906" w:h="16838" w:code="9"/>
@@ -4084,6 +5743,155 @@
     </w:lvl>
   </w:abstractNum>
   <w:abstractNum w:abstractNumId="4" w15:restartNumberingAfterBreak="0">
+    <w:nsid w:val="272034BB"/>
+    <w:multiLevelType w:val="multilevel"/>
+    <w:tmpl w:val="2B408B96"/>
+    <w:lvl w:ilvl="0">
+      <w:start w:val="1"/>
+      <w:numFmt w:val="bullet"/>
+      <w:lvlText w:val=""/>
+      <w:lvlJc w:val="left"/>
+      <w:pPr>
+        <w:tabs>
+          <w:tab w:val="num" w:pos="720"/>
+        </w:tabs>
+        <w:ind w:left="720" w:hanging="360"/>
+      </w:pPr>
+      <w:rPr>
+        <w:rFonts w:ascii="Symbol" w:hAnsi="Symbol" w:hint="default"/>
+        <w:sz w:val="20"/>
+      </w:rPr>
+    </w:lvl>
+    <w:lvl w:ilvl="1" w:tentative="1">
+      <w:start w:val="1"/>
+      <w:numFmt w:val="bullet"/>
+      <w:lvlText w:val="o"/>
+      <w:lvlJc w:val="left"/>
+      <w:pPr>
+        <w:tabs>
+          <w:tab w:val="num" w:pos="1440"/>
+        </w:tabs>
+        <w:ind w:left="1440" w:hanging="360"/>
+      </w:pPr>
+      <w:rPr>
+        <w:rFonts w:ascii="Courier New" w:hAnsi="Courier New" w:hint="default"/>
+        <w:sz w:val="20"/>
+      </w:rPr>
+    </w:lvl>
+    <w:lvl w:ilvl="2" w:tentative="1">
+      <w:start w:val="1"/>
+      <w:numFmt w:val="bullet"/>
+      <w:lvlText w:val=""/>
+      <w:lvlJc w:val="left"/>
+      <w:pPr>
+        <w:tabs>
+          <w:tab w:val="num" w:pos="2160"/>
+        </w:tabs>
+        <w:ind w:left="2160" w:hanging="360"/>
+      </w:pPr>
+      <w:rPr>
+        <w:rFonts w:ascii="Wingdings" w:hAnsi="Wingdings" w:hint="default"/>
+        <w:sz w:val="20"/>
+      </w:rPr>
+    </w:lvl>
+    <w:lvl w:ilvl="3" w:tentative="1">
+      <w:start w:val="1"/>
+      <w:numFmt w:val="bullet"/>
+      <w:lvlText w:val=""/>
+      <w:lvlJc w:val="left"/>
+      <w:pPr>
+        <w:tabs>
+          <w:tab w:val="num" w:pos="2880"/>
+        </w:tabs>
+        <w:ind w:left="2880" w:hanging="360"/>
+      </w:pPr>
+      <w:rPr>
+        <w:rFonts w:ascii="Wingdings" w:hAnsi="Wingdings" w:hint="default"/>
+        <w:sz w:val="20"/>
+      </w:rPr>
+    </w:lvl>
+    <w:lvl w:ilvl="4" w:tentative="1">
+      <w:start w:val="1"/>
+      <w:numFmt w:val="bullet"/>
+      <w:lvlText w:val=""/>
+      <w:lvlJc w:val="left"/>
+      <w:pPr>
+        <w:tabs>
+          <w:tab w:val="num" w:pos="3600"/>
+        </w:tabs>
+        <w:ind w:left="3600" w:hanging="360"/>
+      </w:pPr>
+      <w:rPr>
+        <w:rFonts w:ascii="Wingdings" w:hAnsi="Wingdings" w:hint="default"/>
+        <w:sz w:val="20"/>
+      </w:rPr>
+    </w:lvl>
+    <w:lvl w:ilvl="5" w:tentative="1">
+      <w:start w:val="1"/>
+      <w:numFmt w:val="bullet"/>
+      <w:lvlText w:val=""/>
+      <w:lvlJc w:val="left"/>
+      <w:pPr>
+        <w:tabs>
+          <w:tab w:val="num" w:pos="4320"/>
+        </w:tabs>
+        <w:ind w:left="4320" w:hanging="360"/>
+      </w:pPr>
+      <w:rPr>
+        <w:rFonts w:ascii="Wingdings" w:hAnsi="Wingdings" w:hint="default"/>
+        <w:sz w:val="20"/>
+      </w:rPr>
+    </w:lvl>
+    <w:lvl w:ilvl="6" w:tentative="1">
+      <w:start w:val="1"/>
+      <w:numFmt w:val="bullet"/>
+      <w:lvlText w:val=""/>
+      <w:lvlJc w:val="left"/>
+      <w:pPr>
+        <w:tabs>
+          <w:tab w:val="num" w:pos="5040"/>
+        </w:tabs>
+        <w:ind w:left="5040" w:hanging="360"/>
+      </w:pPr>
+      <w:rPr>
+        <w:rFonts w:ascii="Wingdings" w:hAnsi="Wingdings" w:hint="default"/>
+        <w:sz w:val="20"/>
+      </w:rPr>
+    </w:lvl>
+    <w:lvl w:ilvl="7" w:tentative="1">
+      <w:start w:val="1"/>
+      <w:numFmt w:val="bullet"/>
+      <w:lvlText w:val=""/>
+      <w:lvlJc w:val="left"/>
+      <w:pPr>
+        <w:tabs>
+          <w:tab w:val="num" w:pos="5760"/>
+        </w:tabs>
+        <w:ind w:left="5760" w:hanging="360"/>
+      </w:pPr>
+      <w:rPr>
+        <w:rFonts w:ascii="Wingdings" w:hAnsi="Wingdings" w:hint="default"/>
+        <w:sz w:val="20"/>
+      </w:rPr>
+    </w:lvl>
+    <w:lvl w:ilvl="8" w:tentative="1">
+      <w:start w:val="1"/>
+      <w:numFmt w:val="bullet"/>
+      <w:lvlText w:val=""/>
+      <w:lvlJc w:val="left"/>
+      <w:pPr>
+        <w:tabs>
+          <w:tab w:val="num" w:pos="6480"/>
+        </w:tabs>
+        <w:ind w:left="6480" w:hanging="360"/>
+      </w:pPr>
+      <w:rPr>
+        <w:rFonts w:ascii="Wingdings" w:hAnsi="Wingdings" w:hint="default"/>
+        <w:sz w:val="20"/>
+      </w:rPr>
+    </w:lvl>
+  </w:abstractNum>
+  <w:abstractNum w:abstractNumId="5" w15:restartNumberingAfterBreak="0">
     <w:nsid w:val="337D1338"/>
     <w:multiLevelType w:val="multilevel"/>
     <w:tmpl w:val="A99C528C"/>
@@ -4199,7 +6007,7 @@
       </w:pPr>
     </w:lvl>
   </w:abstractNum>
-  <w:abstractNum w:abstractNumId="5" w15:restartNumberingAfterBreak="0">
+  <w:abstractNum w:abstractNumId="6" w15:restartNumberingAfterBreak="0">
     <w:nsid w:val="3B0D12F0"/>
     <w:multiLevelType w:val="hybridMultilevel"/>
     <w:tmpl w:val="03E83238"/>
@@ -4288,7 +6096,7 @@
       </w:pPr>
     </w:lvl>
   </w:abstractNum>
-  <w:abstractNum w:abstractNumId="6" w15:restartNumberingAfterBreak="0">
+  <w:abstractNum w:abstractNumId="7" w15:restartNumberingAfterBreak="0">
     <w:nsid w:val="50191653"/>
     <w:multiLevelType w:val="hybridMultilevel"/>
     <w:tmpl w:val="99B0A558"/>
@@ -4383,7 +6191,7 @@
       </w:pPr>
     </w:lvl>
   </w:abstractNum>
-  <w:abstractNum w:abstractNumId="7" w15:restartNumberingAfterBreak="0">
+  <w:abstractNum w:abstractNumId="8" w15:restartNumberingAfterBreak="0">
     <w:nsid w:val="68A26582"/>
     <w:multiLevelType w:val="hybridMultilevel"/>
     <w:tmpl w:val="BBCAB19E"/>
@@ -4503,22 +6311,25 @@
     <w:abstractNumId w:val="2"/>
   </w:num>
   <w:num w:numId="3" w16cid:durableId="558785050">
-    <w:abstractNumId w:val="7"/>
+    <w:abstractNumId w:val="8"/>
   </w:num>
   <w:num w:numId="4" w16cid:durableId="1888836547">
-    <w:abstractNumId w:val="4"/>
+    <w:abstractNumId w:val="5"/>
   </w:num>
   <w:num w:numId="5" w16cid:durableId="1523133640">
     <w:abstractNumId w:val="0"/>
   </w:num>
   <w:num w:numId="6" w16cid:durableId="673150175">
-    <w:abstractNumId w:val="6"/>
+    <w:abstractNumId w:val="7"/>
   </w:num>
   <w:num w:numId="7" w16cid:durableId="395400798">
     <w:abstractNumId w:val="3"/>
   </w:num>
   <w:num w:numId="8" w16cid:durableId="2016761621">
-    <w:abstractNumId w:val="5"/>
+    <w:abstractNumId w:val="6"/>
+  </w:num>
+  <w:num w:numId="9" w16cid:durableId="991370702">
+    <w:abstractNumId w:val="4"/>
   </w:num>
 </w:numbering>
 </file>
@@ -5125,7 +6936,6 @@
   <w:style w:type="character" w:default="1" w:styleId="DefaultParagraphFont">
     <w:name w:val="Default Paragraph Font"/>
     <w:uiPriority w:val="1"/>
-    <w:semiHidden/>
     <w:unhideWhenUsed/>
   </w:style>
   <w:style w:type="table" w:default="1" w:styleId="TableNormal">

--- a/Measurements/Lab equipments.docx
+++ b/Measurements/Lab equipments.docx
@@ -202,21 +202,7 @@
         <w:rPr>
           <w:rFonts w:ascii="Source Sans Pro" w:hAnsi="Source Sans Pro"/>
         </w:rPr>
-        <w:t xml:space="preserve"> voltages on the PCB by hand </w:t>
-      </w:r>
-      <w:proofErr w:type="gramStart"/>
-      <w:r>
-        <w:rPr>
-          <w:rFonts w:ascii="Source Sans Pro" w:hAnsi="Source Sans Pro"/>
-        </w:rPr>
-        <w:t>( yellow</w:t>
-      </w:r>
-      <w:proofErr w:type="gramEnd"/>
-      <w:r>
-        <w:rPr>
-          <w:rFonts w:ascii="Source Sans Pro" w:hAnsi="Source Sans Pro"/>
-        </w:rPr>
-        <w:t xml:space="preserve"> points)</w:t>
+        <w:t xml:space="preserve"> voltages on the PCB by hand ( yellow points)</w:t>
       </w:r>
     </w:p>
     <w:p>
@@ -310,16 +296,7 @@
           <w:b/>
           <w:bCs/>
         </w:rPr>
-        <w:t xml:space="preserve">Spitzenberger APS 1000 – CC </w:t>
-      </w:r>
-      <w:proofErr w:type="gramStart"/>
-      <w:r>
-        <w:rPr>
-          <w:rFonts w:ascii="Source Sans Pro" w:hAnsi="Source Sans Pro"/>
-          <w:b/>
-          <w:bCs/>
-        </w:rPr>
-        <w:t>mode</w:t>
+        <w:t>Spitzenberger APS 1000 – CC mode</w:t>
       </w:r>
       <w:r>
         <w:rPr>
@@ -331,14 +308,7 @@
         <w:rPr>
           <w:rFonts w:ascii="Source Sans Pro" w:hAnsi="Source Sans Pro"/>
         </w:rPr>
-        <w:t>:</w:t>
-      </w:r>
-      <w:proofErr w:type="gramEnd"/>
-      <w:r>
-        <w:rPr>
-          <w:rFonts w:ascii="Source Sans Pro" w:hAnsi="Source Sans Pro"/>
-        </w:rPr>
-        <w:t xml:space="preserve"> to a</w:t>
+        <w:t>: to a</w:t>
       </w:r>
       <w:r>
         <w:rPr>
@@ -362,21 +332,7 @@
         <w:rPr>
           <w:rFonts w:ascii="Source Sans Pro" w:hAnsi="Source Sans Pro"/>
         </w:rPr>
-        <w:t xml:space="preserve">. </w:t>
-      </w:r>
-      <w:proofErr w:type="gramStart"/>
-      <w:r>
-        <w:rPr>
-          <w:rFonts w:ascii="Source Sans Pro" w:hAnsi="Source Sans Pro"/>
-        </w:rPr>
-        <w:t>Therefore</w:t>
-      </w:r>
-      <w:proofErr w:type="gramEnd"/>
-      <w:r>
-        <w:rPr>
-          <w:rFonts w:ascii="Source Sans Pro" w:hAnsi="Source Sans Pro"/>
-        </w:rPr>
-        <w:t xml:space="preserve"> we achieve AC ripple current with varying frequencies and amplitudes in addition to DC current.</w:t>
+        <w:t>. Therefore we achieve AC ripple current with varying frequencies and amplitudes in addition to DC current.</w:t>
       </w:r>
     </w:p>
     <w:p>
@@ -396,43 +352,13 @@
           <w:b/>
           <w:bCs/>
         </w:rPr>
-        <w:t xml:space="preserve">Wideband Injection Transformer B-WIT </w:t>
-      </w:r>
-      <w:proofErr w:type="gramStart"/>
-      <w:r>
-        <w:rPr>
-          <w:rFonts w:ascii="Source Sans Pro" w:hAnsi="Source Sans Pro"/>
-          <w:b/>
-          <w:bCs/>
-        </w:rPr>
-        <w:t>100</w:t>
-      </w:r>
-      <w:r>
-        <w:rPr>
-          <w:rFonts w:ascii="Source Sans Pro" w:hAnsi="Source Sans Pro"/>
-        </w:rPr>
-        <w:t xml:space="preserve"> :</w:t>
-      </w:r>
-      <w:proofErr w:type="gramEnd"/>
-      <w:r>
-        <w:rPr>
-          <w:rFonts w:ascii="Source Sans Pro" w:hAnsi="Source Sans Pro"/>
-        </w:rPr>
-        <w:t xml:space="preserve"> injects differential-mode noise to test the </w:t>
-      </w:r>
-      <w:proofErr w:type="gramStart"/>
-      <w:r>
-        <w:rPr>
-          <w:rFonts w:ascii="Source Sans Pro" w:hAnsi="Source Sans Pro"/>
-        </w:rPr>
-        <w:t>diff</w:t>
-      </w:r>
-      <w:proofErr w:type="gramEnd"/>
-      <w:r>
-        <w:rPr>
-          <w:rFonts w:ascii="Source Sans Pro" w:hAnsi="Source Sans Pro"/>
-        </w:rPr>
-        <w:t xml:space="preserve">. </w:t>
+        <w:t>Wideband Injection Transformer B-WIT 100</w:t>
+      </w:r>
+      <w:r>
+        <w:rPr>
+          <w:rFonts w:ascii="Source Sans Pro" w:hAnsi="Source Sans Pro"/>
+        </w:rPr>
+        <w:t xml:space="preserve"> : injects differential-mode noise to test the diff. </w:t>
       </w:r>
       <w:proofErr w:type="spellStart"/>
       <w:r>
@@ -861,21 +787,7 @@
         <w:rPr>
           <w:rFonts w:ascii="Source Sans Pro" w:hAnsi="Source Sans Pro"/>
         </w:rPr>
-        <w:t xml:space="preserve">Vector Network Analyzer – Bode </w:t>
-      </w:r>
-      <w:proofErr w:type="gramStart"/>
-      <w:r>
-        <w:rPr>
-          <w:rFonts w:ascii="Source Sans Pro" w:hAnsi="Source Sans Pro"/>
-        </w:rPr>
-        <w:t>100 :</w:t>
-      </w:r>
-      <w:proofErr w:type="gramEnd"/>
-      <w:r>
-        <w:rPr>
-          <w:rFonts w:ascii="Source Sans Pro" w:hAnsi="Source Sans Pro"/>
-        </w:rPr>
-        <w:t xml:space="preserve"> </w:t>
+        <w:t xml:space="preserve">Vector Network Analyzer – Bode 100 : </w:t>
       </w:r>
       <w:r>
         <w:rPr>
@@ -1089,21 +1001,7 @@
         <w:rPr>
           <w:rFonts w:ascii="Source Sans Pro" w:hAnsi="Source Sans Pro"/>
         </w:rPr>
-        <w:t xml:space="preserve">Tektronix TBS 2000 Digital </w:t>
-      </w:r>
-      <w:proofErr w:type="gramStart"/>
-      <w:r>
-        <w:rPr>
-          <w:rFonts w:ascii="Source Sans Pro" w:hAnsi="Source Sans Pro"/>
-        </w:rPr>
-        <w:t>Oscilloscope :</w:t>
-      </w:r>
-      <w:proofErr w:type="gramEnd"/>
-      <w:r>
-        <w:rPr>
-          <w:rFonts w:ascii="Source Sans Pro" w:hAnsi="Source Sans Pro"/>
-        </w:rPr>
-        <w:t xml:space="preserve"> </w:t>
+        <w:t xml:space="preserve">Tektronix TBS 2000 Digital Oscilloscope : </w:t>
       </w:r>
     </w:p>
     <w:p>
@@ -1321,35 +1219,7 @@
         <w:rPr>
           <w:rFonts w:ascii="Source Sans Pro" w:hAnsi="Source Sans Pro"/>
         </w:rPr>
-        <w:t xml:space="preserve"> R2 and R5 resistors. Upon comparison, </w:t>
-      </w:r>
-      <w:proofErr w:type="gramStart"/>
-      <w:r>
-        <w:rPr>
-          <w:rFonts w:ascii="Source Sans Pro" w:hAnsi="Source Sans Pro"/>
-        </w:rPr>
-        <w:t>decided</w:t>
-      </w:r>
-      <w:proofErr w:type="gramEnd"/>
-      <w:r>
-        <w:rPr>
-          <w:rFonts w:ascii="Source Sans Pro" w:hAnsi="Source Sans Pro"/>
-        </w:rPr>
-        <w:t xml:space="preserve"> to remove them (replaced with 0 ohm resistors</w:t>
-      </w:r>
-      <w:proofErr w:type="gramStart"/>
-      <w:r>
-        <w:rPr>
-          <w:rFonts w:ascii="Source Sans Pro" w:hAnsi="Source Sans Pro"/>
-        </w:rPr>
-        <w:t>) .</w:t>
-      </w:r>
-      <w:proofErr w:type="gramEnd"/>
-      <w:r>
-        <w:rPr>
-          <w:rFonts w:ascii="Source Sans Pro" w:hAnsi="Source Sans Pro"/>
-        </w:rPr>
-        <w:t xml:space="preserve"> </w:t>
+        <w:t xml:space="preserve"> R2 and R5 resistors. Upon comparison, decided to remove them (replaced with 0 ohm resistors) . </w:t>
       </w:r>
       <w:r>
         <w:rPr>
@@ -1406,21 +1276,7 @@
         <w:rPr>
           <w:rFonts w:ascii="Source Sans Pro" w:hAnsi="Source Sans Pro"/>
         </w:rPr>
-        <w:t xml:space="preserve">- voltage rails to be -0.2V (LMM05) and +5.2V using switched regulator and </w:t>
-      </w:r>
-      <w:proofErr w:type="gramStart"/>
-      <w:r>
-        <w:rPr>
-          <w:rFonts w:ascii="Source Sans Pro" w:hAnsi="Source Sans Pro"/>
-        </w:rPr>
-        <w:t>a</w:t>
-      </w:r>
-      <w:proofErr w:type="gramEnd"/>
-      <w:r>
-        <w:rPr>
-          <w:rFonts w:ascii="Source Sans Pro" w:hAnsi="Source Sans Pro"/>
-        </w:rPr>
-        <w:t xml:space="preserve"> LDO </w:t>
+        <w:t xml:space="preserve">- voltage rails to be -0.2V (LMM05) and +5.2V using switched regulator and a LDO </w:t>
       </w:r>
     </w:p>
     <w:p>
@@ -1862,14 +1718,7 @@
         <w:rPr>
           <w:rFonts w:ascii="Source Sans Pro" w:hAnsi="Source Sans Pro"/>
         </w:rPr>
-        <w:t xml:space="preserve"> CP1003B Current Probe (Set to 5A Mode</w:t>
-      </w:r>
-      <w:proofErr w:type="gramStart"/>
-      <w:r>
-        <w:rPr>
-          <w:rFonts w:ascii="Source Sans Pro" w:hAnsi="Source Sans Pro"/>
-        </w:rPr>
-        <w:t xml:space="preserve">): </w:t>
+        <w:t xml:space="preserve"> CP1003B Current Probe (Set to 5A Mode): </w:t>
       </w:r>
       <w:r>
         <w:rPr>
@@ -1877,7 +1726,6 @@
         </w:rPr>
         <w:t>‐</w:t>
       </w:r>
-      <w:proofErr w:type="gramEnd"/>
       <w:r>
         <w:rPr>
           <w:rFonts w:ascii="Source Sans Pro" w:hAnsi="Source Sans Pro"/>
@@ -2128,14 +1976,7 @@
         <w:rPr>
           <w:rFonts w:ascii="Source Sans Pro" w:hAnsi="Source Sans Pro"/>
         </w:rPr>
-        <w:t xml:space="preserve">1. Current Measurement with </w:t>
-      </w:r>
-      <w:proofErr w:type="gramStart"/>
-      <w:r>
-        <w:rPr>
-          <w:rFonts w:ascii="Source Sans Pro" w:hAnsi="Source Sans Pro"/>
-        </w:rPr>
-        <w:t xml:space="preserve">CH1: </w:t>
+        <w:t xml:space="preserve">1. Current Measurement with CH1: </w:t>
       </w:r>
       <w:r>
         <w:rPr>
@@ -2143,7 +1984,6 @@
         </w:rPr>
         <w:t>‐</w:t>
       </w:r>
-      <w:proofErr w:type="gramEnd"/>
       <w:r>
         <w:rPr>
           <w:rFonts w:ascii="Source Sans Pro" w:hAnsi="Source Sans Pro"/>
@@ -2174,19 +2014,11 @@
         </w:rPr>
         <w:t xml:space="preserve"> Since the current probe outputs 1V for every 1A, a 1:1 ratio is appropriate. </w:t>
       </w:r>
-      <w:proofErr w:type="gramStart"/>
-      <w:r>
-        <w:rPr>
-          <w:rFonts w:ascii="Source Sans Pro" w:hAnsi="Source Sans Pro"/>
-        </w:rPr>
-        <w:t>So</w:t>
-      </w:r>
-      <w:proofErr w:type="gramEnd"/>
-      <w:r>
-        <w:rPr>
-          <w:rFonts w:ascii="Source Sans Pro" w:hAnsi="Source Sans Pro"/>
-        </w:rPr>
-        <w:t xml:space="preserve"> </w:t>
+      <w:r>
+        <w:rPr>
+          <w:rFonts w:ascii="Source Sans Pro" w:hAnsi="Source Sans Pro"/>
+        </w:rPr>
+        <w:t xml:space="preserve">So </w:t>
       </w:r>
       <w:r>
         <w:rPr>
@@ -2205,14 +2037,7 @@
         <w:rPr>
           <w:rFonts w:ascii="Source Sans Pro" w:hAnsi="Source Sans Pro"/>
         </w:rPr>
-        <w:t xml:space="preserve">2. Voltage Measurement with </w:t>
-      </w:r>
-      <w:proofErr w:type="gramStart"/>
-      <w:r>
-        <w:rPr>
-          <w:rFonts w:ascii="Source Sans Pro" w:hAnsi="Source Sans Pro"/>
-        </w:rPr>
-        <w:t xml:space="preserve">CH2: </w:t>
+        <w:t xml:space="preserve">2. Voltage Measurement with CH2: </w:t>
       </w:r>
       <w:r>
         <w:rPr>
@@ -2220,7 +2045,6 @@
         </w:rPr>
         <w:t>‐</w:t>
       </w:r>
-      <w:proofErr w:type="gramEnd"/>
       <w:r>
         <w:rPr>
           <w:rFonts w:ascii="Source Sans Pro" w:hAnsi="Source Sans Pro"/>
@@ -3195,19 +3019,11 @@
           <w:rFonts w:ascii="Source Sans Pro" w:hAnsi="Source Sans Pro"/>
         </w:rPr>
       </w:pPr>
-      <w:proofErr w:type="gramStart"/>
-      <w:r>
-        <w:rPr>
-          <w:rFonts w:ascii="Source Sans Pro" w:hAnsi="Source Sans Pro"/>
-        </w:rPr>
-        <w:t>Therefore</w:t>
-      </w:r>
-      <w:proofErr w:type="gramEnd"/>
-      <w:r>
-        <w:rPr>
-          <w:rFonts w:ascii="Source Sans Pro" w:hAnsi="Source Sans Pro"/>
-        </w:rPr>
-        <w:t xml:space="preserve"> we can obtain the impedance of the current sensor alone</w:t>
+      <w:r>
+        <w:rPr>
+          <w:rFonts w:ascii="Source Sans Pro" w:hAnsi="Source Sans Pro"/>
+        </w:rPr>
+        <w:t>Therefore we can obtain the impedance of the current sensor alone</w:t>
       </w:r>
     </w:p>
     <w:p>
@@ -3343,21 +3159,7 @@
         <w:rPr>
           <w:rFonts w:ascii="Source Sans Pro" w:hAnsi="Source Sans Pro"/>
         </w:rPr>
-        <w:t xml:space="preserve">) is contacted. Since maximum of 30 Amperes is targeted, we might go with </w:t>
-      </w:r>
-      <w:proofErr w:type="gramStart"/>
-      <w:r>
-        <w:rPr>
-          <w:rFonts w:ascii="Source Sans Pro" w:hAnsi="Source Sans Pro"/>
-        </w:rPr>
-        <w:t>lower</w:t>
-      </w:r>
-      <w:proofErr w:type="gramEnd"/>
-      <w:r>
-        <w:rPr>
-          <w:rFonts w:ascii="Source Sans Pro" w:hAnsi="Source Sans Pro"/>
-        </w:rPr>
-        <w:t xml:space="preserve"> rated current sensor, LEM.</w:t>
+        <w:t>) is contacted. Since maximum of 30 Amperes is targeted, we might go with lower rated current sensor, LEM.</w:t>
       </w:r>
     </w:p>
     <w:p>
@@ -3404,21 +3206,7 @@
         <w:rPr>
           <w:rFonts w:ascii="Source Sans Pro" w:hAnsi="Source Sans Pro"/>
         </w:rPr>
-        <w:t xml:space="preserve">LDO 24V-&gt;5V is removed. The voltage is step down from 24V to 6.5V, then to 5.2V. As a result, VCC of 5.2V is used for current </w:t>
-      </w:r>
-      <w:proofErr w:type="gramStart"/>
-      <w:r>
-        <w:rPr>
-          <w:rFonts w:ascii="Source Sans Pro" w:hAnsi="Source Sans Pro"/>
-        </w:rPr>
-        <w:t>sensor</w:t>
-      </w:r>
-      <w:proofErr w:type="gramEnd"/>
-      <w:r>
-        <w:rPr>
-          <w:rFonts w:ascii="Source Sans Pro" w:hAnsi="Source Sans Pro"/>
-        </w:rPr>
-        <w:t xml:space="preserve"> and diff. </w:t>
+        <w:t xml:space="preserve">LDO 24V-&gt;5V is removed. The voltage is step down from 24V to 6.5V, then to 5.2V. As a result, VCC of 5.2V is used for current sensor and diff. </w:t>
       </w:r>
       <w:proofErr w:type="spellStart"/>
       <w:r>
@@ -3434,19 +3222,11 @@
         </w:rPr>
         <w:t xml:space="preserve"> supply voltage. </w:t>
       </w:r>
-      <w:proofErr w:type="gramStart"/>
-      <w:r>
-        <w:rPr>
-          <w:rFonts w:ascii="Source Sans Pro" w:hAnsi="Source Sans Pro"/>
-        </w:rPr>
-        <w:t>Reason</w:t>
-      </w:r>
-      <w:proofErr w:type="gramEnd"/>
-      <w:r>
-        <w:rPr>
-          <w:rFonts w:ascii="Source Sans Pro" w:hAnsi="Source Sans Pro"/>
-        </w:rPr>
-        <w:t xml:space="preserve"> is that we have fully rail-to-rail signal</w:t>
+      <w:r>
+        <w:rPr>
+          <w:rFonts w:ascii="Source Sans Pro" w:hAnsi="Source Sans Pro"/>
+        </w:rPr>
+        <w:t>Reason is that we have fully rail-to-rail signal</w:t>
       </w:r>
       <w:r>
         <w:rPr>
@@ -3505,21 +3285,7 @@
         <w:rPr>
           <w:rFonts w:ascii="Source Sans Pro" w:hAnsi="Source Sans Pro"/>
         </w:rPr>
-        <w:t xml:space="preserve">With 2 oz copper weight, minimum track width is 0.16 mm, according to JLCPCB capabilities. -&gt; Differential route width </w:t>
-      </w:r>
-      <w:proofErr w:type="gramStart"/>
-      <w:r>
-        <w:rPr>
-          <w:rFonts w:ascii="Source Sans Pro" w:hAnsi="Source Sans Pro"/>
-        </w:rPr>
-        <w:t>are</w:t>
-      </w:r>
-      <w:proofErr w:type="gramEnd"/>
-      <w:r>
-        <w:rPr>
-          <w:rFonts w:ascii="Source Sans Pro" w:hAnsi="Source Sans Pro"/>
-        </w:rPr>
-        <w:t xml:space="preserve"> adjusted.</w:t>
+        <w:t>With 2 oz copper weight, minimum track width is 0.16 mm, according to JLCPCB capabilities. -&gt; Differential route width are adjusted.</w:t>
       </w:r>
     </w:p>
     <w:p>
@@ -3552,21 +3318,7 @@
         <w:rPr>
           <w:rFonts w:ascii="Source Sans Pro" w:hAnsi="Source Sans Pro"/>
         </w:rPr>
-        <w:t xml:space="preserve"> with more </w:t>
-      </w:r>
-      <w:proofErr w:type="gramStart"/>
-      <w:r>
-        <w:rPr>
-          <w:rFonts w:ascii="Source Sans Pro" w:hAnsi="Source Sans Pro"/>
-        </w:rPr>
-        <w:t>cross section</w:t>
-      </w:r>
-      <w:proofErr w:type="gramEnd"/>
-      <w:r>
-        <w:rPr>
-          <w:rFonts w:ascii="Source Sans Pro" w:hAnsi="Source Sans Pro"/>
-        </w:rPr>
-        <w:t xml:space="preserve"> area, better cooling, lower thermal resistance and better thermal performance</w:t>
+        <w:t xml:space="preserve"> with more cross section area, better cooling, lower thermal resistance and better thermal performance</w:t>
       </w:r>
     </w:p>
     <w:p>
@@ -3599,35 +3351,7 @@
         <w:rPr>
           <w:rFonts w:ascii="Source Sans Pro" w:hAnsi="Source Sans Pro"/>
         </w:rPr>
-        <w:t xml:space="preserve"> wider to 11mm. Channels are spread evenly for symmetry and maximum trace width is achieved to be around 12mm for each trace here. For worst case, Input current can be up to 75A. </w:t>
-      </w:r>
-      <w:proofErr w:type="gramStart"/>
-      <w:r>
-        <w:rPr>
-          <w:rFonts w:ascii="Source Sans Pro" w:hAnsi="Source Sans Pro"/>
-        </w:rPr>
-        <w:t>there</w:t>
-      </w:r>
-      <w:proofErr w:type="gramEnd"/>
-      <w:r>
-        <w:rPr>
-          <w:rFonts w:ascii="Source Sans Pro" w:hAnsi="Source Sans Pro"/>
-        </w:rPr>
-        <w:t xml:space="preserve"> are 4 layers stacked on top of each other, with each copper thickness being 2, this result in a thickness of 8 oz/ft^2 for each trace. This </w:t>
-      </w:r>
-      <w:proofErr w:type="gramStart"/>
-      <w:r>
-        <w:rPr>
-          <w:rFonts w:ascii="Source Sans Pro" w:hAnsi="Source Sans Pro"/>
-        </w:rPr>
-        <w:t>result</w:t>
-      </w:r>
-      <w:proofErr w:type="gramEnd"/>
-      <w:r>
-        <w:rPr>
-          <w:rFonts w:ascii="Source Sans Pro" w:hAnsi="Source Sans Pro"/>
-        </w:rPr>
-        <w:t xml:space="preserve"> in an expected temperature rise of 35 °C when 75A passes through, using IPC-2221 curve fitting</w:t>
+        <w:t xml:space="preserve"> wider to 11mm. Channels are spread evenly for symmetry and maximum trace width is achieved to be around 12mm for each trace here. For worst case, Input current can be up to 75A. there are 4 layers stacked on top of each other, with each copper thickness being 2, this result in a thickness of 8 oz/ft^2 for each trace. This result in an expected temperature rise of 35 °C when 75A passes through, using IPC-2221 curve fitting</w:t>
       </w:r>
     </w:p>
     <w:p>
@@ -3853,6 +3577,7 @@
       <w:r>
         <w:rPr>
           <w:rFonts w:ascii="Source Sans Pro" w:hAnsi="Source Sans Pro"/>
+          <w:noProof/>
         </w:rPr>
         <w:drawing>
           <wp:anchor distT="0" distB="0" distL="114300" distR="114300" simplePos="0" relativeHeight="251658240" behindDoc="1" locked="0" layoutInCell="1" allowOverlap="1" wp14:anchorId="47F7B7D6" wp14:editId="38E2FA30">
@@ -4272,6 +3997,7 @@
       <w:r>
         <w:rPr>
           <w:rFonts w:ascii="Source Sans Pro" w:hAnsi="Source Sans Pro"/>
+          <w:noProof/>
         </w:rPr>
         <w:drawing>
           <wp:inline distT="0" distB="0" distL="0" distR="0" wp14:anchorId="14732555" wp14:editId="2499982A">
@@ -4485,6 +4211,9 @@
             <m:t xml:space="preserve"> </m:t>
           </m:r>
           <m:r>
+            <m:rPr>
+              <m:sty m:val="p"/>
+            </m:rPr>
             <w:rPr>
               <w:rFonts w:ascii="Source Sans Pro" w:eastAsiaTheme="minorEastAsia" w:hAnsi="Source Sans Pro"/>
               <w:lang w:val="en-DE"/>
@@ -4713,25 +4442,7 @@
                   <w:szCs w:val="28"/>
                   <w:lang w:val="en-DE"/>
                 </w:rPr>
-                <m:t>(dBm/</m:t>
-              </m:r>
-              <m:r>
-                <w:rPr>
-                  <w:rFonts w:ascii="Cambria Math" w:hAnsi="Cambria Math"/>
-                  <w:sz w:val="28"/>
-                  <w:szCs w:val="28"/>
-                  <w:lang w:val="en-DE"/>
-                </w:rPr>
-                <m:t>2</m:t>
-              </m:r>
-              <m:r>
-                <w:rPr>
-                  <w:rFonts w:ascii="Cambria Math" w:hAnsi="Cambria Math"/>
-                  <w:sz w:val="28"/>
-                  <w:szCs w:val="28"/>
-                  <w:lang w:val="en-DE"/>
-                </w:rPr>
-                <m:t>0)</m:t>
+                <m:t>(dBm/20)</m:t>
               </m:r>
             </m:sup>
           </m:sSup>
@@ -4796,17 +4507,20 @@
           <w:szCs w:val="28"/>
           <w:lang w:val="en-DE"/>
         </w:rPr>
-        <w:t>13</w:t>
-      </w:r>
-      <w:r>
+        <w:t>13 dBm = 1 V</w:t>
+      </w:r>
+    </w:p>
+    <w:p>
+      <w:pPr>
+        <w:ind w:firstLine="720"/>
+        <w:jc w:val="both"/>
         <w:rPr>
           <w:rFonts w:ascii="Source Sans Pro" w:eastAsiaTheme="minorEastAsia" w:hAnsi="Source Sans Pro"/>
           <w:sz w:val="28"/>
           <w:szCs w:val="28"/>
           <w:lang w:val="en-DE"/>
         </w:rPr>
-        <w:t xml:space="preserve"> dBm = </w:t>
-      </w:r>
+      </w:pPr>
       <w:r>
         <w:rPr>
           <w:rFonts w:ascii="Source Sans Pro" w:eastAsiaTheme="minorEastAsia" w:hAnsi="Source Sans Pro"/>
@@ -4814,64 +4528,7 @@
           <w:szCs w:val="28"/>
           <w:lang w:val="en-DE"/>
         </w:rPr>
-        <w:t xml:space="preserve">1 </w:t>
-      </w:r>
-      <w:r>
-        <w:rPr>
-          <w:rFonts w:ascii="Source Sans Pro" w:eastAsiaTheme="minorEastAsia" w:hAnsi="Source Sans Pro"/>
-          <w:sz w:val="28"/>
-          <w:szCs w:val="28"/>
-          <w:lang w:val="en-DE"/>
-        </w:rPr>
-        <w:t>V</w:t>
-      </w:r>
-    </w:p>
-    <w:p>
-      <w:pPr>
-        <w:ind w:firstLine="720"/>
-        <w:jc w:val="both"/>
-        <w:rPr>
-          <w:rFonts w:ascii="Source Sans Pro" w:eastAsiaTheme="minorEastAsia" w:hAnsi="Source Sans Pro"/>
-          <w:sz w:val="28"/>
-          <w:szCs w:val="28"/>
-          <w:lang w:val="en-DE"/>
-        </w:rPr>
-      </w:pPr>
-      <w:r>
-        <w:rPr>
-          <w:rFonts w:ascii="Source Sans Pro" w:eastAsiaTheme="minorEastAsia" w:hAnsi="Source Sans Pro"/>
-          <w:sz w:val="28"/>
-          <w:szCs w:val="28"/>
-          <w:lang w:val="en-DE"/>
-        </w:rPr>
-        <w:t>15</w:t>
-      </w:r>
-      <w:r>
-        <w:rPr>
-          <w:rFonts w:ascii="Source Sans Pro" w:eastAsiaTheme="minorEastAsia" w:hAnsi="Source Sans Pro"/>
-          <w:sz w:val="28"/>
-          <w:szCs w:val="28"/>
-          <w:lang w:val="en-DE"/>
-        </w:rPr>
-        <w:t xml:space="preserve"> dBm = </w:t>
-      </w:r>
-      <w:r>
-        <w:rPr>
-          <w:rFonts w:ascii="Source Sans Pro" w:eastAsiaTheme="minorEastAsia" w:hAnsi="Source Sans Pro"/>
-          <w:sz w:val="28"/>
-          <w:szCs w:val="28"/>
-          <w:lang w:val="en-DE"/>
-        </w:rPr>
-        <w:t>1.26</w:t>
-      </w:r>
-      <w:r>
-        <w:rPr>
-          <w:rFonts w:ascii="Source Sans Pro" w:eastAsiaTheme="minorEastAsia" w:hAnsi="Source Sans Pro"/>
-          <w:sz w:val="28"/>
-          <w:szCs w:val="28"/>
-          <w:lang w:val="en-DE"/>
-        </w:rPr>
-        <w:t xml:space="preserve"> V</w:t>
+        <w:t>15 dBm = 1.26 V</w:t>
       </w:r>
     </w:p>
     <w:p>
@@ -4919,29 +4576,7 @@
           <w:szCs w:val="28"/>
           <w:lang w:val="en-DE"/>
         </w:rPr>
-        <w:t xml:space="preserve">Observed </w:t>
-      </w:r>
-      <w:r>
-        <w:rPr>
-          <w:rFonts w:ascii="Source Sans Pro" w:eastAsiaTheme="minorEastAsia" w:hAnsi="Source Sans Pro"/>
-          <w:b/>
-          <w:bCs/>
-          <w:sz w:val="28"/>
-          <w:szCs w:val="28"/>
-          <w:lang w:val="en-DE"/>
-        </w:rPr>
-        <w:t>Spitzenberger Output Current</w:t>
-      </w:r>
-      <w:r>
-        <w:rPr>
-          <w:rFonts w:ascii="Source Sans Pro" w:eastAsiaTheme="minorEastAsia" w:hAnsi="Source Sans Pro"/>
-          <w:b/>
-          <w:bCs/>
-          <w:sz w:val="28"/>
-          <w:szCs w:val="28"/>
-          <w:lang w:val="en-DE"/>
-        </w:rPr>
-        <w:t>:</w:t>
+        <w:t>Observed Spitzenberger Output Current:</w:t>
       </w:r>
     </w:p>
     <w:p>
@@ -5197,7 +4832,7 @@
       <w:pPr>
         <w:jc w:val="both"/>
         <w:rPr>
-          <w:rFonts w:ascii="Source Sans Pro" w:hAnsi="Source Sans Pro"/>
+          <w:rFonts w:ascii="Source Sans Pro" w:eastAsiaTheme="minorEastAsia" w:hAnsi="Source Sans Pro"/>
           <w:sz w:val="28"/>
           <w:szCs w:val="28"/>
           <w:lang w:val="en-DE"/>
@@ -5286,6 +4921,218 @@
           </m:sSub>
         </m:oMath>
       </m:oMathPara>
+    </w:p>
+    <w:p>
+      <w:pPr>
+        <w:jc w:val="both"/>
+        <w:rPr>
+          <w:rFonts w:ascii="Source Sans Pro" w:eastAsiaTheme="minorEastAsia" w:hAnsi="Source Sans Pro"/>
+          <w:sz w:val="28"/>
+          <w:szCs w:val="28"/>
+          <w:lang w:val="en-DE"/>
+        </w:rPr>
+      </w:pPr>
+    </w:p>
+    <w:p>
+      <w:pPr>
+        <w:jc w:val="both"/>
+        <w:rPr>
+          <w:rFonts w:ascii="Source Sans Pro" w:eastAsiaTheme="minorEastAsia" w:hAnsi="Source Sans Pro"/>
+          <w:b/>
+          <w:bCs/>
+          <w:sz w:val="28"/>
+          <w:szCs w:val="28"/>
+          <w:lang w:val="en-DE"/>
+        </w:rPr>
+      </w:pPr>
+      <w:r>
+        <w:rPr>
+          <w:rFonts w:ascii="Source Sans Pro" w:eastAsiaTheme="minorEastAsia" w:hAnsi="Source Sans Pro"/>
+          <w:b/>
+          <w:bCs/>
+          <w:sz w:val="28"/>
+          <w:szCs w:val="28"/>
+        </w:rPr>
+        <w:t>I-limit function in the Spitzenberger APS 1000</w:t>
+      </w:r>
+    </w:p>
+    <w:p>
+      <w:pPr>
+        <w:jc w:val="both"/>
+        <w:rPr>
+          <w:rFonts w:ascii="Source Sans Pro" w:eastAsiaTheme="minorEastAsia" w:hAnsi="Source Sans Pro"/>
+          <w:sz w:val="28"/>
+          <w:szCs w:val="28"/>
+          <w:lang w:val="en-DE"/>
+        </w:rPr>
+      </w:pPr>
+      <w:r>
+        <w:rPr>
+          <w:rFonts w:ascii="Source Sans Pro" w:eastAsiaTheme="minorEastAsia" w:hAnsi="Source Sans Pro"/>
+          <w:sz w:val="28"/>
+          <w:szCs w:val="28"/>
+        </w:rPr>
+        <w:t>The I-limit function in the Spitzenberger APS 1000 acts as a scaling factor that directly impacts the gain of the system by adjusting the maximum allowable output current. When set to a higher range (</w:t>
+      </w:r>
+      <w:r>
+        <w:rPr>
+          <w:rFonts w:ascii="Source Sans Pro" w:eastAsiaTheme="minorEastAsia" w:hAnsi="Source Sans Pro"/>
+          <w:sz w:val="28"/>
+          <w:szCs w:val="28"/>
+        </w:rPr>
+        <w:t>for example</w:t>
+      </w:r>
+      <w:r>
+        <w:rPr>
+          <w:rFonts w:ascii="Source Sans Pro" w:eastAsiaTheme="minorEastAsia" w:hAnsi="Source Sans Pro"/>
+          <w:sz w:val="28"/>
+          <w:szCs w:val="28"/>
+        </w:rPr>
+        <w:t xml:space="preserve"> 26.4</w:t>
+      </w:r>
+      <w:r>
+        <w:rPr>
+          <w:rFonts w:ascii="Source Sans Pro" w:eastAsiaTheme="minorEastAsia" w:hAnsi="Source Sans Pro"/>
+          <w:sz w:val="28"/>
+          <w:szCs w:val="28"/>
+        </w:rPr>
+        <w:t xml:space="preserve"> </w:t>
+      </w:r>
+      <w:proofErr w:type="spellStart"/>
+      <w:r>
+        <w:rPr>
+          <w:rFonts w:ascii="Source Sans Pro" w:eastAsiaTheme="minorEastAsia" w:hAnsi="Source Sans Pro"/>
+          <w:sz w:val="28"/>
+          <w:szCs w:val="28"/>
+        </w:rPr>
+        <w:t>A</w:t>
+      </w:r>
+      <w:r>
+        <w:rPr>
+          <w:rFonts w:ascii="Source Sans Pro" w:eastAsiaTheme="minorEastAsia" w:hAnsi="Source Sans Pro"/>
+          <w:sz w:val="28"/>
+          <w:szCs w:val="28"/>
+        </w:rPr>
+        <w:t>_</w:t>
+      </w:r>
+      <w:r>
+        <w:rPr>
+          <w:rFonts w:ascii="Source Sans Pro" w:eastAsiaTheme="minorEastAsia" w:hAnsi="Source Sans Pro"/>
+          <w:sz w:val="28"/>
+          <w:szCs w:val="28"/>
+        </w:rPr>
+        <w:t>peak</w:t>
+      </w:r>
+      <w:proofErr w:type="spellEnd"/>
+      <w:r>
+        <w:rPr>
+          <w:rFonts w:ascii="Source Sans Pro" w:eastAsiaTheme="minorEastAsia" w:hAnsi="Source Sans Pro"/>
+          <w:sz w:val="28"/>
+          <w:szCs w:val="28"/>
+        </w:rPr>
+        <w:t xml:space="preserve">), the amplifier provides a higher gain (~5.3 A/V), meaning a small input voltage results in a larger output current. </w:t>
+      </w:r>
+      <w:r>
+        <w:rPr>
+          <w:rFonts w:ascii="Source Sans Pro" w:eastAsiaTheme="minorEastAsia" w:hAnsi="Source Sans Pro"/>
+          <w:sz w:val="28"/>
+          <w:szCs w:val="28"/>
+        </w:rPr>
+        <w:t>When</w:t>
+      </w:r>
+      <w:r>
+        <w:rPr>
+          <w:rFonts w:ascii="Source Sans Pro" w:eastAsiaTheme="minorEastAsia" w:hAnsi="Source Sans Pro"/>
+          <w:sz w:val="28"/>
+          <w:szCs w:val="28"/>
+        </w:rPr>
+        <w:t xml:space="preserve"> the I-limit is reduced (</w:t>
+      </w:r>
+      <w:r>
+        <w:rPr>
+          <w:rFonts w:ascii="Source Sans Pro" w:eastAsiaTheme="minorEastAsia" w:hAnsi="Source Sans Pro"/>
+          <w:sz w:val="28"/>
+          <w:szCs w:val="28"/>
+        </w:rPr>
+        <w:t>for example</w:t>
+      </w:r>
+      <w:r>
+        <w:rPr>
+          <w:rFonts w:ascii="Source Sans Pro" w:eastAsiaTheme="minorEastAsia" w:hAnsi="Source Sans Pro"/>
+          <w:sz w:val="28"/>
+          <w:szCs w:val="28"/>
+        </w:rPr>
+        <w:t xml:space="preserve"> 3</w:t>
+      </w:r>
+      <w:r>
+        <w:rPr>
+          <w:rFonts w:ascii="Source Sans Pro" w:eastAsiaTheme="minorEastAsia" w:hAnsi="Source Sans Pro"/>
+          <w:sz w:val="28"/>
+          <w:szCs w:val="28"/>
+        </w:rPr>
+        <w:t xml:space="preserve"> </w:t>
+      </w:r>
+      <w:proofErr w:type="spellStart"/>
+      <w:r>
+        <w:rPr>
+          <w:rFonts w:ascii="Source Sans Pro" w:eastAsiaTheme="minorEastAsia" w:hAnsi="Source Sans Pro"/>
+          <w:sz w:val="28"/>
+          <w:szCs w:val="28"/>
+        </w:rPr>
+        <w:t>A</w:t>
+      </w:r>
+      <w:r>
+        <w:rPr>
+          <w:rFonts w:ascii="Source Sans Pro" w:eastAsiaTheme="minorEastAsia" w:hAnsi="Source Sans Pro"/>
+          <w:sz w:val="28"/>
+          <w:szCs w:val="28"/>
+        </w:rPr>
+        <w:t>_</w:t>
+      </w:r>
+      <w:r>
+        <w:rPr>
+          <w:rFonts w:ascii="Source Sans Pro" w:eastAsiaTheme="minorEastAsia" w:hAnsi="Source Sans Pro"/>
+          <w:sz w:val="28"/>
+          <w:szCs w:val="28"/>
+        </w:rPr>
+        <w:t>peak</w:t>
+      </w:r>
+      <w:proofErr w:type="spellEnd"/>
+      <w:r>
+        <w:rPr>
+          <w:rFonts w:ascii="Source Sans Pro" w:eastAsiaTheme="minorEastAsia" w:hAnsi="Source Sans Pro"/>
+          <w:sz w:val="28"/>
+          <w:szCs w:val="28"/>
+        </w:rPr>
+        <w:t xml:space="preserve">), the system constrains the maximum current output, leading to a lower gain (~0.60 A/V). This setting </w:t>
+      </w:r>
+      <w:r>
+        <w:rPr>
+          <w:rFonts w:ascii="Source Sans Pro" w:eastAsiaTheme="minorEastAsia" w:hAnsi="Source Sans Pro"/>
+          <w:sz w:val="28"/>
+          <w:szCs w:val="28"/>
+        </w:rPr>
+        <w:t>leads to</w:t>
+      </w:r>
+      <w:r>
+        <w:rPr>
+          <w:rFonts w:ascii="Source Sans Pro" w:eastAsiaTheme="minorEastAsia" w:hAnsi="Source Sans Pro"/>
+          <w:sz w:val="28"/>
+          <w:szCs w:val="28"/>
+        </w:rPr>
+        <w:t xml:space="preserve"> better resolution and linearity for low-current measurements while preventing excessive output when lower currents are required.</w:t>
+      </w:r>
+    </w:p>
+    <w:p>
+      <w:pPr>
+        <w:jc w:val="both"/>
+        <w:rPr>
+          <w:rFonts w:ascii="Source Sans Pro" w:hAnsi="Source Sans Pro"/>
+          <w:sz w:val="28"/>
+          <w:szCs w:val="28"/>
+          <w:lang w:val="en-DE"/>
+        </w:rPr>
+      </w:pPr>
     </w:p>
     <w:sectPr>
       <w:pgSz w:w="11906" w:h="16838" w:code="9"/>
